--- a/Final_Documentation/myMechanic.docx
+++ b/Final_Documentation/myMechanic.docx
@@ -35,43 +35,55 @@
     </w:p>
     <w:p>
       <w:pPr>
-        <w:rPr>
-          <w:rFonts w:ascii="Times New Roman" w:hAnsi="Times New Roman" w:cs="Times New Roman"/>
-        </w:rPr>
-      </w:pPr>
-      <w:r>
-        <w:rPr>
-          <w:rFonts w:ascii="Times New Roman" w:hAnsi="Times New Roman" w:cs="Times New Roman"/>
-          <w:b/>
-          <w:bCs/>
-        </w:rPr>
-        <w:t>M</w:t>
-      </w:r>
-      <w:r>
-        <w:rPr>
-          <w:rFonts w:ascii="Times New Roman" w:hAnsi="Times New Roman" w:cs="Times New Roman"/>
-        </w:rPr>
-        <w:t xml:space="preserve">y Mechanic is a cross-platform mobile application designed to bridge the gap between vehicle owners and auto mechanics. Built using </w:t>
-      </w:r>
-      <w:r>
-        <w:rPr>
-          <w:rFonts w:ascii="Times New Roman" w:hAnsi="Times New Roman" w:cs="Times New Roman"/>
-          <w:b/>
-          <w:bCs/>
-        </w:rPr>
-        <w:t>Flutter</w:t>
-      </w:r>
-      <w:r>
-        <w:rPr>
-          <w:rFonts w:ascii="Times New Roman" w:hAnsi="Times New Roman" w:cs="Times New Roman"/>
-        </w:rPr>
-        <w:t xml:space="preserve"> for a seamless UI and </w:t>
-      </w:r>
+        <w:pStyle w:val="ListParagraph"/>
+        <w:numPr>
+          <w:ilvl w:val="0"/>
+          <w:numId w:val="29"/>
+        </w:numPr>
+        <w:rPr>
+          <w:rFonts w:ascii="Times New Roman" w:hAnsi="Times New Roman" w:cs="Times New Roman"/>
+          <w:b/>
+          <w:bCs/>
+          <w:sz w:val="32"/>
+          <w:szCs w:val="32"/>
+        </w:rPr>
+      </w:pPr>
+      <w:r>
+        <w:rPr>
+          <w:rFonts w:ascii="Times New Roman" w:hAnsi="Times New Roman" w:cs="Times New Roman"/>
+          <w:b/>
+          <w:bCs/>
+          <w:sz w:val="32"/>
+          <w:szCs w:val="32"/>
+        </w:rPr>
+        <w:t>Project Title and Description</w:t>
+      </w:r>
+    </w:p>
+    <w:p>
+      <w:pPr>
+        <w:rPr>
+          <w:rFonts w:ascii="Times New Roman" w:hAnsi="Times New Roman" w:cs="Times New Roman"/>
+        </w:rPr>
+      </w:pPr>
       <w:proofErr w:type="spellStart"/>
       <w:r>
         <w:rPr>
           <w:rFonts w:ascii="Times New Roman" w:hAnsi="Times New Roman" w:cs="Times New Roman"/>
         </w:rPr>
+        <w:t>MyMechanic</w:t>
+      </w:r>
+      <w:proofErr w:type="spellEnd"/>
+      <w:r>
+        <w:rPr>
+          <w:rFonts w:ascii="Times New Roman" w:hAnsi="Times New Roman" w:cs="Times New Roman"/>
+        </w:rPr>
+        <w:t xml:space="preserve"> is a cross-platform mobile application designed to bridge the gap between vehicle owners and auto mechanics. Built using Flutter for a seamless UI and </w:t>
+      </w:r>
+      <w:proofErr w:type="spellStart"/>
+      <w:r>
+        <w:rPr>
+          <w:rFonts w:ascii="Times New Roman" w:hAnsi="Times New Roman" w:cs="Times New Roman"/>
+        </w:rPr>
         <w:t>Supabase</w:t>
       </w:r>
       <w:proofErr w:type="spellEnd"/>
@@ -105,10 +117,65 @@
     </w:p>
     <w:p>
       <w:pPr>
-        <w:rPr>
-          <w:rFonts w:ascii="Times New Roman" w:hAnsi="Times New Roman" w:cs="Times New Roman"/>
-          <w:b/>
-          <w:bCs/>
+        <w:pStyle w:val="ListParagraph"/>
+        <w:numPr>
+          <w:ilvl w:val="0"/>
+          <w:numId w:val="29"/>
+        </w:numPr>
+        <w:rPr>
+          <w:rFonts w:ascii="Times New Roman" w:hAnsi="Times New Roman" w:cs="Times New Roman"/>
+          <w:b/>
+          <w:bCs/>
+          <w:sz w:val="32"/>
+          <w:szCs w:val="32"/>
+        </w:rPr>
+      </w:pPr>
+      <w:r>
+        <w:rPr>
+          <w:rFonts w:ascii="Times New Roman" w:hAnsi="Times New Roman" w:cs="Times New Roman"/>
+          <w:b/>
+          <w:bCs/>
+          <w:sz w:val="32"/>
+          <w:szCs w:val="32"/>
+        </w:rPr>
+        <w:t>UML User Case</w:t>
+      </w:r>
+      <w:r>
+        <w:rPr>
+          <w:rFonts w:ascii="Times New Roman" w:hAnsi="Times New Roman" w:cs="Times New Roman"/>
+          <w:b/>
+          <w:bCs/>
+          <w:sz w:val="32"/>
+          <w:szCs w:val="32"/>
+        </w:rPr>
+        <w:t>s</w:t>
+      </w:r>
+      <w:r>
+        <w:rPr>
+          <w:rFonts w:ascii="Times New Roman" w:hAnsi="Times New Roman" w:cs="Times New Roman"/>
+          <w:b/>
+          <w:bCs/>
+          <w:sz w:val="32"/>
+          <w:szCs w:val="32"/>
+        </w:rPr>
+        <w:t xml:space="preserve"> Diagram</w:t>
+      </w:r>
+      <w:r>
+        <w:rPr>
+          <w:rFonts w:ascii="Times New Roman" w:hAnsi="Times New Roman" w:cs="Times New Roman"/>
+          <w:b/>
+          <w:bCs/>
+          <w:sz w:val="32"/>
+          <w:szCs w:val="32"/>
+        </w:rPr>
+        <w:t>s</w:t>
+      </w:r>
+    </w:p>
+    <w:p>
+      <w:pPr>
+        <w:rPr>
+          <w:rFonts w:ascii="Times New Roman" w:hAnsi="Times New Roman" w:cs="Times New Roman"/>
+          <w:b/>
           <w:sz w:val="28"/>
           <w:szCs w:val="28"/>
         </w:rPr>
@@ -117,962 +184,90 @@
         <w:rPr>
           <w:rFonts w:ascii="Times New Roman" w:hAnsi="Times New Roman" w:cs="Times New Roman"/>
           <w:b/>
-          <w:bCs/>
           <w:sz w:val="28"/>
           <w:szCs w:val="28"/>
         </w:rPr>
-        <w:t>UML User Case</w:t>
-      </w:r>
-      <w:r>
-        <w:rPr>
-          <w:rFonts w:ascii="Times New Roman" w:hAnsi="Times New Roman" w:cs="Times New Roman"/>
-          <w:b/>
-          <w:bCs/>
+        <w:t xml:space="preserve">2.1 </w:t>
+      </w:r>
+      <w:r>
+        <w:rPr>
+          <w:rFonts w:ascii="Times New Roman" w:hAnsi="Times New Roman" w:cs="Times New Roman"/>
+          <w:b/>
           <w:sz w:val="28"/>
           <w:szCs w:val="28"/>
         </w:rPr>
-        <w:t>s</w:t>
-      </w:r>
-      <w:r>
-        <w:rPr>
-          <w:rFonts w:ascii="Times New Roman" w:hAnsi="Times New Roman" w:cs="Times New Roman"/>
-          <w:b/>
-          <w:bCs/>
+        <w:t>Mechanic/Client</w:t>
+      </w:r>
+      <w:r>
+        <w:rPr>
+          <w:rFonts w:ascii="Times New Roman" w:hAnsi="Times New Roman" w:cs="Times New Roman"/>
+          <w:b/>
           <w:sz w:val="28"/>
           <w:szCs w:val="28"/>
         </w:rPr>
-        <w:t xml:space="preserve"> Diagram</w:t>
-      </w:r>
-      <w:r>
-        <w:rPr>
-          <w:rFonts w:ascii="Times New Roman" w:hAnsi="Times New Roman" w:cs="Times New Roman"/>
-          <w:b/>
-          <w:bCs/>
+        <w:t xml:space="preserve"> Sign </w:t>
+      </w:r>
+      <w:proofErr w:type="gramStart"/>
+      <w:r>
+        <w:rPr>
+          <w:rFonts w:ascii="Times New Roman" w:hAnsi="Times New Roman" w:cs="Times New Roman"/>
+          <w:b/>
           <w:sz w:val="28"/>
           <w:szCs w:val="28"/>
         </w:rPr>
-        <w:t>s</w:t>
-      </w:r>
-    </w:p>
-    <w:p>
-      <w:pPr>
-        <w:rPr>
-          <w:rFonts w:ascii="Times New Roman" w:hAnsi="Times New Roman" w:cs="Times New Roman"/>
-          <w:b/>
-          <w:bCs/>
-        </w:rPr>
-      </w:pPr>
-      <w:r>
-        <w:rPr>
-          <w:rFonts w:ascii="Times New Roman" w:hAnsi="Times New Roman" w:cs="Times New Roman"/>
-          <w:b/>
-          <w:bCs/>
-        </w:rPr>
-        <w:t xml:space="preserve">Mechanic </w:t>
-      </w:r>
-    </w:p>
-    <w:p>
-      <w:pPr>
-        <w:rPr>
-          <w:rFonts w:ascii="Times New Roman" w:hAnsi="Times New Roman" w:cs="Times New Roman"/>
-        </w:rPr>
-      </w:pPr>
-      <w:r>
-        <w:rPr>
-          <w:rFonts w:ascii="Times New Roman" w:hAnsi="Times New Roman" w:cs="Times New Roman"/>
-        </w:rPr>
-        <w:t xml:space="preserve">This use case describes the process by which a service provider (Mechanic) creates a new account within the </w:t>
-      </w:r>
-      <w:proofErr w:type="spellStart"/>
-      <w:r>
-        <w:rPr>
-          <w:rFonts w:ascii="Times New Roman" w:hAnsi="Times New Roman" w:cs="Times New Roman"/>
-        </w:rPr>
-        <w:t>MyMechanic</w:t>
-      </w:r>
-      <w:proofErr w:type="spellEnd"/>
-      <w:r>
-        <w:rPr>
-          <w:rFonts w:ascii="Times New Roman" w:hAnsi="Times New Roman" w:cs="Times New Roman"/>
-        </w:rPr>
-        <w:t xml:space="preserve"> application. The process distinguishes between critical identity information required for authentication and supplementary profile details used for business listing.</w:t>
-      </w:r>
-    </w:p>
-    <w:p>
-      <w:pPr>
-        <w:jc w:val="center"/>
-        <w:rPr>
-          <w:rFonts w:ascii="Times New Roman" w:hAnsi="Times New Roman" w:cs="Times New Roman"/>
-        </w:rPr>
-      </w:pPr>
-      <w:r>
-        <w:rPr>
-          <w:rFonts w:ascii="Times New Roman" w:hAnsi="Times New Roman" w:cs="Times New Roman"/>
+        <w:t>In</w:t>
+      </w:r>
+      <w:proofErr w:type="gramEnd"/>
+      <w:r>
+        <w:rPr>
+          <w:rFonts w:ascii="Times New Roman" w:hAnsi="Times New Roman" w:cs="Times New Roman"/>
+          <w:b/>
+          <w:sz w:val="28"/>
+          <w:szCs w:val="28"/>
+        </w:rPr>
+        <w:t xml:space="preserve"> and Delete Account</w:t>
+      </w:r>
+    </w:p>
+    <w:p>
+      <w:pPr>
+        <w:rPr>
+          <w:rFonts w:ascii="Times New Roman" w:hAnsi="Times New Roman" w:cs="Times New Roman"/>
+        </w:rPr>
+      </w:pPr>
+      <w:r>
+        <w:rPr>
+          <w:rFonts w:ascii="Times New Roman" w:hAnsi="Times New Roman" w:cs="Times New Roman"/>
+        </w:rPr>
+        <w:t xml:space="preserve">This section details the critical security features for accessing the application and managing account existence. These use cases are universal and apply to the generic </w:t>
+      </w:r>
+      <w:r>
+        <w:rPr>
+          <w:rFonts w:ascii="Times New Roman" w:hAnsi="Times New Roman" w:cs="Times New Roman"/>
+          <w:b/>
+          <w:bCs/>
+        </w:rPr>
+        <w:t>User</w:t>
+      </w:r>
+      <w:r>
+        <w:rPr>
+          <w:rFonts w:ascii="Times New Roman" w:hAnsi="Times New Roman" w:cs="Times New Roman"/>
+        </w:rPr>
+        <w:t xml:space="preserve"> actor (encompassing both Mechanics and Clients).</w:t>
+      </w:r>
+    </w:p>
+    <w:p>
+      <w:pPr>
+        <w:rPr>
+          <w:rFonts w:ascii="Times New Roman" w:hAnsi="Times New Roman" w:cs="Times New Roman"/>
+        </w:rPr>
+      </w:pPr>
+      <w:r>
+        <w:rPr>
+          <w:rFonts w:ascii="Times New Roman" w:hAnsi="Times New Roman" w:cs="Times New Roman"/>
+          <w:noProof/>
         </w:rPr>
         <w:drawing>
-          <wp:inline distT="0" distB="0" distL="0" distR="0" wp14:anchorId="01E13918" wp14:editId="124BE6E5">
-            <wp:extent cx="4572000" cy="4005155"/>
-            <wp:effectExtent l="0" t="0" r="0" b="0"/>
-            <wp:docPr id="979892608" name="Picture 1"/>
-            <wp:cNvGraphicFramePr>
-              <a:graphicFrameLocks xmlns:a="http://schemas.openxmlformats.org/drawingml/2006/main" noChangeAspect="1"/>
-            </wp:cNvGraphicFramePr>
-            <a:graphic xmlns:a="http://schemas.openxmlformats.org/drawingml/2006/main">
-              <a:graphicData uri="http://schemas.openxmlformats.org/drawingml/2006/picture">
-                <pic:pic xmlns:pic="http://schemas.openxmlformats.org/drawingml/2006/picture">
-                  <pic:nvPicPr>
-                    <pic:cNvPr id="979892608" name=""/>
-                    <pic:cNvPicPr/>
-                  </pic:nvPicPr>
-                  <pic:blipFill>
-                    <a:blip r:embed="rId5"/>
-                    <a:stretch>
-                      <a:fillRect/>
-                    </a:stretch>
-                  </pic:blipFill>
-                  <pic:spPr>
-                    <a:xfrm>
-                      <a:off x="0" y="0"/>
-                      <a:ext cx="4578371" cy="4010736"/>
-                    </a:xfrm>
-                    <a:prstGeom prst="rect">
-                      <a:avLst/>
-                    </a:prstGeom>
-                  </pic:spPr>
-                </pic:pic>
-              </a:graphicData>
-            </a:graphic>
-          </wp:inline>
-        </w:drawing>
-      </w:r>
-    </w:p>
-    <w:p>
-      <w:pPr>
-        <w:rPr>
-          <w:rFonts w:ascii="Times New Roman" w:hAnsi="Times New Roman" w:cs="Times New Roman"/>
-          <w:b/>
-          <w:bCs/>
-        </w:rPr>
-      </w:pPr>
-      <w:r>
-        <w:rPr>
-          <w:rFonts w:ascii="Times New Roman" w:hAnsi="Times New Roman" w:cs="Times New Roman"/>
-          <w:b/>
-          <w:bCs/>
-        </w:rPr>
-        <w:t>Actors</w:t>
-      </w:r>
-    </w:p>
-    <w:p>
-      <w:pPr>
-        <w:rPr>
-          <w:rFonts w:ascii="Times New Roman" w:hAnsi="Times New Roman" w:cs="Times New Roman"/>
-        </w:rPr>
-      </w:pPr>
-      <w:r>
-        <w:rPr>
-          <w:rFonts w:ascii="Times New Roman" w:hAnsi="Times New Roman" w:cs="Times New Roman"/>
-          <w:b/>
-          <w:bCs/>
-        </w:rPr>
-        <w:t>Mechanic</w:t>
-      </w:r>
-      <w:r>
-        <w:rPr>
-          <w:rFonts w:ascii="Times New Roman" w:hAnsi="Times New Roman" w:cs="Times New Roman"/>
-        </w:rPr>
-        <w:t xml:space="preserve">: A service provider looking to list their services and accept appointments via </w:t>
-      </w:r>
-      <w:r>
-        <w:rPr>
-          <w:rFonts w:ascii="Times New Roman" w:hAnsi="Times New Roman" w:cs="Times New Roman"/>
-        </w:rPr>
-        <w:t>application</w:t>
-      </w:r>
-      <w:r>
-        <w:rPr>
-          <w:rFonts w:ascii="Times New Roman" w:hAnsi="Times New Roman" w:cs="Times New Roman"/>
-        </w:rPr>
-        <w:t>.</w:t>
-      </w:r>
-    </w:p>
-    <w:p>
-      <w:pPr>
-        <w:rPr>
-          <w:rFonts w:ascii="Times New Roman" w:hAnsi="Times New Roman" w:cs="Times New Roman"/>
-          <w:b/>
-          <w:bCs/>
-        </w:rPr>
-      </w:pPr>
-      <w:r>
-        <w:rPr>
-          <w:rFonts w:ascii="Times New Roman" w:hAnsi="Times New Roman" w:cs="Times New Roman"/>
-          <w:b/>
-          <w:bCs/>
-        </w:rPr>
-        <w:t>Preconditions</w:t>
-      </w:r>
-    </w:p>
-    <w:p>
-      <w:pPr>
-        <w:numPr>
-          <w:ilvl w:val="0"/>
-          <w:numId w:val="7"/>
-        </w:numPr>
-        <w:rPr>
-          <w:rFonts w:ascii="Times New Roman" w:hAnsi="Times New Roman" w:cs="Times New Roman"/>
-        </w:rPr>
-      </w:pPr>
-      <w:r>
-        <w:rPr>
-          <w:rFonts w:ascii="Times New Roman" w:hAnsi="Times New Roman" w:cs="Times New Roman"/>
-        </w:rPr>
-        <w:t>The user has downloaded the application.</w:t>
-      </w:r>
-    </w:p>
-    <w:p>
-      <w:pPr>
-        <w:numPr>
-          <w:ilvl w:val="0"/>
-          <w:numId w:val="7"/>
-        </w:numPr>
-        <w:rPr>
-          <w:rFonts w:ascii="Times New Roman" w:hAnsi="Times New Roman" w:cs="Times New Roman"/>
-        </w:rPr>
-      </w:pPr>
-      <w:r>
-        <w:rPr>
-          <w:rFonts w:ascii="Times New Roman" w:hAnsi="Times New Roman" w:cs="Times New Roman"/>
-        </w:rPr>
-        <w:t>The user is not currently logged in.</w:t>
-      </w:r>
-    </w:p>
-    <w:p>
-      <w:pPr>
-        <w:rPr>
-          <w:rFonts w:ascii="Times New Roman" w:hAnsi="Times New Roman" w:cs="Times New Roman"/>
-        </w:rPr>
-      </w:pPr>
-    </w:p>
-    <w:p>
-      <w:pPr>
-        <w:rPr>
-          <w:rFonts w:ascii="Times New Roman" w:hAnsi="Times New Roman" w:cs="Times New Roman"/>
-          <w:b/>
-          <w:bCs/>
-        </w:rPr>
-      </w:pPr>
-      <w:r>
-        <w:rPr>
-          <w:rFonts w:ascii="Times New Roman" w:hAnsi="Times New Roman" w:cs="Times New Roman"/>
-          <w:b/>
-          <w:bCs/>
-        </w:rPr>
-        <w:t>Flow of Events</w:t>
-      </w:r>
-    </w:p>
-    <w:p>
-      <w:pPr>
-        <w:rPr>
-          <w:rFonts w:ascii="Times New Roman" w:hAnsi="Times New Roman" w:cs="Times New Roman"/>
-          <w:b/>
-          <w:bCs/>
-        </w:rPr>
-      </w:pPr>
-      <w:r>
-        <w:rPr>
-          <w:rFonts w:ascii="Times New Roman" w:hAnsi="Times New Roman" w:cs="Times New Roman"/>
-          <w:b/>
-          <w:bCs/>
-        </w:rPr>
-        <w:t>A. Basic Flow (Mandatory Registration)</w:t>
-      </w:r>
-    </w:p>
-    <w:p>
-      <w:pPr>
-        <w:rPr>
-          <w:rFonts w:ascii="Times New Roman" w:hAnsi="Times New Roman" w:cs="Times New Roman"/>
-        </w:rPr>
-      </w:pPr>
-      <w:r>
-        <w:rPr>
-          <w:rFonts w:ascii="Times New Roman" w:hAnsi="Times New Roman" w:cs="Times New Roman"/>
-        </w:rPr>
-        <w:t xml:space="preserve">The "Sign Up" process </w:t>
-      </w:r>
-      <w:r>
-        <w:rPr>
-          <w:rFonts w:ascii="Times New Roman" w:hAnsi="Times New Roman" w:cs="Times New Roman"/>
-          <w:b/>
-          <w:bCs/>
-        </w:rPr>
-        <w:t>includes</w:t>
-      </w:r>
-      <w:r>
-        <w:rPr>
-          <w:rFonts w:ascii="Times New Roman" w:hAnsi="Times New Roman" w:cs="Times New Roman"/>
-        </w:rPr>
-        <w:t xml:space="preserve"> the collection of essential credentials. The system shall not create an account record unless the following data points are provided and validated:</w:t>
-      </w:r>
-    </w:p>
-    <w:p>
-      <w:pPr>
-        <w:numPr>
-          <w:ilvl w:val="0"/>
-          <w:numId w:val="8"/>
-        </w:numPr>
-        <w:rPr>
-          <w:rFonts w:ascii="Times New Roman" w:hAnsi="Times New Roman" w:cs="Times New Roman"/>
-        </w:rPr>
-      </w:pPr>
-      <w:r>
-        <w:rPr>
-          <w:rFonts w:ascii="Times New Roman" w:hAnsi="Times New Roman" w:cs="Times New Roman"/>
-          <w:b/>
-          <w:bCs/>
-        </w:rPr>
-        <w:t>Enter Email:</w:t>
-      </w:r>
-      <w:r>
-        <w:rPr>
-          <w:rFonts w:ascii="Times New Roman" w:hAnsi="Times New Roman" w:cs="Times New Roman"/>
-        </w:rPr>
-        <w:t xml:space="preserve"> Used as the unique identifier for the account.</w:t>
-      </w:r>
-    </w:p>
-    <w:p>
-      <w:pPr>
-        <w:numPr>
-          <w:ilvl w:val="0"/>
-          <w:numId w:val="8"/>
-        </w:numPr>
-        <w:rPr>
-          <w:rFonts w:ascii="Times New Roman" w:hAnsi="Times New Roman" w:cs="Times New Roman"/>
-        </w:rPr>
-      </w:pPr>
-      <w:r>
-        <w:rPr>
-          <w:rFonts w:ascii="Times New Roman" w:hAnsi="Times New Roman" w:cs="Times New Roman"/>
-          <w:b/>
-          <w:bCs/>
-        </w:rPr>
-        <w:t>Enter Password:</w:t>
-      </w:r>
-      <w:r>
-        <w:rPr>
-          <w:rFonts w:ascii="Times New Roman" w:hAnsi="Times New Roman" w:cs="Times New Roman"/>
-        </w:rPr>
-        <w:t xml:space="preserve"> Used for secure authentication.</w:t>
-      </w:r>
-    </w:p>
-    <w:p>
-      <w:pPr>
-        <w:numPr>
-          <w:ilvl w:val="0"/>
-          <w:numId w:val="8"/>
-        </w:numPr>
-        <w:rPr>
-          <w:rFonts w:ascii="Times New Roman" w:hAnsi="Times New Roman" w:cs="Times New Roman"/>
-        </w:rPr>
-      </w:pPr>
-      <w:r>
-        <w:rPr>
-          <w:rFonts w:ascii="Times New Roman" w:hAnsi="Times New Roman" w:cs="Times New Roman"/>
-          <w:b/>
-          <w:bCs/>
-        </w:rPr>
-        <w:t>Enter Phone Number:</w:t>
-      </w:r>
-      <w:r>
-        <w:rPr>
-          <w:rFonts w:ascii="Times New Roman" w:hAnsi="Times New Roman" w:cs="Times New Roman"/>
-        </w:rPr>
-        <w:t xml:space="preserve"> Required for two-factor authentication (if applicable) and contact purposes.</w:t>
-      </w:r>
-    </w:p>
-    <w:p>
-      <w:pPr>
-        <w:numPr>
-          <w:ilvl w:val="0"/>
-          <w:numId w:val="8"/>
-        </w:numPr>
-        <w:rPr>
-          <w:rFonts w:ascii="Times New Roman" w:hAnsi="Times New Roman" w:cs="Times New Roman"/>
-        </w:rPr>
-      </w:pPr>
-      <w:r>
-        <w:rPr>
-          <w:rFonts w:ascii="Times New Roman" w:hAnsi="Times New Roman" w:cs="Times New Roman"/>
-          <w:b/>
-          <w:bCs/>
-        </w:rPr>
-        <w:t>Enter Business Name:</w:t>
-      </w:r>
-      <w:r>
-        <w:rPr>
-          <w:rFonts w:ascii="Times New Roman" w:hAnsi="Times New Roman" w:cs="Times New Roman"/>
-        </w:rPr>
-        <w:t xml:space="preserve"> The display name shown to customers.</w:t>
-      </w:r>
-    </w:p>
-    <w:p>
-      <w:pPr>
-        <w:ind w:left="360"/>
-        <w:rPr>
-          <w:rFonts w:ascii="Times New Roman" w:hAnsi="Times New Roman" w:cs="Times New Roman"/>
-        </w:rPr>
-      </w:pPr>
-    </w:p>
-    <w:p>
-      <w:pPr>
-        <w:rPr>
-          <w:rFonts w:ascii="Times New Roman" w:hAnsi="Times New Roman" w:cs="Times New Roman"/>
-          <w:b/>
-          <w:bCs/>
-        </w:rPr>
-      </w:pPr>
-      <w:r>
-        <w:rPr>
-          <w:rFonts w:ascii="Times New Roman" w:hAnsi="Times New Roman" w:cs="Times New Roman"/>
-          <w:b/>
-          <w:bCs/>
-        </w:rPr>
-        <w:t>B. Extended Flow (Profile Completion)</w:t>
-      </w:r>
-    </w:p>
-    <w:p>
-      <w:pPr>
-        <w:rPr>
-          <w:rFonts w:ascii="Times New Roman" w:hAnsi="Times New Roman" w:cs="Times New Roman"/>
-        </w:rPr>
-      </w:pPr>
-      <w:r>
-        <w:rPr>
-          <w:rFonts w:ascii="Times New Roman" w:hAnsi="Times New Roman" w:cs="Times New Roman"/>
-        </w:rPr>
-        <w:t xml:space="preserve">The registration process may be </w:t>
-      </w:r>
-      <w:r>
-        <w:rPr>
-          <w:rFonts w:ascii="Times New Roman" w:hAnsi="Times New Roman" w:cs="Times New Roman"/>
-          <w:b/>
-          <w:bCs/>
-        </w:rPr>
-        <w:t>extended</w:t>
-      </w:r>
-      <w:r>
-        <w:rPr>
-          <w:rFonts w:ascii="Times New Roman" w:hAnsi="Times New Roman" w:cs="Times New Roman"/>
-        </w:rPr>
-        <w:t xml:space="preserve"> to include professional details. These fields enrich the mechanic's profile but are not strictly blocking for the initial account creation:</w:t>
-      </w:r>
-    </w:p>
-    <w:p>
-      <w:pPr>
-        <w:numPr>
-          <w:ilvl w:val="0"/>
-          <w:numId w:val="9"/>
-        </w:numPr>
-        <w:rPr>
-          <w:rFonts w:ascii="Times New Roman" w:hAnsi="Times New Roman" w:cs="Times New Roman"/>
-        </w:rPr>
-      </w:pPr>
-      <w:r>
-        <w:rPr>
-          <w:rFonts w:ascii="Times New Roman" w:hAnsi="Times New Roman" w:cs="Times New Roman"/>
-          <w:b/>
-          <w:bCs/>
-        </w:rPr>
-        <w:t>Business Address:</w:t>
-      </w:r>
-      <w:r>
-        <w:rPr>
-          <w:rFonts w:ascii="Times New Roman" w:hAnsi="Times New Roman" w:cs="Times New Roman"/>
-        </w:rPr>
-        <w:t xml:space="preserve"> Geolocation data for the "Find Mechanic" map feature.</w:t>
-      </w:r>
-    </w:p>
-    <w:p>
-      <w:pPr>
-        <w:numPr>
-          <w:ilvl w:val="0"/>
-          <w:numId w:val="9"/>
-        </w:numPr>
-        <w:rPr>
-          <w:rFonts w:ascii="Times New Roman" w:hAnsi="Times New Roman" w:cs="Times New Roman"/>
-        </w:rPr>
-      </w:pPr>
-      <w:r>
-        <w:rPr>
-          <w:rFonts w:ascii="Times New Roman" w:hAnsi="Times New Roman" w:cs="Times New Roman"/>
-          <w:b/>
-          <w:bCs/>
-        </w:rPr>
-        <w:t>License Number:</w:t>
-      </w:r>
-      <w:r>
-        <w:rPr>
-          <w:rFonts w:ascii="Times New Roman" w:hAnsi="Times New Roman" w:cs="Times New Roman"/>
-        </w:rPr>
-        <w:t xml:space="preserve"> Verification data to establish trust and validity.</w:t>
-      </w:r>
-    </w:p>
-    <w:p>
-      <w:pPr>
-        <w:numPr>
-          <w:ilvl w:val="0"/>
-          <w:numId w:val="9"/>
-        </w:numPr>
-        <w:rPr>
-          <w:rFonts w:ascii="Times New Roman" w:hAnsi="Times New Roman" w:cs="Times New Roman"/>
-        </w:rPr>
-      </w:pPr>
-      <w:r>
-        <w:rPr>
-          <w:rFonts w:ascii="Times New Roman" w:hAnsi="Times New Roman" w:cs="Times New Roman"/>
-          <w:b/>
-          <w:bCs/>
-        </w:rPr>
-        <w:t>Hourly Rate:</w:t>
-      </w:r>
-      <w:r>
-        <w:rPr>
-          <w:rFonts w:ascii="Times New Roman" w:hAnsi="Times New Roman" w:cs="Times New Roman"/>
-        </w:rPr>
-        <w:t xml:space="preserve"> Pricing transparency for customers.</w:t>
-      </w:r>
-    </w:p>
-    <w:p>
-      <w:pPr>
-        <w:numPr>
-          <w:ilvl w:val="0"/>
-          <w:numId w:val="9"/>
-        </w:numPr>
-        <w:rPr>
-          <w:rFonts w:ascii="Times New Roman" w:hAnsi="Times New Roman" w:cs="Times New Roman"/>
-        </w:rPr>
-      </w:pPr>
-      <w:r>
-        <w:rPr>
-          <w:rFonts w:ascii="Times New Roman" w:hAnsi="Times New Roman" w:cs="Times New Roman"/>
-          <w:b/>
-          <w:bCs/>
-        </w:rPr>
-        <w:t>Description:</w:t>
-      </w:r>
-      <w:r>
-        <w:rPr>
-          <w:rFonts w:ascii="Times New Roman" w:hAnsi="Times New Roman" w:cs="Times New Roman"/>
-        </w:rPr>
-        <w:t xml:space="preserve"> A text summary of services and expertise.</w:t>
-      </w:r>
-    </w:p>
-    <w:p>
-      <w:pPr>
-        <w:rPr>
-          <w:rFonts w:ascii="Times New Roman" w:hAnsi="Times New Roman" w:cs="Times New Roman"/>
-        </w:rPr>
-      </w:pPr>
-    </w:p>
-    <w:p>
-      <w:pPr>
-        <w:rPr>
-          <w:rFonts w:ascii="Times New Roman" w:hAnsi="Times New Roman" w:cs="Times New Roman"/>
-          <w:b/>
-          <w:bCs/>
-        </w:rPr>
-      </w:pPr>
-      <w:r>
-        <w:rPr>
-          <w:rFonts w:ascii="Times New Roman" w:hAnsi="Times New Roman" w:cs="Times New Roman"/>
-          <w:b/>
-          <w:bCs/>
-        </w:rPr>
-        <w:t>Client</w:t>
-      </w:r>
-    </w:p>
-    <w:p>
-      <w:pPr>
-        <w:rPr>
-          <w:rFonts w:ascii="Times New Roman" w:hAnsi="Times New Roman" w:cs="Times New Roman"/>
-        </w:rPr>
-      </w:pPr>
-      <w:r>
-        <w:rPr>
-          <w:rFonts w:ascii="Times New Roman" w:hAnsi="Times New Roman" w:cs="Times New Roman"/>
-        </w:rPr>
-        <w:t>This use case defines the streamlined process for a customer (Vehicle Owner) to create a new account. Unlike the Mechanic registration, the Client registration focuses solely on establishing identity and contact channels to facilitate quick appointment booking.</w:t>
-      </w:r>
-    </w:p>
-    <w:p>
-      <w:pPr>
-        <w:jc w:val="center"/>
-        <w:rPr>
-          <w:rFonts w:ascii="Times New Roman" w:hAnsi="Times New Roman" w:cs="Times New Roman"/>
-        </w:rPr>
-      </w:pPr>
-      <w:r>
-        <w:rPr>
-          <w:rFonts w:ascii="Times New Roman" w:hAnsi="Times New Roman" w:cs="Times New Roman"/>
-        </w:rPr>
-        <w:drawing>
-          <wp:inline distT="0" distB="0" distL="0" distR="0" wp14:anchorId="17FAFF94" wp14:editId="132B98A0">
-            <wp:extent cx="5333086" cy="2733900"/>
-            <wp:effectExtent l="0" t="0" r="1270" b="9525"/>
-            <wp:docPr id="1351433714" name="Picture 1"/>
-            <wp:cNvGraphicFramePr>
-              <a:graphicFrameLocks xmlns:a="http://schemas.openxmlformats.org/drawingml/2006/main" noChangeAspect="1"/>
-            </wp:cNvGraphicFramePr>
-            <a:graphic xmlns:a="http://schemas.openxmlformats.org/drawingml/2006/main">
-              <a:graphicData uri="http://schemas.openxmlformats.org/drawingml/2006/picture">
-                <pic:pic xmlns:pic="http://schemas.openxmlformats.org/drawingml/2006/picture">
-                  <pic:nvPicPr>
-                    <pic:cNvPr id="1351433714" name=""/>
-                    <pic:cNvPicPr/>
-                  </pic:nvPicPr>
-                  <pic:blipFill>
-                    <a:blip r:embed="rId6"/>
-                    <a:stretch>
-                      <a:fillRect/>
-                    </a:stretch>
-                  </pic:blipFill>
-                  <pic:spPr>
-                    <a:xfrm>
-                      <a:off x="0" y="0"/>
-                      <a:ext cx="5337817" cy="2736325"/>
-                    </a:xfrm>
-                    <a:prstGeom prst="rect">
-                      <a:avLst/>
-                    </a:prstGeom>
-                  </pic:spPr>
-                </pic:pic>
-              </a:graphicData>
-            </a:graphic>
-          </wp:inline>
-        </w:drawing>
-      </w:r>
-    </w:p>
-    <w:p>
-      <w:pPr>
-        <w:rPr>
-          <w:rFonts w:ascii="Times New Roman" w:hAnsi="Times New Roman" w:cs="Times New Roman"/>
-          <w:b/>
-          <w:bCs/>
-        </w:rPr>
-      </w:pPr>
-    </w:p>
-    <w:p>
-      <w:pPr>
-        <w:rPr>
-          <w:rFonts w:ascii="Times New Roman" w:hAnsi="Times New Roman" w:cs="Times New Roman"/>
-          <w:b/>
-          <w:bCs/>
-        </w:rPr>
-      </w:pPr>
-      <w:r>
-        <w:rPr>
-          <w:rFonts w:ascii="Times New Roman" w:hAnsi="Times New Roman" w:cs="Times New Roman"/>
-          <w:b/>
-          <w:bCs/>
-        </w:rPr>
-        <w:t>Actors</w:t>
-      </w:r>
-    </w:p>
-    <w:p>
-      <w:pPr>
-        <w:numPr>
-          <w:ilvl w:val="0"/>
-          <w:numId w:val="10"/>
-        </w:numPr>
-        <w:rPr>
-          <w:rFonts w:ascii="Times New Roman" w:hAnsi="Times New Roman" w:cs="Times New Roman"/>
-        </w:rPr>
-      </w:pPr>
-      <w:r>
-        <w:rPr>
-          <w:rFonts w:ascii="Times New Roman" w:hAnsi="Times New Roman" w:cs="Times New Roman"/>
-          <w:b/>
-          <w:bCs/>
-        </w:rPr>
-        <w:t>Client:</w:t>
-      </w:r>
-      <w:r>
-        <w:rPr>
-          <w:rFonts w:ascii="Times New Roman" w:hAnsi="Times New Roman" w:cs="Times New Roman"/>
-        </w:rPr>
-        <w:t xml:space="preserve"> The vehicle owner who uses the application to search for mechanics and book repair services.</w:t>
-      </w:r>
-    </w:p>
-    <w:p>
-      <w:pPr>
-        <w:rPr>
-          <w:rFonts w:ascii="Times New Roman" w:hAnsi="Times New Roman" w:cs="Times New Roman"/>
-          <w:b/>
-          <w:bCs/>
-        </w:rPr>
-      </w:pPr>
-      <w:r>
-        <w:rPr>
-          <w:rFonts w:ascii="Times New Roman" w:hAnsi="Times New Roman" w:cs="Times New Roman"/>
-          <w:b/>
-          <w:bCs/>
-        </w:rPr>
-        <w:t>Preconditions</w:t>
-      </w:r>
-    </w:p>
-    <w:p>
-      <w:pPr>
-        <w:numPr>
-          <w:ilvl w:val="0"/>
-          <w:numId w:val="11"/>
-        </w:numPr>
-        <w:rPr>
-          <w:rFonts w:ascii="Times New Roman" w:hAnsi="Times New Roman" w:cs="Times New Roman"/>
-        </w:rPr>
-      </w:pPr>
-      <w:r>
-        <w:rPr>
-          <w:rFonts w:ascii="Times New Roman" w:hAnsi="Times New Roman" w:cs="Times New Roman"/>
-        </w:rPr>
-        <w:t>The user has downloaded the application.</w:t>
-      </w:r>
-    </w:p>
-    <w:p>
-      <w:pPr>
-        <w:numPr>
-          <w:ilvl w:val="0"/>
-          <w:numId w:val="11"/>
-        </w:numPr>
-        <w:rPr>
-          <w:rFonts w:ascii="Times New Roman" w:hAnsi="Times New Roman" w:cs="Times New Roman"/>
-        </w:rPr>
-      </w:pPr>
-      <w:r>
-        <w:rPr>
-          <w:rFonts w:ascii="Times New Roman" w:hAnsi="Times New Roman" w:cs="Times New Roman"/>
-        </w:rPr>
-        <w:t>The user is not currently logged in.</w:t>
-      </w:r>
-    </w:p>
-    <w:p>
-      <w:pPr>
-        <w:numPr>
-          <w:ilvl w:val="0"/>
-          <w:numId w:val="11"/>
-        </w:numPr>
-        <w:rPr>
-          <w:rFonts w:ascii="Times New Roman" w:hAnsi="Times New Roman" w:cs="Times New Roman"/>
-        </w:rPr>
-      </w:pPr>
-      <w:r>
-        <w:rPr>
-          <w:rFonts w:ascii="Times New Roman" w:hAnsi="Times New Roman" w:cs="Times New Roman"/>
-        </w:rPr>
-        <w:t>The user has selected "I am a Vehicle Owner" (or similar) during the initial role selection.</w:t>
-      </w:r>
-    </w:p>
-    <w:p>
-      <w:pPr>
-        <w:rPr>
-          <w:rFonts w:ascii="Times New Roman" w:hAnsi="Times New Roman" w:cs="Times New Roman"/>
-        </w:rPr>
-      </w:pPr>
-    </w:p>
-    <w:p>
-      <w:pPr>
-        <w:rPr>
-          <w:rFonts w:ascii="Times New Roman" w:hAnsi="Times New Roman" w:cs="Times New Roman"/>
-          <w:b/>
-          <w:bCs/>
-        </w:rPr>
-      </w:pPr>
-      <w:r>
-        <w:rPr>
-          <w:rFonts w:ascii="Times New Roman" w:hAnsi="Times New Roman" w:cs="Times New Roman"/>
-          <w:b/>
-          <w:bCs/>
-        </w:rPr>
-        <w:t>Flow of Events</w:t>
-      </w:r>
-    </w:p>
-    <w:p>
-      <w:pPr>
-        <w:rPr>
-          <w:rFonts w:ascii="Times New Roman" w:hAnsi="Times New Roman" w:cs="Times New Roman"/>
-          <w:b/>
-          <w:bCs/>
-        </w:rPr>
-      </w:pPr>
-      <w:r>
-        <w:rPr>
-          <w:rFonts w:ascii="Times New Roman" w:hAnsi="Times New Roman" w:cs="Times New Roman"/>
-          <w:b/>
-          <w:bCs/>
-        </w:rPr>
-        <w:t>A. Basic Flow (Mandatory Registration)</w:t>
-      </w:r>
-    </w:p>
-    <w:p>
-      <w:pPr>
-        <w:rPr>
-          <w:rFonts w:ascii="Times New Roman" w:hAnsi="Times New Roman" w:cs="Times New Roman"/>
-        </w:rPr>
-      </w:pPr>
-      <w:r>
-        <w:rPr>
-          <w:rFonts w:ascii="Times New Roman" w:hAnsi="Times New Roman" w:cs="Times New Roman"/>
-        </w:rPr>
-        <w:t xml:space="preserve">As illustrated in the diagram, the Client sign-up process is strictly linear. All connected actions use the &lt;&lt;include&gt;&gt; relationship, indicating that every step is </w:t>
-      </w:r>
-      <w:r>
-        <w:rPr>
-          <w:rFonts w:ascii="Times New Roman" w:hAnsi="Times New Roman" w:cs="Times New Roman"/>
-          <w:b/>
-          <w:bCs/>
-        </w:rPr>
-        <w:t>mandatory</w:t>
-      </w:r>
-      <w:r>
-        <w:rPr>
-          <w:rFonts w:ascii="Times New Roman" w:hAnsi="Times New Roman" w:cs="Times New Roman"/>
-        </w:rPr>
-        <w:t xml:space="preserve"> for the use case to be considered complete.</w:t>
-      </w:r>
-    </w:p>
-    <w:p>
-      <w:pPr>
-        <w:numPr>
-          <w:ilvl w:val="0"/>
-          <w:numId w:val="12"/>
-        </w:numPr>
-        <w:rPr>
-          <w:rFonts w:ascii="Times New Roman" w:hAnsi="Times New Roman" w:cs="Times New Roman"/>
-        </w:rPr>
-      </w:pPr>
-      <w:r>
-        <w:rPr>
-          <w:rFonts w:ascii="Times New Roman" w:hAnsi="Times New Roman" w:cs="Times New Roman"/>
-          <w:b/>
-          <w:bCs/>
-        </w:rPr>
-        <w:t>Enter Email:</w:t>
-      </w:r>
-      <w:r>
-        <w:rPr>
-          <w:rFonts w:ascii="Times New Roman" w:hAnsi="Times New Roman" w:cs="Times New Roman"/>
-        </w:rPr>
-        <w:t xml:space="preserve"> The system requires a valid email address to serve as the user's login credential and for receiving booking confirmations.</w:t>
-      </w:r>
-    </w:p>
-    <w:p>
-      <w:pPr>
-        <w:numPr>
-          <w:ilvl w:val="0"/>
-          <w:numId w:val="12"/>
-        </w:numPr>
-        <w:rPr>
-          <w:rFonts w:ascii="Times New Roman" w:hAnsi="Times New Roman" w:cs="Times New Roman"/>
-        </w:rPr>
-      </w:pPr>
-      <w:r>
-        <w:rPr>
-          <w:rFonts w:ascii="Times New Roman" w:hAnsi="Times New Roman" w:cs="Times New Roman"/>
-          <w:b/>
-          <w:bCs/>
-        </w:rPr>
-        <w:t>Enter Password:</w:t>
-      </w:r>
-      <w:r>
-        <w:rPr>
-          <w:rFonts w:ascii="Times New Roman" w:hAnsi="Times New Roman" w:cs="Times New Roman"/>
-        </w:rPr>
-        <w:t xml:space="preserve"> The user must establish a secure password for account protection.</w:t>
-      </w:r>
-    </w:p>
-    <w:p>
-      <w:pPr>
-        <w:numPr>
-          <w:ilvl w:val="0"/>
-          <w:numId w:val="12"/>
-        </w:numPr>
-        <w:rPr>
-          <w:rFonts w:ascii="Times New Roman" w:hAnsi="Times New Roman" w:cs="Times New Roman"/>
-        </w:rPr>
-      </w:pPr>
-      <w:r>
-        <w:rPr>
-          <w:rFonts w:ascii="Times New Roman" w:hAnsi="Times New Roman" w:cs="Times New Roman"/>
-          <w:b/>
-          <w:bCs/>
-        </w:rPr>
-        <w:t>Enter Phone Number:</w:t>
-      </w:r>
-      <w:r>
-        <w:rPr>
-          <w:rFonts w:ascii="Times New Roman" w:hAnsi="Times New Roman" w:cs="Times New Roman"/>
-        </w:rPr>
-        <w:t xml:space="preserve"> The system collects a contact number to allow mechanics to reach the client regarding urgent repairs or appointment changes.</w:t>
-      </w:r>
-    </w:p>
-    <w:p>
-      <w:pPr>
-        <w:rPr>
-          <w:rFonts w:ascii="Times New Roman" w:hAnsi="Times New Roman" w:cs="Times New Roman"/>
-        </w:rPr>
-      </w:pPr>
-    </w:p>
-    <w:p>
-      <w:pPr>
-        <w:rPr>
-          <w:rFonts w:ascii="Times New Roman" w:hAnsi="Times New Roman" w:cs="Times New Roman"/>
-        </w:rPr>
-      </w:pPr>
-      <w:r>
-        <w:rPr>
-          <w:rFonts w:ascii="Times New Roman" w:hAnsi="Times New Roman" w:cs="Times New Roman"/>
-        </w:rPr>
-        <w:t>Mechanic/Client</w:t>
-      </w:r>
-    </w:p>
-    <w:p>
-      <w:pPr>
-        <w:rPr>
-          <w:rFonts w:ascii="Times New Roman" w:hAnsi="Times New Roman" w:cs="Times New Roman"/>
-        </w:rPr>
-      </w:pPr>
-      <w:r>
-        <w:rPr>
-          <w:rFonts w:ascii="Times New Roman" w:hAnsi="Times New Roman" w:cs="Times New Roman"/>
-        </w:rPr>
-        <w:t xml:space="preserve">This section details the critical security features for accessing the application and managing account existence. These use cases are universal and apply to the generic </w:t>
-      </w:r>
-      <w:r>
-        <w:rPr>
-          <w:rFonts w:ascii="Times New Roman" w:hAnsi="Times New Roman" w:cs="Times New Roman"/>
-          <w:b/>
-          <w:bCs/>
-        </w:rPr>
-        <w:t>User</w:t>
-      </w:r>
-      <w:r>
-        <w:rPr>
-          <w:rFonts w:ascii="Times New Roman" w:hAnsi="Times New Roman" w:cs="Times New Roman"/>
-        </w:rPr>
-        <w:t xml:space="preserve"> actor (encompassing both Mechanics and Clients).</w:t>
-      </w:r>
-    </w:p>
-    <w:p>
-      <w:pPr>
-        <w:rPr>
-          <w:rFonts w:ascii="Times New Roman" w:hAnsi="Times New Roman" w:cs="Times New Roman"/>
-        </w:rPr>
-      </w:pPr>
-      <w:r>
-        <w:rPr>
-          <w:rFonts w:ascii="Times New Roman" w:hAnsi="Times New Roman" w:cs="Times New Roman"/>
-        </w:rPr>
-        <w:drawing>
-          <wp:anchor distT="0" distB="0" distL="114300" distR="114300" simplePos="0" relativeHeight="251658240" behindDoc="0" locked="0" layoutInCell="1" allowOverlap="1" wp14:anchorId="0CF10053" wp14:editId="2068E3BB">
+          <wp:anchor distT="0" distB="0" distL="114300" distR="114300" simplePos="0" relativeHeight="251659264" behindDoc="0" locked="0" layoutInCell="1" allowOverlap="1" wp14:anchorId="65687978" wp14:editId="7408CBDB">
             <wp:simplePos x="0" y="0"/>
             <wp:positionH relativeFrom="column">
               <wp:posOffset>1282700</wp:posOffset>
@@ -1095,7 +290,7 @@
                     <pic:cNvPicPr/>
                   </pic:nvPicPr>
                   <pic:blipFill>
-                    <a:blip r:embed="rId7" cstate="print">
+                    <a:blip r:embed="rId5" cstate="print">
                       <a:extLst>
                         <a:ext uri="{28A0092B-C50C-407E-A947-70E740481C1C}">
                           <a14:useLocalDpi xmlns:a14="http://schemas.microsoft.com/office/drawing/2010/main" val="0"/>
@@ -1138,7 +333,6 @@
         <w:rPr>
           <w:rFonts w:ascii="Times New Roman" w:hAnsi="Times New Roman" w:cs="Times New Roman"/>
         </w:rPr>
-        <w:lastRenderedPageBreak/>
         <w:br w:type="textWrapping" w:clear="all"/>
       </w:r>
       <w:r>
@@ -1180,13 +374,6 @@
       <w:pPr>
         <w:rPr>
           <w:rFonts w:ascii="Times New Roman" w:hAnsi="Times New Roman" w:cs="Times New Roman"/>
-        </w:rPr>
-      </w:pPr>
-    </w:p>
-    <w:p>
-      <w:pPr>
-        <w:rPr>
-          <w:rFonts w:ascii="Times New Roman" w:hAnsi="Times New Roman" w:cs="Times New Roman"/>
           <w:b/>
           <w:bCs/>
         </w:rPr>
@@ -1252,26 +439,46 @@
     </w:p>
     <w:p>
       <w:pPr>
-        <w:ind w:left="720"/>
-        <w:rPr>
-          <w:rFonts w:ascii="Times New Roman" w:hAnsi="Times New Roman" w:cs="Times New Roman"/>
-        </w:rPr>
-      </w:pPr>
-    </w:p>
-    <w:p>
-      <w:pPr>
-        <w:rPr>
-          <w:rFonts w:ascii="Times New Roman" w:hAnsi="Times New Roman" w:cs="Times New Roman"/>
-          <w:b/>
-          <w:bCs/>
-        </w:rPr>
-      </w:pPr>
-      <w:r>
-        <w:rPr>
-          <w:rFonts w:ascii="Times New Roman" w:hAnsi="Times New Roman" w:cs="Times New Roman"/>
-          <w:b/>
-          <w:bCs/>
-        </w:rPr>
+        <w:rPr>
+          <w:rFonts w:ascii="Times New Roman" w:hAnsi="Times New Roman" w:cs="Times New Roman"/>
+          <w:b/>
+          <w:bCs/>
+        </w:rPr>
+      </w:pPr>
+    </w:p>
+    <w:p>
+      <w:pPr>
+        <w:rPr>
+          <w:rFonts w:ascii="Times New Roman" w:hAnsi="Times New Roman" w:cs="Times New Roman"/>
+          <w:b/>
+          <w:bCs/>
+        </w:rPr>
+      </w:pPr>
+    </w:p>
+    <w:p>
+      <w:pPr>
+        <w:rPr>
+          <w:rFonts w:ascii="Times New Roman" w:hAnsi="Times New Roman" w:cs="Times New Roman"/>
+          <w:b/>
+          <w:bCs/>
+        </w:rPr>
+      </w:pPr>
+    </w:p>
+    <w:p>
+      <w:pPr>
+        <w:rPr>
+          <w:rFonts w:ascii="Times New Roman" w:hAnsi="Times New Roman" w:cs="Times New Roman"/>
+          <w:b/>
+          <w:bCs/>
+        </w:rPr>
+      </w:pPr>
+      <w:r>
+        <w:rPr>
+          <w:rFonts w:ascii="Times New Roman" w:hAnsi="Times New Roman" w:cs="Times New Roman"/>
+          <w:b/>
+          <w:bCs/>
+        </w:rPr>
+        <w:lastRenderedPageBreak/>
         <w:t>Flow of Events</w:t>
       </w:r>
     </w:p>
@@ -1289,7 +496,25 @@
           <w:b/>
           <w:bCs/>
         </w:rPr>
-        <w:t>A. Sign In Flow</w:t>
+        <w:t xml:space="preserve">A. Sign </w:t>
+      </w:r>
+      <w:proofErr w:type="gramStart"/>
+      <w:r>
+        <w:rPr>
+          <w:rFonts w:ascii="Times New Roman" w:hAnsi="Times New Roman" w:cs="Times New Roman"/>
+          <w:b/>
+          <w:bCs/>
+        </w:rPr>
+        <w:t>In</w:t>
+      </w:r>
+      <w:proofErr w:type="gramEnd"/>
+      <w:r>
+        <w:rPr>
+          <w:rFonts w:ascii="Times New Roman" w:hAnsi="Times New Roman" w:cs="Times New Roman"/>
+          <w:b/>
+          <w:bCs/>
+        </w:rPr>
+        <w:t xml:space="preserve"> Flow</w:t>
       </w:r>
     </w:p>
     <w:p>
@@ -1357,14 +582,6 @@
     </w:p>
     <w:p>
       <w:pPr>
-        <w:ind w:left="720"/>
-        <w:rPr>
-          <w:rFonts w:ascii="Times New Roman" w:hAnsi="Times New Roman" w:cs="Times New Roman"/>
-        </w:rPr>
-      </w:pPr>
-    </w:p>
-    <w:p>
-      <w:pPr>
         <w:rPr>
           <w:rFonts w:ascii="Times New Roman" w:hAnsi="Times New Roman" w:cs="Times New Roman"/>
           <w:b/>
@@ -1390,7 +607,21 @@
         <w:rPr>
           <w:rFonts w:ascii="Times New Roman" w:hAnsi="Times New Roman" w:cs="Times New Roman"/>
         </w:rPr>
-        <w:t>To prevent accidental data loss, the account deletion process requires a high-friction confirmation. As shown in the diagram, a simple button press is insufficient; the user must re-authenticate:</w:t>
+        <w:t xml:space="preserve">To prevent accidental data loss, the account deletion process requires </w:t>
+      </w:r>
+      <w:proofErr w:type="gramStart"/>
+      <w:r>
+        <w:rPr>
+          <w:rFonts w:ascii="Times New Roman" w:hAnsi="Times New Roman" w:cs="Times New Roman"/>
+        </w:rPr>
+        <w:t>a high</w:t>
+      </w:r>
+      <w:proofErr w:type="gramEnd"/>
+      <w:r>
+        <w:rPr>
+          <w:rFonts w:ascii="Times New Roman" w:hAnsi="Times New Roman" w:cs="Times New Roman"/>
+        </w:rPr>
+        <w:t>-friction confirmation. As shown in the diagram, a simple button press is insufficient; the user must re-authenticate:</w:t>
       </w:r>
     </w:p>
     <w:p>
@@ -1445,13 +676,10 @@
     </w:p>
     <w:p>
       <w:pPr>
-        <w:rPr>
-          <w:rFonts w:ascii="Times New Roman" w:hAnsi="Times New Roman" w:cs="Times New Roman"/>
-        </w:rPr>
-      </w:pPr>
-    </w:p>
-    <w:p>
-      <w:pPr>
+        <w:numPr>
+          <w:ilvl w:val="0"/>
+          <w:numId w:val="16"/>
+        </w:numPr>
         <w:rPr>
           <w:rFonts w:ascii="Times New Roman" w:hAnsi="Times New Roman" w:cs="Times New Roman"/>
         </w:rPr>
@@ -1467,9 +695,7 @@
           <w:szCs w:val="28"/>
         </w:rPr>
       </w:pPr>
-    </w:p>
-    <w:p>
-      <w:pPr>
+      <w:r>
         <w:rPr>
           <w:rFonts w:ascii="Times New Roman" w:hAnsi="Times New Roman" w:cs="Times New Roman"/>
           <w:b/>
@@ -1477,10 +703,9 @@
           <w:sz w:val="28"/>
           <w:szCs w:val="28"/>
         </w:rPr>
-      </w:pPr>
-    </w:p>
-    <w:p>
-      <w:pPr>
+        <w:t xml:space="preserve">2.2 </w:t>
+      </w:r>
+      <w:r>
         <w:rPr>
           <w:rFonts w:ascii="Times New Roman" w:hAnsi="Times New Roman" w:cs="Times New Roman"/>
           <w:b/>
@@ -1488,10 +713,9 @@
           <w:sz w:val="28"/>
           <w:szCs w:val="28"/>
         </w:rPr>
-      </w:pPr>
-    </w:p>
-    <w:p>
-      <w:pPr>
+        <w:t>Mechanic</w:t>
+      </w:r>
+      <w:r>
         <w:rPr>
           <w:rFonts w:ascii="Times New Roman" w:hAnsi="Times New Roman" w:cs="Times New Roman"/>
           <w:b/>
@@ -1499,10 +723,9 @@
           <w:sz w:val="28"/>
           <w:szCs w:val="28"/>
         </w:rPr>
-      </w:pPr>
-    </w:p>
-    <w:p>
-      <w:pPr>
+        <w:t xml:space="preserve"> </w:t>
+      </w:r>
+      <w:r>
         <w:rPr>
           <w:rFonts w:ascii="Times New Roman" w:hAnsi="Times New Roman" w:cs="Times New Roman"/>
           <w:b/>
@@ -1510,6 +733,563 @@
           <w:sz w:val="28"/>
           <w:szCs w:val="28"/>
         </w:rPr>
+        <w:t>Sign Up</w:t>
+      </w:r>
+    </w:p>
+    <w:p>
+      <w:pPr>
+        <w:rPr>
+          <w:rFonts w:ascii="Times New Roman" w:hAnsi="Times New Roman" w:cs="Times New Roman"/>
+        </w:rPr>
+      </w:pPr>
+      <w:proofErr w:type="gramStart"/>
+      <w:r>
+        <w:rPr>
+          <w:rFonts w:ascii="Times New Roman" w:hAnsi="Times New Roman" w:cs="Times New Roman"/>
+        </w:rPr>
+        <w:t>This use</w:t>
+      </w:r>
+      <w:proofErr w:type="gramEnd"/>
+      <w:r>
+        <w:rPr>
+          <w:rFonts w:ascii="Times New Roman" w:hAnsi="Times New Roman" w:cs="Times New Roman"/>
+        </w:rPr>
+        <w:t xml:space="preserve"> case describes the process by which a service provider (Mechanic) creates a new account within the </w:t>
+      </w:r>
+      <w:proofErr w:type="spellStart"/>
+      <w:r>
+        <w:rPr>
+          <w:rFonts w:ascii="Times New Roman" w:hAnsi="Times New Roman" w:cs="Times New Roman"/>
+        </w:rPr>
+        <w:t>MyMechanic</w:t>
+      </w:r>
+      <w:proofErr w:type="spellEnd"/>
+      <w:r>
+        <w:rPr>
+          <w:rFonts w:ascii="Times New Roman" w:hAnsi="Times New Roman" w:cs="Times New Roman"/>
+        </w:rPr>
+        <w:t xml:space="preserve"> application. The process distinguishes between critical identity information required for authentication and supplementary profile details used for business listing.</w:t>
+      </w:r>
+    </w:p>
+    <w:p>
+      <w:pPr>
+        <w:jc w:val="center"/>
+        <w:rPr>
+          <w:rFonts w:ascii="Times New Roman" w:hAnsi="Times New Roman" w:cs="Times New Roman"/>
+        </w:rPr>
+      </w:pPr>
+      <w:r>
+        <w:rPr>
+          <w:rFonts w:ascii="Times New Roman" w:hAnsi="Times New Roman" w:cs="Times New Roman"/>
+          <w:noProof/>
+        </w:rPr>
+        <w:drawing>
+          <wp:inline distT="0" distB="0" distL="0" distR="0" wp14:anchorId="01E13918" wp14:editId="69BF4A02">
+            <wp:extent cx="4809733" cy="4213412"/>
+            <wp:effectExtent l="0" t="0" r="0" b="0"/>
+            <wp:docPr id="979892608" name="Picture 1"/>
+            <wp:cNvGraphicFramePr>
+              <a:graphicFrameLocks xmlns:a="http://schemas.openxmlformats.org/drawingml/2006/main" noChangeAspect="1"/>
+            </wp:cNvGraphicFramePr>
+            <a:graphic xmlns:a="http://schemas.openxmlformats.org/drawingml/2006/main">
+              <a:graphicData uri="http://schemas.openxmlformats.org/drawingml/2006/picture">
+                <pic:pic xmlns:pic="http://schemas.openxmlformats.org/drawingml/2006/picture">
+                  <pic:nvPicPr>
+                    <pic:cNvPr id="979892608" name=""/>
+                    <pic:cNvPicPr/>
+                  </pic:nvPicPr>
+                  <pic:blipFill>
+                    <a:blip r:embed="rId6"/>
+                    <a:stretch>
+                      <a:fillRect/>
+                    </a:stretch>
+                  </pic:blipFill>
+                  <pic:spPr>
+                    <a:xfrm>
+                      <a:off x="0" y="0"/>
+                      <a:ext cx="4842034" cy="4241708"/>
+                    </a:xfrm>
+                    <a:prstGeom prst="rect">
+                      <a:avLst/>
+                    </a:prstGeom>
+                  </pic:spPr>
+                </pic:pic>
+              </a:graphicData>
+            </a:graphic>
+          </wp:inline>
+        </w:drawing>
+      </w:r>
+    </w:p>
+    <w:p>
+      <w:pPr>
+        <w:rPr>
+          <w:rFonts w:ascii="Times New Roman" w:hAnsi="Times New Roman" w:cs="Times New Roman"/>
+          <w:b/>
+          <w:bCs/>
+        </w:rPr>
+      </w:pPr>
+      <w:r>
+        <w:rPr>
+          <w:rFonts w:ascii="Times New Roman" w:hAnsi="Times New Roman" w:cs="Times New Roman"/>
+          <w:b/>
+          <w:bCs/>
+        </w:rPr>
+        <w:lastRenderedPageBreak/>
+        <w:t>Actors</w:t>
+      </w:r>
+    </w:p>
+    <w:p>
+      <w:pPr>
+        <w:rPr>
+          <w:rFonts w:ascii="Times New Roman" w:hAnsi="Times New Roman" w:cs="Times New Roman"/>
+        </w:rPr>
+      </w:pPr>
+      <w:r>
+        <w:rPr>
+          <w:rFonts w:ascii="Times New Roman" w:hAnsi="Times New Roman" w:cs="Times New Roman"/>
+          <w:b/>
+          <w:bCs/>
+        </w:rPr>
+        <w:t>Mechanic</w:t>
+      </w:r>
+      <w:r>
+        <w:rPr>
+          <w:rFonts w:ascii="Times New Roman" w:hAnsi="Times New Roman" w:cs="Times New Roman"/>
+        </w:rPr>
+        <w:t>: A service provider looking to list their services and accept appointments via application.</w:t>
+      </w:r>
+    </w:p>
+    <w:p>
+      <w:pPr>
+        <w:rPr>
+          <w:rFonts w:ascii="Times New Roman" w:hAnsi="Times New Roman" w:cs="Times New Roman"/>
+          <w:b/>
+          <w:bCs/>
+        </w:rPr>
+      </w:pPr>
+      <w:r>
+        <w:rPr>
+          <w:rFonts w:ascii="Times New Roman" w:hAnsi="Times New Roman" w:cs="Times New Roman"/>
+          <w:b/>
+          <w:bCs/>
+        </w:rPr>
+        <w:t>Preconditions</w:t>
+      </w:r>
+    </w:p>
+    <w:p>
+      <w:pPr>
+        <w:numPr>
+          <w:ilvl w:val="0"/>
+          <w:numId w:val="7"/>
+        </w:numPr>
+        <w:rPr>
+          <w:rFonts w:ascii="Times New Roman" w:hAnsi="Times New Roman" w:cs="Times New Roman"/>
+        </w:rPr>
+      </w:pPr>
+      <w:r>
+        <w:rPr>
+          <w:rFonts w:ascii="Times New Roman" w:hAnsi="Times New Roman" w:cs="Times New Roman"/>
+        </w:rPr>
+        <w:t>The user has downloaded the application.</w:t>
+      </w:r>
+    </w:p>
+    <w:p>
+      <w:pPr>
+        <w:numPr>
+          <w:ilvl w:val="0"/>
+          <w:numId w:val="7"/>
+        </w:numPr>
+        <w:rPr>
+          <w:rFonts w:ascii="Times New Roman" w:hAnsi="Times New Roman" w:cs="Times New Roman"/>
+        </w:rPr>
+      </w:pPr>
+      <w:r>
+        <w:rPr>
+          <w:rFonts w:ascii="Times New Roman" w:hAnsi="Times New Roman" w:cs="Times New Roman"/>
+        </w:rPr>
+        <w:t>The user is not currently logged in.</w:t>
+      </w:r>
+    </w:p>
+    <w:p>
+      <w:pPr>
+        <w:rPr>
+          <w:rFonts w:ascii="Times New Roman" w:hAnsi="Times New Roman" w:cs="Times New Roman"/>
+        </w:rPr>
+      </w:pPr>
+    </w:p>
+    <w:p>
+      <w:pPr>
+        <w:rPr>
+          <w:rFonts w:ascii="Times New Roman" w:hAnsi="Times New Roman" w:cs="Times New Roman"/>
+          <w:b/>
+          <w:bCs/>
+        </w:rPr>
+      </w:pPr>
+      <w:r>
+        <w:rPr>
+          <w:rFonts w:ascii="Times New Roman" w:hAnsi="Times New Roman" w:cs="Times New Roman"/>
+          <w:b/>
+          <w:bCs/>
+        </w:rPr>
+        <w:t>Flow of Events</w:t>
+      </w:r>
+    </w:p>
+    <w:p>
+      <w:pPr>
+        <w:rPr>
+          <w:rFonts w:ascii="Times New Roman" w:hAnsi="Times New Roman" w:cs="Times New Roman"/>
+          <w:b/>
+          <w:bCs/>
+        </w:rPr>
+      </w:pPr>
+      <w:r>
+        <w:rPr>
+          <w:rFonts w:ascii="Times New Roman" w:hAnsi="Times New Roman" w:cs="Times New Roman"/>
+          <w:b/>
+          <w:bCs/>
+        </w:rPr>
+        <w:t>A. Basic Flow (Mandatory Registration)</w:t>
+      </w:r>
+    </w:p>
+    <w:p>
+      <w:pPr>
+        <w:rPr>
+          <w:rFonts w:ascii="Times New Roman" w:hAnsi="Times New Roman" w:cs="Times New Roman"/>
+        </w:rPr>
+      </w:pPr>
+      <w:r>
+        <w:rPr>
+          <w:rFonts w:ascii="Times New Roman" w:hAnsi="Times New Roman" w:cs="Times New Roman"/>
+        </w:rPr>
+        <w:t xml:space="preserve">The "Sign Up" process </w:t>
+      </w:r>
+      <w:r>
+        <w:rPr>
+          <w:rFonts w:ascii="Times New Roman" w:hAnsi="Times New Roman" w:cs="Times New Roman"/>
+          <w:b/>
+          <w:bCs/>
+        </w:rPr>
+        <w:t>includes</w:t>
+      </w:r>
+      <w:r>
+        <w:rPr>
+          <w:rFonts w:ascii="Times New Roman" w:hAnsi="Times New Roman" w:cs="Times New Roman"/>
+        </w:rPr>
+        <w:t xml:space="preserve"> the collection of essential credentials. The system shall not create an account record unless the following data points are provided and validated:</w:t>
+      </w:r>
+    </w:p>
+    <w:p>
+      <w:pPr>
+        <w:numPr>
+          <w:ilvl w:val="0"/>
+          <w:numId w:val="8"/>
+        </w:numPr>
+        <w:rPr>
+          <w:rFonts w:ascii="Times New Roman" w:hAnsi="Times New Roman" w:cs="Times New Roman"/>
+        </w:rPr>
+      </w:pPr>
+      <w:r>
+        <w:rPr>
+          <w:rFonts w:ascii="Times New Roman" w:hAnsi="Times New Roman" w:cs="Times New Roman"/>
+          <w:b/>
+          <w:bCs/>
+        </w:rPr>
+        <w:t>Enter Email:</w:t>
+      </w:r>
+      <w:r>
+        <w:rPr>
+          <w:rFonts w:ascii="Times New Roman" w:hAnsi="Times New Roman" w:cs="Times New Roman"/>
+        </w:rPr>
+        <w:t xml:space="preserve"> Used as the unique identifier for the account.</w:t>
+      </w:r>
+    </w:p>
+    <w:p>
+      <w:pPr>
+        <w:numPr>
+          <w:ilvl w:val="0"/>
+          <w:numId w:val="8"/>
+        </w:numPr>
+        <w:rPr>
+          <w:rFonts w:ascii="Times New Roman" w:hAnsi="Times New Roman" w:cs="Times New Roman"/>
+        </w:rPr>
+      </w:pPr>
+      <w:r>
+        <w:rPr>
+          <w:rFonts w:ascii="Times New Roman" w:hAnsi="Times New Roman" w:cs="Times New Roman"/>
+          <w:b/>
+          <w:bCs/>
+        </w:rPr>
+        <w:t>Enter Password:</w:t>
+      </w:r>
+      <w:r>
+        <w:rPr>
+          <w:rFonts w:ascii="Times New Roman" w:hAnsi="Times New Roman" w:cs="Times New Roman"/>
+        </w:rPr>
+        <w:t xml:space="preserve"> Used for secure authentication.</w:t>
+      </w:r>
+    </w:p>
+    <w:p>
+      <w:pPr>
+        <w:numPr>
+          <w:ilvl w:val="0"/>
+          <w:numId w:val="8"/>
+        </w:numPr>
+        <w:rPr>
+          <w:rFonts w:ascii="Times New Roman" w:hAnsi="Times New Roman" w:cs="Times New Roman"/>
+        </w:rPr>
+      </w:pPr>
+      <w:r>
+        <w:rPr>
+          <w:rFonts w:ascii="Times New Roman" w:hAnsi="Times New Roman" w:cs="Times New Roman"/>
+          <w:b/>
+          <w:bCs/>
+        </w:rPr>
+        <w:t>Enter Phone Number:</w:t>
+      </w:r>
+      <w:r>
+        <w:rPr>
+          <w:rFonts w:ascii="Times New Roman" w:hAnsi="Times New Roman" w:cs="Times New Roman"/>
+        </w:rPr>
+        <w:t xml:space="preserve"> Required for two-factor authentication (if applicable) and contact purposes.</w:t>
+      </w:r>
+    </w:p>
+    <w:p>
+      <w:pPr>
+        <w:numPr>
+          <w:ilvl w:val="0"/>
+          <w:numId w:val="8"/>
+        </w:numPr>
+        <w:rPr>
+          <w:rFonts w:ascii="Times New Roman" w:hAnsi="Times New Roman" w:cs="Times New Roman"/>
+        </w:rPr>
+      </w:pPr>
+      <w:r>
+        <w:rPr>
+          <w:rFonts w:ascii="Times New Roman" w:hAnsi="Times New Roman" w:cs="Times New Roman"/>
+          <w:b/>
+          <w:bCs/>
+        </w:rPr>
+        <w:t>Enter Business Name:</w:t>
+      </w:r>
+      <w:r>
+        <w:rPr>
+          <w:rFonts w:ascii="Times New Roman" w:hAnsi="Times New Roman" w:cs="Times New Roman"/>
+        </w:rPr>
+        <w:t xml:space="preserve"> The display name shown to customers.</w:t>
+      </w:r>
+    </w:p>
+    <w:p>
+      <w:pPr>
+        <w:ind w:left="360"/>
+        <w:rPr>
+          <w:rFonts w:ascii="Times New Roman" w:hAnsi="Times New Roman" w:cs="Times New Roman"/>
+        </w:rPr>
+      </w:pPr>
+    </w:p>
+    <w:p>
+      <w:pPr>
+        <w:rPr>
+          <w:rFonts w:ascii="Times New Roman" w:hAnsi="Times New Roman" w:cs="Times New Roman"/>
+          <w:b/>
+          <w:bCs/>
+        </w:rPr>
+      </w:pPr>
+      <w:r>
+        <w:rPr>
+          <w:rFonts w:ascii="Times New Roman" w:hAnsi="Times New Roman" w:cs="Times New Roman"/>
+          <w:b/>
+          <w:bCs/>
+        </w:rPr>
+        <w:t>B. Extended Flow (Profile Completion)</w:t>
+      </w:r>
+    </w:p>
+    <w:p>
+      <w:pPr>
+        <w:rPr>
+          <w:rFonts w:ascii="Times New Roman" w:hAnsi="Times New Roman" w:cs="Times New Roman"/>
+        </w:rPr>
+      </w:pPr>
+      <w:r>
+        <w:rPr>
+          <w:rFonts w:ascii="Times New Roman" w:hAnsi="Times New Roman" w:cs="Times New Roman"/>
+        </w:rPr>
+        <w:t xml:space="preserve">The registration process may be </w:t>
+      </w:r>
+      <w:r>
+        <w:rPr>
+          <w:rFonts w:ascii="Times New Roman" w:hAnsi="Times New Roman" w:cs="Times New Roman"/>
+          <w:b/>
+          <w:bCs/>
+        </w:rPr>
+        <w:t>extended</w:t>
+      </w:r>
+      <w:r>
+        <w:rPr>
+          <w:rFonts w:ascii="Times New Roman" w:hAnsi="Times New Roman" w:cs="Times New Roman"/>
+        </w:rPr>
+        <w:t xml:space="preserve"> to include professional details. These fields enrich the mechanic's profile but are not strictly blocking for the initial account creation:</w:t>
+      </w:r>
+    </w:p>
+    <w:p>
+      <w:pPr>
+        <w:numPr>
+          <w:ilvl w:val="0"/>
+          <w:numId w:val="9"/>
+        </w:numPr>
+        <w:rPr>
+          <w:rFonts w:ascii="Times New Roman" w:hAnsi="Times New Roman" w:cs="Times New Roman"/>
+        </w:rPr>
+      </w:pPr>
+      <w:r>
+        <w:rPr>
+          <w:rFonts w:ascii="Times New Roman" w:hAnsi="Times New Roman" w:cs="Times New Roman"/>
+          <w:b/>
+          <w:bCs/>
+        </w:rPr>
+        <w:t>Business Address:</w:t>
+      </w:r>
+      <w:r>
+        <w:rPr>
+          <w:rFonts w:ascii="Times New Roman" w:hAnsi="Times New Roman" w:cs="Times New Roman"/>
+        </w:rPr>
+        <w:t xml:space="preserve"> Geolocation data for the "Find Mechanic" map feature.</w:t>
+      </w:r>
+    </w:p>
+    <w:p>
+      <w:pPr>
+        <w:numPr>
+          <w:ilvl w:val="0"/>
+          <w:numId w:val="9"/>
+        </w:numPr>
+        <w:rPr>
+          <w:rFonts w:ascii="Times New Roman" w:hAnsi="Times New Roman" w:cs="Times New Roman"/>
+        </w:rPr>
+      </w:pPr>
+      <w:r>
+        <w:rPr>
+          <w:rFonts w:ascii="Times New Roman" w:hAnsi="Times New Roman" w:cs="Times New Roman"/>
+          <w:b/>
+          <w:bCs/>
+        </w:rPr>
+        <w:t>License Number:</w:t>
+      </w:r>
+      <w:r>
+        <w:rPr>
+          <w:rFonts w:ascii="Times New Roman" w:hAnsi="Times New Roman" w:cs="Times New Roman"/>
+        </w:rPr>
+        <w:t xml:space="preserve"> Verification data to establish trust and validity.</w:t>
+      </w:r>
+    </w:p>
+    <w:p>
+      <w:pPr>
+        <w:numPr>
+          <w:ilvl w:val="0"/>
+          <w:numId w:val="9"/>
+        </w:numPr>
+        <w:rPr>
+          <w:rFonts w:ascii="Times New Roman" w:hAnsi="Times New Roman" w:cs="Times New Roman"/>
+        </w:rPr>
+      </w:pPr>
+      <w:r>
+        <w:rPr>
+          <w:rFonts w:ascii="Times New Roman" w:hAnsi="Times New Roman" w:cs="Times New Roman"/>
+          <w:b/>
+          <w:bCs/>
+        </w:rPr>
+        <w:t>Hourly Rate:</w:t>
+      </w:r>
+      <w:r>
+        <w:rPr>
+          <w:rFonts w:ascii="Times New Roman" w:hAnsi="Times New Roman" w:cs="Times New Roman"/>
+        </w:rPr>
+        <w:t xml:space="preserve"> Pricing transparency for customers.</w:t>
+      </w:r>
+    </w:p>
+    <w:p>
+      <w:pPr>
+        <w:numPr>
+          <w:ilvl w:val="0"/>
+          <w:numId w:val="9"/>
+        </w:numPr>
+        <w:rPr>
+          <w:rFonts w:ascii="Times New Roman" w:hAnsi="Times New Roman" w:cs="Times New Roman"/>
+        </w:rPr>
+      </w:pPr>
+      <w:r>
+        <w:rPr>
+          <w:rFonts w:ascii="Times New Roman" w:hAnsi="Times New Roman" w:cs="Times New Roman"/>
+          <w:b/>
+          <w:bCs/>
+        </w:rPr>
+        <w:t>Description:</w:t>
+      </w:r>
+      <w:r>
+        <w:rPr>
+          <w:rFonts w:ascii="Times New Roman" w:hAnsi="Times New Roman" w:cs="Times New Roman"/>
+        </w:rPr>
+        <w:t xml:space="preserve"> A text summary of services and expertise.</w:t>
+      </w:r>
+      <w:r>
+        <w:rPr>
+          <w:rFonts w:ascii="Times New Roman" w:hAnsi="Times New Roman" w:cs="Times New Roman"/>
+        </w:rPr>
+        <w:br/>
+      </w:r>
+    </w:p>
+    <w:p>
+      <w:pPr>
+        <w:rPr>
+          <w:rFonts w:ascii="Times New Roman" w:hAnsi="Times New Roman" w:cs="Times New Roman"/>
+        </w:rPr>
+      </w:pPr>
+    </w:p>
+    <w:p>
+      <w:pPr>
+        <w:rPr>
+          <w:rFonts w:ascii="Times New Roman" w:hAnsi="Times New Roman" w:cs="Times New Roman"/>
+        </w:rPr>
+      </w:pPr>
+    </w:p>
+    <w:p>
+      <w:pPr>
+        <w:rPr>
+          <w:rFonts w:ascii="Times New Roman" w:hAnsi="Times New Roman" w:cs="Times New Roman"/>
+        </w:rPr>
+      </w:pPr>
+    </w:p>
+    <w:p>
+      <w:pPr>
+        <w:rPr>
+          <w:rFonts w:ascii="Times New Roman" w:hAnsi="Times New Roman" w:cs="Times New Roman"/>
+        </w:rPr>
+      </w:pPr>
+    </w:p>
+    <w:p>
+      <w:pPr>
+        <w:rPr>
+          <w:rFonts w:ascii="Times New Roman" w:hAnsi="Times New Roman" w:cs="Times New Roman"/>
+        </w:rPr>
+      </w:pPr>
+    </w:p>
+    <w:p>
+      <w:pPr>
+        <w:rPr>
+          <w:rFonts w:ascii="Times New Roman" w:hAnsi="Times New Roman" w:cs="Times New Roman"/>
+        </w:rPr>
+      </w:pPr>
+    </w:p>
+    <w:p>
+      <w:pPr>
+        <w:rPr>
+          <w:rFonts w:ascii="Times New Roman" w:hAnsi="Times New Roman" w:cs="Times New Roman"/>
+        </w:rPr>
+      </w:pPr>
+    </w:p>
+    <w:p>
+      <w:pPr>
+        <w:rPr>
+          <w:rFonts w:ascii="Times New Roman" w:hAnsi="Times New Roman" w:cs="Times New Roman"/>
+        </w:rPr>
       </w:pPr>
     </w:p>
     <w:p>
@@ -1522,9 +1302,7 @@
           <w:szCs w:val="28"/>
         </w:rPr>
       </w:pPr>
-    </w:p>
-    <w:p>
-      <w:pPr>
+      <w:r>
         <w:rPr>
           <w:rFonts w:ascii="Times New Roman" w:hAnsi="Times New Roman" w:cs="Times New Roman"/>
           <w:b/>
@@ -1532,10 +1310,10 @@
           <w:sz w:val="28"/>
           <w:szCs w:val="28"/>
         </w:rPr>
-      </w:pPr>
-    </w:p>
-    <w:p>
-      <w:pPr>
+        <w:lastRenderedPageBreak/>
+        <w:t xml:space="preserve">2.3 </w:t>
+      </w:r>
+      <w:r>
         <w:rPr>
           <w:rFonts w:ascii="Times New Roman" w:hAnsi="Times New Roman" w:cs="Times New Roman"/>
           <w:b/>
@@ -1543,7 +1321,8 @@
           <w:sz w:val="28"/>
           <w:szCs w:val="28"/>
         </w:rPr>
-      </w:pPr>
+        <w:t>Mechanical</w:t>
+      </w:r>
       <w:r>
         <w:rPr>
           <w:rFonts w:ascii="Times New Roman" w:hAnsi="Times New Roman" w:cs="Times New Roman"/>
@@ -1552,23 +1331,412 @@
           <w:sz w:val="28"/>
           <w:szCs w:val="28"/>
         </w:rPr>
+        <w:t xml:space="preserve"> Dashboard</w:t>
+      </w:r>
+    </w:p>
+    <w:p>
+      <w:pPr>
+        <w:rPr>
+          <w:rFonts w:ascii="Times New Roman" w:hAnsi="Times New Roman" w:cs="Times New Roman"/>
+        </w:rPr>
+      </w:pPr>
+      <w:proofErr w:type="gramStart"/>
+      <w:r>
+        <w:rPr>
+          <w:rFonts w:ascii="Times New Roman" w:hAnsi="Times New Roman" w:cs="Times New Roman"/>
+        </w:rPr>
+        <w:t>This use</w:t>
+      </w:r>
+      <w:proofErr w:type="gramEnd"/>
+      <w:r>
+        <w:rPr>
+          <w:rFonts w:ascii="Times New Roman" w:hAnsi="Times New Roman" w:cs="Times New Roman"/>
+        </w:rPr>
+        <w:t xml:space="preserve"> case describes the mechanic's ability to monitor and manage their digital storefront. Upon accessing the main dashboard, the mechanic can view their public-facing shop profile and perform administrative updates.</w:t>
+      </w:r>
+    </w:p>
+    <w:p>
+      <w:pPr>
+        <w:jc w:val="center"/>
+        <w:rPr>
+          <w:rFonts w:ascii="Times New Roman" w:hAnsi="Times New Roman" w:cs="Times New Roman"/>
+        </w:rPr>
+      </w:pPr>
+      <w:r>
+        <w:rPr>
+          <w:noProof/>
+        </w:rPr>
+        <w:drawing>
+          <wp:inline distT="0" distB="0" distL="0" distR="0" wp14:anchorId="0A80C8DF" wp14:editId="347C05E5">
+            <wp:extent cx="5655210" cy="3801035"/>
+            <wp:effectExtent l="0" t="0" r="3175" b="9525"/>
+            <wp:docPr id="255695176" name="Picture 1"/>
+            <wp:cNvGraphicFramePr>
+              <a:graphicFrameLocks xmlns:a="http://schemas.openxmlformats.org/drawingml/2006/main" noChangeAspect="1"/>
+            </wp:cNvGraphicFramePr>
+            <a:graphic xmlns:a="http://schemas.openxmlformats.org/drawingml/2006/main">
+              <a:graphicData uri="http://schemas.openxmlformats.org/drawingml/2006/picture">
+                <pic:pic xmlns:pic="http://schemas.openxmlformats.org/drawingml/2006/picture">
+                  <pic:nvPicPr>
+                    <pic:cNvPr id="255695176" name=""/>
+                    <pic:cNvPicPr/>
+                  </pic:nvPicPr>
+                  <pic:blipFill>
+                    <a:blip r:embed="rId7"/>
+                    <a:stretch>
+                      <a:fillRect/>
+                    </a:stretch>
+                  </pic:blipFill>
+                  <pic:spPr>
+                    <a:xfrm>
+                      <a:off x="0" y="0"/>
+                      <a:ext cx="5673977" cy="3813649"/>
+                    </a:xfrm>
+                    <a:prstGeom prst="rect">
+                      <a:avLst/>
+                    </a:prstGeom>
+                  </pic:spPr>
+                </pic:pic>
+              </a:graphicData>
+            </a:graphic>
+          </wp:inline>
+        </w:drawing>
+      </w:r>
+    </w:p>
+    <w:p>
+      <w:pPr>
+        <w:rPr>
+          <w:rFonts w:ascii="Times New Roman" w:hAnsi="Times New Roman" w:cs="Times New Roman"/>
+          <w:b/>
+          <w:bCs/>
+        </w:rPr>
+      </w:pPr>
+      <w:r>
+        <w:rPr>
+          <w:rFonts w:ascii="Times New Roman" w:hAnsi="Times New Roman" w:cs="Times New Roman"/>
+          <w:b/>
+          <w:bCs/>
+        </w:rPr>
+        <w:t>Actors</w:t>
+      </w:r>
+    </w:p>
+    <w:p>
+      <w:pPr>
+        <w:numPr>
+          <w:ilvl w:val="0"/>
+          <w:numId w:val="17"/>
+        </w:numPr>
+        <w:rPr>
+          <w:rFonts w:ascii="Times New Roman" w:hAnsi="Times New Roman" w:cs="Times New Roman"/>
+        </w:rPr>
+      </w:pPr>
+      <w:r>
+        <w:rPr>
+          <w:rFonts w:ascii="Times New Roman" w:hAnsi="Times New Roman" w:cs="Times New Roman"/>
+          <w:b/>
+          <w:bCs/>
+        </w:rPr>
+        <w:t>Mechanic:</w:t>
+      </w:r>
+      <w:r>
+        <w:rPr>
+          <w:rFonts w:ascii="Times New Roman" w:hAnsi="Times New Roman" w:cs="Times New Roman"/>
+        </w:rPr>
+        <w:t xml:space="preserve"> The business owner managing their workshop profile and settings.</w:t>
+      </w:r>
+    </w:p>
+    <w:p>
+      <w:pPr>
+        <w:rPr>
+          <w:rFonts w:ascii="Times New Roman" w:hAnsi="Times New Roman" w:cs="Times New Roman"/>
+        </w:rPr>
+      </w:pPr>
+      <w:r>
+        <w:rPr>
+          <w:rFonts w:ascii="Times New Roman" w:hAnsi="Times New Roman" w:cs="Times New Roman"/>
+          <w:b/>
+          <w:bCs/>
+        </w:rPr>
+        <w:t>Preconditions</w:t>
+      </w:r>
+    </w:p>
+    <w:p>
+      <w:pPr>
+        <w:numPr>
+          <w:ilvl w:val="0"/>
+          <w:numId w:val="18"/>
+        </w:numPr>
+        <w:rPr>
+          <w:rFonts w:ascii="Times New Roman" w:hAnsi="Times New Roman" w:cs="Times New Roman"/>
+        </w:rPr>
+      </w:pPr>
+      <w:r>
+        <w:rPr>
+          <w:rFonts w:ascii="Times New Roman" w:hAnsi="Times New Roman" w:cs="Times New Roman"/>
+        </w:rPr>
+        <w:t>The mechanic is logged into the application.</w:t>
+      </w:r>
+    </w:p>
+    <w:p>
+      <w:pPr>
+        <w:numPr>
+          <w:ilvl w:val="0"/>
+          <w:numId w:val="18"/>
+        </w:numPr>
+        <w:rPr>
+          <w:rFonts w:ascii="Times New Roman" w:hAnsi="Times New Roman" w:cs="Times New Roman"/>
+        </w:rPr>
+      </w:pPr>
+      <w:r>
+        <w:rPr>
+          <w:rFonts w:ascii="Times New Roman" w:hAnsi="Times New Roman" w:cs="Times New Roman"/>
+        </w:rPr>
+        <w:t>The mechanic has completed the initial "Sign Up" and profile creation process.</w:t>
+      </w:r>
+    </w:p>
+    <w:p>
+      <w:pPr>
+        <w:rPr>
+          <w:rFonts w:ascii="Times New Roman" w:hAnsi="Times New Roman" w:cs="Times New Roman"/>
+          <w:b/>
+          <w:bCs/>
+        </w:rPr>
+      </w:pPr>
+      <w:r>
+        <w:rPr>
+          <w:rFonts w:ascii="Times New Roman" w:hAnsi="Times New Roman" w:cs="Times New Roman"/>
+          <w:b/>
+          <w:bCs/>
+        </w:rPr>
+        <w:t>Flow of Events</w:t>
+      </w:r>
+    </w:p>
+    <w:p>
+      <w:pPr>
+        <w:rPr>
+          <w:rFonts w:ascii="Times New Roman" w:hAnsi="Times New Roman" w:cs="Times New Roman"/>
+          <w:b/>
+          <w:bCs/>
+        </w:rPr>
+      </w:pPr>
+      <w:r>
+        <w:rPr>
+          <w:rFonts w:ascii="Times New Roman" w:hAnsi="Times New Roman" w:cs="Times New Roman"/>
+          <w:b/>
+          <w:bCs/>
+        </w:rPr>
+        <w:t>A. Dashboard Access</w:t>
+      </w:r>
+    </w:p>
+    <w:p>
+      <w:pPr>
+        <w:rPr>
+          <w:rFonts w:ascii="Times New Roman" w:hAnsi="Times New Roman" w:cs="Times New Roman"/>
+        </w:rPr>
+      </w:pPr>
+      <w:r>
+        <w:rPr>
+          <w:rFonts w:ascii="Times New Roman" w:hAnsi="Times New Roman" w:cs="Times New Roman"/>
+        </w:rPr>
+        <w:t>The user navigates to the "View Dashboard" section. This acts as the base use case.</w:t>
+      </w:r>
+    </w:p>
+    <w:p>
+      <w:pPr>
+        <w:rPr>
+          <w:rFonts w:ascii="Times New Roman" w:hAnsi="Times New Roman" w:cs="Times New Roman"/>
+          <w:b/>
+          <w:bCs/>
+        </w:rPr>
+      </w:pPr>
+      <w:r>
+        <w:rPr>
+          <w:rFonts w:ascii="Times New Roman" w:hAnsi="Times New Roman" w:cs="Times New Roman"/>
+          <w:b/>
+          <w:bCs/>
+        </w:rPr>
+        <w:t>B. Shop Profile Management (Extended Flow)</w:t>
+      </w:r>
+    </w:p>
+    <w:p>
+      <w:pPr>
+        <w:rPr>
+          <w:rFonts w:ascii="Times New Roman" w:hAnsi="Times New Roman" w:cs="Times New Roman"/>
+        </w:rPr>
+      </w:pPr>
+      <w:r>
+        <w:rPr>
+          <w:rFonts w:ascii="Times New Roman" w:hAnsi="Times New Roman" w:cs="Times New Roman"/>
+        </w:rPr>
+        <w:t>From the dashboard, the user accesses the "View Shop" interface. This action triggers the retrieval of several mandatory data points (&lt;&lt;</w:t>
+      </w:r>
+      <w:proofErr w:type="gramStart"/>
+      <w:r>
+        <w:rPr>
+          <w:rFonts w:ascii="Times New Roman" w:hAnsi="Times New Roman" w:cs="Times New Roman"/>
+        </w:rPr>
+        <w:t>include</w:t>
+      </w:r>
+      <w:proofErr w:type="gramEnd"/>
+      <w:r>
+        <w:rPr>
+          <w:rFonts w:ascii="Times New Roman" w:hAnsi="Times New Roman" w:cs="Times New Roman"/>
+        </w:rPr>
+        <w:t>&gt;&gt;):</w:t>
+      </w:r>
+    </w:p>
+    <w:p>
+      <w:pPr>
+        <w:numPr>
+          <w:ilvl w:val="0"/>
+          <w:numId w:val="19"/>
+        </w:numPr>
+        <w:rPr>
+          <w:rFonts w:ascii="Times New Roman" w:hAnsi="Times New Roman" w:cs="Times New Roman"/>
+        </w:rPr>
+      </w:pPr>
+      <w:r>
+        <w:rPr>
+          <w:rFonts w:ascii="Times New Roman" w:hAnsi="Times New Roman" w:cs="Times New Roman"/>
+          <w:b/>
+          <w:bCs/>
+        </w:rPr>
+        <w:t>View Shop Name:</w:t>
+      </w:r>
+      <w:r>
+        <w:rPr>
+          <w:rFonts w:ascii="Times New Roman" w:hAnsi="Times New Roman" w:cs="Times New Roman"/>
+        </w:rPr>
+        <w:t xml:space="preserve"> The system displays the registered business name.</w:t>
+      </w:r>
+    </w:p>
+    <w:p>
+      <w:pPr>
+        <w:numPr>
+          <w:ilvl w:val="0"/>
+          <w:numId w:val="19"/>
+        </w:numPr>
+        <w:rPr>
+          <w:rFonts w:ascii="Times New Roman" w:hAnsi="Times New Roman" w:cs="Times New Roman"/>
+        </w:rPr>
+      </w:pPr>
+      <w:r>
+        <w:rPr>
+          <w:rFonts w:ascii="Times New Roman" w:hAnsi="Times New Roman" w:cs="Times New Roman"/>
+          <w:b/>
+          <w:bCs/>
+        </w:rPr>
+        <w:t>View Shop Status:</w:t>
+      </w:r>
+      <w:r>
+        <w:rPr>
+          <w:rFonts w:ascii="Times New Roman" w:hAnsi="Times New Roman" w:cs="Times New Roman"/>
+        </w:rPr>
+        <w:t xml:space="preserve"> The system indicates current availability (e.g., "Open for Booking" or "Closed").</w:t>
+      </w:r>
+    </w:p>
+    <w:p>
+      <w:pPr>
+        <w:numPr>
+          <w:ilvl w:val="0"/>
+          <w:numId w:val="19"/>
+        </w:numPr>
+        <w:rPr>
+          <w:rFonts w:ascii="Times New Roman" w:hAnsi="Times New Roman" w:cs="Times New Roman"/>
+        </w:rPr>
+      </w:pPr>
+      <w:r>
+        <w:rPr>
+          <w:rFonts w:ascii="Times New Roman" w:hAnsi="Times New Roman" w:cs="Times New Roman"/>
+          <w:b/>
+          <w:bCs/>
+        </w:rPr>
+        <w:t>View Shop Rating &amp; Reviews:</w:t>
+      </w:r>
+      <w:r>
+        <w:rPr>
+          <w:rFonts w:ascii="Times New Roman" w:hAnsi="Times New Roman" w:cs="Times New Roman"/>
+        </w:rPr>
+        <w:t xml:space="preserve"> The system aggregates and displays the average star rating and recent customer comments to help the </w:t>
+      </w:r>
+      <w:proofErr w:type="gramStart"/>
+      <w:r>
+        <w:rPr>
+          <w:rFonts w:ascii="Times New Roman" w:hAnsi="Times New Roman" w:cs="Times New Roman"/>
+        </w:rPr>
+        <w:t>mechanic</w:t>
+      </w:r>
+      <w:proofErr w:type="gramEnd"/>
+      <w:r>
+        <w:rPr>
+          <w:rFonts w:ascii="Times New Roman" w:hAnsi="Times New Roman" w:cs="Times New Roman"/>
+        </w:rPr>
+        <w:t xml:space="preserve"> track performance.</w:t>
+      </w:r>
+    </w:p>
+    <w:p>
+      <w:pPr>
+        <w:numPr>
+          <w:ilvl w:val="0"/>
+          <w:numId w:val="19"/>
+        </w:numPr>
+        <w:rPr>
+          <w:rFonts w:ascii="Times New Roman" w:hAnsi="Times New Roman" w:cs="Times New Roman"/>
+        </w:rPr>
+      </w:pPr>
+      <w:r>
+        <w:rPr>
+          <w:rFonts w:ascii="Times New Roman" w:hAnsi="Times New Roman" w:cs="Times New Roman"/>
+          <w:b/>
+          <w:bCs/>
+        </w:rPr>
         <w:lastRenderedPageBreak/>
-        <w:t>UML Sequence diagrams</w:t>
-      </w:r>
-    </w:p>
-    <w:p>
-      <w:pPr>
-        <w:rPr>
-          <w:rFonts w:ascii="Times New Roman" w:hAnsi="Times New Roman" w:cs="Times New Roman"/>
-        </w:rPr>
-      </w:pPr>
-    </w:p>
-    <w:p>
-      <w:pPr>
-        <w:rPr>
-          <w:rFonts w:ascii="Times New Roman" w:hAnsi="Times New Roman" w:cs="Times New Roman"/>
-          <w:b/>
-          <w:bCs/>
+        <w:t>View Services &amp; Pricing:</w:t>
+      </w:r>
+      <w:r>
+        <w:rPr>
+          <w:rFonts w:ascii="Times New Roman" w:hAnsi="Times New Roman" w:cs="Times New Roman"/>
+        </w:rPr>
+        <w:t xml:space="preserve"> The system lists the active service catalog with associated costs.</w:t>
+      </w:r>
+    </w:p>
+    <w:p>
+      <w:pPr>
+        <w:numPr>
+          <w:ilvl w:val="0"/>
+          <w:numId w:val="19"/>
+        </w:numPr>
+        <w:rPr>
+          <w:rFonts w:ascii="Times New Roman" w:hAnsi="Times New Roman" w:cs="Times New Roman"/>
+        </w:rPr>
+      </w:pPr>
+      <w:r>
+        <w:rPr>
+          <w:rFonts w:ascii="Times New Roman" w:hAnsi="Times New Roman" w:cs="Times New Roman"/>
+          <w:b/>
+          <w:bCs/>
+        </w:rPr>
+        <w:t>Edit Shop:</w:t>
+      </w:r>
+      <w:r>
+        <w:rPr>
+          <w:rFonts w:ascii="Times New Roman" w:hAnsi="Times New Roman" w:cs="Times New Roman"/>
+        </w:rPr>
+        <w:t xml:space="preserve"> The system provides controls to modify any of the above information (e.g., changing prices or updating the status).</w:t>
+      </w:r>
+    </w:p>
+    <w:p>
+      <w:pPr>
+        <w:rPr>
+          <w:rFonts w:ascii="Times New Roman" w:hAnsi="Times New Roman" w:cs="Times New Roman"/>
+        </w:rPr>
+      </w:pPr>
+    </w:p>
+    <w:p>
+      <w:pPr>
+        <w:rPr>
+          <w:rFonts w:ascii="Times New Roman" w:hAnsi="Times New Roman" w:cs="Times New Roman"/>
+          <w:b/>
           <w:sz w:val="28"/>
           <w:szCs w:val="28"/>
         </w:rPr>
@@ -1577,10 +1745,2821 @@
         <w:rPr>
           <w:rFonts w:ascii="Times New Roman" w:hAnsi="Times New Roman" w:cs="Times New Roman"/>
           <w:b/>
-          <w:bCs/>
           <w:sz w:val="28"/>
           <w:szCs w:val="28"/>
         </w:rPr>
+        <w:t xml:space="preserve">2.4 </w:t>
+      </w:r>
+      <w:r>
+        <w:rPr>
+          <w:rFonts w:ascii="Times New Roman" w:hAnsi="Times New Roman" w:cs="Times New Roman"/>
+          <w:b/>
+          <w:sz w:val="28"/>
+          <w:szCs w:val="28"/>
+        </w:rPr>
+        <w:t>Mechanic Edit Shop</w:t>
+      </w:r>
+    </w:p>
+    <w:p>
+      <w:pPr>
+        <w:rPr>
+          <w:rFonts w:ascii="Times New Roman" w:hAnsi="Times New Roman" w:cs="Times New Roman"/>
+        </w:rPr>
+      </w:pPr>
+      <w:proofErr w:type="gramStart"/>
+      <w:r>
+        <w:rPr>
+          <w:rFonts w:ascii="Times New Roman" w:hAnsi="Times New Roman" w:cs="Times New Roman"/>
+        </w:rPr>
+        <w:t>This use</w:t>
+      </w:r>
+      <w:proofErr w:type="gramEnd"/>
+      <w:r>
+        <w:rPr>
+          <w:rFonts w:ascii="Times New Roman" w:hAnsi="Times New Roman" w:cs="Times New Roman"/>
+        </w:rPr>
+        <w:t xml:space="preserve"> case specifies the modification capabilities available to the Mechanic. It allows the service provider to keep their business information current, ensuring customers see accurate pricing, contact details, and service availability.</w:t>
+      </w:r>
+    </w:p>
+    <w:p>
+      <w:pPr>
+        <w:rPr>
+          <w:rFonts w:ascii="Times New Roman" w:hAnsi="Times New Roman" w:cs="Times New Roman"/>
+        </w:rPr>
+      </w:pPr>
+      <w:r>
+        <w:rPr>
+          <w:rFonts w:ascii="Times New Roman" w:hAnsi="Times New Roman" w:cs="Times New Roman"/>
+          <w:noProof/>
+        </w:rPr>
+        <w:drawing>
+          <wp:inline distT="0" distB="0" distL="0" distR="0" wp14:anchorId="6C669C30" wp14:editId="5BD04CFB">
+            <wp:extent cx="6858000" cy="3747770"/>
+            <wp:effectExtent l="0" t="0" r="0" b="5080"/>
+            <wp:docPr id="351256005" name="Picture 1"/>
+            <wp:cNvGraphicFramePr>
+              <a:graphicFrameLocks xmlns:a="http://schemas.openxmlformats.org/drawingml/2006/main" noChangeAspect="1"/>
+            </wp:cNvGraphicFramePr>
+            <a:graphic xmlns:a="http://schemas.openxmlformats.org/drawingml/2006/main">
+              <a:graphicData uri="http://schemas.openxmlformats.org/drawingml/2006/picture">
+                <pic:pic xmlns:pic="http://schemas.openxmlformats.org/drawingml/2006/picture">
+                  <pic:nvPicPr>
+                    <pic:cNvPr id="351256005" name=""/>
+                    <pic:cNvPicPr/>
+                  </pic:nvPicPr>
+                  <pic:blipFill>
+                    <a:blip r:embed="rId8"/>
+                    <a:stretch>
+                      <a:fillRect/>
+                    </a:stretch>
+                  </pic:blipFill>
+                  <pic:spPr>
+                    <a:xfrm>
+                      <a:off x="0" y="0"/>
+                      <a:ext cx="6858000" cy="3747770"/>
+                    </a:xfrm>
+                    <a:prstGeom prst="rect">
+                      <a:avLst/>
+                    </a:prstGeom>
+                  </pic:spPr>
+                </pic:pic>
+              </a:graphicData>
+            </a:graphic>
+          </wp:inline>
+        </w:drawing>
+      </w:r>
+    </w:p>
+    <w:p>
+      <w:pPr>
+        <w:rPr>
+          <w:rFonts w:ascii="Times New Roman" w:hAnsi="Times New Roman" w:cs="Times New Roman"/>
+        </w:rPr>
+      </w:pPr>
+      <w:r>
+        <w:rPr>
+          <w:rFonts w:ascii="Times New Roman" w:hAnsi="Times New Roman" w:cs="Times New Roman"/>
+          <w:b/>
+          <w:bCs/>
+        </w:rPr>
+        <w:t>Actors</w:t>
+      </w:r>
+    </w:p>
+    <w:p>
+      <w:pPr>
+        <w:numPr>
+          <w:ilvl w:val="0"/>
+          <w:numId w:val="20"/>
+        </w:numPr>
+        <w:rPr>
+          <w:rFonts w:ascii="Times New Roman" w:hAnsi="Times New Roman" w:cs="Times New Roman"/>
+        </w:rPr>
+      </w:pPr>
+      <w:r>
+        <w:rPr>
+          <w:rFonts w:ascii="Times New Roman" w:hAnsi="Times New Roman" w:cs="Times New Roman"/>
+          <w:b/>
+          <w:bCs/>
+        </w:rPr>
+        <w:t>Mechanic:</w:t>
+      </w:r>
+      <w:r>
+        <w:rPr>
+          <w:rFonts w:ascii="Times New Roman" w:hAnsi="Times New Roman" w:cs="Times New Roman"/>
+        </w:rPr>
+        <w:t xml:space="preserve"> The authorized user performing updates to their own workshop profile.</w:t>
+      </w:r>
+    </w:p>
+    <w:p>
+      <w:pPr>
+        <w:rPr>
+          <w:rFonts w:ascii="Times New Roman" w:hAnsi="Times New Roman" w:cs="Times New Roman"/>
+          <w:b/>
+          <w:bCs/>
+        </w:rPr>
+      </w:pPr>
+      <w:r>
+        <w:rPr>
+          <w:rFonts w:ascii="Times New Roman" w:hAnsi="Times New Roman" w:cs="Times New Roman"/>
+          <w:b/>
+          <w:bCs/>
+        </w:rPr>
+        <w:t>Preconditions</w:t>
+      </w:r>
+    </w:p>
+    <w:p>
+      <w:pPr>
+        <w:numPr>
+          <w:ilvl w:val="0"/>
+          <w:numId w:val="21"/>
+        </w:numPr>
+        <w:rPr>
+          <w:rFonts w:ascii="Times New Roman" w:hAnsi="Times New Roman" w:cs="Times New Roman"/>
+        </w:rPr>
+      </w:pPr>
+      <w:r>
+        <w:rPr>
+          <w:rFonts w:ascii="Times New Roman" w:hAnsi="Times New Roman" w:cs="Times New Roman"/>
+        </w:rPr>
+        <w:t>The mechanic is currently viewing the "Shop Profile" screen (as defined in Use Case 3.4).</w:t>
+      </w:r>
+    </w:p>
+    <w:p>
+      <w:pPr>
+        <w:rPr>
+          <w:rFonts w:ascii="Times New Roman" w:hAnsi="Times New Roman" w:cs="Times New Roman"/>
+        </w:rPr>
+      </w:pPr>
+      <w:r>
+        <w:rPr>
+          <w:rFonts w:ascii="Times New Roman" w:hAnsi="Times New Roman" w:cs="Times New Roman"/>
+          <w:b/>
+          <w:bCs/>
+        </w:rPr>
+        <w:t>Flow of Events</w:t>
+      </w:r>
+    </w:p>
+    <w:p>
+      <w:pPr>
+        <w:rPr>
+          <w:rFonts w:ascii="Times New Roman" w:hAnsi="Times New Roman" w:cs="Times New Roman"/>
+          <w:b/>
+          <w:bCs/>
+        </w:rPr>
+      </w:pPr>
+      <w:r>
+        <w:rPr>
+          <w:rFonts w:ascii="Times New Roman" w:hAnsi="Times New Roman" w:cs="Times New Roman"/>
+          <w:b/>
+          <w:bCs/>
+        </w:rPr>
+        <w:t>A. Accessing Edit Mode</w:t>
+      </w:r>
+    </w:p>
+    <w:p>
+      <w:pPr>
+        <w:rPr>
+          <w:rFonts w:ascii="Times New Roman" w:hAnsi="Times New Roman" w:cs="Times New Roman"/>
+        </w:rPr>
+      </w:pPr>
+      <w:r>
+        <w:rPr>
+          <w:rFonts w:ascii="Times New Roman" w:hAnsi="Times New Roman" w:cs="Times New Roman"/>
+        </w:rPr>
+        <w:t>From the "View Shop" screen, the user initiates the "Edit Shop" action. This unlocks the profile form for modification.</w:t>
+      </w:r>
+    </w:p>
+    <w:p>
+      <w:pPr>
+        <w:rPr>
+          <w:rFonts w:ascii="Times New Roman" w:hAnsi="Times New Roman" w:cs="Times New Roman"/>
+          <w:b/>
+          <w:bCs/>
+        </w:rPr>
+      </w:pPr>
+      <w:r>
+        <w:rPr>
+          <w:rFonts w:ascii="Times New Roman" w:hAnsi="Times New Roman" w:cs="Times New Roman"/>
+          <w:b/>
+          <w:bCs/>
+        </w:rPr>
+        <w:t>B. Selective Updates (Extended Flows)</w:t>
+      </w:r>
+    </w:p>
+    <w:p>
+      <w:pPr>
+        <w:rPr>
+          <w:rFonts w:ascii="Times New Roman" w:hAnsi="Times New Roman" w:cs="Times New Roman"/>
+        </w:rPr>
+      </w:pPr>
+      <w:r>
+        <w:rPr>
+          <w:rFonts w:ascii="Times New Roman" w:hAnsi="Times New Roman" w:cs="Times New Roman"/>
+        </w:rPr>
+        <w:t>Once in edit mode, the Mechanic may trigger any combination of the following extended actions. Each action represents a specific data update request:</w:t>
+      </w:r>
+    </w:p>
+    <w:p>
+      <w:pPr>
+        <w:numPr>
+          <w:ilvl w:val="0"/>
+          <w:numId w:val="22"/>
+        </w:numPr>
+        <w:rPr>
+          <w:rFonts w:ascii="Times New Roman" w:hAnsi="Times New Roman" w:cs="Times New Roman"/>
+        </w:rPr>
+      </w:pPr>
+      <w:r>
+        <w:rPr>
+          <w:rFonts w:ascii="Times New Roman" w:hAnsi="Times New Roman" w:cs="Times New Roman"/>
+          <w:b/>
+          <w:bCs/>
+        </w:rPr>
+        <w:lastRenderedPageBreak/>
+        <w:t>Edit Business Name:</w:t>
+      </w:r>
+      <w:r>
+        <w:rPr>
+          <w:rFonts w:ascii="Times New Roman" w:hAnsi="Times New Roman" w:cs="Times New Roman"/>
+        </w:rPr>
+        <w:t xml:space="preserve"> Update the display name of the workshop.</w:t>
+      </w:r>
+    </w:p>
+    <w:p>
+      <w:pPr>
+        <w:numPr>
+          <w:ilvl w:val="0"/>
+          <w:numId w:val="22"/>
+        </w:numPr>
+        <w:rPr>
+          <w:rFonts w:ascii="Times New Roman" w:hAnsi="Times New Roman" w:cs="Times New Roman"/>
+        </w:rPr>
+      </w:pPr>
+      <w:r>
+        <w:rPr>
+          <w:rFonts w:ascii="Times New Roman" w:hAnsi="Times New Roman" w:cs="Times New Roman"/>
+          <w:b/>
+          <w:bCs/>
+        </w:rPr>
+        <w:t>Edit Business Address:</w:t>
+      </w:r>
+      <w:r>
+        <w:rPr>
+          <w:rFonts w:ascii="Times New Roman" w:hAnsi="Times New Roman" w:cs="Times New Roman"/>
+        </w:rPr>
+        <w:t xml:space="preserve"> Update the physical location (which may trigger a map coordinate update).</w:t>
+      </w:r>
+    </w:p>
+    <w:p>
+      <w:pPr>
+        <w:numPr>
+          <w:ilvl w:val="0"/>
+          <w:numId w:val="22"/>
+        </w:numPr>
+        <w:rPr>
+          <w:rFonts w:ascii="Times New Roman" w:hAnsi="Times New Roman" w:cs="Times New Roman"/>
+        </w:rPr>
+      </w:pPr>
+      <w:r>
+        <w:rPr>
+          <w:rFonts w:ascii="Times New Roman" w:hAnsi="Times New Roman" w:cs="Times New Roman"/>
+          <w:b/>
+          <w:bCs/>
+        </w:rPr>
+        <w:t>Edit License Number:</w:t>
+      </w:r>
+      <w:r>
+        <w:rPr>
+          <w:rFonts w:ascii="Times New Roman" w:hAnsi="Times New Roman" w:cs="Times New Roman"/>
+        </w:rPr>
+        <w:t xml:space="preserve"> Update certification details for compliance.</w:t>
+      </w:r>
+    </w:p>
+    <w:p>
+      <w:pPr>
+        <w:numPr>
+          <w:ilvl w:val="0"/>
+          <w:numId w:val="22"/>
+        </w:numPr>
+        <w:rPr>
+          <w:rFonts w:ascii="Times New Roman" w:hAnsi="Times New Roman" w:cs="Times New Roman"/>
+        </w:rPr>
+      </w:pPr>
+      <w:r>
+        <w:rPr>
+          <w:rFonts w:ascii="Times New Roman" w:hAnsi="Times New Roman" w:cs="Times New Roman"/>
+          <w:b/>
+          <w:bCs/>
+        </w:rPr>
+        <w:t>Edit Hourly Rate:</w:t>
+      </w:r>
+      <w:r>
+        <w:rPr>
+          <w:rFonts w:ascii="Times New Roman" w:hAnsi="Times New Roman" w:cs="Times New Roman"/>
+        </w:rPr>
+        <w:t xml:space="preserve"> Adjust the base labor cost shown to customers.</w:t>
+      </w:r>
+    </w:p>
+    <w:p>
+      <w:pPr>
+        <w:numPr>
+          <w:ilvl w:val="0"/>
+          <w:numId w:val="22"/>
+        </w:numPr>
+        <w:rPr>
+          <w:rFonts w:ascii="Times New Roman" w:hAnsi="Times New Roman" w:cs="Times New Roman"/>
+        </w:rPr>
+      </w:pPr>
+      <w:r>
+        <w:rPr>
+          <w:rFonts w:ascii="Times New Roman" w:hAnsi="Times New Roman" w:cs="Times New Roman"/>
+          <w:b/>
+          <w:bCs/>
+        </w:rPr>
+        <w:t>Edit Description:</w:t>
+      </w:r>
+      <w:r>
+        <w:rPr>
+          <w:rFonts w:ascii="Times New Roman" w:hAnsi="Times New Roman" w:cs="Times New Roman"/>
+        </w:rPr>
+        <w:t xml:space="preserve"> Modify the "About Us" text or bio.</w:t>
+      </w:r>
+    </w:p>
+    <w:p>
+      <w:pPr>
+        <w:numPr>
+          <w:ilvl w:val="0"/>
+          <w:numId w:val="22"/>
+        </w:numPr>
+        <w:rPr>
+          <w:rFonts w:ascii="Times New Roman" w:hAnsi="Times New Roman" w:cs="Times New Roman"/>
+        </w:rPr>
+      </w:pPr>
+      <w:r>
+        <w:rPr>
+          <w:rFonts w:ascii="Times New Roman" w:hAnsi="Times New Roman" w:cs="Times New Roman"/>
+          <w:b/>
+          <w:bCs/>
+        </w:rPr>
+        <w:t>Edit Telephone:</w:t>
+      </w:r>
+      <w:r>
+        <w:rPr>
+          <w:rFonts w:ascii="Times New Roman" w:hAnsi="Times New Roman" w:cs="Times New Roman"/>
+        </w:rPr>
+        <w:t xml:space="preserve"> Update the contact number for bookings.</w:t>
+      </w:r>
+    </w:p>
+    <w:p>
+      <w:pPr>
+        <w:numPr>
+          <w:ilvl w:val="0"/>
+          <w:numId w:val="22"/>
+        </w:numPr>
+        <w:rPr>
+          <w:rFonts w:ascii="Times New Roman" w:hAnsi="Times New Roman" w:cs="Times New Roman"/>
+        </w:rPr>
+      </w:pPr>
+      <w:r>
+        <w:rPr>
+          <w:rFonts w:ascii="Times New Roman" w:hAnsi="Times New Roman" w:cs="Times New Roman"/>
+          <w:b/>
+          <w:bCs/>
+        </w:rPr>
+        <w:t>Edit Specializations:</w:t>
+      </w:r>
+      <w:r>
+        <w:rPr>
+          <w:rFonts w:ascii="Times New Roman" w:hAnsi="Times New Roman" w:cs="Times New Roman"/>
+        </w:rPr>
+        <w:t xml:space="preserve"> Add or remove specific service tags (e.g., adding "Diesel Engine Repair").</w:t>
+      </w:r>
+    </w:p>
+    <w:p>
+      <w:pPr>
+        <w:numPr>
+          <w:ilvl w:val="0"/>
+          <w:numId w:val="22"/>
+        </w:numPr>
+        <w:rPr>
+          <w:rFonts w:ascii="Times New Roman" w:hAnsi="Times New Roman" w:cs="Times New Roman"/>
+        </w:rPr>
+      </w:pPr>
+      <w:r>
+        <w:rPr>
+          <w:rFonts w:ascii="Times New Roman" w:hAnsi="Times New Roman" w:cs="Times New Roman"/>
+          <w:b/>
+          <w:bCs/>
+        </w:rPr>
+        <w:t>Edit Availability:</w:t>
+      </w:r>
+      <w:r>
+        <w:rPr>
+          <w:rFonts w:ascii="Times New Roman" w:hAnsi="Times New Roman" w:cs="Times New Roman"/>
+        </w:rPr>
+        <w:t xml:space="preserve"> Update working hours or toggle "Busy/Available" status.</w:t>
+      </w:r>
+    </w:p>
+    <w:p>
+      <w:pPr>
+        <w:rPr>
+          <w:rFonts w:ascii="Times New Roman" w:hAnsi="Times New Roman" w:cs="Times New Roman"/>
+        </w:rPr>
+      </w:pPr>
+    </w:p>
+    <w:p>
+      <w:pPr>
+        <w:rPr>
+          <w:rFonts w:ascii="Times New Roman" w:hAnsi="Times New Roman" w:cs="Times New Roman"/>
+          <w:b/>
+          <w:bCs/>
+          <w:sz w:val="28"/>
+          <w:szCs w:val="28"/>
+        </w:rPr>
+      </w:pPr>
+      <w:r>
+        <w:rPr>
+          <w:rFonts w:ascii="Times New Roman" w:hAnsi="Times New Roman" w:cs="Times New Roman"/>
+          <w:b/>
+          <w:bCs/>
+          <w:sz w:val="28"/>
+          <w:szCs w:val="28"/>
+        </w:rPr>
+        <w:t xml:space="preserve">2.5 </w:t>
+      </w:r>
+      <w:r>
+        <w:rPr>
+          <w:rFonts w:ascii="Times New Roman" w:hAnsi="Times New Roman" w:cs="Times New Roman"/>
+          <w:b/>
+          <w:bCs/>
+          <w:sz w:val="28"/>
+          <w:szCs w:val="28"/>
+        </w:rPr>
+        <w:t xml:space="preserve">Mechanic Appointments </w:t>
+      </w:r>
+    </w:p>
+    <w:p>
+      <w:pPr>
+        <w:rPr>
+          <w:rFonts w:ascii="Times New Roman" w:hAnsi="Times New Roman" w:cs="Times New Roman"/>
+        </w:rPr>
+      </w:pPr>
+      <w:r>
+        <w:rPr>
+          <w:rFonts w:ascii="Times New Roman" w:hAnsi="Times New Roman" w:cs="Times New Roman"/>
+        </w:rPr>
+        <w:t>This use case outlines the mechanic's ability to oversee and organize their schedule. It provides a centralized interface to view incoming service requests and track the status of ongoing jobs.</w:t>
+      </w:r>
+    </w:p>
+    <w:p>
+      <w:pPr>
+        <w:jc w:val="center"/>
+        <w:rPr>
+          <w:rFonts w:ascii="Times New Roman" w:hAnsi="Times New Roman" w:cs="Times New Roman"/>
+        </w:rPr>
+      </w:pPr>
+      <w:r>
+        <w:rPr>
+          <w:rFonts w:ascii="Times New Roman" w:hAnsi="Times New Roman" w:cs="Times New Roman"/>
+          <w:noProof/>
+        </w:rPr>
+        <w:drawing>
+          <wp:inline distT="0" distB="0" distL="0" distR="0" wp14:anchorId="1EB9E036" wp14:editId="0B5A24F4">
+            <wp:extent cx="5145741" cy="2635763"/>
+            <wp:effectExtent l="0" t="0" r="0" b="0"/>
+            <wp:docPr id="1069378273" name="Picture 1"/>
+            <wp:cNvGraphicFramePr>
+              <a:graphicFrameLocks xmlns:a="http://schemas.openxmlformats.org/drawingml/2006/main" noChangeAspect="1"/>
+            </wp:cNvGraphicFramePr>
+            <a:graphic xmlns:a="http://schemas.openxmlformats.org/drawingml/2006/main">
+              <a:graphicData uri="http://schemas.openxmlformats.org/drawingml/2006/picture">
+                <pic:pic xmlns:pic="http://schemas.openxmlformats.org/drawingml/2006/picture">
+                  <pic:nvPicPr>
+                    <pic:cNvPr id="1069378273" name=""/>
+                    <pic:cNvPicPr/>
+                  </pic:nvPicPr>
+                  <pic:blipFill>
+                    <a:blip r:embed="rId9"/>
+                    <a:stretch>
+                      <a:fillRect/>
+                    </a:stretch>
+                  </pic:blipFill>
+                  <pic:spPr>
+                    <a:xfrm>
+                      <a:off x="0" y="0"/>
+                      <a:ext cx="5154368" cy="2640182"/>
+                    </a:xfrm>
+                    <a:prstGeom prst="rect">
+                      <a:avLst/>
+                    </a:prstGeom>
+                  </pic:spPr>
+                </pic:pic>
+              </a:graphicData>
+            </a:graphic>
+          </wp:inline>
+        </w:drawing>
+      </w:r>
+    </w:p>
+    <w:p>
+      <w:pPr>
+        <w:rPr>
+          <w:rFonts w:ascii="Times New Roman" w:hAnsi="Times New Roman" w:cs="Times New Roman"/>
+          <w:b/>
+          <w:bCs/>
+        </w:rPr>
+      </w:pPr>
+      <w:r>
+        <w:rPr>
+          <w:rFonts w:ascii="Times New Roman" w:hAnsi="Times New Roman" w:cs="Times New Roman"/>
+          <w:b/>
+          <w:bCs/>
+        </w:rPr>
+        <w:t>Actors</w:t>
+      </w:r>
+    </w:p>
+    <w:p>
+      <w:pPr>
+        <w:numPr>
+          <w:ilvl w:val="0"/>
+          <w:numId w:val="23"/>
+        </w:numPr>
+        <w:rPr>
+          <w:rFonts w:ascii="Times New Roman" w:hAnsi="Times New Roman" w:cs="Times New Roman"/>
+        </w:rPr>
+      </w:pPr>
+      <w:r>
+        <w:rPr>
+          <w:rFonts w:ascii="Times New Roman" w:hAnsi="Times New Roman" w:cs="Times New Roman"/>
+          <w:b/>
+          <w:bCs/>
+        </w:rPr>
+        <w:t>Mechanic:</w:t>
+      </w:r>
+      <w:r>
+        <w:rPr>
+          <w:rFonts w:ascii="Times New Roman" w:hAnsi="Times New Roman" w:cs="Times New Roman"/>
+        </w:rPr>
+        <w:t xml:space="preserve"> The service provider responsible for accepting or tracking service requests.</w:t>
+      </w:r>
+    </w:p>
+    <w:p>
+      <w:pPr>
+        <w:rPr>
+          <w:rFonts w:ascii="Times New Roman" w:hAnsi="Times New Roman" w:cs="Times New Roman"/>
+          <w:b/>
+          <w:bCs/>
+        </w:rPr>
+      </w:pPr>
+      <w:r>
+        <w:rPr>
+          <w:rFonts w:ascii="Times New Roman" w:hAnsi="Times New Roman" w:cs="Times New Roman"/>
+          <w:b/>
+          <w:bCs/>
+        </w:rPr>
+        <w:t>Preconditions</w:t>
+      </w:r>
+    </w:p>
+    <w:p>
+      <w:pPr>
+        <w:numPr>
+          <w:ilvl w:val="0"/>
+          <w:numId w:val="24"/>
+        </w:numPr>
+        <w:rPr>
+          <w:rFonts w:ascii="Times New Roman" w:hAnsi="Times New Roman" w:cs="Times New Roman"/>
+        </w:rPr>
+      </w:pPr>
+      <w:r>
+        <w:rPr>
+          <w:rFonts w:ascii="Times New Roman" w:hAnsi="Times New Roman" w:cs="Times New Roman"/>
+        </w:rPr>
+        <w:t>The mechanic is logged in and viewing the main Dashboard.</w:t>
+      </w:r>
+    </w:p>
+    <w:p>
+      <w:pPr>
+        <w:rPr>
+          <w:rFonts w:ascii="Times New Roman" w:hAnsi="Times New Roman" w:cs="Times New Roman"/>
+          <w:b/>
+          <w:bCs/>
+        </w:rPr>
+      </w:pPr>
+      <w:r>
+        <w:rPr>
+          <w:rFonts w:ascii="Times New Roman" w:hAnsi="Times New Roman" w:cs="Times New Roman"/>
+          <w:b/>
+          <w:bCs/>
+        </w:rPr>
+        <w:t>Flow of Events</w:t>
+      </w:r>
+    </w:p>
+    <w:p>
+      <w:pPr>
+        <w:rPr>
+          <w:rFonts w:ascii="Times New Roman" w:hAnsi="Times New Roman" w:cs="Times New Roman"/>
+          <w:b/>
+          <w:bCs/>
+        </w:rPr>
+      </w:pPr>
+      <w:r>
+        <w:rPr>
+          <w:rFonts w:ascii="Times New Roman" w:hAnsi="Times New Roman" w:cs="Times New Roman"/>
+          <w:b/>
+          <w:bCs/>
+        </w:rPr>
+        <w:t>A. Access Appointment Center</w:t>
+      </w:r>
+    </w:p>
+    <w:p>
+      <w:pPr>
+        <w:rPr>
+          <w:rFonts w:ascii="Times New Roman" w:hAnsi="Times New Roman" w:cs="Times New Roman"/>
+        </w:rPr>
+      </w:pPr>
+      <w:r>
+        <w:rPr>
+          <w:rFonts w:ascii="Times New Roman" w:hAnsi="Times New Roman" w:cs="Times New Roman"/>
+        </w:rPr>
+        <w:t>From the "View Dashboard" screen, the mechanic selects the "Appointments" option. This loads the main appointment interface.</w:t>
+      </w:r>
+    </w:p>
+    <w:p>
+      <w:pPr>
+        <w:rPr>
+          <w:rFonts w:ascii="Times New Roman" w:hAnsi="Times New Roman" w:cs="Times New Roman"/>
+          <w:b/>
+          <w:bCs/>
+        </w:rPr>
+      </w:pPr>
+      <w:r>
+        <w:rPr>
+          <w:rFonts w:ascii="Times New Roman" w:hAnsi="Times New Roman" w:cs="Times New Roman"/>
+          <w:b/>
+          <w:bCs/>
+        </w:rPr>
+        <w:t>B. Filter Views (Extended Flows)</w:t>
+      </w:r>
+    </w:p>
+    <w:p>
+      <w:pPr>
+        <w:rPr>
+          <w:rFonts w:ascii="Times New Roman" w:hAnsi="Times New Roman" w:cs="Times New Roman"/>
+        </w:rPr>
+      </w:pPr>
+      <w:r>
+        <w:rPr>
+          <w:rFonts w:ascii="Times New Roman" w:hAnsi="Times New Roman" w:cs="Times New Roman"/>
+        </w:rPr>
+        <w:lastRenderedPageBreak/>
+        <w:t>Once in the appointment center, the mechanic can toggle between different lists based on the workflow state:</w:t>
+      </w:r>
+    </w:p>
+    <w:p>
+      <w:pPr>
+        <w:numPr>
+          <w:ilvl w:val="0"/>
+          <w:numId w:val="25"/>
+        </w:numPr>
+        <w:rPr>
+          <w:rFonts w:ascii="Times New Roman" w:hAnsi="Times New Roman" w:cs="Times New Roman"/>
+        </w:rPr>
+      </w:pPr>
+      <w:r>
+        <w:rPr>
+          <w:rFonts w:ascii="Times New Roman" w:hAnsi="Times New Roman" w:cs="Times New Roman"/>
+          <w:b/>
+          <w:bCs/>
+        </w:rPr>
+        <w:t>View Pending Appointments:</w:t>
+      </w:r>
+      <w:r>
+        <w:rPr>
+          <w:rFonts w:ascii="Times New Roman" w:hAnsi="Times New Roman" w:cs="Times New Roman"/>
+        </w:rPr>
+        <w:t xml:space="preserve"> Displays new requests from customers that require immediate action (Accept/Decline).</w:t>
+      </w:r>
+    </w:p>
+    <w:p>
+      <w:pPr>
+        <w:numPr>
+          <w:ilvl w:val="0"/>
+          <w:numId w:val="25"/>
+        </w:numPr>
+        <w:rPr>
+          <w:rFonts w:ascii="Times New Roman" w:hAnsi="Times New Roman" w:cs="Times New Roman"/>
+        </w:rPr>
+      </w:pPr>
+      <w:r>
+        <w:rPr>
+          <w:rFonts w:ascii="Times New Roman" w:hAnsi="Times New Roman" w:cs="Times New Roman"/>
+          <w:b/>
+          <w:bCs/>
+        </w:rPr>
+        <w:t>View Accepted Appointments:</w:t>
+      </w:r>
+      <w:r>
+        <w:rPr>
+          <w:rFonts w:ascii="Times New Roman" w:hAnsi="Times New Roman" w:cs="Times New Roman"/>
+        </w:rPr>
+        <w:t xml:space="preserve"> Displays jobs the mechanic has agreed to but has not yet started (often awaiting customer arrival).</w:t>
+      </w:r>
+    </w:p>
+    <w:p>
+      <w:pPr>
+        <w:numPr>
+          <w:ilvl w:val="0"/>
+          <w:numId w:val="25"/>
+        </w:numPr>
+        <w:rPr>
+          <w:rFonts w:ascii="Times New Roman" w:hAnsi="Times New Roman" w:cs="Times New Roman"/>
+        </w:rPr>
+      </w:pPr>
+      <w:r>
+        <w:rPr>
+          <w:rFonts w:ascii="Times New Roman" w:hAnsi="Times New Roman" w:cs="Times New Roman"/>
+          <w:b/>
+          <w:bCs/>
+        </w:rPr>
+        <w:t>View Confirmed Appointments:</w:t>
+      </w:r>
+      <w:r>
+        <w:rPr>
+          <w:rFonts w:ascii="Times New Roman" w:hAnsi="Times New Roman" w:cs="Times New Roman"/>
+        </w:rPr>
+        <w:t xml:space="preserve"> </w:t>
+      </w:r>
+      <w:proofErr w:type="gramStart"/>
+      <w:r>
+        <w:rPr>
+          <w:rFonts w:ascii="Times New Roman" w:hAnsi="Times New Roman" w:cs="Times New Roman"/>
+        </w:rPr>
+        <w:t>Displays jobs</w:t>
+      </w:r>
+      <w:proofErr w:type="gramEnd"/>
+      <w:r>
+        <w:rPr>
+          <w:rFonts w:ascii="Times New Roman" w:hAnsi="Times New Roman" w:cs="Times New Roman"/>
+        </w:rPr>
+        <w:t xml:space="preserve"> where all parties are ready, parts are ordered, or work is effectively locked in.</w:t>
+      </w:r>
+    </w:p>
+    <w:p>
+      <w:pPr>
+        <w:numPr>
+          <w:ilvl w:val="0"/>
+          <w:numId w:val="25"/>
+        </w:numPr>
+        <w:rPr>
+          <w:rFonts w:ascii="Times New Roman" w:hAnsi="Times New Roman" w:cs="Times New Roman"/>
+        </w:rPr>
+      </w:pPr>
+      <w:r>
+        <w:rPr>
+          <w:rFonts w:ascii="Times New Roman" w:hAnsi="Times New Roman" w:cs="Times New Roman"/>
+          <w:b/>
+          <w:bCs/>
+        </w:rPr>
+        <w:t>View All Appointments:</w:t>
+      </w:r>
+      <w:r>
+        <w:rPr>
+          <w:rFonts w:ascii="Times New Roman" w:hAnsi="Times New Roman" w:cs="Times New Roman"/>
+        </w:rPr>
+        <w:t xml:space="preserve"> A master history log showing every interaction, regardless of status.</w:t>
+      </w:r>
+    </w:p>
+    <w:p>
+      <w:pPr>
+        <w:rPr>
+          <w:rFonts w:ascii="Times New Roman" w:hAnsi="Times New Roman" w:cs="Times New Roman"/>
+        </w:rPr>
+      </w:pPr>
+    </w:p>
+    <w:p>
+      <w:pPr>
+        <w:rPr>
+          <w:rFonts w:ascii="Times New Roman" w:hAnsi="Times New Roman" w:cs="Times New Roman"/>
+          <w:b/>
+          <w:bCs/>
+          <w:sz w:val="28"/>
+          <w:szCs w:val="28"/>
+        </w:rPr>
+      </w:pPr>
+      <w:r>
+        <w:rPr>
+          <w:rFonts w:ascii="Times New Roman" w:hAnsi="Times New Roman" w:cs="Times New Roman"/>
+          <w:b/>
+          <w:bCs/>
+          <w:sz w:val="28"/>
+          <w:szCs w:val="28"/>
+        </w:rPr>
+        <w:t xml:space="preserve">2.6 </w:t>
+      </w:r>
+      <w:r>
+        <w:rPr>
+          <w:rFonts w:ascii="Times New Roman" w:hAnsi="Times New Roman" w:cs="Times New Roman"/>
+          <w:b/>
+          <w:bCs/>
+          <w:sz w:val="28"/>
+          <w:szCs w:val="28"/>
+        </w:rPr>
+        <w:t>Mechanic Profile</w:t>
+      </w:r>
+    </w:p>
+    <w:p>
+      <w:pPr>
+        <w:rPr>
+          <w:rFonts w:ascii="Times New Roman" w:hAnsi="Times New Roman" w:cs="Times New Roman"/>
+        </w:rPr>
+      </w:pPr>
+    </w:p>
+    <w:p>
+      <w:pPr>
+        <w:jc w:val="center"/>
+        <w:rPr>
+          <w:rFonts w:ascii="Times New Roman" w:hAnsi="Times New Roman" w:cs="Times New Roman"/>
+        </w:rPr>
+      </w:pPr>
+      <w:r>
+        <w:rPr>
+          <w:rFonts w:ascii="Times New Roman" w:hAnsi="Times New Roman" w:cs="Times New Roman"/>
+          <w:noProof/>
+        </w:rPr>
+        <w:drawing>
+          <wp:inline distT="0" distB="0" distL="0" distR="0" wp14:anchorId="1EEA0A5D" wp14:editId="5848C4C1">
+            <wp:extent cx="5916706" cy="2924935"/>
+            <wp:effectExtent l="0" t="0" r="8255" b="8890"/>
+            <wp:docPr id="735617884" name="Picture 1"/>
+            <wp:cNvGraphicFramePr>
+              <a:graphicFrameLocks xmlns:a="http://schemas.openxmlformats.org/drawingml/2006/main" noChangeAspect="1"/>
+            </wp:cNvGraphicFramePr>
+            <a:graphic xmlns:a="http://schemas.openxmlformats.org/drawingml/2006/main">
+              <a:graphicData uri="http://schemas.openxmlformats.org/drawingml/2006/picture">
+                <pic:pic xmlns:pic="http://schemas.openxmlformats.org/drawingml/2006/picture">
+                  <pic:nvPicPr>
+                    <pic:cNvPr id="735617884" name=""/>
+                    <pic:cNvPicPr/>
+                  </pic:nvPicPr>
+                  <pic:blipFill>
+                    <a:blip r:embed="rId10"/>
+                    <a:stretch>
+                      <a:fillRect/>
+                    </a:stretch>
+                  </pic:blipFill>
+                  <pic:spPr>
+                    <a:xfrm>
+                      <a:off x="0" y="0"/>
+                      <a:ext cx="5921504" cy="2927307"/>
+                    </a:xfrm>
+                    <a:prstGeom prst="rect">
+                      <a:avLst/>
+                    </a:prstGeom>
+                  </pic:spPr>
+                </pic:pic>
+              </a:graphicData>
+            </a:graphic>
+          </wp:inline>
+        </w:drawing>
+      </w:r>
+    </w:p>
+    <w:p>
+      <w:pPr>
+        <w:rPr>
+          <w:rFonts w:ascii="Times New Roman" w:hAnsi="Times New Roman" w:cs="Times New Roman"/>
+          <w:b/>
+          <w:bCs/>
+        </w:rPr>
+      </w:pPr>
+      <w:r>
+        <w:rPr>
+          <w:rFonts w:ascii="Times New Roman" w:hAnsi="Times New Roman" w:cs="Times New Roman"/>
+          <w:b/>
+          <w:bCs/>
+        </w:rPr>
+        <w:t>Actors</w:t>
+      </w:r>
+    </w:p>
+    <w:p>
+      <w:pPr>
+        <w:numPr>
+          <w:ilvl w:val="0"/>
+          <w:numId w:val="26"/>
+        </w:numPr>
+        <w:rPr>
+          <w:rFonts w:ascii="Times New Roman" w:hAnsi="Times New Roman" w:cs="Times New Roman"/>
+        </w:rPr>
+      </w:pPr>
+      <w:r>
+        <w:rPr>
+          <w:rFonts w:ascii="Times New Roman" w:hAnsi="Times New Roman" w:cs="Times New Roman"/>
+          <w:b/>
+          <w:bCs/>
+        </w:rPr>
+        <w:t>Mechanic:</w:t>
+      </w:r>
+      <w:r>
+        <w:rPr>
+          <w:rFonts w:ascii="Times New Roman" w:hAnsi="Times New Roman" w:cs="Times New Roman"/>
+        </w:rPr>
+        <w:t xml:space="preserve"> The registered user managing their own account details.</w:t>
+      </w:r>
+    </w:p>
+    <w:p>
+      <w:pPr>
+        <w:rPr>
+          <w:rFonts w:ascii="Times New Roman" w:hAnsi="Times New Roman" w:cs="Times New Roman"/>
+          <w:b/>
+          <w:bCs/>
+        </w:rPr>
+      </w:pPr>
+      <w:r>
+        <w:rPr>
+          <w:rFonts w:ascii="Times New Roman" w:hAnsi="Times New Roman" w:cs="Times New Roman"/>
+          <w:b/>
+          <w:bCs/>
+        </w:rPr>
+        <w:t>Preconditions</w:t>
+      </w:r>
+    </w:p>
+    <w:p>
+      <w:pPr>
+        <w:numPr>
+          <w:ilvl w:val="0"/>
+          <w:numId w:val="27"/>
+        </w:numPr>
+        <w:rPr>
+          <w:rFonts w:ascii="Times New Roman" w:hAnsi="Times New Roman" w:cs="Times New Roman"/>
+        </w:rPr>
+      </w:pPr>
+      <w:r>
+        <w:rPr>
+          <w:rFonts w:ascii="Times New Roman" w:hAnsi="Times New Roman" w:cs="Times New Roman"/>
+        </w:rPr>
+        <w:t>The mechanic is logged in to the application.</w:t>
+      </w:r>
+    </w:p>
+    <w:p>
+      <w:pPr>
+        <w:numPr>
+          <w:ilvl w:val="0"/>
+          <w:numId w:val="27"/>
+        </w:numPr>
+        <w:rPr>
+          <w:rFonts w:ascii="Times New Roman" w:hAnsi="Times New Roman" w:cs="Times New Roman"/>
+        </w:rPr>
+      </w:pPr>
+      <w:r>
+        <w:rPr>
+          <w:rFonts w:ascii="Times New Roman" w:hAnsi="Times New Roman" w:cs="Times New Roman"/>
+        </w:rPr>
+        <w:t>The mechanic is viewing the main Dashboard.</w:t>
+      </w:r>
+    </w:p>
+    <w:p>
+      <w:pPr>
+        <w:rPr>
+          <w:rFonts w:ascii="Times New Roman" w:hAnsi="Times New Roman" w:cs="Times New Roman"/>
+          <w:b/>
+          <w:bCs/>
+        </w:rPr>
+      </w:pPr>
+      <w:r>
+        <w:rPr>
+          <w:rFonts w:ascii="Times New Roman" w:hAnsi="Times New Roman" w:cs="Times New Roman"/>
+          <w:b/>
+          <w:bCs/>
+        </w:rPr>
+        <w:t>Flow of Events</w:t>
+      </w:r>
+    </w:p>
+    <w:p>
+      <w:pPr>
+        <w:rPr>
+          <w:rFonts w:ascii="Times New Roman" w:hAnsi="Times New Roman" w:cs="Times New Roman"/>
+          <w:b/>
+          <w:bCs/>
+        </w:rPr>
+      </w:pPr>
+      <w:r>
+        <w:rPr>
+          <w:rFonts w:ascii="Times New Roman" w:hAnsi="Times New Roman" w:cs="Times New Roman"/>
+          <w:b/>
+          <w:bCs/>
+        </w:rPr>
+        <w:t>A. Access Personal Profile</w:t>
+      </w:r>
+    </w:p>
+    <w:p>
+      <w:pPr>
+        <w:rPr>
+          <w:rFonts w:ascii="Times New Roman" w:hAnsi="Times New Roman" w:cs="Times New Roman"/>
+        </w:rPr>
+      </w:pPr>
+      <w:r>
+        <w:rPr>
+          <w:rFonts w:ascii="Times New Roman" w:hAnsi="Times New Roman" w:cs="Times New Roman"/>
+        </w:rPr>
+        <w:t>From the Dashboard, the user selects the "My Profile" (or "Account Settings") option to view their current registration details.</w:t>
+      </w:r>
+    </w:p>
+    <w:p>
+      <w:pPr>
+        <w:rPr>
+          <w:rFonts w:ascii="Times New Roman" w:hAnsi="Times New Roman" w:cs="Times New Roman"/>
+          <w:b/>
+          <w:bCs/>
+        </w:rPr>
+      </w:pPr>
+      <w:r>
+        <w:rPr>
+          <w:rFonts w:ascii="Times New Roman" w:hAnsi="Times New Roman" w:cs="Times New Roman"/>
+          <w:b/>
+          <w:bCs/>
+        </w:rPr>
+        <w:t>B. Update Personal Information (Extended Flows)</w:t>
+      </w:r>
+    </w:p>
+    <w:p>
+      <w:pPr>
+        <w:rPr>
+          <w:rFonts w:ascii="Times New Roman" w:hAnsi="Times New Roman" w:cs="Times New Roman"/>
+        </w:rPr>
+      </w:pPr>
+      <w:r>
+        <w:rPr>
+          <w:rFonts w:ascii="Times New Roman" w:hAnsi="Times New Roman" w:cs="Times New Roman"/>
+        </w:rPr>
+        <w:lastRenderedPageBreak/>
+        <w:t>From the profile view, the user may trigger the following update actions:</w:t>
+      </w:r>
+    </w:p>
+    <w:p>
+      <w:pPr>
+        <w:numPr>
+          <w:ilvl w:val="0"/>
+          <w:numId w:val="28"/>
+        </w:numPr>
+        <w:rPr>
+          <w:rFonts w:ascii="Times New Roman" w:hAnsi="Times New Roman" w:cs="Times New Roman"/>
+        </w:rPr>
+      </w:pPr>
+      <w:r>
+        <w:rPr>
+          <w:rFonts w:ascii="Times New Roman" w:hAnsi="Times New Roman" w:cs="Times New Roman"/>
+          <w:b/>
+          <w:bCs/>
+        </w:rPr>
+        <w:t>Edit First Name:</w:t>
+      </w:r>
+      <w:r>
+        <w:rPr>
+          <w:rFonts w:ascii="Times New Roman" w:hAnsi="Times New Roman" w:cs="Times New Roman"/>
+        </w:rPr>
+        <w:t xml:space="preserve"> Updates the user's given name.</w:t>
+      </w:r>
+    </w:p>
+    <w:p>
+      <w:pPr>
+        <w:numPr>
+          <w:ilvl w:val="0"/>
+          <w:numId w:val="28"/>
+        </w:numPr>
+        <w:rPr>
+          <w:rFonts w:ascii="Times New Roman" w:hAnsi="Times New Roman" w:cs="Times New Roman"/>
+        </w:rPr>
+      </w:pPr>
+      <w:r>
+        <w:rPr>
+          <w:rFonts w:ascii="Times New Roman" w:hAnsi="Times New Roman" w:cs="Times New Roman"/>
+          <w:b/>
+          <w:bCs/>
+        </w:rPr>
+        <w:t>Edit Last Name:</w:t>
+      </w:r>
+      <w:r>
+        <w:rPr>
+          <w:rFonts w:ascii="Times New Roman" w:hAnsi="Times New Roman" w:cs="Times New Roman"/>
+        </w:rPr>
+        <w:t xml:space="preserve"> Updates the user's family name.</w:t>
+      </w:r>
+    </w:p>
+    <w:p>
+      <w:pPr>
+        <w:numPr>
+          <w:ilvl w:val="0"/>
+          <w:numId w:val="28"/>
+        </w:numPr>
+        <w:rPr>
+          <w:rFonts w:ascii="Times New Roman" w:hAnsi="Times New Roman" w:cs="Times New Roman"/>
+        </w:rPr>
+      </w:pPr>
+      <w:r>
+        <w:rPr>
+          <w:rFonts w:ascii="Times New Roman" w:hAnsi="Times New Roman" w:cs="Times New Roman"/>
+          <w:b/>
+          <w:bCs/>
+        </w:rPr>
+        <w:t>Edit Email:</w:t>
+      </w:r>
+      <w:r>
+        <w:rPr>
+          <w:rFonts w:ascii="Times New Roman" w:hAnsi="Times New Roman" w:cs="Times New Roman"/>
+        </w:rPr>
+        <w:t xml:space="preserve"> Updates the login email address (Note: This usually triggers a re-verification process).</w:t>
+      </w:r>
+    </w:p>
+    <w:p>
+      <w:pPr>
+        <w:numPr>
+          <w:ilvl w:val="0"/>
+          <w:numId w:val="28"/>
+        </w:numPr>
+        <w:rPr>
+          <w:rFonts w:ascii="Times New Roman" w:hAnsi="Times New Roman" w:cs="Times New Roman"/>
+        </w:rPr>
+      </w:pPr>
+      <w:r>
+        <w:rPr>
+          <w:rFonts w:ascii="Times New Roman" w:hAnsi="Times New Roman" w:cs="Times New Roman"/>
+          <w:b/>
+          <w:bCs/>
+        </w:rPr>
+        <w:t>Edit Telephone:</w:t>
+      </w:r>
+      <w:r>
+        <w:rPr>
+          <w:rFonts w:ascii="Times New Roman" w:hAnsi="Times New Roman" w:cs="Times New Roman"/>
+        </w:rPr>
+        <w:t xml:space="preserve"> Updates the personal mobile number associated with the account.</w:t>
+      </w:r>
+    </w:p>
+    <w:p>
+      <w:pPr>
+        <w:rPr>
+          <w:rFonts w:ascii="Times New Roman" w:hAnsi="Times New Roman" w:cs="Times New Roman"/>
+        </w:rPr>
+      </w:pPr>
+    </w:p>
+    <w:p>
+      <w:pPr>
+        <w:rPr>
+          <w:rFonts w:ascii="Times New Roman" w:hAnsi="Times New Roman" w:cs="Times New Roman"/>
+          <w:b/>
+          <w:bCs/>
+          <w:sz w:val="28"/>
+          <w:szCs w:val="28"/>
+        </w:rPr>
+      </w:pPr>
+      <w:r>
+        <w:rPr>
+          <w:rFonts w:ascii="Times New Roman" w:hAnsi="Times New Roman" w:cs="Times New Roman"/>
+          <w:b/>
+          <w:bCs/>
+          <w:sz w:val="28"/>
+          <w:szCs w:val="28"/>
+        </w:rPr>
+        <w:t xml:space="preserve">2.7 </w:t>
+      </w:r>
+      <w:r>
+        <w:rPr>
+          <w:rFonts w:ascii="Times New Roman" w:hAnsi="Times New Roman" w:cs="Times New Roman"/>
+          <w:b/>
+          <w:bCs/>
+          <w:sz w:val="28"/>
+          <w:szCs w:val="28"/>
+        </w:rPr>
+        <w:t>Client</w:t>
+      </w:r>
+      <w:r>
+        <w:rPr>
+          <w:rFonts w:ascii="Times New Roman" w:hAnsi="Times New Roman" w:cs="Times New Roman"/>
+          <w:b/>
+          <w:bCs/>
+          <w:sz w:val="28"/>
+          <w:szCs w:val="28"/>
+        </w:rPr>
+        <w:t xml:space="preserve"> Sign Up</w:t>
+      </w:r>
+    </w:p>
+    <w:p>
+      <w:pPr>
+        <w:rPr>
+          <w:rFonts w:ascii="Times New Roman" w:hAnsi="Times New Roman" w:cs="Times New Roman"/>
+        </w:rPr>
+      </w:pPr>
+      <w:r>
+        <w:rPr>
+          <w:rFonts w:ascii="Times New Roman" w:hAnsi="Times New Roman" w:cs="Times New Roman"/>
+        </w:rPr>
+        <w:t>This use case defines the streamlined process for a customer (Vehicle Owner) to create a new account. Unlike the Mechanic registration, the Client registration focuses solely on establishing identity and contact channels to facilitate quick appointment booking.</w:t>
+      </w:r>
+    </w:p>
+    <w:p>
+      <w:pPr>
+        <w:jc w:val="center"/>
+        <w:rPr>
+          <w:rFonts w:ascii="Times New Roman" w:hAnsi="Times New Roman" w:cs="Times New Roman"/>
+        </w:rPr>
+      </w:pPr>
+      <w:r>
+        <w:rPr>
+          <w:rFonts w:ascii="Times New Roman" w:hAnsi="Times New Roman" w:cs="Times New Roman"/>
+          <w:noProof/>
+        </w:rPr>
+        <w:drawing>
+          <wp:inline distT="0" distB="0" distL="0" distR="0" wp14:anchorId="17FAFF94" wp14:editId="132B98A0">
+            <wp:extent cx="5333086" cy="2733900"/>
+            <wp:effectExtent l="0" t="0" r="1270" b="9525"/>
+            <wp:docPr id="1351433714" name="Picture 1"/>
+            <wp:cNvGraphicFramePr>
+              <a:graphicFrameLocks xmlns:a="http://schemas.openxmlformats.org/drawingml/2006/main" noChangeAspect="1"/>
+            </wp:cNvGraphicFramePr>
+            <a:graphic xmlns:a="http://schemas.openxmlformats.org/drawingml/2006/main">
+              <a:graphicData uri="http://schemas.openxmlformats.org/drawingml/2006/picture">
+                <pic:pic xmlns:pic="http://schemas.openxmlformats.org/drawingml/2006/picture">
+                  <pic:nvPicPr>
+                    <pic:cNvPr id="1351433714" name=""/>
+                    <pic:cNvPicPr/>
+                  </pic:nvPicPr>
+                  <pic:blipFill>
+                    <a:blip r:embed="rId11"/>
+                    <a:stretch>
+                      <a:fillRect/>
+                    </a:stretch>
+                  </pic:blipFill>
+                  <pic:spPr>
+                    <a:xfrm>
+                      <a:off x="0" y="0"/>
+                      <a:ext cx="5337817" cy="2736325"/>
+                    </a:xfrm>
+                    <a:prstGeom prst="rect">
+                      <a:avLst/>
+                    </a:prstGeom>
+                  </pic:spPr>
+                </pic:pic>
+              </a:graphicData>
+            </a:graphic>
+          </wp:inline>
+        </w:drawing>
+      </w:r>
+    </w:p>
+    <w:p>
+      <w:pPr>
+        <w:rPr>
+          <w:rFonts w:ascii="Times New Roman" w:hAnsi="Times New Roman" w:cs="Times New Roman"/>
+          <w:b/>
+          <w:bCs/>
+        </w:rPr>
+      </w:pPr>
+    </w:p>
+    <w:p>
+      <w:pPr>
+        <w:rPr>
+          <w:rFonts w:ascii="Times New Roman" w:hAnsi="Times New Roman" w:cs="Times New Roman"/>
+          <w:b/>
+          <w:bCs/>
+        </w:rPr>
+      </w:pPr>
+      <w:r>
+        <w:rPr>
+          <w:rFonts w:ascii="Times New Roman" w:hAnsi="Times New Roman" w:cs="Times New Roman"/>
+          <w:b/>
+          <w:bCs/>
+        </w:rPr>
+        <w:t>Actors</w:t>
+      </w:r>
+    </w:p>
+    <w:p>
+      <w:pPr>
+        <w:numPr>
+          <w:ilvl w:val="0"/>
+          <w:numId w:val="10"/>
+        </w:numPr>
+        <w:rPr>
+          <w:rFonts w:ascii="Times New Roman" w:hAnsi="Times New Roman" w:cs="Times New Roman"/>
+        </w:rPr>
+      </w:pPr>
+      <w:r>
+        <w:rPr>
+          <w:rFonts w:ascii="Times New Roman" w:hAnsi="Times New Roman" w:cs="Times New Roman"/>
+          <w:b/>
+          <w:bCs/>
+        </w:rPr>
+        <w:t>Client:</w:t>
+      </w:r>
+      <w:r>
+        <w:rPr>
+          <w:rFonts w:ascii="Times New Roman" w:hAnsi="Times New Roman" w:cs="Times New Roman"/>
+        </w:rPr>
+        <w:t xml:space="preserve"> The vehicle owner who uses the application to search for mechanics and book repair services.</w:t>
+      </w:r>
+    </w:p>
+    <w:p>
+      <w:pPr>
+        <w:rPr>
+          <w:rFonts w:ascii="Times New Roman" w:hAnsi="Times New Roman" w:cs="Times New Roman"/>
+          <w:b/>
+          <w:bCs/>
+        </w:rPr>
+      </w:pPr>
+      <w:r>
+        <w:rPr>
+          <w:rFonts w:ascii="Times New Roman" w:hAnsi="Times New Roman" w:cs="Times New Roman"/>
+          <w:b/>
+          <w:bCs/>
+        </w:rPr>
+        <w:t>Preconditions</w:t>
+      </w:r>
+    </w:p>
+    <w:p>
+      <w:pPr>
+        <w:numPr>
+          <w:ilvl w:val="0"/>
+          <w:numId w:val="11"/>
+        </w:numPr>
+        <w:rPr>
+          <w:rFonts w:ascii="Times New Roman" w:hAnsi="Times New Roman" w:cs="Times New Roman"/>
+        </w:rPr>
+      </w:pPr>
+      <w:r>
+        <w:rPr>
+          <w:rFonts w:ascii="Times New Roman" w:hAnsi="Times New Roman" w:cs="Times New Roman"/>
+        </w:rPr>
+        <w:t>The user has downloaded the application.</w:t>
+      </w:r>
+    </w:p>
+    <w:p>
+      <w:pPr>
+        <w:numPr>
+          <w:ilvl w:val="0"/>
+          <w:numId w:val="11"/>
+        </w:numPr>
+        <w:rPr>
+          <w:rFonts w:ascii="Times New Roman" w:hAnsi="Times New Roman" w:cs="Times New Roman"/>
+        </w:rPr>
+      </w:pPr>
+      <w:r>
+        <w:rPr>
+          <w:rFonts w:ascii="Times New Roman" w:hAnsi="Times New Roman" w:cs="Times New Roman"/>
+        </w:rPr>
+        <w:t>The user is not currently logged in.</w:t>
+      </w:r>
+    </w:p>
+    <w:p>
+      <w:pPr>
+        <w:numPr>
+          <w:ilvl w:val="0"/>
+          <w:numId w:val="11"/>
+        </w:numPr>
+        <w:rPr>
+          <w:rFonts w:ascii="Times New Roman" w:hAnsi="Times New Roman" w:cs="Times New Roman"/>
+        </w:rPr>
+      </w:pPr>
+      <w:r>
+        <w:rPr>
+          <w:rFonts w:ascii="Times New Roman" w:hAnsi="Times New Roman" w:cs="Times New Roman"/>
+        </w:rPr>
+        <w:t>The user has selected "I am a Vehicle Owner" (or similar) during the initial role selection.</w:t>
+      </w:r>
+    </w:p>
+    <w:p>
+      <w:pPr>
+        <w:rPr>
+          <w:rFonts w:ascii="Times New Roman" w:hAnsi="Times New Roman" w:cs="Times New Roman"/>
+        </w:rPr>
+      </w:pPr>
+    </w:p>
+    <w:p>
+      <w:pPr>
+        <w:rPr>
+          <w:rFonts w:ascii="Times New Roman" w:hAnsi="Times New Roman" w:cs="Times New Roman"/>
+          <w:b/>
+          <w:bCs/>
+        </w:rPr>
+      </w:pPr>
+      <w:r>
+        <w:rPr>
+          <w:rFonts w:ascii="Times New Roman" w:hAnsi="Times New Roman" w:cs="Times New Roman"/>
+          <w:b/>
+          <w:bCs/>
+        </w:rPr>
+        <w:t>Flow of Events</w:t>
+      </w:r>
+    </w:p>
+    <w:p>
+      <w:pPr>
+        <w:rPr>
+          <w:rFonts w:ascii="Times New Roman" w:hAnsi="Times New Roman" w:cs="Times New Roman"/>
+          <w:b/>
+          <w:bCs/>
+        </w:rPr>
+      </w:pPr>
+      <w:r>
+        <w:rPr>
+          <w:rFonts w:ascii="Times New Roman" w:hAnsi="Times New Roman" w:cs="Times New Roman"/>
+          <w:b/>
+          <w:bCs/>
+        </w:rPr>
+        <w:t>A. Basic Flow (Mandatory Registration)</w:t>
+      </w:r>
+    </w:p>
+    <w:p>
+      <w:pPr>
+        <w:rPr>
+          <w:rFonts w:ascii="Times New Roman" w:hAnsi="Times New Roman" w:cs="Times New Roman"/>
+        </w:rPr>
+      </w:pPr>
+      <w:r>
+        <w:rPr>
+          <w:rFonts w:ascii="Times New Roman" w:hAnsi="Times New Roman" w:cs="Times New Roman"/>
+        </w:rPr>
+        <w:lastRenderedPageBreak/>
+        <w:t xml:space="preserve">As illustrated in the diagram, the Client sign-up process is strictly linear. All connected actions use the &lt;&lt;include&gt;&gt; relationship, indicating that every step is </w:t>
+      </w:r>
+      <w:r>
+        <w:rPr>
+          <w:rFonts w:ascii="Times New Roman" w:hAnsi="Times New Roman" w:cs="Times New Roman"/>
+          <w:b/>
+          <w:bCs/>
+        </w:rPr>
+        <w:t>mandatory</w:t>
+      </w:r>
+      <w:r>
+        <w:rPr>
+          <w:rFonts w:ascii="Times New Roman" w:hAnsi="Times New Roman" w:cs="Times New Roman"/>
+        </w:rPr>
+        <w:t xml:space="preserve"> for the use case to be considered complete.</w:t>
+      </w:r>
+    </w:p>
+    <w:p>
+      <w:pPr>
+        <w:numPr>
+          <w:ilvl w:val="0"/>
+          <w:numId w:val="12"/>
+        </w:numPr>
+        <w:rPr>
+          <w:rFonts w:ascii="Times New Roman" w:hAnsi="Times New Roman" w:cs="Times New Roman"/>
+        </w:rPr>
+      </w:pPr>
+      <w:r>
+        <w:rPr>
+          <w:rFonts w:ascii="Times New Roman" w:hAnsi="Times New Roman" w:cs="Times New Roman"/>
+          <w:b/>
+          <w:bCs/>
+        </w:rPr>
+        <w:t>Enter Email:</w:t>
+      </w:r>
+      <w:r>
+        <w:rPr>
+          <w:rFonts w:ascii="Times New Roman" w:hAnsi="Times New Roman" w:cs="Times New Roman"/>
+        </w:rPr>
+        <w:t xml:space="preserve"> The system requires a valid email address to serve as the user's login credential and for </w:t>
+      </w:r>
+      <w:proofErr w:type="gramStart"/>
+      <w:r>
+        <w:rPr>
+          <w:rFonts w:ascii="Times New Roman" w:hAnsi="Times New Roman" w:cs="Times New Roman"/>
+        </w:rPr>
+        <w:t>receiving booking</w:t>
+      </w:r>
+      <w:proofErr w:type="gramEnd"/>
+      <w:r>
+        <w:rPr>
+          <w:rFonts w:ascii="Times New Roman" w:hAnsi="Times New Roman" w:cs="Times New Roman"/>
+        </w:rPr>
+        <w:t xml:space="preserve"> confirmations.</w:t>
+      </w:r>
+    </w:p>
+    <w:p>
+      <w:pPr>
+        <w:numPr>
+          <w:ilvl w:val="0"/>
+          <w:numId w:val="12"/>
+        </w:numPr>
+        <w:rPr>
+          <w:rFonts w:ascii="Times New Roman" w:hAnsi="Times New Roman" w:cs="Times New Roman"/>
+        </w:rPr>
+      </w:pPr>
+      <w:r>
+        <w:rPr>
+          <w:rFonts w:ascii="Times New Roman" w:hAnsi="Times New Roman" w:cs="Times New Roman"/>
+          <w:b/>
+          <w:bCs/>
+        </w:rPr>
+        <w:t>Enter Password:</w:t>
+      </w:r>
+      <w:r>
+        <w:rPr>
+          <w:rFonts w:ascii="Times New Roman" w:hAnsi="Times New Roman" w:cs="Times New Roman"/>
+        </w:rPr>
+        <w:t xml:space="preserve"> The user must establish a secure password for account protection.</w:t>
+      </w:r>
+    </w:p>
+    <w:p>
+      <w:pPr>
+        <w:numPr>
+          <w:ilvl w:val="0"/>
+          <w:numId w:val="12"/>
+        </w:numPr>
+        <w:rPr>
+          <w:rFonts w:ascii="Times New Roman" w:hAnsi="Times New Roman" w:cs="Times New Roman"/>
+        </w:rPr>
+      </w:pPr>
+      <w:r>
+        <w:rPr>
+          <w:rFonts w:ascii="Times New Roman" w:hAnsi="Times New Roman" w:cs="Times New Roman"/>
+          <w:b/>
+          <w:bCs/>
+        </w:rPr>
+        <w:t>Enter Phone Number:</w:t>
+      </w:r>
+      <w:r>
+        <w:rPr>
+          <w:rFonts w:ascii="Times New Roman" w:hAnsi="Times New Roman" w:cs="Times New Roman"/>
+        </w:rPr>
+        <w:t xml:space="preserve"> The system collects a contact number to allow mechanics to reach the client regarding urgent repairs or appointment changes.</w:t>
+      </w:r>
+    </w:p>
+    <w:p>
+      <w:pPr>
+        <w:rPr>
+          <w:rFonts w:ascii="Times New Roman" w:hAnsi="Times New Roman" w:cs="Times New Roman"/>
+        </w:rPr>
+      </w:pPr>
+      <w:r>
+        <w:rPr>
+          <w:rFonts w:ascii="Times New Roman" w:hAnsi="Times New Roman" w:cs="Times New Roman"/>
+        </w:rPr>
+        <w:t>ASDAS</w:t>
+      </w:r>
+    </w:p>
+    <w:p>
+      <w:pPr>
+        <w:pStyle w:val="ListParagraph"/>
+        <w:ind w:left="360"/>
+        <w:rPr>
+          <w:rFonts w:ascii="Times New Roman" w:hAnsi="Times New Roman" w:cs="Times New Roman"/>
+          <w:b/>
+          <w:bCs/>
+          <w:sz w:val="28"/>
+          <w:szCs w:val="28"/>
+        </w:rPr>
+      </w:pPr>
+      <w:r>
+        <w:rPr>
+          <w:rFonts w:ascii="Times New Roman" w:hAnsi="Times New Roman" w:cs="Times New Roman"/>
+          <w:b/>
+          <w:bCs/>
+          <w:sz w:val="28"/>
+          <w:szCs w:val="28"/>
+        </w:rPr>
+        <w:t xml:space="preserve">3. </w:t>
+      </w:r>
+      <w:r>
+        <w:rPr>
+          <w:rFonts w:ascii="Times New Roman" w:hAnsi="Times New Roman" w:cs="Times New Roman"/>
+          <w:b/>
+          <w:bCs/>
+          <w:sz w:val="28"/>
+          <w:szCs w:val="28"/>
+        </w:rPr>
+        <w:t>Design pattern and the motivation of using it</w:t>
+      </w:r>
+    </w:p>
+    <w:p>
+      <w:pPr>
+        <w:rPr>
+          <w:rFonts w:ascii="Times New Roman" w:hAnsi="Times New Roman" w:cs="Times New Roman"/>
+          <w:b/>
+          <w:bCs/>
+        </w:rPr>
+      </w:pPr>
+      <w:r>
+        <w:rPr>
+          <w:rFonts w:ascii="Times New Roman" w:hAnsi="Times New Roman" w:cs="Times New Roman"/>
+          <w:b/>
+          <w:bCs/>
+          <w:sz w:val="28"/>
+          <w:szCs w:val="28"/>
+        </w:rPr>
+        <w:t>1</w:t>
+      </w:r>
+      <w:r>
+        <w:rPr>
+          <w:rFonts w:ascii="Times New Roman" w:hAnsi="Times New Roman" w:cs="Times New Roman"/>
+          <w:b/>
+          <w:bCs/>
+        </w:rPr>
+        <w:t>. Singleton Pattern (Creational)</w:t>
+      </w:r>
+    </w:p>
+    <w:p>
+      <w:pPr>
+        <w:numPr>
+          <w:ilvl w:val="0"/>
+          <w:numId w:val="31"/>
+        </w:numPr>
+        <w:rPr>
+          <w:rFonts w:ascii="Times New Roman" w:hAnsi="Times New Roman" w:cs="Times New Roman"/>
+        </w:rPr>
+      </w:pPr>
+      <w:r>
+        <w:rPr>
+          <w:rFonts w:ascii="Times New Roman" w:hAnsi="Times New Roman" w:cs="Times New Roman"/>
+        </w:rPr>
+        <w:t>Definition: This pattern ensures that a class has only one instance and provides a global point of access to it.</w:t>
+      </w:r>
+    </w:p>
+    <w:p>
+      <w:pPr>
+        <w:numPr>
+          <w:ilvl w:val="0"/>
+          <w:numId w:val="31"/>
+        </w:numPr>
+        <w:rPr>
+          <w:rFonts w:ascii="Times New Roman" w:hAnsi="Times New Roman" w:cs="Times New Roman"/>
+        </w:rPr>
+      </w:pPr>
+      <w:r>
+        <w:rPr>
+          <w:rFonts w:ascii="Times New Roman" w:hAnsi="Times New Roman" w:cs="Times New Roman"/>
+        </w:rPr>
+        <w:t>Motivation for using it:</w:t>
+      </w:r>
+    </w:p>
+    <w:p>
+      <w:pPr>
+        <w:numPr>
+          <w:ilvl w:val="1"/>
+          <w:numId w:val="31"/>
+        </w:numPr>
+        <w:rPr>
+          <w:rFonts w:ascii="Times New Roman" w:hAnsi="Times New Roman" w:cs="Times New Roman"/>
+        </w:rPr>
+      </w:pPr>
+      <w:r>
+        <w:rPr>
+          <w:rFonts w:ascii="Times New Roman" w:hAnsi="Times New Roman" w:cs="Times New Roman"/>
+        </w:rPr>
+        <w:t>You need to control access to a shared resource (e.g., a database or a file).</w:t>
+      </w:r>
+    </w:p>
+    <w:p>
+      <w:pPr>
+        <w:numPr>
+          <w:ilvl w:val="1"/>
+          <w:numId w:val="31"/>
+        </w:numPr>
+        <w:rPr>
+          <w:rFonts w:ascii="Times New Roman" w:hAnsi="Times New Roman" w:cs="Times New Roman"/>
+        </w:rPr>
+      </w:pPr>
+      <w:r>
+        <w:rPr>
+          <w:rFonts w:ascii="Times New Roman" w:hAnsi="Times New Roman" w:cs="Times New Roman"/>
+        </w:rPr>
+        <w:t>You need a centralized place for global data, such as Configuration Classes or Logger Classes.</w:t>
+      </w:r>
+    </w:p>
+    <w:p>
+      <w:pPr>
+        <w:numPr>
+          <w:ilvl w:val="1"/>
+          <w:numId w:val="31"/>
+        </w:numPr>
+        <w:rPr>
+          <w:rFonts w:ascii="Times New Roman" w:hAnsi="Times New Roman" w:cs="Times New Roman"/>
+        </w:rPr>
+      </w:pPr>
+      <w:r>
+        <w:rPr>
+          <w:rFonts w:ascii="Times New Roman" w:hAnsi="Times New Roman" w:cs="Times New Roman"/>
+        </w:rPr>
+        <w:t>It is often used when creating other factories (like Abstract Factory or Builder).</w:t>
+      </w:r>
+    </w:p>
+    <w:p>
+      <w:pPr>
+        <w:rPr>
+          <w:rFonts w:ascii="Times New Roman" w:hAnsi="Times New Roman" w:cs="Times New Roman"/>
+          <w:b/>
+          <w:bCs/>
+        </w:rPr>
+      </w:pPr>
+      <w:r>
+        <w:rPr>
+          <w:rFonts w:ascii="Times New Roman" w:hAnsi="Times New Roman" w:cs="Times New Roman"/>
+          <w:b/>
+          <w:bCs/>
+        </w:rPr>
+        <w:t>2. Factory Pattern (Creational)</w:t>
+      </w:r>
+    </w:p>
+    <w:p>
+      <w:pPr>
+        <w:numPr>
+          <w:ilvl w:val="0"/>
+          <w:numId w:val="32"/>
+        </w:numPr>
+        <w:rPr>
+          <w:rFonts w:ascii="Times New Roman" w:hAnsi="Times New Roman" w:cs="Times New Roman"/>
+        </w:rPr>
+      </w:pPr>
+      <w:r>
+        <w:rPr>
+          <w:rFonts w:ascii="Times New Roman" w:hAnsi="Times New Roman" w:cs="Times New Roman"/>
+        </w:rPr>
+        <w:t>Definition: This pattern allows you to create objects without exposing the instantiation logic to the client. It refers to the newly created object through a common interface.</w:t>
+      </w:r>
+    </w:p>
+    <w:p>
+      <w:pPr>
+        <w:numPr>
+          <w:ilvl w:val="0"/>
+          <w:numId w:val="32"/>
+        </w:numPr>
+        <w:rPr>
+          <w:rFonts w:ascii="Times New Roman" w:hAnsi="Times New Roman" w:cs="Times New Roman"/>
+        </w:rPr>
+      </w:pPr>
+      <w:r>
+        <w:rPr>
+          <w:rFonts w:ascii="Times New Roman" w:hAnsi="Times New Roman" w:cs="Times New Roman"/>
+        </w:rPr>
+        <w:t>Motivation for using it:</w:t>
+      </w:r>
+    </w:p>
+    <w:p>
+      <w:pPr>
+        <w:numPr>
+          <w:ilvl w:val="1"/>
+          <w:numId w:val="32"/>
+        </w:numPr>
+        <w:rPr>
+          <w:rFonts w:ascii="Times New Roman" w:hAnsi="Times New Roman" w:cs="Times New Roman"/>
+        </w:rPr>
+      </w:pPr>
+      <w:r>
+        <w:rPr>
+          <w:rFonts w:ascii="Times New Roman" w:hAnsi="Times New Roman" w:cs="Times New Roman"/>
+        </w:rPr>
+        <w:t>Flexibility: It allows a system to be independent of how its products are created. You can add new types of objects without changing the code that uses them.</w:t>
+      </w:r>
+    </w:p>
+    <w:p>
+      <w:pPr>
+        <w:numPr>
+          <w:ilvl w:val="1"/>
+          <w:numId w:val="32"/>
+        </w:numPr>
+        <w:rPr>
+          <w:rFonts w:ascii="Times New Roman" w:hAnsi="Times New Roman" w:cs="Times New Roman"/>
+        </w:rPr>
+      </w:pPr>
+      <w:r>
+        <w:rPr>
+          <w:rFonts w:ascii="Times New Roman" w:hAnsi="Times New Roman" w:cs="Times New Roman"/>
+        </w:rPr>
+        <w:t>Frameworks: It is useful when a framework needs to delegate the creation of objects derived from a common superclass.</w:t>
+      </w:r>
+    </w:p>
+    <w:p>
+      <w:pPr>
+        <w:numPr>
+          <w:ilvl w:val="1"/>
+          <w:numId w:val="32"/>
+        </w:numPr>
+        <w:rPr>
+          <w:rFonts w:ascii="Times New Roman" w:hAnsi="Times New Roman" w:cs="Times New Roman"/>
+        </w:rPr>
+      </w:pPr>
+      <w:r>
+        <w:rPr>
+          <w:rFonts w:ascii="Times New Roman" w:hAnsi="Times New Roman" w:cs="Times New Roman"/>
+          <w:i/>
+          <w:iCs/>
+        </w:rPr>
+        <w:t>Example mentioned:</w:t>
+      </w:r>
+      <w:r>
+        <w:rPr>
+          <w:rFonts w:ascii="Times New Roman" w:hAnsi="Times New Roman" w:cs="Times New Roman"/>
+        </w:rPr>
+        <w:t xml:space="preserve"> Java XML parsers (</w:t>
+      </w:r>
+      <w:proofErr w:type="spellStart"/>
+      <w:r>
+        <w:rPr>
+          <w:rFonts w:ascii="Times New Roman" w:hAnsi="Times New Roman" w:cs="Times New Roman"/>
+        </w:rPr>
+        <w:t>DocumentBuilderFactory</w:t>
+      </w:r>
+      <w:proofErr w:type="spellEnd"/>
+      <w:r>
+        <w:rPr>
+          <w:rFonts w:ascii="Times New Roman" w:hAnsi="Times New Roman" w:cs="Times New Roman"/>
+        </w:rPr>
+        <w:t>).</w:t>
+      </w:r>
+    </w:p>
+    <w:p>
+      <w:pPr>
+        <w:rPr>
+          <w:rFonts w:ascii="Times New Roman" w:hAnsi="Times New Roman" w:cs="Times New Roman"/>
+          <w:b/>
+          <w:bCs/>
+        </w:rPr>
+      </w:pPr>
+      <w:r>
+        <w:rPr>
+          <w:rFonts w:ascii="Times New Roman" w:hAnsi="Times New Roman" w:cs="Times New Roman"/>
+          <w:b/>
+          <w:bCs/>
+        </w:rPr>
+        <w:t>3. Observer Pattern (Behavioral)</w:t>
+      </w:r>
+    </w:p>
+    <w:p>
+      <w:pPr>
+        <w:numPr>
+          <w:ilvl w:val="0"/>
+          <w:numId w:val="33"/>
+        </w:numPr>
+        <w:rPr>
+          <w:rFonts w:ascii="Times New Roman" w:hAnsi="Times New Roman" w:cs="Times New Roman"/>
+        </w:rPr>
+      </w:pPr>
+      <w:r>
+        <w:rPr>
+          <w:rFonts w:ascii="Times New Roman" w:hAnsi="Times New Roman" w:cs="Times New Roman"/>
+        </w:rPr>
+        <w:t>Definition: This defines a one-to-many dependency between objects so that when one object changes state, all its dependents are notified and updated automatically.</w:t>
+      </w:r>
+    </w:p>
+    <w:p>
+      <w:pPr>
+        <w:numPr>
+          <w:ilvl w:val="0"/>
+          <w:numId w:val="33"/>
+        </w:numPr>
+        <w:rPr>
+          <w:rFonts w:ascii="Times New Roman" w:hAnsi="Times New Roman" w:cs="Times New Roman"/>
+        </w:rPr>
+      </w:pPr>
+      <w:r>
+        <w:rPr>
+          <w:rFonts w:ascii="Times New Roman" w:hAnsi="Times New Roman" w:cs="Times New Roman"/>
+        </w:rPr>
+        <w:t>Motivation for using it:</w:t>
+      </w:r>
+    </w:p>
+    <w:p>
+      <w:pPr>
+        <w:numPr>
+          <w:ilvl w:val="1"/>
+          <w:numId w:val="33"/>
+        </w:numPr>
+        <w:rPr>
+          <w:rFonts w:ascii="Times New Roman" w:hAnsi="Times New Roman" w:cs="Times New Roman"/>
+        </w:rPr>
+      </w:pPr>
+      <w:r>
+        <w:rPr>
+          <w:rFonts w:ascii="Times New Roman" w:hAnsi="Times New Roman" w:cs="Times New Roman"/>
+        </w:rPr>
+        <w:t>You need to maintain consistency between related objects without making them tightly coupled.</w:t>
+      </w:r>
+    </w:p>
+    <w:p>
+      <w:pPr>
+        <w:numPr>
+          <w:ilvl w:val="1"/>
+          <w:numId w:val="33"/>
+        </w:numPr>
+        <w:rPr>
+          <w:rFonts w:ascii="Times New Roman" w:hAnsi="Times New Roman" w:cs="Times New Roman"/>
+        </w:rPr>
+      </w:pPr>
+      <w:r>
+        <w:rPr>
+          <w:rFonts w:ascii="Times New Roman" w:hAnsi="Times New Roman" w:cs="Times New Roman"/>
+        </w:rPr>
+        <w:t>It is commonly used in event handling systems where an object needs to notify others about events (like a button click or a data update) without knowing who specifically is listening.</w:t>
+      </w:r>
+    </w:p>
+    <w:p>
+      <w:pPr>
+        <w:numPr>
+          <w:ilvl w:val="1"/>
+          <w:numId w:val="33"/>
+        </w:numPr>
+        <w:rPr>
+          <w:rFonts w:ascii="Times New Roman" w:hAnsi="Times New Roman" w:cs="Times New Roman"/>
+        </w:rPr>
+      </w:pPr>
+      <w:r>
+        <w:rPr>
+          <w:rFonts w:ascii="Times New Roman" w:hAnsi="Times New Roman" w:cs="Times New Roman"/>
+          <w:i/>
+          <w:iCs/>
+        </w:rPr>
+        <w:t>Example mentioned:</w:t>
+      </w:r>
+      <w:r>
+        <w:rPr>
+          <w:rFonts w:ascii="Times New Roman" w:hAnsi="Times New Roman" w:cs="Times New Roman"/>
+        </w:rPr>
+        <w:t xml:space="preserve"> A "News Publisher" system.</w:t>
+      </w:r>
+    </w:p>
+    <w:p>
+      <w:pPr>
+        <w:rPr>
+          <w:rFonts w:ascii="Times New Roman" w:hAnsi="Times New Roman" w:cs="Times New Roman"/>
+          <w:b/>
+          <w:bCs/>
+          <w:sz w:val="28"/>
+          <w:szCs w:val="28"/>
+        </w:rPr>
+      </w:pPr>
+    </w:p>
+    <w:p>
+      <w:pPr>
+        <w:pStyle w:val="ListParagraph"/>
+        <w:numPr>
+          <w:ilvl w:val="0"/>
+          <w:numId w:val="12"/>
+        </w:numPr>
+        <w:rPr>
+          <w:rFonts w:ascii="Times New Roman" w:hAnsi="Times New Roman" w:cs="Times New Roman"/>
+          <w:b/>
+          <w:bCs/>
+          <w:sz w:val="28"/>
+          <w:szCs w:val="28"/>
+        </w:rPr>
+      </w:pPr>
+      <w:r>
+        <w:rPr>
+          <w:rFonts w:ascii="Times New Roman" w:hAnsi="Times New Roman" w:cs="Times New Roman"/>
+          <w:b/>
+          <w:bCs/>
+          <w:sz w:val="28"/>
+          <w:szCs w:val="28"/>
+        </w:rPr>
+        <w:t>UML Class Diagrams</w:t>
+      </w:r>
+    </w:p>
+    <w:p>
+      <w:pPr>
+        <w:rPr>
+          <w:rFonts w:ascii="Times New Roman" w:hAnsi="Times New Roman" w:cs="Times New Roman"/>
+          <w:b/>
+          <w:bCs/>
+          <w:sz w:val="28"/>
+          <w:szCs w:val="28"/>
+        </w:rPr>
+      </w:pPr>
+      <w:r>
+        <w:rPr>
+          <w:rFonts w:ascii="Times New Roman" w:hAnsi="Times New Roman" w:cs="Times New Roman"/>
+          <w:b/>
+          <w:bCs/>
+          <w:noProof/>
+          <w:sz w:val="28"/>
+          <w:szCs w:val="28"/>
+        </w:rPr>
+        <w:drawing>
+          <wp:inline distT="0" distB="0" distL="0" distR="0" wp14:anchorId="2CD81FA8" wp14:editId="027E2EE3">
+            <wp:extent cx="6849110" cy="3738245"/>
+            <wp:effectExtent l="0" t="0" r="8890" b="0"/>
+            <wp:docPr id="735286089" name="Picture 3"/>
+            <wp:cNvGraphicFramePr>
+              <a:graphicFrameLocks xmlns:a="http://schemas.openxmlformats.org/drawingml/2006/main" noChangeAspect="1"/>
+            </wp:cNvGraphicFramePr>
+            <a:graphic xmlns:a="http://schemas.openxmlformats.org/drawingml/2006/main">
+              <a:graphicData uri="http://schemas.openxmlformats.org/drawingml/2006/picture">
+                <pic:pic xmlns:pic="http://schemas.openxmlformats.org/drawingml/2006/picture">
+                  <pic:nvPicPr>
+                    <pic:cNvPr id="0" name="Picture 6"/>
+                    <pic:cNvPicPr>
+                      <a:picLocks noChangeAspect="1" noChangeArrowheads="1"/>
+                    </pic:cNvPicPr>
+                  </pic:nvPicPr>
+                  <pic:blipFill>
+                    <a:blip r:embed="rId12" cstate="print">
+                      <a:extLst>
+                        <a:ext uri="{28A0092B-C50C-407E-A947-70E740481C1C}">
+                          <a14:useLocalDpi xmlns:a14="http://schemas.microsoft.com/office/drawing/2010/main" val="0"/>
+                        </a:ext>
+                      </a:extLst>
+                    </a:blip>
+                    <a:srcRect/>
+                    <a:stretch>
+                      <a:fillRect/>
+                    </a:stretch>
+                  </pic:blipFill>
+                  <pic:spPr bwMode="auto">
+                    <a:xfrm>
+                      <a:off x="0" y="0"/>
+                      <a:ext cx="6849110" cy="3738245"/>
+                    </a:xfrm>
+                    <a:prstGeom prst="rect">
+                      <a:avLst/>
+                    </a:prstGeom>
+                    <a:noFill/>
+                    <a:ln>
+                      <a:noFill/>
+                    </a:ln>
+                  </pic:spPr>
+                </pic:pic>
+              </a:graphicData>
+            </a:graphic>
+          </wp:inline>
+        </w:drawing>
+      </w:r>
+    </w:p>
+    <w:p>
+      <w:pPr>
+        <w:rPr>
+          <w:rFonts w:ascii="Times New Roman" w:hAnsi="Times New Roman" w:cs="Times New Roman"/>
+          <w:b/>
+          <w:bCs/>
+          <w:sz w:val="28"/>
+          <w:szCs w:val="28"/>
+        </w:rPr>
+      </w:pPr>
+    </w:p>
+    <w:p>
+      <w:pPr>
+        <w:pStyle w:val="ListParagraph"/>
+        <w:numPr>
+          <w:ilvl w:val="0"/>
+          <w:numId w:val="12"/>
+        </w:numPr>
+        <w:rPr>
+          <w:rFonts w:ascii="Times New Roman" w:hAnsi="Times New Roman" w:cs="Times New Roman"/>
+          <w:b/>
+          <w:bCs/>
+          <w:sz w:val="32"/>
+          <w:szCs w:val="32"/>
+        </w:rPr>
+      </w:pPr>
+      <w:r>
+        <w:rPr>
+          <w:rFonts w:ascii="Times New Roman" w:hAnsi="Times New Roman" w:cs="Times New Roman"/>
+          <w:b/>
+          <w:bCs/>
+          <w:sz w:val="32"/>
+          <w:szCs w:val="32"/>
+        </w:rPr>
+        <w:t>UML Sequence diagrams</w:t>
+      </w:r>
+    </w:p>
+    <w:p>
+      <w:pPr>
+        <w:rPr>
+          <w:rFonts w:ascii="Times New Roman" w:hAnsi="Times New Roman" w:cs="Times New Roman"/>
+          <w:b/>
+          <w:bCs/>
+          <w:sz w:val="32"/>
+          <w:szCs w:val="32"/>
+        </w:rPr>
+      </w:pPr>
+      <w:r>
+        <w:rPr>
+          <w:rFonts w:ascii="Times New Roman" w:hAnsi="Times New Roman" w:cs="Times New Roman"/>
+          <w:b/>
+          <w:bCs/>
+          <w:sz w:val="32"/>
+          <w:szCs w:val="32"/>
+        </w:rPr>
+        <w:t xml:space="preserve">5.1 </w:t>
+      </w:r>
+      <w:r>
+        <w:rPr>
+          <w:rFonts w:ascii="Times New Roman" w:hAnsi="Times New Roman" w:cs="Times New Roman"/>
+          <w:b/>
+          <w:bCs/>
+          <w:sz w:val="28"/>
+          <w:szCs w:val="28"/>
+        </w:rPr>
+        <w:t>Mechanic/Client Sign Up and Delete Account</w:t>
+      </w:r>
+    </w:p>
+    <w:p>
+      <w:pPr>
+        <w:jc w:val="center"/>
+        <w:rPr>
+          <w:rFonts w:ascii="Times New Roman" w:hAnsi="Times New Roman" w:cs="Times New Roman"/>
+          <w:b/>
+          <w:bCs/>
+          <w:sz w:val="32"/>
+          <w:szCs w:val="32"/>
+        </w:rPr>
+      </w:pPr>
+      <w:r>
+        <w:rPr>
+          <w:rFonts w:ascii="Times New Roman" w:hAnsi="Times New Roman" w:cs="Times New Roman"/>
+          <w:b/>
+          <w:bCs/>
+          <w:noProof/>
+          <w:sz w:val="32"/>
+          <w:szCs w:val="32"/>
+        </w:rPr>
+        <w:lastRenderedPageBreak/>
+        <w:drawing>
+          <wp:inline distT="0" distB="0" distL="0" distR="0" wp14:anchorId="2D5EA753" wp14:editId="3F507E16">
+            <wp:extent cx="3114713" cy="4159698"/>
+            <wp:effectExtent l="0" t="0" r="0" b="0"/>
+            <wp:docPr id="459740928" name="Picture 7"/>
+            <wp:cNvGraphicFramePr>
+              <a:graphicFrameLocks xmlns:a="http://schemas.openxmlformats.org/drawingml/2006/main" noChangeAspect="1"/>
+            </wp:cNvGraphicFramePr>
+            <a:graphic xmlns:a="http://schemas.openxmlformats.org/drawingml/2006/main">
+              <a:graphicData uri="http://schemas.openxmlformats.org/drawingml/2006/picture">
+                <pic:pic xmlns:pic="http://schemas.openxmlformats.org/drawingml/2006/picture">
+                  <pic:nvPicPr>
+                    <pic:cNvPr id="0" name="Picture 8"/>
+                    <pic:cNvPicPr>
+                      <a:picLocks noChangeAspect="1" noChangeArrowheads="1"/>
+                    </pic:cNvPicPr>
+                  </pic:nvPicPr>
+                  <pic:blipFill>
+                    <a:blip r:embed="rId13">
+                      <a:extLst>
+                        <a:ext uri="{28A0092B-C50C-407E-A947-70E740481C1C}">
+                          <a14:useLocalDpi xmlns:a14="http://schemas.microsoft.com/office/drawing/2010/main" val="0"/>
+                        </a:ext>
+                      </a:extLst>
+                    </a:blip>
+                    <a:srcRect/>
+                    <a:stretch>
+                      <a:fillRect/>
+                    </a:stretch>
+                  </pic:blipFill>
+                  <pic:spPr bwMode="auto">
+                    <a:xfrm>
+                      <a:off x="0" y="0"/>
+                      <a:ext cx="3124061" cy="4172182"/>
+                    </a:xfrm>
+                    <a:prstGeom prst="rect">
+                      <a:avLst/>
+                    </a:prstGeom>
+                    <a:noFill/>
+                    <a:ln>
+                      <a:noFill/>
+                    </a:ln>
+                  </pic:spPr>
+                </pic:pic>
+              </a:graphicData>
+            </a:graphic>
+          </wp:inline>
+        </w:drawing>
+      </w:r>
+    </w:p>
+    <w:p>
+      <w:pPr>
+        <w:rPr>
+          <w:rFonts w:ascii="Times New Roman" w:hAnsi="Times New Roman" w:cs="Times New Roman"/>
+          <w:b/>
+          <w:bCs/>
+          <w:sz w:val="28"/>
+          <w:szCs w:val="28"/>
+        </w:rPr>
+      </w:pPr>
+      <w:r>
+        <w:rPr>
+          <w:rFonts w:ascii="Times New Roman" w:hAnsi="Times New Roman" w:cs="Times New Roman"/>
+          <w:b/>
+          <w:bCs/>
+          <w:sz w:val="28"/>
+          <w:szCs w:val="28"/>
+        </w:rPr>
+        <w:t>5.2 Mechanic Sign Up</w:t>
+      </w:r>
+    </w:p>
+    <w:p>
+      <w:pPr>
+        <w:jc w:val="center"/>
+        <w:rPr>
+          <w:rFonts w:ascii="Times New Roman" w:hAnsi="Times New Roman" w:cs="Times New Roman"/>
+          <w:b/>
+          <w:bCs/>
+          <w:sz w:val="32"/>
+          <w:szCs w:val="32"/>
+        </w:rPr>
+      </w:pPr>
+      <w:r>
+        <w:rPr>
+          <w:rFonts w:ascii="Times New Roman" w:hAnsi="Times New Roman" w:cs="Times New Roman"/>
+          <w:b/>
+          <w:bCs/>
+          <w:noProof/>
+          <w:sz w:val="32"/>
+          <w:szCs w:val="32"/>
+        </w:rPr>
+        <w:lastRenderedPageBreak/>
+        <w:drawing>
+          <wp:inline distT="0" distB="0" distL="0" distR="0" wp14:anchorId="391020D8" wp14:editId="7D73186F">
+            <wp:extent cx="3490621" cy="4661722"/>
+            <wp:effectExtent l="0" t="0" r="0" b="5715"/>
+            <wp:docPr id="960979668" name="Picture 6"/>
+            <wp:cNvGraphicFramePr>
+              <a:graphicFrameLocks xmlns:a="http://schemas.openxmlformats.org/drawingml/2006/main" noChangeAspect="1"/>
+            </wp:cNvGraphicFramePr>
+            <a:graphic xmlns:a="http://schemas.openxmlformats.org/drawingml/2006/main">
+              <a:graphicData uri="http://schemas.openxmlformats.org/drawingml/2006/picture">
+                <pic:pic xmlns:pic="http://schemas.openxmlformats.org/drawingml/2006/picture">
+                  <pic:nvPicPr>
+                    <pic:cNvPr id="0" name="Picture 7"/>
+                    <pic:cNvPicPr>
+                      <a:picLocks noChangeAspect="1" noChangeArrowheads="1"/>
+                    </pic:cNvPicPr>
+                  </pic:nvPicPr>
+                  <pic:blipFill>
+                    <a:blip r:embed="rId13">
+                      <a:extLst>
+                        <a:ext uri="{28A0092B-C50C-407E-A947-70E740481C1C}">
+                          <a14:useLocalDpi xmlns:a14="http://schemas.microsoft.com/office/drawing/2010/main" val="0"/>
+                        </a:ext>
+                      </a:extLst>
+                    </a:blip>
+                    <a:srcRect/>
+                    <a:stretch>
+                      <a:fillRect/>
+                    </a:stretch>
+                  </pic:blipFill>
+                  <pic:spPr bwMode="auto">
+                    <a:xfrm>
+                      <a:off x="0" y="0"/>
+                      <a:ext cx="3494265" cy="4666588"/>
+                    </a:xfrm>
+                    <a:prstGeom prst="rect">
+                      <a:avLst/>
+                    </a:prstGeom>
+                    <a:noFill/>
+                    <a:ln>
+                      <a:noFill/>
+                    </a:ln>
+                  </pic:spPr>
+                </pic:pic>
+              </a:graphicData>
+            </a:graphic>
+          </wp:inline>
+        </w:drawing>
+      </w:r>
+    </w:p>
+    <w:p>
+      <w:pPr>
+        <w:rPr>
+          <w:rFonts w:ascii="Times New Roman" w:hAnsi="Times New Roman" w:cs="Times New Roman"/>
+          <w:b/>
+          <w:bCs/>
+          <w:sz w:val="28"/>
+          <w:szCs w:val="28"/>
+        </w:rPr>
+      </w:pPr>
+    </w:p>
+    <w:p>
+      <w:pPr>
+        <w:rPr>
+          <w:rFonts w:ascii="Times New Roman" w:hAnsi="Times New Roman" w:cs="Times New Roman"/>
+          <w:b/>
+          <w:bCs/>
+          <w:sz w:val="28"/>
+          <w:szCs w:val="28"/>
+        </w:rPr>
+      </w:pPr>
+    </w:p>
+    <w:p>
+      <w:pPr>
+        <w:rPr>
+          <w:rFonts w:ascii="Times New Roman" w:hAnsi="Times New Roman" w:cs="Times New Roman"/>
+          <w:b/>
+          <w:bCs/>
+          <w:sz w:val="28"/>
+          <w:szCs w:val="28"/>
+        </w:rPr>
+      </w:pPr>
+    </w:p>
+    <w:p>
+      <w:pPr>
+        <w:rPr>
+          <w:rFonts w:ascii="Times New Roman" w:hAnsi="Times New Roman" w:cs="Times New Roman"/>
+          <w:b/>
+          <w:bCs/>
+          <w:sz w:val="28"/>
+          <w:szCs w:val="28"/>
+        </w:rPr>
+      </w:pPr>
+    </w:p>
+    <w:p>
+      <w:pPr>
+        <w:rPr>
+          <w:rFonts w:ascii="Times New Roman" w:hAnsi="Times New Roman" w:cs="Times New Roman"/>
+          <w:b/>
+          <w:bCs/>
+          <w:sz w:val="28"/>
+          <w:szCs w:val="28"/>
+        </w:rPr>
+      </w:pPr>
+    </w:p>
+    <w:p>
+      <w:pPr>
+        <w:rPr>
+          <w:rFonts w:ascii="Times New Roman" w:hAnsi="Times New Roman" w:cs="Times New Roman"/>
+          <w:b/>
+          <w:bCs/>
+          <w:sz w:val="28"/>
+          <w:szCs w:val="28"/>
+        </w:rPr>
+      </w:pPr>
+    </w:p>
+    <w:p>
+      <w:pPr>
+        <w:rPr>
+          <w:rFonts w:ascii="Times New Roman" w:hAnsi="Times New Roman" w:cs="Times New Roman"/>
+          <w:b/>
+          <w:bCs/>
+          <w:sz w:val="28"/>
+          <w:szCs w:val="28"/>
+        </w:rPr>
+      </w:pPr>
+    </w:p>
+    <w:p>
+      <w:pPr>
+        <w:rPr>
+          <w:rFonts w:ascii="Times New Roman" w:hAnsi="Times New Roman" w:cs="Times New Roman"/>
+          <w:b/>
+          <w:bCs/>
+          <w:sz w:val="28"/>
+          <w:szCs w:val="28"/>
+        </w:rPr>
+      </w:pPr>
+    </w:p>
+    <w:p>
+      <w:pPr>
+        <w:rPr>
+          <w:rFonts w:ascii="Times New Roman" w:hAnsi="Times New Roman" w:cs="Times New Roman"/>
+          <w:b/>
+          <w:bCs/>
+          <w:sz w:val="28"/>
+          <w:szCs w:val="28"/>
+        </w:rPr>
+      </w:pPr>
+    </w:p>
+    <w:p>
+      <w:pPr>
+        <w:rPr>
+          <w:rFonts w:ascii="Times New Roman" w:hAnsi="Times New Roman" w:cs="Times New Roman"/>
+          <w:b/>
+          <w:bCs/>
+          <w:sz w:val="28"/>
+          <w:szCs w:val="28"/>
+        </w:rPr>
+      </w:pPr>
+    </w:p>
+    <w:p>
+      <w:pPr>
+        <w:rPr>
+          <w:rFonts w:ascii="Times New Roman" w:hAnsi="Times New Roman" w:cs="Times New Roman"/>
+          <w:b/>
+          <w:bCs/>
+          <w:sz w:val="28"/>
+          <w:szCs w:val="28"/>
+        </w:rPr>
+      </w:pPr>
+    </w:p>
+    <w:p>
+      <w:pPr>
+        <w:rPr>
+          <w:rFonts w:ascii="Times New Roman" w:hAnsi="Times New Roman" w:cs="Times New Roman"/>
+          <w:b/>
+          <w:bCs/>
+          <w:sz w:val="28"/>
+          <w:szCs w:val="28"/>
+        </w:rPr>
+      </w:pPr>
+    </w:p>
+    <w:p>
+      <w:pPr>
+        <w:rPr>
+          <w:rFonts w:ascii="Times New Roman" w:hAnsi="Times New Roman" w:cs="Times New Roman"/>
+          <w:b/>
+          <w:bCs/>
+          <w:sz w:val="28"/>
+          <w:szCs w:val="28"/>
+        </w:rPr>
+      </w:pPr>
+    </w:p>
+    <w:p>
+      <w:pPr>
+        <w:rPr>
+          <w:rFonts w:ascii="Times New Roman" w:hAnsi="Times New Roman" w:cs="Times New Roman"/>
+          <w:b/>
+          <w:bCs/>
+          <w:sz w:val="28"/>
+          <w:szCs w:val="28"/>
+        </w:rPr>
+      </w:pPr>
+      <w:r>
+        <w:rPr>
+          <w:rFonts w:ascii="Times New Roman" w:hAnsi="Times New Roman" w:cs="Times New Roman"/>
+          <w:b/>
+          <w:bCs/>
+          <w:sz w:val="28"/>
+          <w:szCs w:val="28"/>
+        </w:rPr>
+        <w:lastRenderedPageBreak/>
+        <w:t>5.3 Mechanic Dashboard</w:t>
+      </w:r>
+    </w:p>
+    <w:p>
+      <w:pPr>
+        <w:jc w:val="center"/>
+        <w:rPr>
+          <w:rFonts w:ascii="Times New Roman" w:hAnsi="Times New Roman" w:cs="Times New Roman"/>
+          <w:b/>
+          <w:bCs/>
+          <w:sz w:val="28"/>
+          <w:szCs w:val="28"/>
+        </w:rPr>
+      </w:pPr>
+      <w:r>
+        <w:rPr>
+          <w:rFonts w:ascii="Times New Roman" w:hAnsi="Times New Roman" w:cs="Times New Roman"/>
+          <w:b/>
+          <w:bCs/>
+          <w:noProof/>
+          <w:sz w:val="28"/>
+          <w:szCs w:val="28"/>
+        </w:rPr>
+        <w:drawing>
+          <wp:inline distT="0" distB="0" distL="0" distR="0" wp14:anchorId="0CB4A180" wp14:editId="75A5F0BD">
+            <wp:extent cx="4240306" cy="8799919"/>
+            <wp:effectExtent l="0" t="0" r="8255" b="1270"/>
+            <wp:docPr id="75399181" name="Picture 5"/>
+            <wp:cNvGraphicFramePr>
+              <a:graphicFrameLocks xmlns:a="http://schemas.openxmlformats.org/drawingml/2006/main" noChangeAspect="1"/>
+            </wp:cNvGraphicFramePr>
+            <a:graphic xmlns:a="http://schemas.openxmlformats.org/drawingml/2006/main">
+              <a:graphicData uri="http://schemas.openxmlformats.org/drawingml/2006/picture">
+                <pic:pic xmlns:pic="http://schemas.openxmlformats.org/drawingml/2006/picture">
+                  <pic:nvPicPr>
+                    <pic:cNvPr id="0" name="Picture 6"/>
+                    <pic:cNvPicPr>
+                      <a:picLocks noChangeAspect="1" noChangeArrowheads="1"/>
+                    </pic:cNvPicPr>
+                  </pic:nvPicPr>
+                  <pic:blipFill>
+                    <a:blip r:embed="rId14">
+                      <a:extLst>
+                        <a:ext uri="{28A0092B-C50C-407E-A947-70E740481C1C}">
+                          <a14:useLocalDpi xmlns:a14="http://schemas.microsoft.com/office/drawing/2010/main" val="0"/>
+                        </a:ext>
+                      </a:extLst>
+                    </a:blip>
+                    <a:srcRect/>
+                    <a:stretch>
+                      <a:fillRect/>
+                    </a:stretch>
+                  </pic:blipFill>
+                  <pic:spPr bwMode="auto">
+                    <a:xfrm>
+                      <a:off x="0" y="0"/>
+                      <a:ext cx="4244532" cy="8808690"/>
+                    </a:xfrm>
+                    <a:prstGeom prst="rect">
+                      <a:avLst/>
+                    </a:prstGeom>
+                    <a:noFill/>
+                    <a:ln>
+                      <a:noFill/>
+                    </a:ln>
+                  </pic:spPr>
+                </pic:pic>
+              </a:graphicData>
+            </a:graphic>
+          </wp:inline>
+        </w:drawing>
+      </w:r>
+    </w:p>
+    <w:p>
+      <w:pPr>
+        <w:rPr>
+          <w:rFonts w:ascii="Times New Roman" w:hAnsi="Times New Roman" w:cs="Times New Roman"/>
+          <w:b/>
+          <w:bCs/>
+          <w:sz w:val="28"/>
+          <w:szCs w:val="28"/>
+        </w:rPr>
+      </w:pPr>
+      <w:r>
+        <w:rPr>
+          <w:rFonts w:ascii="Times New Roman" w:hAnsi="Times New Roman" w:cs="Times New Roman"/>
+          <w:b/>
+          <w:bCs/>
+          <w:sz w:val="28"/>
+          <w:szCs w:val="28"/>
+        </w:rPr>
+        <w:lastRenderedPageBreak/>
+        <w:t>5.4 Mechanic Edit Shop</w:t>
+      </w:r>
+    </w:p>
+    <w:p>
+      <w:pPr>
+        <w:jc w:val="center"/>
+        <w:rPr>
+          <w:rFonts w:ascii="Times New Roman" w:hAnsi="Times New Roman" w:cs="Times New Roman"/>
+          <w:b/>
+          <w:bCs/>
+          <w:sz w:val="28"/>
+          <w:szCs w:val="28"/>
+        </w:rPr>
+      </w:pPr>
+      <w:r>
+        <w:rPr>
+          <w:rFonts w:ascii="Times New Roman" w:hAnsi="Times New Roman" w:cs="Times New Roman"/>
+          <w:b/>
+          <w:bCs/>
+          <w:noProof/>
+          <w:sz w:val="28"/>
+          <w:szCs w:val="28"/>
+        </w:rPr>
+        <w:drawing>
+          <wp:inline distT="0" distB="0" distL="0" distR="0" wp14:anchorId="3D090932" wp14:editId="64B8BF5F">
+            <wp:extent cx="3450642" cy="4876800"/>
+            <wp:effectExtent l="0" t="0" r="0" b="0"/>
+            <wp:docPr id="1087513635" name="Picture 4"/>
+            <wp:cNvGraphicFramePr>
+              <a:graphicFrameLocks xmlns:a="http://schemas.openxmlformats.org/drawingml/2006/main" noChangeAspect="1"/>
+            </wp:cNvGraphicFramePr>
+            <a:graphic xmlns:a="http://schemas.openxmlformats.org/drawingml/2006/main">
+              <a:graphicData uri="http://schemas.openxmlformats.org/drawingml/2006/picture">
+                <pic:pic xmlns:pic="http://schemas.openxmlformats.org/drawingml/2006/picture">
+                  <pic:nvPicPr>
+                    <pic:cNvPr id="0" name="Picture 5"/>
+                    <pic:cNvPicPr>
+                      <a:picLocks noChangeAspect="1" noChangeArrowheads="1"/>
+                    </pic:cNvPicPr>
+                  </pic:nvPicPr>
+                  <pic:blipFill>
+                    <a:blip r:embed="rId15" cstate="print">
+                      <a:extLst>
+                        <a:ext uri="{28A0092B-C50C-407E-A947-70E740481C1C}">
+                          <a14:useLocalDpi xmlns:a14="http://schemas.microsoft.com/office/drawing/2010/main" val="0"/>
+                        </a:ext>
+                      </a:extLst>
+                    </a:blip>
+                    <a:srcRect/>
+                    <a:stretch>
+                      <a:fillRect/>
+                    </a:stretch>
+                  </pic:blipFill>
+                  <pic:spPr bwMode="auto">
+                    <a:xfrm>
+                      <a:off x="0" y="0"/>
+                      <a:ext cx="3454888" cy="4882801"/>
+                    </a:xfrm>
+                    <a:prstGeom prst="rect">
+                      <a:avLst/>
+                    </a:prstGeom>
+                    <a:noFill/>
+                    <a:ln>
+                      <a:noFill/>
+                    </a:ln>
+                  </pic:spPr>
+                </pic:pic>
+              </a:graphicData>
+            </a:graphic>
+          </wp:inline>
+        </w:drawing>
+      </w:r>
+    </w:p>
+    <w:p>
+      <w:pPr>
+        <w:rPr>
+          <w:rFonts w:ascii="Times New Roman" w:hAnsi="Times New Roman" w:cs="Times New Roman"/>
+          <w:b/>
+          <w:bCs/>
+          <w:sz w:val="28"/>
+          <w:szCs w:val="28"/>
+        </w:rPr>
+      </w:pPr>
+      <w:r>
+        <w:rPr>
+          <w:rFonts w:ascii="Times New Roman" w:hAnsi="Times New Roman" w:cs="Times New Roman"/>
+          <w:b/>
+          <w:bCs/>
+          <w:sz w:val="28"/>
+          <w:szCs w:val="28"/>
+        </w:rPr>
+        <w:t>5.5 Mechanic Appointments</w:t>
+      </w:r>
+    </w:p>
+    <w:p>
+      <w:pPr>
+        <w:jc w:val="center"/>
+        <w:rPr>
+          <w:rFonts w:ascii="Times New Roman" w:hAnsi="Times New Roman" w:cs="Times New Roman"/>
+        </w:rPr>
+      </w:pPr>
+      <w:r>
+        <w:rPr>
+          <w:rFonts w:ascii="Times New Roman" w:hAnsi="Times New Roman" w:cs="Times New Roman"/>
+          <w:noProof/>
+        </w:rPr>
+        <w:drawing>
+          <wp:inline distT="0" distB="0" distL="0" distR="0" wp14:anchorId="46537688" wp14:editId="1C81A81C">
+            <wp:extent cx="2805134" cy="3451411"/>
+            <wp:effectExtent l="0" t="0" r="0" b="0"/>
+            <wp:docPr id="491693196" name="Picture 2"/>
+            <wp:cNvGraphicFramePr>
+              <a:graphicFrameLocks xmlns:a="http://schemas.openxmlformats.org/drawingml/2006/main" noChangeAspect="1"/>
+            </wp:cNvGraphicFramePr>
+            <a:graphic xmlns:a="http://schemas.openxmlformats.org/drawingml/2006/main">
+              <a:graphicData uri="http://schemas.openxmlformats.org/drawingml/2006/picture">
+                <pic:pic xmlns:pic="http://schemas.openxmlformats.org/drawingml/2006/picture">
+                  <pic:nvPicPr>
+                    <pic:cNvPr id="0" name="Picture 3"/>
+                    <pic:cNvPicPr>
+                      <a:picLocks noChangeAspect="1" noChangeArrowheads="1"/>
+                    </pic:cNvPicPr>
+                  </pic:nvPicPr>
+                  <pic:blipFill>
+                    <a:blip r:embed="rId16" cstate="print">
+                      <a:extLst>
+                        <a:ext uri="{28A0092B-C50C-407E-A947-70E740481C1C}">
+                          <a14:useLocalDpi xmlns:a14="http://schemas.microsoft.com/office/drawing/2010/main" val="0"/>
+                        </a:ext>
+                      </a:extLst>
+                    </a:blip>
+                    <a:srcRect/>
+                    <a:stretch>
+                      <a:fillRect/>
+                    </a:stretch>
+                  </pic:blipFill>
+                  <pic:spPr bwMode="auto">
+                    <a:xfrm>
+                      <a:off x="0" y="0"/>
+                      <a:ext cx="2817653" cy="3466814"/>
+                    </a:xfrm>
+                    <a:prstGeom prst="rect">
+                      <a:avLst/>
+                    </a:prstGeom>
+                    <a:noFill/>
+                    <a:ln>
+                      <a:noFill/>
+                    </a:ln>
+                  </pic:spPr>
+                </pic:pic>
+              </a:graphicData>
+            </a:graphic>
+          </wp:inline>
+        </w:drawing>
+      </w:r>
+    </w:p>
+    <w:p>
+      <w:pPr>
+        <w:rPr>
+          <w:rFonts w:ascii="Times New Roman" w:hAnsi="Times New Roman" w:cs="Times New Roman"/>
+          <w:b/>
+          <w:bCs/>
+        </w:rPr>
+      </w:pPr>
+      <w:r>
+        <w:rPr>
+          <w:rFonts w:ascii="Times New Roman" w:hAnsi="Times New Roman" w:cs="Times New Roman"/>
+          <w:b/>
+          <w:bCs/>
+        </w:rPr>
+        <w:lastRenderedPageBreak/>
+        <w:t>5.</w:t>
+      </w:r>
+      <w:r>
+        <w:rPr>
+          <w:rFonts w:ascii="Times New Roman" w:hAnsi="Times New Roman" w:cs="Times New Roman"/>
+          <w:b/>
+          <w:bCs/>
+        </w:rPr>
+        <w:t>6 Mechanic Profile</w:t>
+      </w:r>
+    </w:p>
+    <w:p>
+      <w:pPr>
+        <w:jc w:val="center"/>
+        <w:rPr>
+          <w:rFonts w:ascii="Times New Roman" w:hAnsi="Times New Roman" w:cs="Times New Roman"/>
+        </w:rPr>
+      </w:pPr>
+      <w:r>
+        <w:rPr>
+          <w:rFonts w:ascii="Times New Roman" w:hAnsi="Times New Roman" w:cs="Times New Roman"/>
+          <w:noProof/>
+        </w:rPr>
+        <w:drawing>
+          <wp:inline distT="0" distB="0" distL="0" distR="0" wp14:anchorId="1B6141EE" wp14:editId="06AAE250">
+            <wp:extent cx="3361765" cy="5067304"/>
+            <wp:effectExtent l="0" t="0" r="0" b="0"/>
+            <wp:docPr id="1544805189" name="Picture 1"/>
+            <wp:cNvGraphicFramePr>
+              <a:graphicFrameLocks xmlns:a="http://schemas.openxmlformats.org/drawingml/2006/main" noChangeAspect="1"/>
+            </wp:cNvGraphicFramePr>
+            <a:graphic xmlns:a="http://schemas.openxmlformats.org/drawingml/2006/main">
+              <a:graphicData uri="http://schemas.openxmlformats.org/drawingml/2006/picture">
+                <pic:pic xmlns:pic="http://schemas.openxmlformats.org/drawingml/2006/picture">
+                  <pic:nvPicPr>
+                    <pic:cNvPr id="0" name="Picture 2"/>
+                    <pic:cNvPicPr>
+                      <a:picLocks noChangeAspect="1" noChangeArrowheads="1"/>
+                    </pic:cNvPicPr>
+                  </pic:nvPicPr>
+                  <pic:blipFill>
+                    <a:blip r:embed="rId17" cstate="print">
+                      <a:extLst>
+                        <a:ext uri="{28A0092B-C50C-407E-A947-70E740481C1C}">
+                          <a14:useLocalDpi xmlns:a14="http://schemas.microsoft.com/office/drawing/2010/main" val="0"/>
+                        </a:ext>
+                      </a:extLst>
+                    </a:blip>
+                    <a:srcRect/>
+                    <a:stretch>
+                      <a:fillRect/>
+                    </a:stretch>
+                  </pic:blipFill>
+                  <pic:spPr bwMode="auto">
+                    <a:xfrm>
+                      <a:off x="0" y="0"/>
+                      <a:ext cx="3374140" cy="5085958"/>
+                    </a:xfrm>
+                    <a:prstGeom prst="rect">
+                      <a:avLst/>
+                    </a:prstGeom>
+                    <a:noFill/>
+                    <a:ln>
+                      <a:noFill/>
+                    </a:ln>
+                  </pic:spPr>
+                </pic:pic>
+              </a:graphicData>
+            </a:graphic>
+          </wp:inline>
+        </w:drawing>
+      </w:r>
+    </w:p>
+    <w:p>
+      <w:pPr>
+        <w:rPr>
+          <w:rFonts w:ascii="Times New Roman" w:hAnsi="Times New Roman" w:cs="Times New Roman"/>
+          <w:b/>
+          <w:bCs/>
+          <w:sz w:val="28"/>
+          <w:szCs w:val="28"/>
+        </w:rPr>
+      </w:pPr>
+    </w:p>
+    <w:p>
+      <w:pPr>
+        <w:pStyle w:val="ListParagraph"/>
+        <w:numPr>
+          <w:ilvl w:val="0"/>
+          <w:numId w:val="12"/>
+        </w:numPr>
+        <w:rPr>
+          <w:rFonts w:ascii="Times New Roman" w:hAnsi="Times New Roman" w:cs="Times New Roman"/>
+          <w:b/>
+          <w:bCs/>
+          <w:sz w:val="28"/>
+          <w:szCs w:val="28"/>
+        </w:rPr>
+      </w:pPr>
+      <w:r>
+        <w:rPr>
+          <w:rFonts w:ascii="Times New Roman" w:hAnsi="Times New Roman" w:cs="Times New Roman"/>
+          <w:b/>
+          <w:bCs/>
+          <w:sz w:val="28"/>
+          <w:szCs w:val="28"/>
+        </w:rPr>
         <w:t>Application architecture and describing these modules</w:t>
       </w:r>
     </w:p>
@@ -1608,6 +4587,7 @@
           <w:rFonts w:ascii="Times New Roman" w:hAnsi="Times New Roman" w:cs="Times New Roman"/>
           <w:noProof/>
         </w:rPr>
+        <w:lastRenderedPageBreak/>
         <w:drawing>
           <wp:inline distT="0" distB="0" distL="0" distR="0" wp14:anchorId="72AE1302" wp14:editId="7D5E5847">
             <wp:extent cx="6858000" cy="2926080"/>
@@ -1624,7 +4604,7 @@
                     <pic:cNvPicPr/>
                   </pic:nvPicPr>
                   <pic:blipFill>
-                    <a:blip r:embed="rId8"/>
+                    <a:blip r:embed="rId18"/>
                     <a:stretch>
                       <a:fillRect/>
                     </a:stretch>
@@ -1862,7 +4842,21 @@
         <w:rPr>
           <w:rFonts w:ascii="Times New Roman" w:hAnsi="Times New Roman" w:cs="Times New Roman"/>
         </w:rPr>
-        <w:t xml:space="preserve"> As indicated by the Flutter logo, the app is built using a single codebase that compiles natively for both Android and iOS. This ensures a consistent UI and logic across different devices.</w:t>
+        <w:t xml:space="preserve"> As indicated by the Flutter logo, the app is built using a single codebase that compiles natively for both Android and iOS. This ensures </w:t>
+      </w:r>
+      <w:proofErr w:type="gramStart"/>
+      <w:r>
+        <w:rPr>
+          <w:rFonts w:ascii="Times New Roman" w:hAnsi="Times New Roman" w:cs="Times New Roman"/>
+        </w:rPr>
+        <w:t>a consistent</w:t>
+      </w:r>
+      <w:proofErr w:type="gramEnd"/>
+      <w:r>
+        <w:rPr>
+          <w:rFonts w:ascii="Times New Roman" w:hAnsi="Times New Roman" w:cs="Times New Roman"/>
+        </w:rPr>
+        <w:t xml:space="preserve"> UI and logic across different devices.</w:t>
       </w:r>
     </w:p>
     <w:p>
@@ -1915,7 +4909,6 @@
         <w:rPr>
           <w:rFonts w:ascii="Times New Roman" w:hAnsi="Times New Roman" w:cs="Times New Roman"/>
         </w:rPr>
-        <w:lastRenderedPageBreak/>
         <w:t>Handling local state management (e.g., keeping track of the currently selected service).</w:t>
       </w:r>
     </w:p>
@@ -2078,6 +5071,7 @@
           <w:b/>
           <w:bCs/>
         </w:rPr>
+        <w:lastRenderedPageBreak/>
         <w:t>Supabase</w:t>
       </w:r>
       <w:proofErr w:type="spellEnd"/>
@@ -2241,7 +5235,21 @@
         <w:rPr>
           <w:rFonts w:ascii="Times New Roman" w:hAnsi="Times New Roman" w:cs="Times New Roman"/>
         </w:rPr>
-        <w:t xml:space="preserve"> acts as the centralized backend infrastructure, replacing the need for a traditional custom server. It manages four key components:</w:t>
+        <w:t xml:space="preserve"> acts as the centralized backend infrastructure, replacing the need for a traditional custom server. It </w:t>
+      </w:r>
+      <w:proofErr w:type="gramStart"/>
+      <w:r>
+        <w:rPr>
+          <w:rFonts w:ascii="Times New Roman" w:hAnsi="Times New Roman" w:cs="Times New Roman"/>
+        </w:rPr>
+        <w:t>manages</w:t>
+      </w:r>
+      <w:proofErr w:type="gramEnd"/>
+      <w:r>
+        <w:rPr>
+          <w:rFonts w:ascii="Times New Roman" w:hAnsi="Times New Roman" w:cs="Times New Roman"/>
+        </w:rPr>
+        <w:t xml:space="preserve"> four key components:</w:t>
       </w:r>
     </w:p>
     <w:p>
@@ -2341,7 +5349,21 @@
         <w:rPr>
           <w:rFonts w:ascii="Times New Roman" w:hAnsi="Times New Roman" w:cs="Times New Roman"/>
         </w:rPr>
-        <w:t xml:space="preserve"> Listens for changes in the database (e.g., a status change from "Pending" to "Confirmed") and instantly pushes updates to the Flutter app.</w:t>
+        <w:t xml:space="preserve"> Listens </w:t>
+      </w:r>
+      <w:proofErr w:type="gramStart"/>
+      <w:r>
+        <w:rPr>
+          <w:rFonts w:ascii="Times New Roman" w:hAnsi="Times New Roman" w:cs="Times New Roman"/>
+        </w:rPr>
+        <w:t>for</w:t>
+      </w:r>
+      <w:proofErr w:type="gramEnd"/>
+      <w:r>
+        <w:rPr>
+          <w:rFonts w:ascii="Times New Roman" w:hAnsi="Times New Roman" w:cs="Times New Roman"/>
+        </w:rPr>
+        <w:t xml:space="preserve"> changes in the database (e.g., a status change from "Pending" to "Confirmed") and instantly pushes updates to the Flutter app.</w:t>
       </w:r>
     </w:p>
     <w:p>
@@ -2708,6 +5730,119 @@
     </w:lvl>
   </w:abstractNum>
   <w:abstractNum w:abstractNumId="1" w15:restartNumberingAfterBreak="0">
+    <w:nsid w:val="04F97EF8"/>
+    <w:multiLevelType w:val="multilevel"/>
+    <w:tmpl w:val="A44EF73C"/>
+    <w:lvl w:ilvl="0">
+      <w:start w:val="1"/>
+      <w:numFmt w:val="decimal"/>
+      <w:lvlText w:val="%1."/>
+      <w:lvlJc w:val="left"/>
+      <w:pPr>
+        <w:tabs>
+          <w:tab w:val="num" w:pos="720"/>
+        </w:tabs>
+        <w:ind w:left="720" w:hanging="360"/>
+      </w:pPr>
+    </w:lvl>
+    <w:lvl w:ilvl="1" w:tentative="1">
+      <w:start w:val="1"/>
+      <w:numFmt w:val="decimal"/>
+      <w:lvlText w:val="%2."/>
+      <w:lvlJc w:val="left"/>
+      <w:pPr>
+        <w:tabs>
+          <w:tab w:val="num" w:pos="1440"/>
+        </w:tabs>
+        <w:ind w:left="1440" w:hanging="360"/>
+      </w:pPr>
+    </w:lvl>
+    <w:lvl w:ilvl="2" w:tentative="1">
+      <w:start w:val="1"/>
+      <w:numFmt w:val="decimal"/>
+      <w:lvlText w:val="%3."/>
+      <w:lvlJc w:val="left"/>
+      <w:pPr>
+        <w:tabs>
+          <w:tab w:val="num" w:pos="2160"/>
+        </w:tabs>
+        <w:ind w:left="2160" w:hanging="360"/>
+      </w:pPr>
+    </w:lvl>
+    <w:lvl w:ilvl="3" w:tentative="1">
+      <w:start w:val="1"/>
+      <w:numFmt w:val="decimal"/>
+      <w:lvlText w:val="%4."/>
+      <w:lvlJc w:val="left"/>
+      <w:pPr>
+        <w:tabs>
+          <w:tab w:val="num" w:pos="2880"/>
+        </w:tabs>
+        <w:ind w:left="2880" w:hanging="360"/>
+      </w:pPr>
+    </w:lvl>
+    <w:lvl w:ilvl="4" w:tentative="1">
+      <w:start w:val="1"/>
+      <w:numFmt w:val="decimal"/>
+      <w:lvlText w:val="%5."/>
+      <w:lvlJc w:val="left"/>
+      <w:pPr>
+        <w:tabs>
+          <w:tab w:val="num" w:pos="3600"/>
+        </w:tabs>
+        <w:ind w:left="3600" w:hanging="360"/>
+      </w:pPr>
+    </w:lvl>
+    <w:lvl w:ilvl="5" w:tentative="1">
+      <w:start w:val="1"/>
+      <w:numFmt w:val="decimal"/>
+      <w:lvlText w:val="%6."/>
+      <w:lvlJc w:val="left"/>
+      <w:pPr>
+        <w:tabs>
+          <w:tab w:val="num" w:pos="4320"/>
+        </w:tabs>
+        <w:ind w:left="4320" w:hanging="360"/>
+      </w:pPr>
+    </w:lvl>
+    <w:lvl w:ilvl="6" w:tentative="1">
+      <w:start w:val="1"/>
+      <w:numFmt w:val="decimal"/>
+      <w:lvlText w:val="%7."/>
+      <w:lvlJc w:val="left"/>
+      <w:pPr>
+        <w:tabs>
+          <w:tab w:val="num" w:pos="5040"/>
+        </w:tabs>
+        <w:ind w:left="5040" w:hanging="360"/>
+      </w:pPr>
+    </w:lvl>
+    <w:lvl w:ilvl="7" w:tentative="1">
+      <w:start w:val="1"/>
+      <w:numFmt w:val="decimal"/>
+      <w:lvlText w:val="%8."/>
+      <w:lvlJc w:val="left"/>
+      <w:pPr>
+        <w:tabs>
+          <w:tab w:val="num" w:pos="5760"/>
+        </w:tabs>
+        <w:ind w:left="5760" w:hanging="360"/>
+      </w:pPr>
+    </w:lvl>
+    <w:lvl w:ilvl="8" w:tentative="1">
+      <w:start w:val="1"/>
+      <w:numFmt w:val="decimal"/>
+      <w:lvlText w:val="%9."/>
+      <w:lvlJc w:val="left"/>
+      <w:pPr>
+        <w:tabs>
+          <w:tab w:val="num" w:pos="6480"/>
+        </w:tabs>
+        <w:ind w:left="6480" w:hanging="360"/>
+      </w:pPr>
+    </w:lvl>
+  </w:abstractNum>
+  <w:abstractNum w:abstractNumId="2" w15:restartNumberingAfterBreak="0">
     <w:nsid w:val="0578696D"/>
     <w:multiLevelType w:val="multilevel"/>
     <w:tmpl w:val="A65A470C"/>
@@ -2856,7 +5991,7 @@
       </w:rPr>
     </w:lvl>
   </w:abstractNum>
-  <w:abstractNum w:abstractNumId="2" w15:restartNumberingAfterBreak="0">
+  <w:abstractNum w:abstractNumId="3" w15:restartNumberingAfterBreak="0">
     <w:nsid w:val="070C185E"/>
     <w:multiLevelType w:val="multilevel"/>
     <w:tmpl w:val="F3849B12"/>
@@ -2969,7 +6104,7 @@
       </w:pPr>
     </w:lvl>
   </w:abstractNum>
-  <w:abstractNum w:abstractNumId="3" w15:restartNumberingAfterBreak="0">
+  <w:abstractNum w:abstractNumId="4" w15:restartNumberingAfterBreak="0">
     <w:nsid w:val="0988638A"/>
     <w:multiLevelType w:val="multilevel"/>
     <w:tmpl w:val="C1D0D1A0"/>
@@ -3082,7 +6217,7 @@
       </w:pPr>
     </w:lvl>
   </w:abstractNum>
-  <w:abstractNum w:abstractNumId="4" w15:restartNumberingAfterBreak="0">
+  <w:abstractNum w:abstractNumId="5" w15:restartNumberingAfterBreak="0">
     <w:nsid w:val="158D68D6"/>
     <w:multiLevelType w:val="multilevel"/>
     <w:tmpl w:val="367CBA9A"/>
@@ -3231,7 +6366,156 @@
       </w:rPr>
     </w:lvl>
   </w:abstractNum>
-  <w:abstractNum w:abstractNumId="5" w15:restartNumberingAfterBreak="0">
+  <w:abstractNum w:abstractNumId="6" w15:restartNumberingAfterBreak="0">
+    <w:nsid w:val="17986916"/>
+    <w:multiLevelType w:val="multilevel"/>
+    <w:tmpl w:val="6D62C7EE"/>
+    <w:lvl w:ilvl="0">
+      <w:start w:val="1"/>
+      <w:numFmt w:val="bullet"/>
+      <w:lvlText w:val=""/>
+      <w:lvlJc w:val="left"/>
+      <w:pPr>
+        <w:tabs>
+          <w:tab w:val="num" w:pos="720"/>
+        </w:tabs>
+        <w:ind w:left="720" w:hanging="360"/>
+      </w:pPr>
+      <w:rPr>
+        <w:rFonts w:ascii="Symbol" w:hAnsi="Symbol" w:hint="default"/>
+        <w:sz w:val="20"/>
+      </w:rPr>
+    </w:lvl>
+    <w:lvl w:ilvl="1">
+      <w:start w:val="1"/>
+      <w:numFmt w:val="bullet"/>
+      <w:lvlText w:val="o"/>
+      <w:lvlJc w:val="left"/>
+      <w:pPr>
+        <w:tabs>
+          <w:tab w:val="num" w:pos="1440"/>
+        </w:tabs>
+        <w:ind w:left="1440" w:hanging="360"/>
+      </w:pPr>
+      <w:rPr>
+        <w:rFonts w:ascii="Courier New" w:hAnsi="Courier New" w:hint="default"/>
+        <w:sz w:val="20"/>
+      </w:rPr>
+    </w:lvl>
+    <w:lvl w:ilvl="2" w:tentative="1">
+      <w:start w:val="1"/>
+      <w:numFmt w:val="bullet"/>
+      <w:lvlText w:val=""/>
+      <w:lvlJc w:val="left"/>
+      <w:pPr>
+        <w:tabs>
+          <w:tab w:val="num" w:pos="2160"/>
+        </w:tabs>
+        <w:ind w:left="2160" w:hanging="360"/>
+      </w:pPr>
+      <w:rPr>
+        <w:rFonts w:ascii="Wingdings" w:hAnsi="Wingdings" w:hint="default"/>
+        <w:sz w:val="20"/>
+      </w:rPr>
+    </w:lvl>
+    <w:lvl w:ilvl="3" w:tentative="1">
+      <w:start w:val="1"/>
+      <w:numFmt w:val="bullet"/>
+      <w:lvlText w:val=""/>
+      <w:lvlJc w:val="left"/>
+      <w:pPr>
+        <w:tabs>
+          <w:tab w:val="num" w:pos="2880"/>
+        </w:tabs>
+        <w:ind w:left="2880" w:hanging="360"/>
+      </w:pPr>
+      <w:rPr>
+        <w:rFonts w:ascii="Wingdings" w:hAnsi="Wingdings" w:hint="default"/>
+        <w:sz w:val="20"/>
+      </w:rPr>
+    </w:lvl>
+    <w:lvl w:ilvl="4" w:tentative="1">
+      <w:start w:val="1"/>
+      <w:numFmt w:val="bullet"/>
+      <w:lvlText w:val=""/>
+      <w:lvlJc w:val="left"/>
+      <w:pPr>
+        <w:tabs>
+          <w:tab w:val="num" w:pos="3600"/>
+        </w:tabs>
+        <w:ind w:left="3600" w:hanging="360"/>
+      </w:pPr>
+      <w:rPr>
+        <w:rFonts w:ascii="Wingdings" w:hAnsi="Wingdings" w:hint="default"/>
+        <w:sz w:val="20"/>
+      </w:rPr>
+    </w:lvl>
+    <w:lvl w:ilvl="5" w:tentative="1">
+      <w:start w:val="1"/>
+      <w:numFmt w:val="bullet"/>
+      <w:lvlText w:val=""/>
+      <w:lvlJc w:val="left"/>
+      <w:pPr>
+        <w:tabs>
+          <w:tab w:val="num" w:pos="4320"/>
+        </w:tabs>
+        <w:ind w:left="4320" w:hanging="360"/>
+      </w:pPr>
+      <w:rPr>
+        <w:rFonts w:ascii="Wingdings" w:hAnsi="Wingdings" w:hint="default"/>
+        <w:sz w:val="20"/>
+      </w:rPr>
+    </w:lvl>
+    <w:lvl w:ilvl="6" w:tentative="1">
+      <w:start w:val="1"/>
+      <w:numFmt w:val="bullet"/>
+      <w:lvlText w:val=""/>
+      <w:lvlJc w:val="left"/>
+      <w:pPr>
+        <w:tabs>
+          <w:tab w:val="num" w:pos="5040"/>
+        </w:tabs>
+        <w:ind w:left="5040" w:hanging="360"/>
+      </w:pPr>
+      <w:rPr>
+        <w:rFonts w:ascii="Wingdings" w:hAnsi="Wingdings" w:hint="default"/>
+        <w:sz w:val="20"/>
+      </w:rPr>
+    </w:lvl>
+    <w:lvl w:ilvl="7" w:tentative="1">
+      <w:start w:val="1"/>
+      <w:numFmt w:val="bullet"/>
+      <w:lvlText w:val=""/>
+      <w:lvlJc w:val="left"/>
+      <w:pPr>
+        <w:tabs>
+          <w:tab w:val="num" w:pos="5760"/>
+        </w:tabs>
+        <w:ind w:left="5760" w:hanging="360"/>
+      </w:pPr>
+      <w:rPr>
+        <w:rFonts w:ascii="Wingdings" w:hAnsi="Wingdings" w:hint="default"/>
+        <w:sz w:val="20"/>
+      </w:rPr>
+    </w:lvl>
+    <w:lvl w:ilvl="8" w:tentative="1">
+      <w:start w:val="1"/>
+      <w:numFmt w:val="bullet"/>
+      <w:lvlText w:val=""/>
+      <w:lvlJc w:val="left"/>
+      <w:pPr>
+        <w:tabs>
+          <w:tab w:val="num" w:pos="6480"/>
+        </w:tabs>
+        <w:ind w:left="6480" w:hanging="360"/>
+      </w:pPr>
+      <w:rPr>
+        <w:rFonts w:ascii="Wingdings" w:hAnsi="Wingdings" w:hint="default"/>
+        <w:sz w:val="20"/>
+      </w:rPr>
+    </w:lvl>
+  </w:abstractNum>
+  <w:abstractNum w:abstractNumId="7" w15:restartNumberingAfterBreak="0">
     <w:nsid w:val="1AD040CC"/>
     <w:multiLevelType w:val="multilevel"/>
     <w:tmpl w:val="3162C198"/>
@@ -3380,7 +6664,305 @@
       </w:rPr>
     </w:lvl>
   </w:abstractNum>
-  <w:abstractNum w:abstractNumId="6" w15:restartNumberingAfterBreak="0">
+  <w:abstractNum w:abstractNumId="8" w15:restartNumberingAfterBreak="0">
+    <w:nsid w:val="228B6167"/>
+    <w:multiLevelType w:val="multilevel"/>
+    <w:tmpl w:val="153CFAD6"/>
+    <w:lvl w:ilvl="0">
+      <w:start w:val="1"/>
+      <w:numFmt w:val="bullet"/>
+      <w:lvlText w:val=""/>
+      <w:lvlJc w:val="left"/>
+      <w:pPr>
+        <w:tabs>
+          <w:tab w:val="num" w:pos="720"/>
+        </w:tabs>
+        <w:ind w:left="720" w:hanging="360"/>
+      </w:pPr>
+      <w:rPr>
+        <w:rFonts w:ascii="Symbol" w:hAnsi="Symbol" w:hint="default"/>
+        <w:sz w:val="20"/>
+      </w:rPr>
+    </w:lvl>
+    <w:lvl w:ilvl="1" w:tentative="1">
+      <w:start w:val="1"/>
+      <w:numFmt w:val="bullet"/>
+      <w:lvlText w:val="o"/>
+      <w:lvlJc w:val="left"/>
+      <w:pPr>
+        <w:tabs>
+          <w:tab w:val="num" w:pos="1440"/>
+        </w:tabs>
+        <w:ind w:left="1440" w:hanging="360"/>
+      </w:pPr>
+      <w:rPr>
+        <w:rFonts w:ascii="Courier New" w:hAnsi="Courier New" w:hint="default"/>
+        <w:sz w:val="20"/>
+      </w:rPr>
+    </w:lvl>
+    <w:lvl w:ilvl="2" w:tentative="1">
+      <w:start w:val="1"/>
+      <w:numFmt w:val="bullet"/>
+      <w:lvlText w:val=""/>
+      <w:lvlJc w:val="left"/>
+      <w:pPr>
+        <w:tabs>
+          <w:tab w:val="num" w:pos="2160"/>
+        </w:tabs>
+        <w:ind w:left="2160" w:hanging="360"/>
+      </w:pPr>
+      <w:rPr>
+        <w:rFonts w:ascii="Wingdings" w:hAnsi="Wingdings" w:hint="default"/>
+        <w:sz w:val="20"/>
+      </w:rPr>
+    </w:lvl>
+    <w:lvl w:ilvl="3" w:tentative="1">
+      <w:start w:val="1"/>
+      <w:numFmt w:val="bullet"/>
+      <w:lvlText w:val=""/>
+      <w:lvlJc w:val="left"/>
+      <w:pPr>
+        <w:tabs>
+          <w:tab w:val="num" w:pos="2880"/>
+        </w:tabs>
+        <w:ind w:left="2880" w:hanging="360"/>
+      </w:pPr>
+      <w:rPr>
+        <w:rFonts w:ascii="Wingdings" w:hAnsi="Wingdings" w:hint="default"/>
+        <w:sz w:val="20"/>
+      </w:rPr>
+    </w:lvl>
+    <w:lvl w:ilvl="4" w:tentative="1">
+      <w:start w:val="1"/>
+      <w:numFmt w:val="bullet"/>
+      <w:lvlText w:val=""/>
+      <w:lvlJc w:val="left"/>
+      <w:pPr>
+        <w:tabs>
+          <w:tab w:val="num" w:pos="3600"/>
+        </w:tabs>
+        <w:ind w:left="3600" w:hanging="360"/>
+      </w:pPr>
+      <w:rPr>
+        <w:rFonts w:ascii="Wingdings" w:hAnsi="Wingdings" w:hint="default"/>
+        <w:sz w:val="20"/>
+      </w:rPr>
+    </w:lvl>
+    <w:lvl w:ilvl="5" w:tentative="1">
+      <w:start w:val="1"/>
+      <w:numFmt w:val="bullet"/>
+      <w:lvlText w:val=""/>
+      <w:lvlJc w:val="left"/>
+      <w:pPr>
+        <w:tabs>
+          <w:tab w:val="num" w:pos="4320"/>
+        </w:tabs>
+        <w:ind w:left="4320" w:hanging="360"/>
+      </w:pPr>
+      <w:rPr>
+        <w:rFonts w:ascii="Wingdings" w:hAnsi="Wingdings" w:hint="default"/>
+        <w:sz w:val="20"/>
+      </w:rPr>
+    </w:lvl>
+    <w:lvl w:ilvl="6" w:tentative="1">
+      <w:start w:val="1"/>
+      <w:numFmt w:val="bullet"/>
+      <w:lvlText w:val=""/>
+      <w:lvlJc w:val="left"/>
+      <w:pPr>
+        <w:tabs>
+          <w:tab w:val="num" w:pos="5040"/>
+        </w:tabs>
+        <w:ind w:left="5040" w:hanging="360"/>
+      </w:pPr>
+      <w:rPr>
+        <w:rFonts w:ascii="Wingdings" w:hAnsi="Wingdings" w:hint="default"/>
+        <w:sz w:val="20"/>
+      </w:rPr>
+    </w:lvl>
+    <w:lvl w:ilvl="7" w:tentative="1">
+      <w:start w:val="1"/>
+      <w:numFmt w:val="bullet"/>
+      <w:lvlText w:val=""/>
+      <w:lvlJc w:val="left"/>
+      <w:pPr>
+        <w:tabs>
+          <w:tab w:val="num" w:pos="5760"/>
+        </w:tabs>
+        <w:ind w:left="5760" w:hanging="360"/>
+      </w:pPr>
+      <w:rPr>
+        <w:rFonts w:ascii="Wingdings" w:hAnsi="Wingdings" w:hint="default"/>
+        <w:sz w:val="20"/>
+      </w:rPr>
+    </w:lvl>
+    <w:lvl w:ilvl="8" w:tentative="1">
+      <w:start w:val="1"/>
+      <w:numFmt w:val="bullet"/>
+      <w:lvlText w:val=""/>
+      <w:lvlJc w:val="left"/>
+      <w:pPr>
+        <w:tabs>
+          <w:tab w:val="num" w:pos="6480"/>
+        </w:tabs>
+        <w:ind w:left="6480" w:hanging="360"/>
+      </w:pPr>
+      <w:rPr>
+        <w:rFonts w:ascii="Wingdings" w:hAnsi="Wingdings" w:hint="default"/>
+        <w:sz w:val="20"/>
+      </w:rPr>
+    </w:lvl>
+  </w:abstractNum>
+  <w:abstractNum w:abstractNumId="9" w15:restartNumberingAfterBreak="0">
+    <w:nsid w:val="27021FC7"/>
+    <w:multiLevelType w:val="multilevel"/>
+    <w:tmpl w:val="99608BF6"/>
+    <w:lvl w:ilvl="0">
+      <w:start w:val="1"/>
+      <w:numFmt w:val="bullet"/>
+      <w:lvlText w:val=""/>
+      <w:lvlJc w:val="left"/>
+      <w:pPr>
+        <w:tabs>
+          <w:tab w:val="num" w:pos="720"/>
+        </w:tabs>
+        <w:ind w:left="720" w:hanging="360"/>
+      </w:pPr>
+      <w:rPr>
+        <w:rFonts w:ascii="Symbol" w:hAnsi="Symbol" w:hint="default"/>
+        <w:sz w:val="20"/>
+      </w:rPr>
+    </w:lvl>
+    <w:lvl w:ilvl="1" w:tentative="1">
+      <w:start w:val="1"/>
+      <w:numFmt w:val="bullet"/>
+      <w:lvlText w:val="o"/>
+      <w:lvlJc w:val="left"/>
+      <w:pPr>
+        <w:tabs>
+          <w:tab w:val="num" w:pos="1440"/>
+        </w:tabs>
+        <w:ind w:left="1440" w:hanging="360"/>
+      </w:pPr>
+      <w:rPr>
+        <w:rFonts w:ascii="Courier New" w:hAnsi="Courier New" w:hint="default"/>
+        <w:sz w:val="20"/>
+      </w:rPr>
+    </w:lvl>
+    <w:lvl w:ilvl="2" w:tentative="1">
+      <w:start w:val="1"/>
+      <w:numFmt w:val="bullet"/>
+      <w:lvlText w:val=""/>
+      <w:lvlJc w:val="left"/>
+      <w:pPr>
+        <w:tabs>
+          <w:tab w:val="num" w:pos="2160"/>
+        </w:tabs>
+        <w:ind w:left="2160" w:hanging="360"/>
+      </w:pPr>
+      <w:rPr>
+        <w:rFonts w:ascii="Wingdings" w:hAnsi="Wingdings" w:hint="default"/>
+        <w:sz w:val="20"/>
+      </w:rPr>
+    </w:lvl>
+    <w:lvl w:ilvl="3" w:tentative="1">
+      <w:start w:val="1"/>
+      <w:numFmt w:val="bullet"/>
+      <w:lvlText w:val=""/>
+      <w:lvlJc w:val="left"/>
+      <w:pPr>
+        <w:tabs>
+          <w:tab w:val="num" w:pos="2880"/>
+        </w:tabs>
+        <w:ind w:left="2880" w:hanging="360"/>
+      </w:pPr>
+      <w:rPr>
+        <w:rFonts w:ascii="Wingdings" w:hAnsi="Wingdings" w:hint="default"/>
+        <w:sz w:val="20"/>
+      </w:rPr>
+    </w:lvl>
+    <w:lvl w:ilvl="4" w:tentative="1">
+      <w:start w:val="1"/>
+      <w:numFmt w:val="bullet"/>
+      <w:lvlText w:val=""/>
+      <w:lvlJc w:val="left"/>
+      <w:pPr>
+        <w:tabs>
+          <w:tab w:val="num" w:pos="3600"/>
+        </w:tabs>
+        <w:ind w:left="3600" w:hanging="360"/>
+      </w:pPr>
+      <w:rPr>
+        <w:rFonts w:ascii="Wingdings" w:hAnsi="Wingdings" w:hint="default"/>
+        <w:sz w:val="20"/>
+      </w:rPr>
+    </w:lvl>
+    <w:lvl w:ilvl="5" w:tentative="1">
+      <w:start w:val="1"/>
+      <w:numFmt w:val="bullet"/>
+      <w:lvlText w:val=""/>
+      <w:lvlJc w:val="left"/>
+      <w:pPr>
+        <w:tabs>
+          <w:tab w:val="num" w:pos="4320"/>
+        </w:tabs>
+        <w:ind w:left="4320" w:hanging="360"/>
+      </w:pPr>
+      <w:rPr>
+        <w:rFonts w:ascii="Wingdings" w:hAnsi="Wingdings" w:hint="default"/>
+        <w:sz w:val="20"/>
+      </w:rPr>
+    </w:lvl>
+    <w:lvl w:ilvl="6" w:tentative="1">
+      <w:start w:val="1"/>
+      <w:numFmt w:val="bullet"/>
+      <w:lvlText w:val=""/>
+      <w:lvlJc w:val="left"/>
+      <w:pPr>
+        <w:tabs>
+          <w:tab w:val="num" w:pos="5040"/>
+        </w:tabs>
+        <w:ind w:left="5040" w:hanging="360"/>
+      </w:pPr>
+      <w:rPr>
+        <w:rFonts w:ascii="Wingdings" w:hAnsi="Wingdings" w:hint="default"/>
+        <w:sz w:val="20"/>
+      </w:rPr>
+    </w:lvl>
+    <w:lvl w:ilvl="7" w:tentative="1">
+      <w:start w:val="1"/>
+      <w:numFmt w:val="bullet"/>
+      <w:lvlText w:val=""/>
+      <w:lvlJc w:val="left"/>
+      <w:pPr>
+        <w:tabs>
+          <w:tab w:val="num" w:pos="5760"/>
+        </w:tabs>
+        <w:ind w:left="5760" w:hanging="360"/>
+      </w:pPr>
+      <w:rPr>
+        <w:rFonts w:ascii="Wingdings" w:hAnsi="Wingdings" w:hint="default"/>
+        <w:sz w:val="20"/>
+      </w:rPr>
+    </w:lvl>
+    <w:lvl w:ilvl="8" w:tentative="1">
+      <w:start w:val="1"/>
+      <w:numFmt w:val="bullet"/>
+      <w:lvlText w:val=""/>
+      <w:lvlJc w:val="left"/>
+      <w:pPr>
+        <w:tabs>
+          <w:tab w:val="num" w:pos="6480"/>
+        </w:tabs>
+        <w:ind w:left="6480" w:hanging="360"/>
+      </w:pPr>
+      <w:rPr>
+        <w:rFonts w:ascii="Wingdings" w:hAnsi="Wingdings" w:hint="default"/>
+        <w:sz w:val="20"/>
+      </w:rPr>
+    </w:lvl>
+  </w:abstractNum>
+  <w:abstractNum w:abstractNumId="10" w15:restartNumberingAfterBreak="0">
     <w:nsid w:val="2950269D"/>
     <w:multiLevelType w:val="multilevel"/>
     <w:tmpl w:val="23A4B04E"/>
@@ -3529,7 +7111,269 @@
       </w:rPr>
     </w:lvl>
   </w:abstractNum>
-  <w:abstractNum w:abstractNumId="7" w15:restartNumberingAfterBreak="0">
+  <w:abstractNum w:abstractNumId="11" w15:restartNumberingAfterBreak="0">
+    <w:nsid w:val="2E564A03"/>
+    <w:multiLevelType w:val="multilevel"/>
+    <w:tmpl w:val="3F8E9548"/>
+    <w:lvl w:ilvl="0">
+      <w:start w:val="1"/>
+      <w:numFmt w:val="bullet"/>
+      <w:lvlText w:val=""/>
+      <w:lvlJc w:val="left"/>
+      <w:pPr>
+        <w:tabs>
+          <w:tab w:val="num" w:pos="720"/>
+        </w:tabs>
+        <w:ind w:left="720" w:hanging="360"/>
+      </w:pPr>
+      <w:rPr>
+        <w:rFonts w:ascii="Symbol" w:hAnsi="Symbol" w:hint="default"/>
+        <w:sz w:val="20"/>
+      </w:rPr>
+    </w:lvl>
+    <w:lvl w:ilvl="1" w:tentative="1">
+      <w:start w:val="1"/>
+      <w:numFmt w:val="bullet"/>
+      <w:lvlText w:val="o"/>
+      <w:lvlJc w:val="left"/>
+      <w:pPr>
+        <w:tabs>
+          <w:tab w:val="num" w:pos="1440"/>
+        </w:tabs>
+        <w:ind w:left="1440" w:hanging="360"/>
+      </w:pPr>
+      <w:rPr>
+        <w:rFonts w:ascii="Courier New" w:hAnsi="Courier New" w:hint="default"/>
+        <w:sz w:val="20"/>
+      </w:rPr>
+    </w:lvl>
+    <w:lvl w:ilvl="2" w:tentative="1">
+      <w:start w:val="1"/>
+      <w:numFmt w:val="bullet"/>
+      <w:lvlText w:val=""/>
+      <w:lvlJc w:val="left"/>
+      <w:pPr>
+        <w:tabs>
+          <w:tab w:val="num" w:pos="2160"/>
+        </w:tabs>
+        <w:ind w:left="2160" w:hanging="360"/>
+      </w:pPr>
+      <w:rPr>
+        <w:rFonts w:ascii="Wingdings" w:hAnsi="Wingdings" w:hint="default"/>
+        <w:sz w:val="20"/>
+      </w:rPr>
+    </w:lvl>
+    <w:lvl w:ilvl="3" w:tentative="1">
+      <w:start w:val="1"/>
+      <w:numFmt w:val="bullet"/>
+      <w:lvlText w:val=""/>
+      <w:lvlJc w:val="left"/>
+      <w:pPr>
+        <w:tabs>
+          <w:tab w:val="num" w:pos="2880"/>
+        </w:tabs>
+        <w:ind w:left="2880" w:hanging="360"/>
+      </w:pPr>
+      <w:rPr>
+        <w:rFonts w:ascii="Wingdings" w:hAnsi="Wingdings" w:hint="default"/>
+        <w:sz w:val="20"/>
+      </w:rPr>
+    </w:lvl>
+    <w:lvl w:ilvl="4" w:tentative="1">
+      <w:start w:val="1"/>
+      <w:numFmt w:val="bullet"/>
+      <w:lvlText w:val=""/>
+      <w:lvlJc w:val="left"/>
+      <w:pPr>
+        <w:tabs>
+          <w:tab w:val="num" w:pos="3600"/>
+        </w:tabs>
+        <w:ind w:left="3600" w:hanging="360"/>
+      </w:pPr>
+      <w:rPr>
+        <w:rFonts w:ascii="Wingdings" w:hAnsi="Wingdings" w:hint="default"/>
+        <w:sz w:val="20"/>
+      </w:rPr>
+    </w:lvl>
+    <w:lvl w:ilvl="5" w:tentative="1">
+      <w:start w:val="1"/>
+      <w:numFmt w:val="bullet"/>
+      <w:lvlText w:val=""/>
+      <w:lvlJc w:val="left"/>
+      <w:pPr>
+        <w:tabs>
+          <w:tab w:val="num" w:pos="4320"/>
+        </w:tabs>
+        <w:ind w:left="4320" w:hanging="360"/>
+      </w:pPr>
+      <w:rPr>
+        <w:rFonts w:ascii="Wingdings" w:hAnsi="Wingdings" w:hint="default"/>
+        <w:sz w:val="20"/>
+      </w:rPr>
+    </w:lvl>
+    <w:lvl w:ilvl="6" w:tentative="1">
+      <w:start w:val="1"/>
+      <w:numFmt w:val="bullet"/>
+      <w:lvlText w:val=""/>
+      <w:lvlJc w:val="left"/>
+      <w:pPr>
+        <w:tabs>
+          <w:tab w:val="num" w:pos="5040"/>
+        </w:tabs>
+        <w:ind w:left="5040" w:hanging="360"/>
+      </w:pPr>
+      <w:rPr>
+        <w:rFonts w:ascii="Wingdings" w:hAnsi="Wingdings" w:hint="default"/>
+        <w:sz w:val="20"/>
+      </w:rPr>
+    </w:lvl>
+    <w:lvl w:ilvl="7" w:tentative="1">
+      <w:start w:val="1"/>
+      <w:numFmt w:val="bullet"/>
+      <w:lvlText w:val=""/>
+      <w:lvlJc w:val="left"/>
+      <w:pPr>
+        <w:tabs>
+          <w:tab w:val="num" w:pos="5760"/>
+        </w:tabs>
+        <w:ind w:left="5760" w:hanging="360"/>
+      </w:pPr>
+      <w:rPr>
+        <w:rFonts w:ascii="Wingdings" w:hAnsi="Wingdings" w:hint="default"/>
+        <w:sz w:val="20"/>
+      </w:rPr>
+    </w:lvl>
+    <w:lvl w:ilvl="8" w:tentative="1">
+      <w:start w:val="1"/>
+      <w:numFmt w:val="bullet"/>
+      <w:lvlText w:val=""/>
+      <w:lvlJc w:val="left"/>
+      <w:pPr>
+        <w:tabs>
+          <w:tab w:val="num" w:pos="6480"/>
+        </w:tabs>
+        <w:ind w:left="6480" w:hanging="360"/>
+      </w:pPr>
+      <w:rPr>
+        <w:rFonts w:ascii="Wingdings" w:hAnsi="Wingdings" w:hint="default"/>
+        <w:sz w:val="20"/>
+      </w:rPr>
+    </w:lvl>
+  </w:abstractNum>
+  <w:abstractNum w:abstractNumId="12" w15:restartNumberingAfterBreak="0">
+    <w:nsid w:val="2ECF779E"/>
+    <w:multiLevelType w:val="multilevel"/>
+    <w:tmpl w:val="5644E7F4"/>
+    <w:lvl w:ilvl="0">
+      <w:start w:val="1"/>
+      <w:numFmt w:val="decimal"/>
+      <w:lvlText w:val="%1."/>
+      <w:lvlJc w:val="left"/>
+      <w:pPr>
+        <w:tabs>
+          <w:tab w:val="num" w:pos="720"/>
+        </w:tabs>
+        <w:ind w:left="720" w:hanging="360"/>
+      </w:pPr>
+    </w:lvl>
+    <w:lvl w:ilvl="1" w:tentative="1">
+      <w:start w:val="1"/>
+      <w:numFmt w:val="decimal"/>
+      <w:lvlText w:val="%2."/>
+      <w:lvlJc w:val="left"/>
+      <w:pPr>
+        <w:tabs>
+          <w:tab w:val="num" w:pos="1440"/>
+        </w:tabs>
+        <w:ind w:left="1440" w:hanging="360"/>
+      </w:pPr>
+    </w:lvl>
+    <w:lvl w:ilvl="2" w:tentative="1">
+      <w:start w:val="1"/>
+      <w:numFmt w:val="decimal"/>
+      <w:lvlText w:val="%3."/>
+      <w:lvlJc w:val="left"/>
+      <w:pPr>
+        <w:tabs>
+          <w:tab w:val="num" w:pos="2160"/>
+        </w:tabs>
+        <w:ind w:left="2160" w:hanging="360"/>
+      </w:pPr>
+    </w:lvl>
+    <w:lvl w:ilvl="3" w:tentative="1">
+      <w:start w:val="1"/>
+      <w:numFmt w:val="decimal"/>
+      <w:lvlText w:val="%4."/>
+      <w:lvlJc w:val="left"/>
+      <w:pPr>
+        <w:tabs>
+          <w:tab w:val="num" w:pos="2880"/>
+        </w:tabs>
+        <w:ind w:left="2880" w:hanging="360"/>
+      </w:pPr>
+    </w:lvl>
+    <w:lvl w:ilvl="4" w:tentative="1">
+      <w:start w:val="1"/>
+      <w:numFmt w:val="decimal"/>
+      <w:lvlText w:val="%5."/>
+      <w:lvlJc w:val="left"/>
+      <w:pPr>
+        <w:tabs>
+          <w:tab w:val="num" w:pos="3600"/>
+        </w:tabs>
+        <w:ind w:left="3600" w:hanging="360"/>
+      </w:pPr>
+    </w:lvl>
+    <w:lvl w:ilvl="5" w:tentative="1">
+      <w:start w:val="1"/>
+      <w:numFmt w:val="decimal"/>
+      <w:lvlText w:val="%6."/>
+      <w:lvlJc w:val="left"/>
+      <w:pPr>
+        <w:tabs>
+          <w:tab w:val="num" w:pos="4320"/>
+        </w:tabs>
+        <w:ind w:left="4320" w:hanging="360"/>
+      </w:pPr>
+    </w:lvl>
+    <w:lvl w:ilvl="6" w:tentative="1">
+      <w:start w:val="1"/>
+      <w:numFmt w:val="decimal"/>
+      <w:lvlText w:val="%7."/>
+      <w:lvlJc w:val="left"/>
+      <w:pPr>
+        <w:tabs>
+          <w:tab w:val="num" w:pos="5040"/>
+        </w:tabs>
+        <w:ind w:left="5040" w:hanging="360"/>
+      </w:pPr>
+    </w:lvl>
+    <w:lvl w:ilvl="7" w:tentative="1">
+      <w:start w:val="1"/>
+      <w:numFmt w:val="decimal"/>
+      <w:lvlText w:val="%8."/>
+      <w:lvlJc w:val="left"/>
+      <w:pPr>
+        <w:tabs>
+          <w:tab w:val="num" w:pos="5760"/>
+        </w:tabs>
+        <w:ind w:left="5760" w:hanging="360"/>
+      </w:pPr>
+    </w:lvl>
+    <w:lvl w:ilvl="8" w:tentative="1">
+      <w:start w:val="1"/>
+      <w:numFmt w:val="decimal"/>
+      <w:lvlText w:val="%9."/>
+      <w:lvlJc w:val="left"/>
+      <w:pPr>
+        <w:tabs>
+          <w:tab w:val="num" w:pos="6480"/>
+        </w:tabs>
+        <w:ind w:left="6480" w:hanging="360"/>
+      </w:pPr>
+    </w:lvl>
+  </w:abstractNum>
+  <w:abstractNum w:abstractNumId="13" w15:restartNumberingAfterBreak="0">
     <w:nsid w:val="31D73A2D"/>
     <w:multiLevelType w:val="multilevel"/>
     <w:tmpl w:val="13167E54"/>
@@ -3642,7 +7486,7 @@
       </w:pPr>
     </w:lvl>
   </w:abstractNum>
-  <w:abstractNum w:abstractNumId="8" w15:restartNumberingAfterBreak="0">
+  <w:abstractNum w:abstractNumId="14" w15:restartNumberingAfterBreak="0">
     <w:nsid w:val="31EE2C7E"/>
     <w:multiLevelType w:val="multilevel"/>
     <w:tmpl w:val="41167D86"/>
@@ -3791,7 +7635,507 @@
       </w:rPr>
     </w:lvl>
   </w:abstractNum>
-  <w:abstractNum w:abstractNumId="9" w15:restartNumberingAfterBreak="0">
+  <w:abstractNum w:abstractNumId="15" w15:restartNumberingAfterBreak="0">
+    <w:nsid w:val="3AE81896"/>
+    <w:multiLevelType w:val="multilevel"/>
+    <w:tmpl w:val="EBD4A854"/>
+    <w:lvl w:ilvl="0">
+      <w:start w:val="1"/>
+      <w:numFmt w:val="decimal"/>
+      <w:lvlText w:val="%1."/>
+      <w:lvlJc w:val="left"/>
+      <w:pPr>
+        <w:tabs>
+          <w:tab w:val="num" w:pos="720"/>
+        </w:tabs>
+        <w:ind w:left="720" w:hanging="360"/>
+      </w:pPr>
+    </w:lvl>
+    <w:lvl w:ilvl="1" w:tentative="1">
+      <w:start w:val="1"/>
+      <w:numFmt w:val="decimal"/>
+      <w:lvlText w:val="%2."/>
+      <w:lvlJc w:val="left"/>
+      <w:pPr>
+        <w:tabs>
+          <w:tab w:val="num" w:pos="1440"/>
+        </w:tabs>
+        <w:ind w:left="1440" w:hanging="360"/>
+      </w:pPr>
+    </w:lvl>
+    <w:lvl w:ilvl="2" w:tentative="1">
+      <w:start w:val="1"/>
+      <w:numFmt w:val="decimal"/>
+      <w:lvlText w:val="%3."/>
+      <w:lvlJc w:val="left"/>
+      <w:pPr>
+        <w:tabs>
+          <w:tab w:val="num" w:pos="2160"/>
+        </w:tabs>
+        <w:ind w:left="2160" w:hanging="360"/>
+      </w:pPr>
+    </w:lvl>
+    <w:lvl w:ilvl="3" w:tentative="1">
+      <w:start w:val="1"/>
+      <w:numFmt w:val="decimal"/>
+      <w:lvlText w:val="%4."/>
+      <w:lvlJc w:val="left"/>
+      <w:pPr>
+        <w:tabs>
+          <w:tab w:val="num" w:pos="2880"/>
+        </w:tabs>
+        <w:ind w:left="2880" w:hanging="360"/>
+      </w:pPr>
+    </w:lvl>
+    <w:lvl w:ilvl="4" w:tentative="1">
+      <w:start w:val="1"/>
+      <w:numFmt w:val="decimal"/>
+      <w:lvlText w:val="%5."/>
+      <w:lvlJc w:val="left"/>
+      <w:pPr>
+        <w:tabs>
+          <w:tab w:val="num" w:pos="3600"/>
+        </w:tabs>
+        <w:ind w:left="3600" w:hanging="360"/>
+      </w:pPr>
+    </w:lvl>
+    <w:lvl w:ilvl="5" w:tentative="1">
+      <w:start w:val="1"/>
+      <w:numFmt w:val="decimal"/>
+      <w:lvlText w:val="%6."/>
+      <w:lvlJc w:val="left"/>
+      <w:pPr>
+        <w:tabs>
+          <w:tab w:val="num" w:pos="4320"/>
+        </w:tabs>
+        <w:ind w:left="4320" w:hanging="360"/>
+      </w:pPr>
+    </w:lvl>
+    <w:lvl w:ilvl="6" w:tentative="1">
+      <w:start w:val="1"/>
+      <w:numFmt w:val="decimal"/>
+      <w:lvlText w:val="%7."/>
+      <w:lvlJc w:val="left"/>
+      <w:pPr>
+        <w:tabs>
+          <w:tab w:val="num" w:pos="5040"/>
+        </w:tabs>
+        <w:ind w:left="5040" w:hanging="360"/>
+      </w:pPr>
+    </w:lvl>
+    <w:lvl w:ilvl="7" w:tentative="1">
+      <w:start w:val="1"/>
+      <w:numFmt w:val="decimal"/>
+      <w:lvlText w:val="%8."/>
+      <w:lvlJc w:val="left"/>
+      <w:pPr>
+        <w:tabs>
+          <w:tab w:val="num" w:pos="5760"/>
+        </w:tabs>
+        <w:ind w:left="5760" w:hanging="360"/>
+      </w:pPr>
+    </w:lvl>
+    <w:lvl w:ilvl="8" w:tentative="1">
+      <w:start w:val="1"/>
+      <w:numFmt w:val="decimal"/>
+      <w:lvlText w:val="%9."/>
+      <w:lvlJc w:val="left"/>
+      <w:pPr>
+        <w:tabs>
+          <w:tab w:val="num" w:pos="6480"/>
+        </w:tabs>
+        <w:ind w:left="6480" w:hanging="360"/>
+      </w:pPr>
+    </w:lvl>
+  </w:abstractNum>
+  <w:abstractNum w:abstractNumId="16" w15:restartNumberingAfterBreak="0">
+    <w:nsid w:val="3D8714AD"/>
+    <w:multiLevelType w:val="multilevel"/>
+    <w:tmpl w:val="C0E0FF80"/>
+    <w:lvl w:ilvl="0">
+      <w:start w:val="1"/>
+      <w:numFmt w:val="bullet"/>
+      <w:lvlText w:val=""/>
+      <w:lvlJc w:val="left"/>
+      <w:pPr>
+        <w:tabs>
+          <w:tab w:val="num" w:pos="720"/>
+        </w:tabs>
+        <w:ind w:left="720" w:hanging="360"/>
+      </w:pPr>
+      <w:rPr>
+        <w:rFonts w:ascii="Symbol" w:hAnsi="Symbol" w:hint="default"/>
+        <w:sz w:val="20"/>
+      </w:rPr>
+    </w:lvl>
+    <w:lvl w:ilvl="1" w:tentative="1">
+      <w:start w:val="1"/>
+      <w:numFmt w:val="bullet"/>
+      <w:lvlText w:val="o"/>
+      <w:lvlJc w:val="left"/>
+      <w:pPr>
+        <w:tabs>
+          <w:tab w:val="num" w:pos="1440"/>
+        </w:tabs>
+        <w:ind w:left="1440" w:hanging="360"/>
+      </w:pPr>
+      <w:rPr>
+        <w:rFonts w:ascii="Courier New" w:hAnsi="Courier New" w:hint="default"/>
+        <w:sz w:val="20"/>
+      </w:rPr>
+    </w:lvl>
+    <w:lvl w:ilvl="2" w:tentative="1">
+      <w:start w:val="1"/>
+      <w:numFmt w:val="bullet"/>
+      <w:lvlText w:val=""/>
+      <w:lvlJc w:val="left"/>
+      <w:pPr>
+        <w:tabs>
+          <w:tab w:val="num" w:pos="2160"/>
+        </w:tabs>
+        <w:ind w:left="2160" w:hanging="360"/>
+      </w:pPr>
+      <w:rPr>
+        <w:rFonts w:ascii="Wingdings" w:hAnsi="Wingdings" w:hint="default"/>
+        <w:sz w:val="20"/>
+      </w:rPr>
+    </w:lvl>
+    <w:lvl w:ilvl="3" w:tentative="1">
+      <w:start w:val="1"/>
+      <w:numFmt w:val="bullet"/>
+      <w:lvlText w:val=""/>
+      <w:lvlJc w:val="left"/>
+      <w:pPr>
+        <w:tabs>
+          <w:tab w:val="num" w:pos="2880"/>
+        </w:tabs>
+        <w:ind w:left="2880" w:hanging="360"/>
+      </w:pPr>
+      <w:rPr>
+        <w:rFonts w:ascii="Wingdings" w:hAnsi="Wingdings" w:hint="default"/>
+        <w:sz w:val="20"/>
+      </w:rPr>
+    </w:lvl>
+    <w:lvl w:ilvl="4" w:tentative="1">
+      <w:start w:val="1"/>
+      <w:numFmt w:val="bullet"/>
+      <w:lvlText w:val=""/>
+      <w:lvlJc w:val="left"/>
+      <w:pPr>
+        <w:tabs>
+          <w:tab w:val="num" w:pos="3600"/>
+        </w:tabs>
+        <w:ind w:left="3600" w:hanging="360"/>
+      </w:pPr>
+      <w:rPr>
+        <w:rFonts w:ascii="Wingdings" w:hAnsi="Wingdings" w:hint="default"/>
+        <w:sz w:val="20"/>
+      </w:rPr>
+    </w:lvl>
+    <w:lvl w:ilvl="5" w:tentative="1">
+      <w:start w:val="1"/>
+      <w:numFmt w:val="bullet"/>
+      <w:lvlText w:val=""/>
+      <w:lvlJc w:val="left"/>
+      <w:pPr>
+        <w:tabs>
+          <w:tab w:val="num" w:pos="4320"/>
+        </w:tabs>
+        <w:ind w:left="4320" w:hanging="360"/>
+      </w:pPr>
+      <w:rPr>
+        <w:rFonts w:ascii="Wingdings" w:hAnsi="Wingdings" w:hint="default"/>
+        <w:sz w:val="20"/>
+      </w:rPr>
+    </w:lvl>
+    <w:lvl w:ilvl="6" w:tentative="1">
+      <w:start w:val="1"/>
+      <w:numFmt w:val="bullet"/>
+      <w:lvlText w:val=""/>
+      <w:lvlJc w:val="left"/>
+      <w:pPr>
+        <w:tabs>
+          <w:tab w:val="num" w:pos="5040"/>
+        </w:tabs>
+        <w:ind w:left="5040" w:hanging="360"/>
+      </w:pPr>
+      <w:rPr>
+        <w:rFonts w:ascii="Wingdings" w:hAnsi="Wingdings" w:hint="default"/>
+        <w:sz w:val="20"/>
+      </w:rPr>
+    </w:lvl>
+    <w:lvl w:ilvl="7" w:tentative="1">
+      <w:start w:val="1"/>
+      <w:numFmt w:val="bullet"/>
+      <w:lvlText w:val=""/>
+      <w:lvlJc w:val="left"/>
+      <w:pPr>
+        <w:tabs>
+          <w:tab w:val="num" w:pos="5760"/>
+        </w:tabs>
+        <w:ind w:left="5760" w:hanging="360"/>
+      </w:pPr>
+      <w:rPr>
+        <w:rFonts w:ascii="Wingdings" w:hAnsi="Wingdings" w:hint="default"/>
+        <w:sz w:val="20"/>
+      </w:rPr>
+    </w:lvl>
+    <w:lvl w:ilvl="8" w:tentative="1">
+      <w:start w:val="1"/>
+      <w:numFmt w:val="bullet"/>
+      <w:lvlText w:val=""/>
+      <w:lvlJc w:val="left"/>
+      <w:pPr>
+        <w:tabs>
+          <w:tab w:val="num" w:pos="6480"/>
+        </w:tabs>
+        <w:ind w:left="6480" w:hanging="360"/>
+      </w:pPr>
+      <w:rPr>
+        <w:rFonts w:ascii="Wingdings" w:hAnsi="Wingdings" w:hint="default"/>
+        <w:sz w:val="20"/>
+      </w:rPr>
+    </w:lvl>
+  </w:abstractNum>
+  <w:abstractNum w:abstractNumId="17" w15:restartNumberingAfterBreak="0">
+    <w:nsid w:val="3E451D73"/>
+    <w:multiLevelType w:val="multilevel"/>
+    <w:tmpl w:val="1D14D54E"/>
+    <w:lvl w:ilvl="0">
+      <w:start w:val="1"/>
+      <w:numFmt w:val="bullet"/>
+      <w:lvlText w:val=""/>
+      <w:lvlJc w:val="left"/>
+      <w:pPr>
+        <w:tabs>
+          <w:tab w:val="num" w:pos="720"/>
+        </w:tabs>
+        <w:ind w:left="720" w:hanging="360"/>
+      </w:pPr>
+      <w:rPr>
+        <w:rFonts w:ascii="Symbol" w:hAnsi="Symbol" w:hint="default"/>
+        <w:sz w:val="20"/>
+      </w:rPr>
+    </w:lvl>
+    <w:lvl w:ilvl="1" w:tentative="1">
+      <w:start w:val="1"/>
+      <w:numFmt w:val="bullet"/>
+      <w:lvlText w:val="o"/>
+      <w:lvlJc w:val="left"/>
+      <w:pPr>
+        <w:tabs>
+          <w:tab w:val="num" w:pos="1440"/>
+        </w:tabs>
+        <w:ind w:left="1440" w:hanging="360"/>
+      </w:pPr>
+      <w:rPr>
+        <w:rFonts w:ascii="Courier New" w:hAnsi="Courier New" w:hint="default"/>
+        <w:sz w:val="20"/>
+      </w:rPr>
+    </w:lvl>
+    <w:lvl w:ilvl="2" w:tentative="1">
+      <w:start w:val="1"/>
+      <w:numFmt w:val="bullet"/>
+      <w:lvlText w:val=""/>
+      <w:lvlJc w:val="left"/>
+      <w:pPr>
+        <w:tabs>
+          <w:tab w:val="num" w:pos="2160"/>
+        </w:tabs>
+        <w:ind w:left="2160" w:hanging="360"/>
+      </w:pPr>
+      <w:rPr>
+        <w:rFonts w:ascii="Wingdings" w:hAnsi="Wingdings" w:hint="default"/>
+        <w:sz w:val="20"/>
+      </w:rPr>
+    </w:lvl>
+    <w:lvl w:ilvl="3" w:tentative="1">
+      <w:start w:val="1"/>
+      <w:numFmt w:val="bullet"/>
+      <w:lvlText w:val=""/>
+      <w:lvlJc w:val="left"/>
+      <w:pPr>
+        <w:tabs>
+          <w:tab w:val="num" w:pos="2880"/>
+        </w:tabs>
+        <w:ind w:left="2880" w:hanging="360"/>
+      </w:pPr>
+      <w:rPr>
+        <w:rFonts w:ascii="Wingdings" w:hAnsi="Wingdings" w:hint="default"/>
+        <w:sz w:val="20"/>
+      </w:rPr>
+    </w:lvl>
+    <w:lvl w:ilvl="4" w:tentative="1">
+      <w:start w:val="1"/>
+      <w:numFmt w:val="bullet"/>
+      <w:lvlText w:val=""/>
+      <w:lvlJc w:val="left"/>
+      <w:pPr>
+        <w:tabs>
+          <w:tab w:val="num" w:pos="3600"/>
+        </w:tabs>
+        <w:ind w:left="3600" w:hanging="360"/>
+      </w:pPr>
+      <w:rPr>
+        <w:rFonts w:ascii="Wingdings" w:hAnsi="Wingdings" w:hint="default"/>
+        <w:sz w:val="20"/>
+      </w:rPr>
+    </w:lvl>
+    <w:lvl w:ilvl="5" w:tentative="1">
+      <w:start w:val="1"/>
+      <w:numFmt w:val="bullet"/>
+      <w:lvlText w:val=""/>
+      <w:lvlJc w:val="left"/>
+      <w:pPr>
+        <w:tabs>
+          <w:tab w:val="num" w:pos="4320"/>
+        </w:tabs>
+        <w:ind w:left="4320" w:hanging="360"/>
+      </w:pPr>
+      <w:rPr>
+        <w:rFonts w:ascii="Wingdings" w:hAnsi="Wingdings" w:hint="default"/>
+        <w:sz w:val="20"/>
+      </w:rPr>
+    </w:lvl>
+    <w:lvl w:ilvl="6" w:tentative="1">
+      <w:start w:val="1"/>
+      <w:numFmt w:val="bullet"/>
+      <w:lvlText w:val=""/>
+      <w:lvlJc w:val="left"/>
+      <w:pPr>
+        <w:tabs>
+          <w:tab w:val="num" w:pos="5040"/>
+        </w:tabs>
+        <w:ind w:left="5040" w:hanging="360"/>
+      </w:pPr>
+      <w:rPr>
+        <w:rFonts w:ascii="Wingdings" w:hAnsi="Wingdings" w:hint="default"/>
+        <w:sz w:val="20"/>
+      </w:rPr>
+    </w:lvl>
+    <w:lvl w:ilvl="7" w:tentative="1">
+      <w:start w:val="1"/>
+      <w:numFmt w:val="bullet"/>
+      <w:lvlText w:val=""/>
+      <w:lvlJc w:val="left"/>
+      <w:pPr>
+        <w:tabs>
+          <w:tab w:val="num" w:pos="5760"/>
+        </w:tabs>
+        <w:ind w:left="5760" w:hanging="360"/>
+      </w:pPr>
+      <w:rPr>
+        <w:rFonts w:ascii="Wingdings" w:hAnsi="Wingdings" w:hint="default"/>
+        <w:sz w:val="20"/>
+      </w:rPr>
+    </w:lvl>
+    <w:lvl w:ilvl="8" w:tentative="1">
+      <w:start w:val="1"/>
+      <w:numFmt w:val="bullet"/>
+      <w:lvlText w:val=""/>
+      <w:lvlJc w:val="left"/>
+      <w:pPr>
+        <w:tabs>
+          <w:tab w:val="num" w:pos="6480"/>
+        </w:tabs>
+        <w:ind w:left="6480" w:hanging="360"/>
+      </w:pPr>
+      <w:rPr>
+        <w:rFonts w:ascii="Wingdings" w:hAnsi="Wingdings" w:hint="default"/>
+        <w:sz w:val="20"/>
+      </w:rPr>
+    </w:lvl>
+  </w:abstractNum>
+  <w:abstractNum w:abstractNumId="18" w15:restartNumberingAfterBreak="0">
+    <w:nsid w:val="423105E1"/>
+    <w:multiLevelType w:val="hybridMultilevel"/>
+    <w:tmpl w:val="3D58A46A"/>
+    <w:lvl w:ilvl="0" w:tplc="0409000F">
+      <w:start w:val="1"/>
+      <w:numFmt w:val="decimal"/>
+      <w:lvlText w:val="%1."/>
+      <w:lvlJc w:val="left"/>
+      <w:pPr>
+        <w:ind w:left="720" w:hanging="360"/>
+      </w:pPr>
+      <w:rPr>
+        <w:rFonts w:hint="default"/>
+      </w:rPr>
+    </w:lvl>
+    <w:lvl w:ilvl="1" w:tplc="04090019" w:tentative="1">
+      <w:start w:val="1"/>
+      <w:numFmt w:val="lowerLetter"/>
+      <w:lvlText w:val="%2."/>
+      <w:lvlJc w:val="left"/>
+      <w:pPr>
+        <w:ind w:left="1440" w:hanging="360"/>
+      </w:pPr>
+    </w:lvl>
+    <w:lvl w:ilvl="2" w:tplc="0409001B" w:tentative="1">
+      <w:start w:val="1"/>
+      <w:numFmt w:val="lowerRoman"/>
+      <w:lvlText w:val="%3."/>
+      <w:lvlJc w:val="right"/>
+      <w:pPr>
+        <w:ind w:left="2160" w:hanging="180"/>
+      </w:pPr>
+    </w:lvl>
+    <w:lvl w:ilvl="3" w:tplc="0409000F" w:tentative="1">
+      <w:start w:val="1"/>
+      <w:numFmt w:val="decimal"/>
+      <w:lvlText w:val="%4."/>
+      <w:lvlJc w:val="left"/>
+      <w:pPr>
+        <w:ind w:left="2880" w:hanging="360"/>
+      </w:pPr>
+    </w:lvl>
+    <w:lvl w:ilvl="4" w:tplc="04090019" w:tentative="1">
+      <w:start w:val="1"/>
+      <w:numFmt w:val="lowerLetter"/>
+      <w:lvlText w:val="%5."/>
+      <w:lvlJc w:val="left"/>
+      <w:pPr>
+        <w:ind w:left="3600" w:hanging="360"/>
+      </w:pPr>
+    </w:lvl>
+    <w:lvl w:ilvl="5" w:tplc="0409001B" w:tentative="1">
+      <w:start w:val="1"/>
+      <w:numFmt w:val="lowerRoman"/>
+      <w:lvlText w:val="%6."/>
+      <w:lvlJc w:val="right"/>
+      <w:pPr>
+        <w:ind w:left="4320" w:hanging="180"/>
+      </w:pPr>
+    </w:lvl>
+    <w:lvl w:ilvl="6" w:tplc="0409000F" w:tentative="1">
+      <w:start w:val="1"/>
+      <w:numFmt w:val="decimal"/>
+      <w:lvlText w:val="%7."/>
+      <w:lvlJc w:val="left"/>
+      <w:pPr>
+        <w:ind w:left="5040" w:hanging="360"/>
+      </w:pPr>
+    </w:lvl>
+    <w:lvl w:ilvl="7" w:tplc="04090019" w:tentative="1">
+      <w:start w:val="1"/>
+      <w:numFmt w:val="lowerLetter"/>
+      <w:lvlText w:val="%8."/>
+      <w:lvlJc w:val="left"/>
+      <w:pPr>
+        <w:ind w:left="5760" w:hanging="360"/>
+      </w:pPr>
+    </w:lvl>
+    <w:lvl w:ilvl="8" w:tplc="0409001B" w:tentative="1">
+      <w:start w:val="1"/>
+      <w:numFmt w:val="lowerRoman"/>
+      <w:lvlText w:val="%9."/>
+      <w:lvlJc w:val="right"/>
+      <w:pPr>
+        <w:ind w:left="6480" w:hanging="180"/>
+      </w:pPr>
+    </w:lvl>
+  </w:abstractNum>
+  <w:abstractNum w:abstractNumId="19" w15:restartNumberingAfterBreak="0">
     <w:nsid w:val="42950AC0"/>
     <w:multiLevelType w:val="multilevel"/>
     <w:tmpl w:val="423697EE"/>
@@ -3904,7 +8248,156 @@
       </w:pPr>
     </w:lvl>
   </w:abstractNum>
-  <w:abstractNum w:abstractNumId="10" w15:restartNumberingAfterBreak="0">
+  <w:abstractNum w:abstractNumId="20" w15:restartNumberingAfterBreak="0">
+    <w:nsid w:val="442F7A1E"/>
+    <w:multiLevelType w:val="multilevel"/>
+    <w:tmpl w:val="67A23C8E"/>
+    <w:lvl w:ilvl="0">
+      <w:start w:val="1"/>
+      <w:numFmt w:val="bullet"/>
+      <w:lvlText w:val=""/>
+      <w:lvlJc w:val="left"/>
+      <w:pPr>
+        <w:tabs>
+          <w:tab w:val="num" w:pos="720"/>
+        </w:tabs>
+        <w:ind w:left="720" w:hanging="360"/>
+      </w:pPr>
+      <w:rPr>
+        <w:rFonts w:ascii="Symbol" w:hAnsi="Symbol" w:hint="default"/>
+        <w:sz w:val="20"/>
+      </w:rPr>
+    </w:lvl>
+    <w:lvl w:ilvl="1">
+      <w:start w:val="1"/>
+      <w:numFmt w:val="bullet"/>
+      <w:lvlText w:val="o"/>
+      <w:lvlJc w:val="left"/>
+      <w:pPr>
+        <w:tabs>
+          <w:tab w:val="num" w:pos="1440"/>
+        </w:tabs>
+        <w:ind w:left="1440" w:hanging="360"/>
+      </w:pPr>
+      <w:rPr>
+        <w:rFonts w:ascii="Courier New" w:hAnsi="Courier New" w:hint="default"/>
+        <w:sz w:val="20"/>
+      </w:rPr>
+    </w:lvl>
+    <w:lvl w:ilvl="2" w:tentative="1">
+      <w:start w:val="1"/>
+      <w:numFmt w:val="bullet"/>
+      <w:lvlText w:val=""/>
+      <w:lvlJc w:val="left"/>
+      <w:pPr>
+        <w:tabs>
+          <w:tab w:val="num" w:pos="2160"/>
+        </w:tabs>
+        <w:ind w:left="2160" w:hanging="360"/>
+      </w:pPr>
+      <w:rPr>
+        <w:rFonts w:ascii="Wingdings" w:hAnsi="Wingdings" w:hint="default"/>
+        <w:sz w:val="20"/>
+      </w:rPr>
+    </w:lvl>
+    <w:lvl w:ilvl="3" w:tentative="1">
+      <w:start w:val="1"/>
+      <w:numFmt w:val="bullet"/>
+      <w:lvlText w:val=""/>
+      <w:lvlJc w:val="left"/>
+      <w:pPr>
+        <w:tabs>
+          <w:tab w:val="num" w:pos="2880"/>
+        </w:tabs>
+        <w:ind w:left="2880" w:hanging="360"/>
+      </w:pPr>
+      <w:rPr>
+        <w:rFonts w:ascii="Wingdings" w:hAnsi="Wingdings" w:hint="default"/>
+        <w:sz w:val="20"/>
+      </w:rPr>
+    </w:lvl>
+    <w:lvl w:ilvl="4" w:tentative="1">
+      <w:start w:val="1"/>
+      <w:numFmt w:val="bullet"/>
+      <w:lvlText w:val=""/>
+      <w:lvlJc w:val="left"/>
+      <w:pPr>
+        <w:tabs>
+          <w:tab w:val="num" w:pos="3600"/>
+        </w:tabs>
+        <w:ind w:left="3600" w:hanging="360"/>
+      </w:pPr>
+      <w:rPr>
+        <w:rFonts w:ascii="Wingdings" w:hAnsi="Wingdings" w:hint="default"/>
+        <w:sz w:val="20"/>
+      </w:rPr>
+    </w:lvl>
+    <w:lvl w:ilvl="5" w:tentative="1">
+      <w:start w:val="1"/>
+      <w:numFmt w:val="bullet"/>
+      <w:lvlText w:val=""/>
+      <w:lvlJc w:val="left"/>
+      <w:pPr>
+        <w:tabs>
+          <w:tab w:val="num" w:pos="4320"/>
+        </w:tabs>
+        <w:ind w:left="4320" w:hanging="360"/>
+      </w:pPr>
+      <w:rPr>
+        <w:rFonts w:ascii="Wingdings" w:hAnsi="Wingdings" w:hint="default"/>
+        <w:sz w:val="20"/>
+      </w:rPr>
+    </w:lvl>
+    <w:lvl w:ilvl="6" w:tentative="1">
+      <w:start w:val="1"/>
+      <w:numFmt w:val="bullet"/>
+      <w:lvlText w:val=""/>
+      <w:lvlJc w:val="left"/>
+      <w:pPr>
+        <w:tabs>
+          <w:tab w:val="num" w:pos="5040"/>
+        </w:tabs>
+        <w:ind w:left="5040" w:hanging="360"/>
+      </w:pPr>
+      <w:rPr>
+        <w:rFonts w:ascii="Wingdings" w:hAnsi="Wingdings" w:hint="default"/>
+        <w:sz w:val="20"/>
+      </w:rPr>
+    </w:lvl>
+    <w:lvl w:ilvl="7" w:tentative="1">
+      <w:start w:val="1"/>
+      <w:numFmt w:val="bullet"/>
+      <w:lvlText w:val=""/>
+      <w:lvlJc w:val="left"/>
+      <w:pPr>
+        <w:tabs>
+          <w:tab w:val="num" w:pos="5760"/>
+        </w:tabs>
+        <w:ind w:left="5760" w:hanging="360"/>
+      </w:pPr>
+      <w:rPr>
+        <w:rFonts w:ascii="Wingdings" w:hAnsi="Wingdings" w:hint="default"/>
+        <w:sz w:val="20"/>
+      </w:rPr>
+    </w:lvl>
+    <w:lvl w:ilvl="8" w:tentative="1">
+      <w:start w:val="1"/>
+      <w:numFmt w:val="bullet"/>
+      <w:lvlText w:val=""/>
+      <w:lvlJc w:val="left"/>
+      <w:pPr>
+        <w:tabs>
+          <w:tab w:val="num" w:pos="6480"/>
+        </w:tabs>
+        <w:ind w:left="6480" w:hanging="360"/>
+      </w:pPr>
+      <w:rPr>
+        <w:rFonts w:ascii="Wingdings" w:hAnsi="Wingdings" w:hint="default"/>
+        <w:sz w:val="20"/>
+      </w:rPr>
+    </w:lvl>
+  </w:abstractNum>
+  <w:abstractNum w:abstractNumId="21" w15:restartNumberingAfterBreak="0">
     <w:nsid w:val="447C0408"/>
     <w:multiLevelType w:val="multilevel"/>
     <w:tmpl w:val="8956330C"/>
@@ -4053,7 +8546,394 @@
       </w:rPr>
     </w:lvl>
   </w:abstractNum>
-  <w:abstractNum w:abstractNumId="11" w15:restartNumberingAfterBreak="0">
+  <w:abstractNum w:abstractNumId="22" w15:restartNumberingAfterBreak="0">
+    <w:nsid w:val="47430F53"/>
+    <w:multiLevelType w:val="multilevel"/>
+    <w:tmpl w:val="2D1A9032"/>
+    <w:lvl w:ilvl="0">
+      <w:start w:val="1"/>
+      <w:numFmt w:val="bullet"/>
+      <w:lvlText w:val=""/>
+      <w:lvlJc w:val="left"/>
+      <w:pPr>
+        <w:tabs>
+          <w:tab w:val="num" w:pos="720"/>
+        </w:tabs>
+        <w:ind w:left="720" w:hanging="360"/>
+      </w:pPr>
+      <w:rPr>
+        <w:rFonts w:ascii="Symbol" w:hAnsi="Symbol" w:hint="default"/>
+        <w:sz w:val="20"/>
+      </w:rPr>
+    </w:lvl>
+    <w:lvl w:ilvl="1" w:tentative="1">
+      <w:start w:val="1"/>
+      <w:numFmt w:val="bullet"/>
+      <w:lvlText w:val="o"/>
+      <w:lvlJc w:val="left"/>
+      <w:pPr>
+        <w:tabs>
+          <w:tab w:val="num" w:pos="1440"/>
+        </w:tabs>
+        <w:ind w:left="1440" w:hanging="360"/>
+      </w:pPr>
+      <w:rPr>
+        <w:rFonts w:ascii="Courier New" w:hAnsi="Courier New" w:hint="default"/>
+        <w:sz w:val="20"/>
+      </w:rPr>
+    </w:lvl>
+    <w:lvl w:ilvl="2" w:tentative="1">
+      <w:start w:val="1"/>
+      <w:numFmt w:val="bullet"/>
+      <w:lvlText w:val=""/>
+      <w:lvlJc w:val="left"/>
+      <w:pPr>
+        <w:tabs>
+          <w:tab w:val="num" w:pos="2160"/>
+        </w:tabs>
+        <w:ind w:left="2160" w:hanging="360"/>
+      </w:pPr>
+      <w:rPr>
+        <w:rFonts w:ascii="Wingdings" w:hAnsi="Wingdings" w:hint="default"/>
+        <w:sz w:val="20"/>
+      </w:rPr>
+    </w:lvl>
+    <w:lvl w:ilvl="3" w:tentative="1">
+      <w:start w:val="1"/>
+      <w:numFmt w:val="bullet"/>
+      <w:lvlText w:val=""/>
+      <w:lvlJc w:val="left"/>
+      <w:pPr>
+        <w:tabs>
+          <w:tab w:val="num" w:pos="2880"/>
+        </w:tabs>
+        <w:ind w:left="2880" w:hanging="360"/>
+      </w:pPr>
+      <w:rPr>
+        <w:rFonts w:ascii="Wingdings" w:hAnsi="Wingdings" w:hint="default"/>
+        <w:sz w:val="20"/>
+      </w:rPr>
+    </w:lvl>
+    <w:lvl w:ilvl="4" w:tentative="1">
+      <w:start w:val="1"/>
+      <w:numFmt w:val="bullet"/>
+      <w:lvlText w:val=""/>
+      <w:lvlJc w:val="left"/>
+      <w:pPr>
+        <w:tabs>
+          <w:tab w:val="num" w:pos="3600"/>
+        </w:tabs>
+        <w:ind w:left="3600" w:hanging="360"/>
+      </w:pPr>
+      <w:rPr>
+        <w:rFonts w:ascii="Wingdings" w:hAnsi="Wingdings" w:hint="default"/>
+        <w:sz w:val="20"/>
+      </w:rPr>
+    </w:lvl>
+    <w:lvl w:ilvl="5" w:tentative="1">
+      <w:start w:val="1"/>
+      <w:numFmt w:val="bullet"/>
+      <w:lvlText w:val=""/>
+      <w:lvlJc w:val="left"/>
+      <w:pPr>
+        <w:tabs>
+          <w:tab w:val="num" w:pos="4320"/>
+        </w:tabs>
+        <w:ind w:left="4320" w:hanging="360"/>
+      </w:pPr>
+      <w:rPr>
+        <w:rFonts w:ascii="Wingdings" w:hAnsi="Wingdings" w:hint="default"/>
+        <w:sz w:val="20"/>
+      </w:rPr>
+    </w:lvl>
+    <w:lvl w:ilvl="6" w:tentative="1">
+      <w:start w:val="1"/>
+      <w:numFmt w:val="bullet"/>
+      <w:lvlText w:val=""/>
+      <w:lvlJc w:val="left"/>
+      <w:pPr>
+        <w:tabs>
+          <w:tab w:val="num" w:pos="5040"/>
+        </w:tabs>
+        <w:ind w:left="5040" w:hanging="360"/>
+      </w:pPr>
+      <w:rPr>
+        <w:rFonts w:ascii="Wingdings" w:hAnsi="Wingdings" w:hint="default"/>
+        <w:sz w:val="20"/>
+      </w:rPr>
+    </w:lvl>
+    <w:lvl w:ilvl="7" w:tentative="1">
+      <w:start w:val="1"/>
+      <w:numFmt w:val="bullet"/>
+      <w:lvlText w:val=""/>
+      <w:lvlJc w:val="left"/>
+      <w:pPr>
+        <w:tabs>
+          <w:tab w:val="num" w:pos="5760"/>
+        </w:tabs>
+        <w:ind w:left="5760" w:hanging="360"/>
+      </w:pPr>
+      <w:rPr>
+        <w:rFonts w:ascii="Wingdings" w:hAnsi="Wingdings" w:hint="default"/>
+        <w:sz w:val="20"/>
+      </w:rPr>
+    </w:lvl>
+    <w:lvl w:ilvl="8" w:tentative="1">
+      <w:start w:val="1"/>
+      <w:numFmt w:val="bullet"/>
+      <w:lvlText w:val=""/>
+      <w:lvlJc w:val="left"/>
+      <w:pPr>
+        <w:tabs>
+          <w:tab w:val="num" w:pos="6480"/>
+        </w:tabs>
+        <w:ind w:left="6480" w:hanging="360"/>
+      </w:pPr>
+      <w:rPr>
+        <w:rFonts w:ascii="Wingdings" w:hAnsi="Wingdings" w:hint="default"/>
+        <w:sz w:val="20"/>
+      </w:rPr>
+    </w:lvl>
+  </w:abstractNum>
+  <w:abstractNum w:abstractNumId="23" w15:restartNumberingAfterBreak="0">
+    <w:nsid w:val="50422C92"/>
+    <w:multiLevelType w:val="hybridMultilevel"/>
+    <w:tmpl w:val="3BE05732"/>
+    <w:lvl w:ilvl="0" w:tplc="0409000F">
+      <w:start w:val="1"/>
+      <w:numFmt w:val="decimal"/>
+      <w:lvlText w:val="%1."/>
+      <w:lvlJc w:val="left"/>
+      <w:pPr>
+        <w:ind w:left="720" w:hanging="360"/>
+      </w:pPr>
+      <w:rPr>
+        <w:rFonts w:hint="default"/>
+      </w:rPr>
+    </w:lvl>
+    <w:lvl w:ilvl="1" w:tplc="04090019" w:tentative="1">
+      <w:start w:val="1"/>
+      <w:numFmt w:val="lowerLetter"/>
+      <w:lvlText w:val="%2."/>
+      <w:lvlJc w:val="left"/>
+      <w:pPr>
+        <w:ind w:left="1440" w:hanging="360"/>
+      </w:pPr>
+    </w:lvl>
+    <w:lvl w:ilvl="2" w:tplc="0409001B" w:tentative="1">
+      <w:start w:val="1"/>
+      <w:numFmt w:val="lowerRoman"/>
+      <w:lvlText w:val="%3."/>
+      <w:lvlJc w:val="right"/>
+      <w:pPr>
+        <w:ind w:left="2160" w:hanging="180"/>
+      </w:pPr>
+    </w:lvl>
+    <w:lvl w:ilvl="3" w:tplc="0409000F" w:tentative="1">
+      <w:start w:val="1"/>
+      <w:numFmt w:val="decimal"/>
+      <w:lvlText w:val="%4."/>
+      <w:lvlJc w:val="left"/>
+      <w:pPr>
+        <w:ind w:left="2880" w:hanging="360"/>
+      </w:pPr>
+    </w:lvl>
+    <w:lvl w:ilvl="4" w:tplc="04090019" w:tentative="1">
+      <w:start w:val="1"/>
+      <w:numFmt w:val="lowerLetter"/>
+      <w:lvlText w:val="%5."/>
+      <w:lvlJc w:val="left"/>
+      <w:pPr>
+        <w:ind w:left="3600" w:hanging="360"/>
+      </w:pPr>
+    </w:lvl>
+    <w:lvl w:ilvl="5" w:tplc="0409001B" w:tentative="1">
+      <w:start w:val="1"/>
+      <w:numFmt w:val="lowerRoman"/>
+      <w:lvlText w:val="%6."/>
+      <w:lvlJc w:val="right"/>
+      <w:pPr>
+        <w:ind w:left="4320" w:hanging="180"/>
+      </w:pPr>
+    </w:lvl>
+    <w:lvl w:ilvl="6" w:tplc="0409000F" w:tentative="1">
+      <w:start w:val="1"/>
+      <w:numFmt w:val="decimal"/>
+      <w:lvlText w:val="%7."/>
+      <w:lvlJc w:val="left"/>
+      <w:pPr>
+        <w:ind w:left="5040" w:hanging="360"/>
+      </w:pPr>
+    </w:lvl>
+    <w:lvl w:ilvl="7" w:tplc="04090019" w:tentative="1">
+      <w:start w:val="1"/>
+      <w:numFmt w:val="lowerLetter"/>
+      <w:lvlText w:val="%8."/>
+      <w:lvlJc w:val="left"/>
+      <w:pPr>
+        <w:ind w:left="5760" w:hanging="360"/>
+      </w:pPr>
+    </w:lvl>
+    <w:lvl w:ilvl="8" w:tplc="0409001B" w:tentative="1">
+      <w:start w:val="1"/>
+      <w:numFmt w:val="lowerRoman"/>
+      <w:lvlText w:val="%9."/>
+      <w:lvlJc w:val="right"/>
+      <w:pPr>
+        <w:ind w:left="6480" w:hanging="180"/>
+      </w:pPr>
+    </w:lvl>
+  </w:abstractNum>
+  <w:abstractNum w:abstractNumId="24" w15:restartNumberingAfterBreak="0">
+    <w:nsid w:val="55987058"/>
+    <w:multiLevelType w:val="multilevel"/>
+    <w:tmpl w:val="770EBFEE"/>
+    <w:lvl w:ilvl="0">
+      <w:start w:val="1"/>
+      <w:numFmt w:val="bullet"/>
+      <w:lvlText w:val=""/>
+      <w:lvlJc w:val="left"/>
+      <w:pPr>
+        <w:tabs>
+          <w:tab w:val="num" w:pos="720"/>
+        </w:tabs>
+        <w:ind w:left="720" w:hanging="360"/>
+      </w:pPr>
+      <w:rPr>
+        <w:rFonts w:ascii="Symbol" w:hAnsi="Symbol" w:hint="default"/>
+        <w:sz w:val="20"/>
+      </w:rPr>
+    </w:lvl>
+    <w:lvl w:ilvl="1" w:tentative="1">
+      <w:start w:val="1"/>
+      <w:numFmt w:val="bullet"/>
+      <w:lvlText w:val="o"/>
+      <w:lvlJc w:val="left"/>
+      <w:pPr>
+        <w:tabs>
+          <w:tab w:val="num" w:pos="1440"/>
+        </w:tabs>
+        <w:ind w:left="1440" w:hanging="360"/>
+      </w:pPr>
+      <w:rPr>
+        <w:rFonts w:ascii="Courier New" w:hAnsi="Courier New" w:hint="default"/>
+        <w:sz w:val="20"/>
+      </w:rPr>
+    </w:lvl>
+    <w:lvl w:ilvl="2" w:tentative="1">
+      <w:start w:val="1"/>
+      <w:numFmt w:val="bullet"/>
+      <w:lvlText w:val=""/>
+      <w:lvlJc w:val="left"/>
+      <w:pPr>
+        <w:tabs>
+          <w:tab w:val="num" w:pos="2160"/>
+        </w:tabs>
+        <w:ind w:left="2160" w:hanging="360"/>
+      </w:pPr>
+      <w:rPr>
+        <w:rFonts w:ascii="Wingdings" w:hAnsi="Wingdings" w:hint="default"/>
+        <w:sz w:val="20"/>
+      </w:rPr>
+    </w:lvl>
+    <w:lvl w:ilvl="3" w:tentative="1">
+      <w:start w:val="1"/>
+      <w:numFmt w:val="bullet"/>
+      <w:lvlText w:val=""/>
+      <w:lvlJc w:val="left"/>
+      <w:pPr>
+        <w:tabs>
+          <w:tab w:val="num" w:pos="2880"/>
+        </w:tabs>
+        <w:ind w:left="2880" w:hanging="360"/>
+      </w:pPr>
+      <w:rPr>
+        <w:rFonts w:ascii="Wingdings" w:hAnsi="Wingdings" w:hint="default"/>
+        <w:sz w:val="20"/>
+      </w:rPr>
+    </w:lvl>
+    <w:lvl w:ilvl="4" w:tentative="1">
+      <w:start w:val="1"/>
+      <w:numFmt w:val="bullet"/>
+      <w:lvlText w:val=""/>
+      <w:lvlJc w:val="left"/>
+      <w:pPr>
+        <w:tabs>
+          <w:tab w:val="num" w:pos="3600"/>
+        </w:tabs>
+        <w:ind w:left="3600" w:hanging="360"/>
+      </w:pPr>
+      <w:rPr>
+        <w:rFonts w:ascii="Wingdings" w:hAnsi="Wingdings" w:hint="default"/>
+        <w:sz w:val="20"/>
+      </w:rPr>
+    </w:lvl>
+    <w:lvl w:ilvl="5" w:tentative="1">
+      <w:start w:val="1"/>
+      <w:numFmt w:val="bullet"/>
+      <w:lvlText w:val=""/>
+      <w:lvlJc w:val="left"/>
+      <w:pPr>
+        <w:tabs>
+          <w:tab w:val="num" w:pos="4320"/>
+        </w:tabs>
+        <w:ind w:left="4320" w:hanging="360"/>
+      </w:pPr>
+      <w:rPr>
+        <w:rFonts w:ascii="Wingdings" w:hAnsi="Wingdings" w:hint="default"/>
+        <w:sz w:val="20"/>
+      </w:rPr>
+    </w:lvl>
+    <w:lvl w:ilvl="6" w:tentative="1">
+      <w:start w:val="1"/>
+      <w:numFmt w:val="bullet"/>
+      <w:lvlText w:val=""/>
+      <w:lvlJc w:val="left"/>
+      <w:pPr>
+        <w:tabs>
+          <w:tab w:val="num" w:pos="5040"/>
+        </w:tabs>
+        <w:ind w:left="5040" w:hanging="360"/>
+      </w:pPr>
+      <w:rPr>
+        <w:rFonts w:ascii="Wingdings" w:hAnsi="Wingdings" w:hint="default"/>
+        <w:sz w:val="20"/>
+      </w:rPr>
+    </w:lvl>
+    <w:lvl w:ilvl="7" w:tentative="1">
+      <w:start w:val="1"/>
+      <w:numFmt w:val="bullet"/>
+      <w:lvlText w:val=""/>
+      <w:lvlJc w:val="left"/>
+      <w:pPr>
+        <w:tabs>
+          <w:tab w:val="num" w:pos="5760"/>
+        </w:tabs>
+        <w:ind w:left="5760" w:hanging="360"/>
+      </w:pPr>
+      <w:rPr>
+        <w:rFonts w:ascii="Wingdings" w:hAnsi="Wingdings" w:hint="default"/>
+        <w:sz w:val="20"/>
+      </w:rPr>
+    </w:lvl>
+    <w:lvl w:ilvl="8" w:tentative="1">
+      <w:start w:val="1"/>
+      <w:numFmt w:val="bullet"/>
+      <w:lvlText w:val=""/>
+      <w:lvlJc w:val="left"/>
+      <w:pPr>
+        <w:tabs>
+          <w:tab w:val="num" w:pos="6480"/>
+        </w:tabs>
+        <w:ind w:left="6480" w:hanging="360"/>
+      </w:pPr>
+      <w:rPr>
+        <w:rFonts w:ascii="Wingdings" w:hAnsi="Wingdings" w:hint="default"/>
+        <w:sz w:val="20"/>
+      </w:rPr>
+    </w:lvl>
+  </w:abstractNum>
+  <w:abstractNum w:abstractNumId="25" w15:restartNumberingAfterBreak="0">
     <w:nsid w:val="56BC23D3"/>
     <w:multiLevelType w:val="multilevel"/>
     <w:tmpl w:val="2C004C84"/>
@@ -4202,7 +9082,7 @@
       </w:rPr>
     </w:lvl>
   </w:abstractNum>
-  <w:abstractNum w:abstractNumId="12" w15:restartNumberingAfterBreak="0">
+  <w:abstractNum w:abstractNumId="26" w15:restartNumberingAfterBreak="0">
     <w:nsid w:val="5B120BC5"/>
     <w:multiLevelType w:val="multilevel"/>
     <w:tmpl w:val="807A63F8"/>
@@ -4351,7 +9231,156 @@
       </w:rPr>
     </w:lvl>
   </w:abstractNum>
-  <w:abstractNum w:abstractNumId="13" w15:restartNumberingAfterBreak="0">
+  <w:abstractNum w:abstractNumId="27" w15:restartNumberingAfterBreak="0">
+    <w:nsid w:val="64DD3ED2"/>
+    <w:multiLevelType w:val="multilevel"/>
+    <w:tmpl w:val="58A2D2F4"/>
+    <w:lvl w:ilvl="0">
+      <w:start w:val="1"/>
+      <w:numFmt w:val="bullet"/>
+      <w:lvlText w:val=""/>
+      <w:lvlJc w:val="left"/>
+      <w:pPr>
+        <w:tabs>
+          <w:tab w:val="num" w:pos="720"/>
+        </w:tabs>
+        <w:ind w:left="720" w:hanging="360"/>
+      </w:pPr>
+      <w:rPr>
+        <w:rFonts w:ascii="Symbol" w:hAnsi="Symbol" w:hint="default"/>
+        <w:sz w:val="20"/>
+      </w:rPr>
+    </w:lvl>
+    <w:lvl w:ilvl="1">
+      <w:start w:val="1"/>
+      <w:numFmt w:val="bullet"/>
+      <w:lvlText w:val="o"/>
+      <w:lvlJc w:val="left"/>
+      <w:pPr>
+        <w:tabs>
+          <w:tab w:val="num" w:pos="1440"/>
+        </w:tabs>
+        <w:ind w:left="1440" w:hanging="360"/>
+      </w:pPr>
+      <w:rPr>
+        <w:rFonts w:ascii="Courier New" w:hAnsi="Courier New" w:hint="default"/>
+        <w:sz w:val="20"/>
+      </w:rPr>
+    </w:lvl>
+    <w:lvl w:ilvl="2" w:tentative="1">
+      <w:start w:val="1"/>
+      <w:numFmt w:val="bullet"/>
+      <w:lvlText w:val=""/>
+      <w:lvlJc w:val="left"/>
+      <w:pPr>
+        <w:tabs>
+          <w:tab w:val="num" w:pos="2160"/>
+        </w:tabs>
+        <w:ind w:left="2160" w:hanging="360"/>
+      </w:pPr>
+      <w:rPr>
+        <w:rFonts w:ascii="Wingdings" w:hAnsi="Wingdings" w:hint="default"/>
+        <w:sz w:val="20"/>
+      </w:rPr>
+    </w:lvl>
+    <w:lvl w:ilvl="3" w:tentative="1">
+      <w:start w:val="1"/>
+      <w:numFmt w:val="bullet"/>
+      <w:lvlText w:val=""/>
+      <w:lvlJc w:val="left"/>
+      <w:pPr>
+        <w:tabs>
+          <w:tab w:val="num" w:pos="2880"/>
+        </w:tabs>
+        <w:ind w:left="2880" w:hanging="360"/>
+      </w:pPr>
+      <w:rPr>
+        <w:rFonts w:ascii="Wingdings" w:hAnsi="Wingdings" w:hint="default"/>
+        <w:sz w:val="20"/>
+      </w:rPr>
+    </w:lvl>
+    <w:lvl w:ilvl="4" w:tentative="1">
+      <w:start w:val="1"/>
+      <w:numFmt w:val="bullet"/>
+      <w:lvlText w:val=""/>
+      <w:lvlJc w:val="left"/>
+      <w:pPr>
+        <w:tabs>
+          <w:tab w:val="num" w:pos="3600"/>
+        </w:tabs>
+        <w:ind w:left="3600" w:hanging="360"/>
+      </w:pPr>
+      <w:rPr>
+        <w:rFonts w:ascii="Wingdings" w:hAnsi="Wingdings" w:hint="default"/>
+        <w:sz w:val="20"/>
+      </w:rPr>
+    </w:lvl>
+    <w:lvl w:ilvl="5" w:tentative="1">
+      <w:start w:val="1"/>
+      <w:numFmt w:val="bullet"/>
+      <w:lvlText w:val=""/>
+      <w:lvlJc w:val="left"/>
+      <w:pPr>
+        <w:tabs>
+          <w:tab w:val="num" w:pos="4320"/>
+        </w:tabs>
+        <w:ind w:left="4320" w:hanging="360"/>
+      </w:pPr>
+      <w:rPr>
+        <w:rFonts w:ascii="Wingdings" w:hAnsi="Wingdings" w:hint="default"/>
+        <w:sz w:val="20"/>
+      </w:rPr>
+    </w:lvl>
+    <w:lvl w:ilvl="6" w:tentative="1">
+      <w:start w:val="1"/>
+      <w:numFmt w:val="bullet"/>
+      <w:lvlText w:val=""/>
+      <w:lvlJc w:val="left"/>
+      <w:pPr>
+        <w:tabs>
+          <w:tab w:val="num" w:pos="5040"/>
+        </w:tabs>
+        <w:ind w:left="5040" w:hanging="360"/>
+      </w:pPr>
+      <w:rPr>
+        <w:rFonts w:ascii="Wingdings" w:hAnsi="Wingdings" w:hint="default"/>
+        <w:sz w:val="20"/>
+      </w:rPr>
+    </w:lvl>
+    <w:lvl w:ilvl="7" w:tentative="1">
+      <w:start w:val="1"/>
+      <w:numFmt w:val="bullet"/>
+      <w:lvlText w:val=""/>
+      <w:lvlJc w:val="left"/>
+      <w:pPr>
+        <w:tabs>
+          <w:tab w:val="num" w:pos="5760"/>
+        </w:tabs>
+        <w:ind w:left="5760" w:hanging="360"/>
+      </w:pPr>
+      <w:rPr>
+        <w:rFonts w:ascii="Wingdings" w:hAnsi="Wingdings" w:hint="default"/>
+        <w:sz w:val="20"/>
+      </w:rPr>
+    </w:lvl>
+    <w:lvl w:ilvl="8" w:tentative="1">
+      <w:start w:val="1"/>
+      <w:numFmt w:val="bullet"/>
+      <w:lvlText w:val=""/>
+      <w:lvlJc w:val="left"/>
+      <w:pPr>
+        <w:tabs>
+          <w:tab w:val="num" w:pos="6480"/>
+        </w:tabs>
+        <w:ind w:left="6480" w:hanging="360"/>
+      </w:pPr>
+      <w:rPr>
+        <w:rFonts w:ascii="Wingdings" w:hAnsi="Wingdings" w:hint="default"/>
+        <w:sz w:val="20"/>
+      </w:rPr>
+    </w:lvl>
+  </w:abstractNum>
+  <w:abstractNum w:abstractNumId="28" w15:restartNumberingAfterBreak="0">
     <w:nsid w:val="673D5A35"/>
     <w:multiLevelType w:val="multilevel"/>
     <w:tmpl w:val="E4C8698C"/>
@@ -4464,7 +9493,120 @@
       </w:pPr>
     </w:lvl>
   </w:abstractNum>
-  <w:abstractNum w:abstractNumId="14" w15:restartNumberingAfterBreak="0">
+  <w:abstractNum w:abstractNumId="29" w15:restartNumberingAfterBreak="0">
+    <w:nsid w:val="6C996C6D"/>
+    <w:multiLevelType w:val="multilevel"/>
+    <w:tmpl w:val="E58814C6"/>
+    <w:lvl w:ilvl="0">
+      <w:start w:val="1"/>
+      <w:numFmt w:val="decimal"/>
+      <w:lvlText w:val="%1."/>
+      <w:lvlJc w:val="left"/>
+      <w:pPr>
+        <w:tabs>
+          <w:tab w:val="num" w:pos="720"/>
+        </w:tabs>
+        <w:ind w:left="720" w:hanging="360"/>
+      </w:pPr>
+    </w:lvl>
+    <w:lvl w:ilvl="1" w:tentative="1">
+      <w:start w:val="1"/>
+      <w:numFmt w:val="decimal"/>
+      <w:lvlText w:val="%2."/>
+      <w:lvlJc w:val="left"/>
+      <w:pPr>
+        <w:tabs>
+          <w:tab w:val="num" w:pos="1440"/>
+        </w:tabs>
+        <w:ind w:left="1440" w:hanging="360"/>
+      </w:pPr>
+    </w:lvl>
+    <w:lvl w:ilvl="2" w:tentative="1">
+      <w:start w:val="1"/>
+      <w:numFmt w:val="decimal"/>
+      <w:lvlText w:val="%3."/>
+      <w:lvlJc w:val="left"/>
+      <w:pPr>
+        <w:tabs>
+          <w:tab w:val="num" w:pos="2160"/>
+        </w:tabs>
+        <w:ind w:left="2160" w:hanging="360"/>
+      </w:pPr>
+    </w:lvl>
+    <w:lvl w:ilvl="3" w:tentative="1">
+      <w:start w:val="1"/>
+      <w:numFmt w:val="decimal"/>
+      <w:lvlText w:val="%4."/>
+      <w:lvlJc w:val="left"/>
+      <w:pPr>
+        <w:tabs>
+          <w:tab w:val="num" w:pos="2880"/>
+        </w:tabs>
+        <w:ind w:left="2880" w:hanging="360"/>
+      </w:pPr>
+    </w:lvl>
+    <w:lvl w:ilvl="4" w:tentative="1">
+      <w:start w:val="1"/>
+      <w:numFmt w:val="decimal"/>
+      <w:lvlText w:val="%5."/>
+      <w:lvlJc w:val="left"/>
+      <w:pPr>
+        <w:tabs>
+          <w:tab w:val="num" w:pos="3600"/>
+        </w:tabs>
+        <w:ind w:left="3600" w:hanging="360"/>
+      </w:pPr>
+    </w:lvl>
+    <w:lvl w:ilvl="5" w:tentative="1">
+      <w:start w:val="1"/>
+      <w:numFmt w:val="decimal"/>
+      <w:lvlText w:val="%6."/>
+      <w:lvlJc w:val="left"/>
+      <w:pPr>
+        <w:tabs>
+          <w:tab w:val="num" w:pos="4320"/>
+        </w:tabs>
+        <w:ind w:left="4320" w:hanging="360"/>
+      </w:pPr>
+    </w:lvl>
+    <w:lvl w:ilvl="6" w:tentative="1">
+      <w:start w:val="1"/>
+      <w:numFmt w:val="decimal"/>
+      <w:lvlText w:val="%7."/>
+      <w:lvlJc w:val="left"/>
+      <w:pPr>
+        <w:tabs>
+          <w:tab w:val="num" w:pos="5040"/>
+        </w:tabs>
+        <w:ind w:left="5040" w:hanging="360"/>
+      </w:pPr>
+    </w:lvl>
+    <w:lvl w:ilvl="7" w:tentative="1">
+      <w:start w:val="1"/>
+      <w:numFmt w:val="decimal"/>
+      <w:lvlText w:val="%8."/>
+      <w:lvlJc w:val="left"/>
+      <w:pPr>
+        <w:tabs>
+          <w:tab w:val="num" w:pos="5760"/>
+        </w:tabs>
+        <w:ind w:left="5760" w:hanging="360"/>
+      </w:pPr>
+    </w:lvl>
+    <w:lvl w:ilvl="8" w:tentative="1">
+      <w:start w:val="1"/>
+      <w:numFmt w:val="decimal"/>
+      <w:lvlText w:val="%9."/>
+      <w:lvlJc w:val="left"/>
+      <w:pPr>
+        <w:tabs>
+          <w:tab w:val="num" w:pos="6480"/>
+        </w:tabs>
+        <w:ind w:left="6480" w:hanging="360"/>
+      </w:pPr>
+    </w:lvl>
+  </w:abstractNum>
+  <w:abstractNum w:abstractNumId="30" w15:restartNumberingAfterBreak="0">
     <w:nsid w:val="6CDF6E01"/>
     <w:multiLevelType w:val="multilevel"/>
     <w:tmpl w:val="EC46B7FC"/>
@@ -4613,7 +9755,156 @@
       </w:rPr>
     </w:lvl>
   </w:abstractNum>
-  <w:abstractNum w:abstractNumId="15" w15:restartNumberingAfterBreak="0">
+  <w:abstractNum w:abstractNumId="31" w15:restartNumberingAfterBreak="0">
+    <w:nsid w:val="78E36792"/>
+    <w:multiLevelType w:val="multilevel"/>
+    <w:tmpl w:val="24B48E14"/>
+    <w:lvl w:ilvl="0">
+      <w:start w:val="1"/>
+      <w:numFmt w:val="bullet"/>
+      <w:lvlText w:val=""/>
+      <w:lvlJc w:val="left"/>
+      <w:pPr>
+        <w:tabs>
+          <w:tab w:val="num" w:pos="720"/>
+        </w:tabs>
+        <w:ind w:left="720" w:hanging="360"/>
+      </w:pPr>
+      <w:rPr>
+        <w:rFonts w:ascii="Symbol" w:hAnsi="Symbol" w:hint="default"/>
+        <w:sz w:val="20"/>
+      </w:rPr>
+    </w:lvl>
+    <w:lvl w:ilvl="1" w:tentative="1">
+      <w:start w:val="1"/>
+      <w:numFmt w:val="bullet"/>
+      <w:lvlText w:val="o"/>
+      <w:lvlJc w:val="left"/>
+      <w:pPr>
+        <w:tabs>
+          <w:tab w:val="num" w:pos="1440"/>
+        </w:tabs>
+        <w:ind w:left="1440" w:hanging="360"/>
+      </w:pPr>
+      <w:rPr>
+        <w:rFonts w:ascii="Courier New" w:hAnsi="Courier New" w:hint="default"/>
+        <w:sz w:val="20"/>
+      </w:rPr>
+    </w:lvl>
+    <w:lvl w:ilvl="2" w:tentative="1">
+      <w:start w:val="1"/>
+      <w:numFmt w:val="bullet"/>
+      <w:lvlText w:val=""/>
+      <w:lvlJc w:val="left"/>
+      <w:pPr>
+        <w:tabs>
+          <w:tab w:val="num" w:pos="2160"/>
+        </w:tabs>
+        <w:ind w:left="2160" w:hanging="360"/>
+      </w:pPr>
+      <w:rPr>
+        <w:rFonts w:ascii="Wingdings" w:hAnsi="Wingdings" w:hint="default"/>
+        <w:sz w:val="20"/>
+      </w:rPr>
+    </w:lvl>
+    <w:lvl w:ilvl="3" w:tentative="1">
+      <w:start w:val="1"/>
+      <w:numFmt w:val="bullet"/>
+      <w:lvlText w:val=""/>
+      <w:lvlJc w:val="left"/>
+      <w:pPr>
+        <w:tabs>
+          <w:tab w:val="num" w:pos="2880"/>
+        </w:tabs>
+        <w:ind w:left="2880" w:hanging="360"/>
+      </w:pPr>
+      <w:rPr>
+        <w:rFonts w:ascii="Wingdings" w:hAnsi="Wingdings" w:hint="default"/>
+        <w:sz w:val="20"/>
+      </w:rPr>
+    </w:lvl>
+    <w:lvl w:ilvl="4" w:tentative="1">
+      <w:start w:val="1"/>
+      <w:numFmt w:val="bullet"/>
+      <w:lvlText w:val=""/>
+      <w:lvlJc w:val="left"/>
+      <w:pPr>
+        <w:tabs>
+          <w:tab w:val="num" w:pos="3600"/>
+        </w:tabs>
+        <w:ind w:left="3600" w:hanging="360"/>
+      </w:pPr>
+      <w:rPr>
+        <w:rFonts w:ascii="Wingdings" w:hAnsi="Wingdings" w:hint="default"/>
+        <w:sz w:val="20"/>
+      </w:rPr>
+    </w:lvl>
+    <w:lvl w:ilvl="5" w:tentative="1">
+      <w:start w:val="1"/>
+      <w:numFmt w:val="bullet"/>
+      <w:lvlText w:val=""/>
+      <w:lvlJc w:val="left"/>
+      <w:pPr>
+        <w:tabs>
+          <w:tab w:val="num" w:pos="4320"/>
+        </w:tabs>
+        <w:ind w:left="4320" w:hanging="360"/>
+      </w:pPr>
+      <w:rPr>
+        <w:rFonts w:ascii="Wingdings" w:hAnsi="Wingdings" w:hint="default"/>
+        <w:sz w:val="20"/>
+      </w:rPr>
+    </w:lvl>
+    <w:lvl w:ilvl="6" w:tentative="1">
+      <w:start w:val="1"/>
+      <w:numFmt w:val="bullet"/>
+      <w:lvlText w:val=""/>
+      <w:lvlJc w:val="left"/>
+      <w:pPr>
+        <w:tabs>
+          <w:tab w:val="num" w:pos="5040"/>
+        </w:tabs>
+        <w:ind w:left="5040" w:hanging="360"/>
+      </w:pPr>
+      <w:rPr>
+        <w:rFonts w:ascii="Wingdings" w:hAnsi="Wingdings" w:hint="default"/>
+        <w:sz w:val="20"/>
+      </w:rPr>
+    </w:lvl>
+    <w:lvl w:ilvl="7" w:tentative="1">
+      <w:start w:val="1"/>
+      <w:numFmt w:val="bullet"/>
+      <w:lvlText w:val=""/>
+      <w:lvlJc w:val="left"/>
+      <w:pPr>
+        <w:tabs>
+          <w:tab w:val="num" w:pos="5760"/>
+        </w:tabs>
+        <w:ind w:left="5760" w:hanging="360"/>
+      </w:pPr>
+      <w:rPr>
+        <w:rFonts w:ascii="Wingdings" w:hAnsi="Wingdings" w:hint="default"/>
+        <w:sz w:val="20"/>
+      </w:rPr>
+    </w:lvl>
+    <w:lvl w:ilvl="8" w:tentative="1">
+      <w:start w:val="1"/>
+      <w:numFmt w:val="bullet"/>
+      <w:lvlText w:val=""/>
+      <w:lvlJc w:val="left"/>
+      <w:pPr>
+        <w:tabs>
+          <w:tab w:val="num" w:pos="6480"/>
+        </w:tabs>
+        <w:ind w:left="6480" w:hanging="360"/>
+      </w:pPr>
+      <w:rPr>
+        <w:rFonts w:ascii="Wingdings" w:hAnsi="Wingdings" w:hint="default"/>
+        <w:sz w:val="20"/>
+      </w:rPr>
+    </w:lvl>
+  </w:abstractNum>
+  <w:abstractNum w:abstractNumId="32" w15:restartNumberingAfterBreak="0">
     <w:nsid w:val="7CB4495C"/>
     <w:multiLevelType w:val="multilevel"/>
     <w:tmpl w:val="00668912"/>
@@ -4727,52 +10018,103 @@
     </w:lvl>
   </w:abstractNum>
   <w:num w:numId="1" w16cid:durableId="1321272629">
-    <w:abstractNumId w:val="12"/>
+    <w:abstractNumId w:val="26"/>
   </w:num>
   <w:num w:numId="2" w16cid:durableId="838885975">
     <w:abstractNumId w:val="0"/>
   </w:num>
   <w:num w:numId="3" w16cid:durableId="2057312911">
+    <w:abstractNumId w:val="30"/>
+  </w:num>
+  <w:num w:numId="4" w16cid:durableId="379669037">
+    <w:abstractNumId w:val="5"/>
+  </w:num>
+  <w:num w:numId="5" w16cid:durableId="1608466492">
+    <w:abstractNumId w:val="28"/>
+  </w:num>
+  <w:num w:numId="6" w16cid:durableId="1913469492">
+    <w:abstractNumId w:val="25"/>
+  </w:num>
+  <w:num w:numId="7" w16cid:durableId="1549881556">
+    <w:abstractNumId w:val="21"/>
+  </w:num>
+  <w:num w:numId="8" w16cid:durableId="1634865115">
+    <w:abstractNumId w:val="13"/>
+  </w:num>
+  <w:num w:numId="9" w16cid:durableId="1469783797">
+    <w:abstractNumId w:val="3"/>
+  </w:num>
+  <w:num w:numId="10" w16cid:durableId="128516365">
     <w:abstractNumId w:val="14"/>
   </w:num>
-  <w:num w:numId="4" w16cid:durableId="379669037">
+  <w:num w:numId="11" w16cid:durableId="807087029">
+    <w:abstractNumId w:val="7"/>
+  </w:num>
+  <w:num w:numId="12" w16cid:durableId="862205421">
     <w:abstractNumId w:val="4"/>
   </w:num>
-  <w:num w:numId="5" w16cid:durableId="1608466492">
-    <w:abstractNumId w:val="13"/>
+  <w:num w:numId="13" w16cid:durableId="303464422">
+    <w:abstractNumId w:val="2"/>
   </w:num>
-  <w:num w:numId="6" w16cid:durableId="1913469492">
+  <w:num w:numId="14" w16cid:durableId="276180443">
+    <w:abstractNumId w:val="10"/>
+  </w:num>
+  <w:num w:numId="15" w16cid:durableId="173540007">
+    <w:abstractNumId w:val="19"/>
+  </w:num>
+  <w:num w:numId="16" w16cid:durableId="2131629575">
+    <w:abstractNumId w:val="32"/>
+  </w:num>
+  <w:num w:numId="17" w16cid:durableId="871069054">
+    <w:abstractNumId w:val="16"/>
+  </w:num>
+  <w:num w:numId="18" w16cid:durableId="992752942">
+    <w:abstractNumId w:val="22"/>
+  </w:num>
+  <w:num w:numId="19" w16cid:durableId="982852695">
+    <w:abstractNumId w:val="29"/>
+  </w:num>
+  <w:num w:numId="20" w16cid:durableId="547493223">
+    <w:abstractNumId w:val="31"/>
+  </w:num>
+  <w:num w:numId="21" w16cid:durableId="1175076661">
+    <w:abstractNumId w:val="17"/>
+  </w:num>
+  <w:num w:numId="22" w16cid:durableId="604921214">
+    <w:abstractNumId w:val="1"/>
+  </w:num>
+  <w:num w:numId="23" w16cid:durableId="1333919814">
+    <w:abstractNumId w:val="24"/>
+  </w:num>
+  <w:num w:numId="24" w16cid:durableId="876353074">
+    <w:abstractNumId w:val="8"/>
+  </w:num>
+  <w:num w:numId="25" w16cid:durableId="322659904">
+    <w:abstractNumId w:val="15"/>
+  </w:num>
+  <w:num w:numId="26" w16cid:durableId="1110248522">
     <w:abstractNumId w:val="11"/>
   </w:num>
-  <w:num w:numId="7" w16cid:durableId="1549881556">
-    <w:abstractNumId w:val="10"/>
-  </w:num>
-  <w:num w:numId="8" w16cid:durableId="1634865115">
-    <w:abstractNumId w:val="7"/>
-  </w:num>
-  <w:num w:numId="9" w16cid:durableId="1469783797">
-    <w:abstractNumId w:val="2"/>
-  </w:num>
-  <w:num w:numId="10" w16cid:durableId="128516365">
-    <w:abstractNumId w:val="8"/>
-  </w:num>
-  <w:num w:numId="11" w16cid:durableId="807087029">
-    <w:abstractNumId w:val="5"/>
-  </w:num>
-  <w:num w:numId="12" w16cid:durableId="862205421">
-    <w:abstractNumId w:val="3"/>
-  </w:num>
-  <w:num w:numId="13" w16cid:durableId="303464422">
-    <w:abstractNumId w:val="1"/>
-  </w:num>
-  <w:num w:numId="14" w16cid:durableId="276180443">
-    <w:abstractNumId w:val="6"/>
-  </w:num>
-  <w:num w:numId="15" w16cid:durableId="173540007">
+  <w:num w:numId="27" w16cid:durableId="2066251268">
     <w:abstractNumId w:val="9"/>
   </w:num>
-  <w:num w:numId="16" w16cid:durableId="2131629575">
-    <w:abstractNumId w:val="15"/>
+  <w:num w:numId="28" w16cid:durableId="528565835">
+    <w:abstractNumId w:val="12"/>
+  </w:num>
+  <w:num w:numId="29" w16cid:durableId="1760443870">
+    <w:abstractNumId w:val="18"/>
+  </w:num>
+  <w:num w:numId="30" w16cid:durableId="1901550541">
+    <w:abstractNumId w:val="23"/>
+  </w:num>
+  <w:num w:numId="31" w16cid:durableId="856694904">
+    <w:abstractNumId w:val="27"/>
+  </w:num>
+  <w:num w:numId="32" w16cid:durableId="1003049082">
+    <w:abstractNumId w:val="20"/>
+  </w:num>
+  <w:num w:numId="33" w16cid:durableId="959841536">
+    <w:abstractNumId w:val="6"/>
   </w:num>
 </w:numbering>
 </file>

--- a/Final_Documentation/myMechanic.docx
+++ b/Final_Documentation/myMechanic.docx
@@ -65,47 +65,11 @@
           <w:rFonts w:ascii="Times New Roman" w:hAnsi="Times New Roman" w:cs="Times New Roman"/>
         </w:rPr>
       </w:pPr>
-      <w:proofErr w:type="spellStart"/>
-      <w:r>
-        <w:rPr>
-          <w:rFonts w:ascii="Times New Roman" w:hAnsi="Times New Roman" w:cs="Times New Roman"/>
-        </w:rPr>
-        <w:t>MyMechanic</w:t>
-      </w:r>
-      <w:proofErr w:type="spellEnd"/>
-      <w:r>
-        <w:rPr>
-          <w:rFonts w:ascii="Times New Roman" w:hAnsi="Times New Roman" w:cs="Times New Roman"/>
-        </w:rPr>
-        <w:t xml:space="preserve"> is a cross-platform mobile application designed to bridge the gap between vehicle owners and auto mechanics. Built using Flutter for a seamless UI and </w:t>
-      </w:r>
-      <w:proofErr w:type="spellStart"/>
-      <w:r>
-        <w:rPr>
-          <w:rFonts w:ascii="Times New Roman" w:hAnsi="Times New Roman" w:cs="Times New Roman"/>
-        </w:rPr>
-        <w:t>Supabase</w:t>
-      </w:r>
-      <w:proofErr w:type="spellEnd"/>
-      <w:r>
-        <w:rPr>
-          <w:rFonts w:ascii="Times New Roman" w:hAnsi="Times New Roman" w:cs="Times New Roman"/>
-        </w:rPr>
-        <w:t xml:space="preserve"> for a robust backend, the app eliminates the friction of traditional phone booking. It allows users to find reliable mechanics, view services, history </w:t>
-      </w:r>
-      <w:proofErr w:type="spellStart"/>
-      <w:r>
-        <w:rPr>
-          <w:rFonts w:ascii="Times New Roman" w:hAnsi="Times New Roman" w:cs="Times New Roman"/>
-        </w:rPr>
-        <w:t>appoimnets</w:t>
-      </w:r>
-      <w:proofErr w:type="spellEnd"/>
-      <w:r>
-        <w:rPr>
-          <w:rFonts w:ascii="Times New Roman" w:hAnsi="Times New Roman" w:cs="Times New Roman"/>
-        </w:rPr>
-        <w:t xml:space="preserve"> with the problems, and book appointments in real-time, while providing mechanics with digital tools to manage their schedule and business operations efficiently.</w:t>
+      <w:r>
+        <w:rPr>
+          <w:rFonts w:ascii="Times New Roman" w:hAnsi="Times New Roman" w:cs="Times New Roman"/>
+        </w:rPr>
+        <w:t>MyMechanic is a cross-platform mobile application designed to bridge the gap between vehicle owners and auto mechanics. Built using Flutter for a seamless UI and Supabase for a robust backend, the app eliminates the friction of traditional phone booking. It allows users to find reliable mechanics, view services, history appoimnets with the problems, and book appointments in real-time, while providing mechanics with digital tools to manage their schedule and business operations efficiently.</w:t>
       </w:r>
     </w:p>
     <w:p>
@@ -205,27 +169,7 @@
           <w:sz w:val="28"/>
           <w:szCs w:val="28"/>
         </w:rPr>
-        <w:t xml:space="preserve"> Sign </w:t>
-      </w:r>
-      <w:proofErr w:type="gramStart"/>
-      <w:r>
-        <w:rPr>
-          <w:rFonts w:ascii="Times New Roman" w:hAnsi="Times New Roman" w:cs="Times New Roman"/>
-          <w:b/>
-          <w:sz w:val="28"/>
-          <w:szCs w:val="28"/>
-        </w:rPr>
-        <w:t>In</w:t>
-      </w:r>
-      <w:proofErr w:type="gramEnd"/>
-      <w:r>
-        <w:rPr>
-          <w:rFonts w:ascii="Times New Roman" w:hAnsi="Times New Roman" w:cs="Times New Roman"/>
-          <w:b/>
-          <w:sz w:val="28"/>
-          <w:szCs w:val="28"/>
-        </w:rPr>
-        <w:t xml:space="preserve"> and Delete Account</w:t>
+        <w:t xml:space="preserve"> Sign In and Delete Account</w:t>
       </w:r>
     </w:p>
     <w:p>
@@ -496,25 +440,7 @@
           <w:b/>
           <w:bCs/>
         </w:rPr>
-        <w:t xml:space="preserve">A. Sign </w:t>
-      </w:r>
-      <w:proofErr w:type="gramStart"/>
-      <w:r>
-        <w:rPr>
-          <w:rFonts w:ascii="Times New Roman" w:hAnsi="Times New Roman" w:cs="Times New Roman"/>
-          <w:b/>
-          <w:bCs/>
-        </w:rPr>
-        <w:t>In</w:t>
-      </w:r>
-      <w:proofErr w:type="gramEnd"/>
-      <w:r>
-        <w:rPr>
-          <w:rFonts w:ascii="Times New Roman" w:hAnsi="Times New Roman" w:cs="Times New Roman"/>
-          <w:b/>
-          <w:bCs/>
-        </w:rPr>
-        <w:t xml:space="preserve"> Flow</w:t>
+        <w:t>A. Sign In Flow</w:t>
       </w:r>
     </w:p>
     <w:p>
@@ -607,21 +533,7 @@
         <w:rPr>
           <w:rFonts w:ascii="Times New Roman" w:hAnsi="Times New Roman" w:cs="Times New Roman"/>
         </w:rPr>
-        <w:t xml:space="preserve">To prevent accidental data loss, the account deletion process requires </w:t>
-      </w:r>
-      <w:proofErr w:type="gramStart"/>
-      <w:r>
-        <w:rPr>
-          <w:rFonts w:ascii="Times New Roman" w:hAnsi="Times New Roman" w:cs="Times New Roman"/>
-        </w:rPr>
-        <w:t>a high</w:t>
-      </w:r>
-      <w:proofErr w:type="gramEnd"/>
-      <w:r>
-        <w:rPr>
-          <w:rFonts w:ascii="Times New Roman" w:hAnsi="Times New Roman" w:cs="Times New Roman"/>
-        </w:rPr>
-        <w:t>-friction confirmation. As shown in the diagram, a simple button press is insufficient; the user must re-authenticate:</w:t>
+        <w:t>To prevent accidental data loss, the account deletion process requires a high-friction confirmation. As shown in the diagram, a simple button press is insufficient; the user must re-authenticate:</w:t>
       </w:r>
     </w:p>
     <w:p>
@@ -676,10 +588,7 @@
     </w:p>
     <w:p>
       <w:pPr>
-        <w:numPr>
-          <w:ilvl w:val="0"/>
-          <w:numId w:val="16"/>
-        </w:numPr>
+        <w:ind w:left="360"/>
         <w:rPr>
           <w:rFonts w:ascii="Times New Roman" w:hAnsi="Times New Roman" w:cs="Times New Roman"/>
         </w:rPr>
@@ -742,33 +651,11 @@
           <w:rFonts w:ascii="Times New Roman" w:hAnsi="Times New Roman" w:cs="Times New Roman"/>
         </w:rPr>
       </w:pPr>
-      <w:proofErr w:type="gramStart"/>
-      <w:r>
-        <w:rPr>
-          <w:rFonts w:ascii="Times New Roman" w:hAnsi="Times New Roman" w:cs="Times New Roman"/>
-        </w:rPr>
-        <w:t>This use</w:t>
-      </w:r>
-      <w:proofErr w:type="gramEnd"/>
-      <w:r>
-        <w:rPr>
-          <w:rFonts w:ascii="Times New Roman" w:hAnsi="Times New Roman" w:cs="Times New Roman"/>
-        </w:rPr>
-        <w:t xml:space="preserve"> case describes the process by which a service provider (Mechanic) creates a new account within the </w:t>
-      </w:r>
-      <w:proofErr w:type="spellStart"/>
-      <w:r>
-        <w:rPr>
-          <w:rFonts w:ascii="Times New Roman" w:hAnsi="Times New Roman" w:cs="Times New Roman"/>
-        </w:rPr>
-        <w:t>MyMechanic</w:t>
-      </w:r>
-      <w:proofErr w:type="spellEnd"/>
-      <w:r>
-        <w:rPr>
-          <w:rFonts w:ascii="Times New Roman" w:hAnsi="Times New Roman" w:cs="Times New Roman"/>
-        </w:rPr>
-        <w:t xml:space="preserve"> application. The process distinguishes between critical identity information required for authentication and supplementary profile details used for business listing.</w:t>
+      <w:r>
+        <w:rPr>
+          <w:rFonts w:ascii="Times New Roman" w:hAnsi="Times New Roman" w:cs="Times New Roman"/>
+        </w:rPr>
+        <w:t>This use case describes the process by which a service provider (Mechanic) creates a new account within the MyMechanic application. The process distinguishes between critical identity information required for authentication and supplementary profile details used for business listing.</w:t>
       </w:r>
     </w:p>
     <w:p>
@@ -1340,19 +1227,11 @@
           <w:rFonts w:ascii="Times New Roman" w:hAnsi="Times New Roman" w:cs="Times New Roman"/>
         </w:rPr>
       </w:pPr>
-      <w:proofErr w:type="gramStart"/>
-      <w:r>
-        <w:rPr>
-          <w:rFonts w:ascii="Times New Roman" w:hAnsi="Times New Roman" w:cs="Times New Roman"/>
-        </w:rPr>
-        <w:t>This use</w:t>
-      </w:r>
-      <w:proofErr w:type="gramEnd"/>
-      <w:r>
-        <w:rPr>
-          <w:rFonts w:ascii="Times New Roman" w:hAnsi="Times New Roman" w:cs="Times New Roman"/>
-        </w:rPr>
-        <w:t xml:space="preserve"> case describes the mechanic's ability to monitor and manage their digital storefront. Upon accessing the main dashboard, the mechanic can view their public-facing shop profile and perform administrative updates.</w:t>
+      <w:r>
+        <w:rPr>
+          <w:rFonts w:ascii="Times New Roman" w:hAnsi="Times New Roman" w:cs="Times New Roman"/>
+        </w:rPr>
+        <w:t>This use case describes the mechanic's ability to monitor and manage their digital storefront. Upon accessing the main dashboard, the mechanic can view their public-facing shop profile and perform administrative updates.</w:t>
       </w:r>
     </w:p>
     <w:p>
@@ -1568,21 +1447,7 @@
         <w:rPr>
           <w:rFonts w:ascii="Times New Roman" w:hAnsi="Times New Roman" w:cs="Times New Roman"/>
         </w:rPr>
-        <w:t>From the dashboard, the user accesses the "View Shop" interface. This action triggers the retrieval of several mandatory data points (&lt;&lt;</w:t>
-      </w:r>
-      <w:proofErr w:type="gramStart"/>
-      <w:r>
-        <w:rPr>
-          <w:rFonts w:ascii="Times New Roman" w:hAnsi="Times New Roman" w:cs="Times New Roman"/>
-        </w:rPr>
-        <w:t>include</w:t>
-      </w:r>
-      <w:proofErr w:type="gramEnd"/>
-      <w:r>
-        <w:rPr>
-          <w:rFonts w:ascii="Times New Roman" w:hAnsi="Times New Roman" w:cs="Times New Roman"/>
-        </w:rPr>
-        <w:t>&gt;&gt;):</w:t>
+        <w:t>From the dashboard, the user accesses the "View Shop" interface. This action triggers the retrieval of several mandatory data points (&lt;&lt;include&gt;&gt;):</w:t>
       </w:r>
     </w:p>
     <w:p>
@@ -1657,21 +1522,7 @@
         <w:rPr>
           <w:rFonts w:ascii="Times New Roman" w:hAnsi="Times New Roman" w:cs="Times New Roman"/>
         </w:rPr>
-        <w:t xml:space="preserve"> The system aggregates and displays the average star rating and recent customer comments to help the </w:t>
-      </w:r>
-      <w:proofErr w:type="gramStart"/>
-      <w:r>
-        <w:rPr>
-          <w:rFonts w:ascii="Times New Roman" w:hAnsi="Times New Roman" w:cs="Times New Roman"/>
-        </w:rPr>
-        <w:t>mechanic</w:t>
-      </w:r>
-      <w:proofErr w:type="gramEnd"/>
-      <w:r>
-        <w:rPr>
-          <w:rFonts w:ascii="Times New Roman" w:hAnsi="Times New Roman" w:cs="Times New Roman"/>
-        </w:rPr>
-        <w:t xml:space="preserve"> track performance.</w:t>
+        <w:t xml:space="preserve"> The system aggregates and displays the average star rating and recent customer comments to help the mechanic track performance.</w:t>
       </w:r>
     </w:p>
     <w:p>
@@ -1766,19 +1617,11 @@
           <w:rFonts w:ascii="Times New Roman" w:hAnsi="Times New Roman" w:cs="Times New Roman"/>
         </w:rPr>
       </w:pPr>
-      <w:proofErr w:type="gramStart"/>
-      <w:r>
-        <w:rPr>
-          <w:rFonts w:ascii="Times New Roman" w:hAnsi="Times New Roman" w:cs="Times New Roman"/>
-        </w:rPr>
-        <w:t>This use</w:t>
-      </w:r>
-      <w:proofErr w:type="gramEnd"/>
-      <w:r>
-        <w:rPr>
-          <w:rFonts w:ascii="Times New Roman" w:hAnsi="Times New Roman" w:cs="Times New Roman"/>
-        </w:rPr>
-        <w:t xml:space="preserve"> case specifies the modification capabilities available to the Mechanic. It allows the service provider to keep their business information current, ensuring customers see accurate pricing, contact details, and service availability.</w:t>
+      <w:r>
+        <w:rPr>
+          <w:rFonts w:ascii="Times New Roman" w:hAnsi="Times New Roman" w:cs="Times New Roman"/>
+        </w:rPr>
+        <w:t>This use case specifies the modification capabilities available to the Mechanic. It allows the service provider to keep their business information current, ensuring customers see accurate pricing, contact details, and service availability.</w:t>
       </w:r>
     </w:p>
     <w:p>
@@ -2505,21 +2348,7 @@
         <w:rPr>
           <w:rFonts w:ascii="Times New Roman" w:hAnsi="Times New Roman" w:cs="Times New Roman"/>
         </w:rPr>
-        <w:t xml:space="preserve"> </w:t>
-      </w:r>
-      <w:proofErr w:type="gramStart"/>
-      <w:r>
-        <w:rPr>
-          <w:rFonts w:ascii="Times New Roman" w:hAnsi="Times New Roman" w:cs="Times New Roman"/>
-        </w:rPr>
-        <w:t>Displays jobs</w:t>
-      </w:r>
-      <w:proofErr w:type="gramEnd"/>
-      <w:r>
-        <w:rPr>
-          <w:rFonts w:ascii="Times New Roman" w:hAnsi="Times New Roman" w:cs="Times New Roman"/>
-        </w:rPr>
-        <w:t xml:space="preserve"> where all parties are ready, parts are ordered, or work is effectively locked in.</w:t>
+        <w:t xml:space="preserve"> Displays jobs where all parties are ready, parts are ordered, or work is effectively locked in.</w:t>
       </w:r>
     </w:p>
     <w:p>
@@ -3232,21 +3061,7 @@
         <w:rPr>
           <w:rFonts w:ascii="Times New Roman" w:hAnsi="Times New Roman" w:cs="Times New Roman"/>
         </w:rPr>
-        <w:t xml:space="preserve"> The system requires a valid email address to serve as the user's login credential and for </w:t>
-      </w:r>
-      <w:proofErr w:type="gramStart"/>
-      <w:r>
-        <w:rPr>
-          <w:rFonts w:ascii="Times New Roman" w:hAnsi="Times New Roman" w:cs="Times New Roman"/>
-        </w:rPr>
-        <w:t>receiving booking</w:t>
-      </w:r>
-      <w:proofErr w:type="gramEnd"/>
-      <w:r>
-        <w:rPr>
-          <w:rFonts w:ascii="Times New Roman" w:hAnsi="Times New Roman" w:cs="Times New Roman"/>
-        </w:rPr>
-        <w:t xml:space="preserve"> confirmations.</w:t>
+        <w:t xml:space="preserve"> The system requires a valid email address to serve as the user's login credential and for receiving booking confirmations.</w:t>
       </w:r>
     </w:p>
     <w:p>
@@ -3564,21 +3379,7 @@
         <w:rPr>
           <w:rFonts w:ascii="Times New Roman" w:hAnsi="Times New Roman" w:cs="Times New Roman"/>
         </w:rPr>
-        <w:t xml:space="preserve"> Java XML parsers (</w:t>
-      </w:r>
-      <w:proofErr w:type="spellStart"/>
-      <w:r>
-        <w:rPr>
-          <w:rFonts w:ascii="Times New Roman" w:hAnsi="Times New Roman" w:cs="Times New Roman"/>
-        </w:rPr>
-        <w:t>DocumentBuilderFactory</w:t>
-      </w:r>
-      <w:proofErr w:type="spellEnd"/>
-      <w:r>
-        <w:rPr>
-          <w:rFonts w:ascii="Times New Roman" w:hAnsi="Times New Roman" w:cs="Times New Roman"/>
-        </w:rPr>
-        <w:t>).</w:t>
+        <w:t xml:space="preserve"> Java XML parsers (DocumentBuilderFactory).</w:t>
       </w:r>
     </w:p>
     <w:p>
@@ -3701,43 +3502,6 @@
           <w:szCs w:val="28"/>
         </w:rPr>
       </w:pPr>
-    </w:p>
-    <w:p>
-      <w:pPr>
-        <w:pStyle w:val="ListParagraph"/>
-        <w:numPr>
-          <w:ilvl w:val="0"/>
-          <w:numId w:val="12"/>
-        </w:numPr>
-        <w:rPr>
-          <w:rFonts w:ascii="Times New Roman" w:hAnsi="Times New Roman" w:cs="Times New Roman"/>
-          <w:b/>
-          <w:bCs/>
-          <w:sz w:val="28"/>
-          <w:szCs w:val="28"/>
-        </w:rPr>
-      </w:pPr>
-      <w:r>
-        <w:rPr>
-          <w:rFonts w:ascii="Times New Roman" w:hAnsi="Times New Roman" w:cs="Times New Roman"/>
-          <w:b/>
-          <w:bCs/>
-          <w:sz w:val="28"/>
-          <w:szCs w:val="28"/>
-        </w:rPr>
-        <w:t>UML Class Diagrams</w:t>
-      </w:r>
-    </w:p>
-    <w:p>
-      <w:pPr>
-        <w:rPr>
-          <w:rFonts w:ascii="Times New Roman" w:hAnsi="Times New Roman" w:cs="Times New Roman"/>
-          <w:b/>
-          <w:bCs/>
-          <w:sz w:val="28"/>
-          <w:szCs w:val="28"/>
-        </w:rPr>
-      </w:pPr>
       <w:r>
         <w:rPr>
           <w:rFonts w:ascii="Times New Roman" w:hAnsi="Times New Roman" w:cs="Times New Roman"/>
@@ -3747,11 +3511,99 @@
           <w:sz w:val="28"/>
           <w:szCs w:val="28"/>
         </w:rPr>
+        <w:lastRenderedPageBreak/>
+        <mc:AlternateContent>
+          <mc:Choice Requires="wps">
+            <w:drawing>
+              <wp:anchor distT="0" distB="0" distL="114300" distR="114300" simplePos="0" relativeHeight="251660288" behindDoc="0" locked="0" layoutInCell="1" allowOverlap="1" wp14:anchorId="574A5DBE" wp14:editId="515AED9C">
+                <wp:simplePos x="0" y="0"/>
+                <wp:positionH relativeFrom="margin">
+                  <wp:posOffset>6407524</wp:posOffset>
+                </wp:positionH>
+                <wp:positionV relativeFrom="paragraph">
+                  <wp:posOffset>3280485</wp:posOffset>
+                </wp:positionV>
+                <wp:extent cx="484094" cy="484094"/>
+                <wp:effectExtent l="0" t="0" r="11430" b="11430"/>
+                <wp:wrapNone/>
+                <wp:docPr id="1941550332" name="Flowchart: Connector 4"/>
+                <wp:cNvGraphicFramePr/>
+                <a:graphic xmlns:a="http://schemas.openxmlformats.org/drawingml/2006/main">
+                  <a:graphicData uri="http://schemas.microsoft.com/office/word/2010/wordprocessingShape">
+                    <wps:wsp>
+                      <wps:cNvSpPr/>
+                      <wps:spPr>
+                        <a:xfrm>
+                          <a:off x="0" y="0"/>
+                          <a:ext cx="484094" cy="484094"/>
+                        </a:xfrm>
+                        <a:prstGeom prst="flowChartConnector">
+                          <a:avLst/>
+                        </a:prstGeom>
+                        <a:solidFill>
+                          <a:schemeClr val="bg1"/>
+                        </a:solidFill>
+                        <a:ln>
+                          <a:solidFill>
+                            <a:schemeClr val="bg1"/>
+                          </a:solidFill>
+                        </a:ln>
+                      </wps:spPr>
+                      <wps:style>
+                        <a:lnRef idx="2">
+                          <a:schemeClr val="accent1">
+                            <a:shade val="15000"/>
+                          </a:schemeClr>
+                        </a:lnRef>
+                        <a:fillRef idx="1">
+                          <a:schemeClr val="accent1"/>
+                        </a:fillRef>
+                        <a:effectRef idx="0">
+                          <a:schemeClr val="accent1"/>
+                        </a:effectRef>
+                        <a:fontRef idx="minor">
+                          <a:schemeClr val="lt1"/>
+                        </a:fontRef>
+                      </wps:style>
+                      <wps:bodyPr rot="0" spcFirstLastPara="0" vertOverflow="overflow" horzOverflow="overflow" vert="horz" wrap="square" lIns="91440" tIns="45720" rIns="91440" bIns="45720" numCol="1" spcCol="0" rtlCol="0" fromWordArt="0" anchor="ctr" anchorCtr="0" forceAA="0" compatLnSpc="1">
+                        <a:prstTxWarp prst="textNoShape">
+                          <a:avLst/>
+                        </a:prstTxWarp>
+                        <a:noAutofit/>
+                      </wps:bodyPr>
+                    </wps:wsp>
+                  </a:graphicData>
+                </a:graphic>
+              </wp:anchor>
+            </w:drawing>
+          </mc:Choice>
+          <mc:Fallback>
+            <w:pict>
+              <v:shapetype w14:anchorId="161A0CDD" id="_x0000_t120" coordsize="21600,21600" o:spt="120" path="m10800,qx,10800,10800,21600,21600,10800,10800,xe">
+                <v:path gradientshapeok="t" o:connecttype="custom" o:connectlocs="10800,0;3163,3163;0,10800;3163,18437;10800,21600;18437,18437;21600,10800;18437,3163" textboxrect="3163,3163,18437,18437"/>
+              </v:shapetype>
+              <v:shape id="Flowchart: Connector 4" o:spid="_x0000_s1026" type="#_x0000_t120" style="position:absolute;margin-left:504.55pt;margin-top:258.3pt;width:38.1pt;height:38.1pt;z-index:251660288;visibility:visible;mso-wrap-style:square;mso-wrap-distance-left:9pt;mso-wrap-distance-top:0;mso-wrap-distance-right:9pt;mso-wrap-distance-bottom:0;mso-position-horizontal:absolute;mso-position-horizontal-relative:margin;mso-position-vertical:absolute;mso-position-vertical-relative:text;v-text-anchor:middle" o:gfxdata="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" fillcolor="white [3212]" strokecolor="white [3212]" strokeweight="1.5pt">
+                <v:stroke joinstyle="miter"/>
+                <w10:wrap anchorx="margin"/>
+              </v:shape>
+            </w:pict>
+          </mc:Fallback>
+        </mc:AlternateContent>
+      </w:r>
+      <w:r>
+        <w:rPr>
+          <w:rFonts w:ascii="Times New Roman" w:hAnsi="Times New Roman" w:cs="Times New Roman"/>
+          <w:b/>
+          <w:bCs/>
+          <w:noProof/>
+          <w:sz w:val="28"/>
+          <w:szCs w:val="28"/>
+        </w:rPr>
         <w:drawing>
-          <wp:inline distT="0" distB="0" distL="0" distR="0" wp14:anchorId="2CD81FA8" wp14:editId="027E2EE3">
+          <wp:inline distT="0" distB="0" distL="0" distR="0" wp14:anchorId="19F8BCCE" wp14:editId="3DE6E6C5">
             <wp:extent cx="6849110" cy="3738245"/>
             <wp:effectExtent l="0" t="0" r="8890" b="0"/>
-            <wp:docPr id="735286089" name="Picture 3"/>
+            <wp:docPr id="1140753643" name="Picture 1"/>
             <wp:cNvGraphicFramePr>
               <a:graphicFrameLocks xmlns:a="http://schemas.openxmlformats.org/drawingml/2006/main" noChangeAspect="1"/>
             </wp:cNvGraphicFramePr>
@@ -3759,7 +3611,7 @@
               <a:graphicData uri="http://schemas.openxmlformats.org/drawingml/2006/picture">
                 <pic:pic xmlns:pic="http://schemas.openxmlformats.org/drawingml/2006/picture">
                   <pic:nvPicPr>
-                    <pic:cNvPr id="0" name="Picture 6"/>
+                    <pic:cNvPr id="0" name="Picture 3"/>
                     <pic:cNvPicPr>
                       <a:picLocks noChangeAspect="1" noChangeArrowheads="1"/>
                     </pic:cNvPicPr>
@@ -3819,6 +3671,123 @@
           <w:rFonts w:ascii="Times New Roman" w:hAnsi="Times New Roman" w:cs="Times New Roman"/>
           <w:b/>
           <w:bCs/>
+          <w:sz w:val="28"/>
+          <w:szCs w:val="28"/>
+        </w:rPr>
+      </w:pPr>
+      <w:r>
+        <w:rPr>
+          <w:rFonts w:ascii="Times New Roman" w:hAnsi="Times New Roman" w:cs="Times New Roman"/>
+          <w:b/>
+          <w:bCs/>
+          <w:sz w:val="28"/>
+          <w:szCs w:val="28"/>
+        </w:rPr>
+        <w:t>UML Class Diagrams</w:t>
+      </w:r>
+    </w:p>
+    <w:p>
+      <w:pPr>
+        <w:rPr>
+          <w:rFonts w:ascii="Times New Roman" w:hAnsi="Times New Roman" w:cs="Times New Roman"/>
+          <w:b/>
+          <w:bCs/>
+          <w:sz w:val="28"/>
+          <w:szCs w:val="28"/>
+        </w:rPr>
+      </w:pPr>
+      <w:r>
+        <w:rPr>
+          <w:rFonts w:ascii="Times New Roman" w:hAnsi="Times New Roman" w:cs="Times New Roman"/>
+          <w:b/>
+          <w:bCs/>
+          <w:noProof/>
+          <w:sz w:val="28"/>
+          <w:szCs w:val="28"/>
+        </w:rPr>
+        <w:drawing>
+          <wp:inline distT="0" distB="0" distL="0" distR="0" wp14:anchorId="161AB7EB" wp14:editId="7DDC6A8C">
+            <wp:extent cx="6849110" cy="3738245"/>
+            <wp:effectExtent l="0" t="0" r="8890" b="0"/>
+            <wp:docPr id="561002994" name="Picture 6"/>
+            <wp:cNvGraphicFramePr>
+              <a:graphicFrameLocks xmlns:a="http://schemas.openxmlformats.org/drawingml/2006/main" noChangeAspect="1"/>
+            </wp:cNvGraphicFramePr>
+            <a:graphic xmlns:a="http://schemas.openxmlformats.org/drawingml/2006/main">
+              <a:graphicData uri="http://schemas.openxmlformats.org/drawingml/2006/picture">
+                <pic:pic xmlns:pic="http://schemas.openxmlformats.org/drawingml/2006/picture">
+                  <pic:nvPicPr>
+                    <pic:cNvPr id="0" name="Picture 7"/>
+                    <pic:cNvPicPr>
+                      <a:picLocks noChangeAspect="1" noChangeArrowheads="1"/>
+                    </pic:cNvPicPr>
+                  </pic:nvPicPr>
+                  <pic:blipFill>
+                    <a:blip r:embed="rId13" cstate="print">
+                      <a:extLst>
+                        <a:ext uri="{28A0092B-C50C-407E-A947-70E740481C1C}">
+                          <a14:useLocalDpi xmlns:a14="http://schemas.microsoft.com/office/drawing/2010/main" val="0"/>
+                        </a:ext>
+                      </a:extLst>
+                    </a:blip>
+                    <a:srcRect/>
+                    <a:stretch>
+                      <a:fillRect/>
+                    </a:stretch>
+                  </pic:blipFill>
+                  <pic:spPr bwMode="auto">
+                    <a:xfrm>
+                      <a:off x="0" y="0"/>
+                      <a:ext cx="6849110" cy="3738245"/>
+                    </a:xfrm>
+                    <a:prstGeom prst="rect">
+                      <a:avLst/>
+                    </a:prstGeom>
+                    <a:noFill/>
+                    <a:ln>
+                      <a:noFill/>
+                    </a:ln>
+                  </pic:spPr>
+                </pic:pic>
+              </a:graphicData>
+            </a:graphic>
+          </wp:inline>
+        </w:drawing>
+      </w:r>
+    </w:p>
+    <w:p>
+      <w:pPr>
+        <w:rPr>
+          <w:rFonts w:ascii="Times New Roman" w:hAnsi="Times New Roman" w:cs="Times New Roman"/>
+          <w:b/>
+          <w:bCs/>
+          <w:sz w:val="28"/>
+          <w:szCs w:val="28"/>
+        </w:rPr>
+      </w:pPr>
+    </w:p>
+    <w:p>
+      <w:pPr>
+        <w:rPr>
+          <w:rFonts w:ascii="Times New Roman" w:hAnsi="Times New Roman" w:cs="Times New Roman"/>
+          <w:b/>
+          <w:bCs/>
+          <w:sz w:val="28"/>
+          <w:szCs w:val="28"/>
+        </w:rPr>
+      </w:pPr>
+    </w:p>
+    <w:p>
+      <w:pPr>
+        <w:pStyle w:val="ListParagraph"/>
+        <w:numPr>
+          <w:ilvl w:val="0"/>
+          <w:numId w:val="12"/>
+        </w:numPr>
+        <w:rPr>
+          <w:rFonts w:ascii="Times New Roman" w:hAnsi="Times New Roman" w:cs="Times New Roman"/>
+          <w:b/>
+          <w:bCs/>
           <w:sz w:val="32"/>
           <w:szCs w:val="32"/>
         </w:rPr>
@@ -3831,6 +3800,7 @@
           <w:sz w:val="32"/>
           <w:szCs w:val="32"/>
         </w:rPr>
+        <w:lastRenderedPageBreak/>
         <w:t>UML Sequence diagrams</w:t>
       </w:r>
     </w:p>
@@ -3885,11 +3855,10 @@
           <w:sz w:val="32"/>
           <w:szCs w:val="32"/>
         </w:rPr>
-        <w:lastRenderedPageBreak/>
         <w:drawing>
-          <wp:inline distT="0" distB="0" distL="0" distR="0" wp14:anchorId="2D5EA753" wp14:editId="3F507E16">
-            <wp:extent cx="3114713" cy="4159698"/>
-            <wp:effectExtent l="0" t="0" r="0" b="0"/>
+          <wp:inline distT="0" distB="0" distL="0" distR="0" wp14:anchorId="2D5EA753" wp14:editId="43B47C33">
+            <wp:extent cx="3081094" cy="4114800"/>
+            <wp:effectExtent l="0" t="0" r="5080" b="0"/>
             <wp:docPr id="459740928" name="Picture 7"/>
             <wp:cNvGraphicFramePr>
               <a:graphicFrameLocks xmlns:a="http://schemas.openxmlformats.org/drawingml/2006/main" noChangeAspect="1"/>
@@ -3904,7 +3873,7 @@
                     </pic:cNvPicPr>
                   </pic:nvPicPr>
                   <pic:blipFill>
-                    <a:blip r:embed="rId13">
+                    <a:blip r:embed="rId14">
                       <a:extLst>
                         <a:ext uri="{28A0092B-C50C-407E-A947-70E740481C1C}">
                           <a14:useLocalDpi xmlns:a14="http://schemas.microsoft.com/office/drawing/2010/main" val="0"/>
@@ -3919,7 +3888,7 @@
                   <pic:spPr bwMode="auto">
                     <a:xfrm>
                       <a:off x="0" y="0"/>
-                      <a:ext cx="3124061" cy="4172182"/>
+                      <a:ext cx="3110081" cy="4153512"/>
                     </a:xfrm>
                     <a:prstGeom prst="rect">
                       <a:avLst/>
@@ -3977,11 +3946,10 @@
           <w:sz w:val="32"/>
           <w:szCs w:val="32"/>
         </w:rPr>
-        <w:lastRenderedPageBreak/>
         <w:drawing>
-          <wp:inline distT="0" distB="0" distL="0" distR="0" wp14:anchorId="391020D8" wp14:editId="7D73186F">
-            <wp:extent cx="3490621" cy="4661722"/>
-            <wp:effectExtent l="0" t="0" r="0" b="5715"/>
+          <wp:inline distT="0" distB="0" distL="0" distR="0" wp14:anchorId="391020D8" wp14:editId="2D39DC3E">
+            <wp:extent cx="2804911" cy="3745957"/>
+            <wp:effectExtent l="0" t="0" r="0" b="6985"/>
             <wp:docPr id="960979668" name="Picture 6"/>
             <wp:cNvGraphicFramePr>
               <a:graphicFrameLocks xmlns:a="http://schemas.openxmlformats.org/drawingml/2006/main" noChangeAspect="1"/>
@@ -3996,7 +3964,7 @@
                     </pic:cNvPicPr>
                   </pic:nvPicPr>
                   <pic:blipFill>
-                    <a:blip r:embed="rId13">
+                    <a:blip r:embed="rId15" cstate="print">
                       <a:extLst>
                         <a:ext uri="{28A0092B-C50C-407E-A947-70E740481C1C}">
                           <a14:useLocalDpi xmlns:a14="http://schemas.microsoft.com/office/drawing/2010/main" val="0"/>
@@ -4011,7 +3979,7 @@
                   <pic:spPr bwMode="auto">
                     <a:xfrm>
                       <a:off x="0" y="0"/>
-                      <a:ext cx="3494265" cy="4666588"/>
+                      <a:ext cx="2813296" cy="3757156"/>
                     </a:xfrm>
                     <a:prstGeom prst="rect">
                       <a:avLst/>
@@ -4034,151 +4002,8 @@
           <w:rFonts w:ascii="Times New Roman" w:hAnsi="Times New Roman" w:cs="Times New Roman"/>
           <w:b/>
           <w:bCs/>
-          <w:sz w:val="28"/>
-          <w:szCs w:val="28"/>
-        </w:rPr>
-      </w:pPr>
-    </w:p>
-    <w:p>
-      <w:pPr>
-        <w:rPr>
-          <w:rFonts w:ascii="Times New Roman" w:hAnsi="Times New Roman" w:cs="Times New Roman"/>
-          <w:b/>
-          <w:bCs/>
-          <w:sz w:val="28"/>
-          <w:szCs w:val="28"/>
-        </w:rPr>
-      </w:pPr>
-    </w:p>
-    <w:p>
-      <w:pPr>
-        <w:rPr>
-          <w:rFonts w:ascii="Times New Roman" w:hAnsi="Times New Roman" w:cs="Times New Roman"/>
-          <w:b/>
-          <w:bCs/>
-          <w:sz w:val="28"/>
-          <w:szCs w:val="28"/>
-        </w:rPr>
-      </w:pPr>
-    </w:p>
-    <w:p>
-      <w:pPr>
-        <w:rPr>
-          <w:rFonts w:ascii="Times New Roman" w:hAnsi="Times New Roman" w:cs="Times New Roman"/>
-          <w:b/>
-          <w:bCs/>
-          <w:sz w:val="28"/>
-          <w:szCs w:val="28"/>
-        </w:rPr>
-      </w:pPr>
-    </w:p>
-    <w:p>
-      <w:pPr>
-        <w:rPr>
-          <w:rFonts w:ascii="Times New Roman" w:hAnsi="Times New Roman" w:cs="Times New Roman"/>
-          <w:b/>
-          <w:bCs/>
-          <w:sz w:val="28"/>
-          <w:szCs w:val="28"/>
-        </w:rPr>
-      </w:pPr>
-    </w:p>
-    <w:p>
-      <w:pPr>
-        <w:rPr>
-          <w:rFonts w:ascii="Times New Roman" w:hAnsi="Times New Roman" w:cs="Times New Roman"/>
-          <w:b/>
-          <w:bCs/>
-          <w:sz w:val="28"/>
-          <w:szCs w:val="28"/>
-        </w:rPr>
-      </w:pPr>
-    </w:p>
-    <w:p>
-      <w:pPr>
-        <w:rPr>
-          <w:rFonts w:ascii="Times New Roman" w:hAnsi="Times New Roman" w:cs="Times New Roman"/>
-          <w:b/>
-          <w:bCs/>
-          <w:sz w:val="28"/>
-          <w:szCs w:val="28"/>
-        </w:rPr>
-      </w:pPr>
-    </w:p>
-    <w:p>
-      <w:pPr>
-        <w:rPr>
-          <w:rFonts w:ascii="Times New Roman" w:hAnsi="Times New Roman" w:cs="Times New Roman"/>
-          <w:b/>
-          <w:bCs/>
-          <w:sz w:val="28"/>
-          <w:szCs w:val="28"/>
-        </w:rPr>
-      </w:pPr>
-    </w:p>
-    <w:p>
-      <w:pPr>
-        <w:rPr>
-          <w:rFonts w:ascii="Times New Roman" w:hAnsi="Times New Roman" w:cs="Times New Roman"/>
-          <w:b/>
-          <w:bCs/>
-          <w:sz w:val="28"/>
-          <w:szCs w:val="28"/>
-        </w:rPr>
-      </w:pPr>
-    </w:p>
-    <w:p>
-      <w:pPr>
-        <w:rPr>
-          <w:rFonts w:ascii="Times New Roman" w:hAnsi="Times New Roman" w:cs="Times New Roman"/>
-          <w:b/>
-          <w:bCs/>
-          <w:sz w:val="28"/>
-          <w:szCs w:val="28"/>
-        </w:rPr>
-      </w:pPr>
-    </w:p>
-    <w:p>
-      <w:pPr>
-        <w:rPr>
-          <w:rFonts w:ascii="Times New Roman" w:hAnsi="Times New Roman" w:cs="Times New Roman"/>
-          <w:b/>
-          <w:bCs/>
-          <w:sz w:val="28"/>
-          <w:szCs w:val="28"/>
-        </w:rPr>
-      </w:pPr>
-    </w:p>
-    <w:p>
-      <w:pPr>
-        <w:rPr>
-          <w:rFonts w:ascii="Times New Roman" w:hAnsi="Times New Roman" w:cs="Times New Roman"/>
-          <w:b/>
-          <w:bCs/>
-          <w:sz w:val="28"/>
-          <w:szCs w:val="28"/>
-        </w:rPr>
-      </w:pPr>
-    </w:p>
-    <w:p>
-      <w:pPr>
-        <w:rPr>
-          <w:rFonts w:ascii="Times New Roman" w:hAnsi="Times New Roman" w:cs="Times New Roman"/>
-          <w:b/>
-          <w:bCs/>
-          <w:sz w:val="28"/>
-          <w:szCs w:val="28"/>
-        </w:rPr>
-      </w:pPr>
-    </w:p>
-    <w:p>
-      <w:pPr>
-        <w:rPr>
-          <w:rFonts w:ascii="Times New Roman" w:hAnsi="Times New Roman" w:cs="Times New Roman"/>
-          <w:b/>
-          <w:bCs/>
-          <w:sz w:val="28"/>
-          <w:szCs w:val="28"/>
+          <w:sz w:val="32"/>
+          <w:szCs w:val="32"/>
         </w:rPr>
       </w:pPr>
       <w:r>
@@ -4231,7 +4056,7 @@
                     </pic:cNvPicPr>
                   </pic:nvPicPr>
                   <pic:blipFill>
-                    <a:blip r:embed="rId14">
+                    <a:blip r:embed="rId16">
                       <a:extLst>
                         <a:ext uri="{28A0092B-C50C-407E-A947-70E740481C1C}">
                           <a14:useLocalDpi xmlns:a14="http://schemas.microsoft.com/office/drawing/2010/main" val="0"/>
@@ -4306,7 +4131,7 @@
           <w:szCs w:val="28"/>
         </w:rPr>
         <w:drawing>
-          <wp:inline distT="0" distB="0" distL="0" distR="0" wp14:anchorId="3D090932" wp14:editId="64B8BF5F">
+          <wp:inline distT="0" distB="0" distL="0" distR="0" wp14:anchorId="3D090932" wp14:editId="17BB0321">
             <wp:extent cx="3450642" cy="4876800"/>
             <wp:effectExtent l="0" t="0" r="0" b="0"/>
             <wp:docPr id="1087513635" name="Picture 4"/>
@@ -4323,7 +4148,7 @@
                     </pic:cNvPicPr>
                   </pic:nvPicPr>
                   <pic:blipFill>
-                    <a:blip r:embed="rId15" cstate="print">
+                    <a:blip r:embed="rId17" cstate="print">
                       <a:extLst>
                         <a:ext uri="{28A0092B-C50C-407E-A947-70E740481C1C}">
                           <a14:useLocalDpi xmlns:a14="http://schemas.microsoft.com/office/drawing/2010/main" val="0"/>
@@ -4365,7 +4190,9 @@
           <w:szCs w:val="28"/>
         </w:rPr>
       </w:pPr>
-      <w:r>
+    </w:p>
+    <w:p>
+      <w:pPr>
         <w:rPr>
           <w:rFonts w:ascii="Times New Roman" w:hAnsi="Times New Roman" w:cs="Times New Roman"/>
           <w:b/>
@@ -4373,6 +4200,126 @@
           <w:sz w:val="28"/>
           <w:szCs w:val="28"/>
         </w:rPr>
+      </w:pPr>
+    </w:p>
+    <w:p>
+      <w:pPr>
+        <w:rPr>
+          <w:rFonts w:ascii="Times New Roman" w:hAnsi="Times New Roman" w:cs="Times New Roman"/>
+          <w:b/>
+          <w:bCs/>
+          <w:sz w:val="28"/>
+          <w:szCs w:val="28"/>
+        </w:rPr>
+      </w:pPr>
+    </w:p>
+    <w:p>
+      <w:pPr>
+        <w:rPr>
+          <w:rFonts w:ascii="Times New Roman" w:hAnsi="Times New Roman" w:cs="Times New Roman"/>
+          <w:b/>
+          <w:bCs/>
+          <w:sz w:val="28"/>
+          <w:szCs w:val="28"/>
+        </w:rPr>
+      </w:pPr>
+    </w:p>
+    <w:p>
+      <w:pPr>
+        <w:rPr>
+          <w:rFonts w:ascii="Times New Roman" w:hAnsi="Times New Roman" w:cs="Times New Roman"/>
+          <w:b/>
+          <w:bCs/>
+          <w:sz w:val="28"/>
+          <w:szCs w:val="28"/>
+        </w:rPr>
+      </w:pPr>
+    </w:p>
+    <w:p>
+      <w:pPr>
+        <w:rPr>
+          <w:rFonts w:ascii="Times New Roman" w:hAnsi="Times New Roman" w:cs="Times New Roman"/>
+          <w:b/>
+          <w:bCs/>
+          <w:sz w:val="28"/>
+          <w:szCs w:val="28"/>
+        </w:rPr>
+      </w:pPr>
+    </w:p>
+    <w:p>
+      <w:pPr>
+        <w:rPr>
+          <w:rFonts w:ascii="Times New Roman" w:hAnsi="Times New Roman" w:cs="Times New Roman"/>
+          <w:b/>
+          <w:bCs/>
+          <w:sz w:val="28"/>
+          <w:szCs w:val="28"/>
+        </w:rPr>
+      </w:pPr>
+    </w:p>
+    <w:p>
+      <w:pPr>
+        <w:rPr>
+          <w:rFonts w:ascii="Times New Roman" w:hAnsi="Times New Roman" w:cs="Times New Roman"/>
+          <w:b/>
+          <w:bCs/>
+          <w:sz w:val="28"/>
+          <w:szCs w:val="28"/>
+        </w:rPr>
+      </w:pPr>
+    </w:p>
+    <w:p>
+      <w:pPr>
+        <w:rPr>
+          <w:rFonts w:ascii="Times New Roman" w:hAnsi="Times New Roman" w:cs="Times New Roman"/>
+          <w:b/>
+          <w:bCs/>
+          <w:sz w:val="28"/>
+          <w:szCs w:val="28"/>
+        </w:rPr>
+      </w:pPr>
+    </w:p>
+    <w:p>
+      <w:pPr>
+        <w:rPr>
+          <w:rFonts w:ascii="Times New Roman" w:hAnsi="Times New Roman" w:cs="Times New Roman"/>
+          <w:b/>
+          <w:bCs/>
+          <w:sz w:val="28"/>
+          <w:szCs w:val="28"/>
+        </w:rPr>
+      </w:pPr>
+    </w:p>
+    <w:p>
+      <w:pPr>
+        <w:rPr>
+          <w:rFonts w:ascii="Times New Roman" w:hAnsi="Times New Roman" w:cs="Times New Roman"/>
+          <w:b/>
+          <w:bCs/>
+          <w:sz w:val="28"/>
+          <w:szCs w:val="28"/>
+        </w:rPr>
+      </w:pPr>
+    </w:p>
+    <w:p>
+      <w:pPr>
+        <w:rPr>
+          <w:rFonts w:ascii="Times New Roman" w:hAnsi="Times New Roman" w:cs="Times New Roman"/>
+          <w:b/>
+          <w:bCs/>
+          <w:sz w:val="28"/>
+          <w:szCs w:val="28"/>
+        </w:rPr>
+      </w:pPr>
+      <w:r>
+        <w:rPr>
+          <w:rFonts w:ascii="Times New Roman" w:hAnsi="Times New Roman" w:cs="Times New Roman"/>
+          <w:b/>
+          <w:bCs/>
+          <w:sz w:val="28"/>
+          <w:szCs w:val="28"/>
+        </w:rPr>
+        <w:lastRenderedPageBreak/>
         <w:t>5.5 Mechanic Appointments</w:t>
       </w:r>
     </w:p>
@@ -4389,9 +4336,9 @@
           <w:noProof/>
         </w:rPr>
         <w:drawing>
-          <wp:inline distT="0" distB="0" distL="0" distR="0" wp14:anchorId="46537688" wp14:editId="1C81A81C">
-            <wp:extent cx="2805134" cy="3451411"/>
-            <wp:effectExtent l="0" t="0" r="0" b="0"/>
+          <wp:inline distT="0" distB="0" distL="0" distR="0" wp14:anchorId="46537688" wp14:editId="3FB7C005">
+            <wp:extent cx="3184009" cy="3917576"/>
+            <wp:effectExtent l="0" t="0" r="0" b="6985"/>
             <wp:docPr id="491693196" name="Picture 2"/>
             <wp:cNvGraphicFramePr>
               <a:graphicFrameLocks xmlns:a="http://schemas.openxmlformats.org/drawingml/2006/main" noChangeAspect="1"/>
@@ -4406,7 +4353,7 @@
                     </pic:cNvPicPr>
                   </pic:nvPicPr>
                   <pic:blipFill>
-                    <a:blip r:embed="rId16" cstate="print">
+                    <a:blip r:embed="rId18" cstate="print">
                       <a:extLst>
                         <a:ext uri="{28A0092B-C50C-407E-A947-70E740481C1C}">
                           <a14:useLocalDpi xmlns:a14="http://schemas.microsoft.com/office/drawing/2010/main" val="0"/>
@@ -4421,7 +4368,7 @@
                   <pic:spPr bwMode="auto">
                     <a:xfrm>
                       <a:off x="0" y="0"/>
-                      <a:ext cx="2817653" cy="3466814"/>
+                      <a:ext cx="3211583" cy="3951502"/>
                     </a:xfrm>
                     <a:prstGeom prst="rect">
                       <a:avLst/>
@@ -4452,7 +4399,6 @@
           <w:b/>
           <w:bCs/>
         </w:rPr>
-        <w:lastRenderedPageBreak/>
         <w:t>5.</w:t>
       </w:r>
       <w:r>
@@ -4477,9 +4423,9 @@
           <w:noProof/>
         </w:rPr>
         <w:drawing>
-          <wp:inline distT="0" distB="0" distL="0" distR="0" wp14:anchorId="1B6141EE" wp14:editId="06AAE250">
-            <wp:extent cx="3361765" cy="5067304"/>
-            <wp:effectExtent l="0" t="0" r="0" b="0"/>
+          <wp:inline distT="0" distB="0" distL="0" distR="0" wp14:anchorId="1B6141EE" wp14:editId="7FC084FE">
+            <wp:extent cx="2904565" cy="4378152"/>
+            <wp:effectExtent l="0" t="0" r="0" b="3810"/>
             <wp:docPr id="1544805189" name="Picture 1"/>
             <wp:cNvGraphicFramePr>
               <a:graphicFrameLocks xmlns:a="http://schemas.openxmlformats.org/drawingml/2006/main" noChangeAspect="1"/>
@@ -4494,7 +4440,7 @@
                     </pic:cNvPicPr>
                   </pic:nvPicPr>
                   <pic:blipFill>
-                    <a:blip r:embed="rId17" cstate="print">
+                    <a:blip r:embed="rId19" cstate="print">
                       <a:extLst>
                         <a:ext uri="{28A0092B-C50C-407E-A947-70E740481C1C}">
                           <a14:useLocalDpi xmlns:a14="http://schemas.microsoft.com/office/drawing/2010/main" val="0"/>
@@ -4509,7 +4455,7 @@
                   <pic:spPr bwMode="auto">
                     <a:xfrm>
                       <a:off x="0" y="0"/>
-                      <a:ext cx="3374140" cy="5085958"/>
+                      <a:ext cx="2933975" cy="4422483"/>
                     </a:xfrm>
                     <a:prstGeom prst="rect">
                       <a:avLst/>
@@ -4526,17 +4472,870 @@
         </w:drawing>
       </w:r>
     </w:p>
-    <w:p>
-      <w:pPr>
-        <w:rPr>
-          <w:rFonts w:ascii="Times New Roman" w:hAnsi="Times New Roman" w:cs="Times New Roman"/>
-          <w:b/>
-          <w:bCs/>
-          <w:sz w:val="28"/>
-          <w:szCs w:val="28"/>
-        </w:rPr>
-      </w:pPr>
-    </w:p>
+    <w:tbl>
+      <w:tblPr>
+        <w:tblStyle w:val="TableGrid"/>
+        <w:tblW w:w="0" w:type="auto"/>
+        <w:tblLook w:val="04A0" w:firstRow="1" w:lastRow="0" w:firstColumn="1" w:lastColumn="0" w:noHBand="0" w:noVBand="1"/>
+      </w:tblPr>
+      <w:tblGrid>
+        <w:gridCol w:w="5395"/>
+        <w:gridCol w:w="5395"/>
+      </w:tblGrid>
+      <w:tr>
+        <w:trPr>
+          <w:trHeight w:val="440"/>
+        </w:trPr>
+        <w:tc>
+          <w:tcPr>
+            <w:tcW w:w="5395" w:type="dxa"/>
+          </w:tcPr>
+          <w:p>
+            <w:pPr>
+              <w:rPr>
+                <w:rFonts w:ascii="Times New Roman" w:hAnsi="Times New Roman" w:cs="Times New Roman"/>
+                <w:b/>
+                <w:bCs/>
+              </w:rPr>
+            </w:pPr>
+            <w:r>
+              <w:rPr>
+                <w:rFonts w:ascii="Times New Roman" w:hAnsi="Times New Roman" w:cs="Times New Roman"/>
+                <w:b/>
+                <w:bCs/>
+              </w:rPr>
+              <w:lastRenderedPageBreak/>
+              <w:t>Interactions</w:t>
+            </w:r>
+          </w:p>
+        </w:tc>
+        <w:tc>
+          <w:tcPr>
+            <w:tcW w:w="5395" w:type="dxa"/>
+          </w:tcPr>
+          <w:p>
+            <w:pPr>
+              <w:rPr>
+                <w:rFonts w:ascii="Times New Roman" w:hAnsi="Times New Roman" w:cs="Times New Roman"/>
+                <w:b/>
+                <w:bCs/>
+              </w:rPr>
+            </w:pPr>
+            <w:r>
+              <w:rPr>
+                <w:rFonts w:ascii="Times New Roman" w:hAnsi="Times New Roman" w:cs="Times New Roman"/>
+                <w:b/>
+                <w:bCs/>
+              </w:rPr>
+              <w:t>Description</w:t>
+            </w:r>
+          </w:p>
+        </w:tc>
+      </w:tr>
+      <w:tr>
+        <w:trPr>
+          <w:trHeight w:val="3680"/>
+        </w:trPr>
+        <w:tc>
+          <w:tcPr>
+            <w:tcW w:w="5395" w:type="dxa"/>
+          </w:tcPr>
+          <w:p>
+            <w:pPr>
+              <w:rPr>
+                <w:rFonts w:ascii="Times New Roman" w:hAnsi="Times New Roman" w:cs="Times New Roman"/>
+              </w:rPr>
+            </w:pPr>
+          </w:p>
+          <w:p>
+            <w:pPr>
+              <w:rPr>
+                <w:rFonts w:ascii="Times New Roman" w:hAnsi="Times New Roman" w:cs="Times New Roman"/>
+              </w:rPr>
+            </w:pPr>
+          </w:p>
+          <w:p>
+            <w:pPr>
+              <w:rPr>
+                <w:rFonts w:ascii="Times New Roman" w:hAnsi="Times New Roman" w:cs="Times New Roman"/>
+              </w:rPr>
+            </w:pPr>
+          </w:p>
+          <w:p>
+            <w:pPr>
+              <w:rPr>
+                <w:rFonts w:ascii="Times New Roman" w:hAnsi="Times New Roman" w:cs="Times New Roman"/>
+              </w:rPr>
+            </w:pPr>
+          </w:p>
+          <w:p>
+            <w:pPr>
+              <w:rPr>
+                <w:rFonts w:ascii="Times New Roman" w:hAnsi="Times New Roman" w:cs="Times New Roman"/>
+              </w:rPr>
+            </w:pPr>
+          </w:p>
+          <w:p>
+            <w:pPr>
+              <w:rPr>
+                <w:rFonts w:ascii="Times New Roman" w:hAnsi="Times New Roman" w:cs="Times New Roman"/>
+              </w:rPr>
+            </w:pPr>
+          </w:p>
+          <w:p>
+            <w:pPr>
+              <w:rPr>
+                <w:rFonts w:ascii="Times New Roman" w:hAnsi="Times New Roman" w:cs="Times New Roman"/>
+              </w:rPr>
+            </w:pPr>
+            <w:r>
+              <w:rPr>
+                <w:rFonts w:ascii="Times New Roman" w:hAnsi="Times New Roman" w:cs="Times New Roman"/>
+              </w:rPr>
+              <w:t>Interaction 1: Mechanic Sign Up</w:t>
+            </w:r>
+          </w:p>
+        </w:tc>
+        <w:tc>
+          <w:tcPr>
+            <w:tcW w:w="5395" w:type="dxa"/>
+          </w:tcPr>
+          <w:p>
+            <w:pPr>
+              <w:rPr>
+                <w:rFonts w:ascii="Times New Roman" w:hAnsi="Times New Roman" w:cs="Times New Roman"/>
+              </w:rPr>
+            </w:pPr>
+            <w:r>
+              <w:rPr>
+                <w:rFonts w:ascii="Times New Roman" w:hAnsi="Times New Roman" w:cs="Times New Roman"/>
+              </w:rPr>
+              <w:t xml:space="preserve">The process begins when the Mechanic initiates the </w:t>
+            </w:r>
+            <w:r>
+              <w:rPr>
+                <w:rFonts w:ascii="Times New Roman" w:hAnsi="Times New Roman" w:cs="Times New Roman"/>
+                <w:b/>
+                <w:bCs/>
+              </w:rPr>
+              <w:t>Sign Up</w:t>
+            </w:r>
+            <w:r>
+              <w:rPr>
+                <w:rFonts w:ascii="Times New Roman" w:hAnsi="Times New Roman" w:cs="Times New Roman"/>
+              </w:rPr>
+              <w:t xml:space="preserve"> command from the system interface. As shown in the diagram, the system requires the user to input mandatory credentials, specifically their </w:t>
+            </w:r>
+            <w:r>
+              <w:rPr>
+                <w:rFonts w:ascii="Times New Roman" w:hAnsi="Times New Roman" w:cs="Times New Roman"/>
+                <w:b/>
+                <w:bCs/>
+              </w:rPr>
+              <w:t>Email</w:t>
+            </w:r>
+            <w:r>
+              <w:rPr>
+                <w:rFonts w:ascii="Times New Roman" w:hAnsi="Times New Roman" w:cs="Times New Roman"/>
+              </w:rPr>
+              <w:t xml:space="preserve">, </w:t>
+            </w:r>
+            <w:r>
+              <w:rPr>
+                <w:rFonts w:ascii="Times New Roman" w:hAnsi="Times New Roman" w:cs="Times New Roman"/>
+                <w:b/>
+                <w:bCs/>
+              </w:rPr>
+              <w:t>Password</w:t>
+            </w:r>
+            <w:r>
+              <w:rPr>
+                <w:rFonts w:ascii="Times New Roman" w:hAnsi="Times New Roman" w:cs="Times New Roman"/>
+              </w:rPr>
+              <w:t xml:space="preserve">, and </w:t>
+            </w:r>
+            <w:r>
+              <w:rPr>
+                <w:rFonts w:ascii="Times New Roman" w:hAnsi="Times New Roman" w:cs="Times New Roman"/>
+                <w:b/>
+                <w:bCs/>
+              </w:rPr>
+              <w:t>Phone Number</w:t>
+            </w:r>
+            <w:r>
+              <w:rPr>
+                <w:rFonts w:ascii="Times New Roman" w:hAnsi="Times New Roman" w:cs="Times New Roman"/>
+              </w:rPr>
+              <w:t xml:space="preserve">. Once the basic account structure is established, the interaction extends to allow the Mechanic to input professional details necessary for their business profile. This includes adding a </w:t>
+            </w:r>
+            <w:r>
+              <w:rPr>
+                <w:rFonts w:ascii="Times New Roman" w:hAnsi="Times New Roman" w:cs="Times New Roman"/>
+                <w:b/>
+                <w:bCs/>
+              </w:rPr>
+              <w:t>Business Name</w:t>
+            </w:r>
+            <w:r>
+              <w:rPr>
+                <w:rFonts w:ascii="Times New Roman" w:hAnsi="Times New Roman" w:cs="Times New Roman"/>
+              </w:rPr>
+              <w:t xml:space="preserve">, </w:t>
+            </w:r>
+            <w:r>
+              <w:rPr>
+                <w:rFonts w:ascii="Times New Roman" w:hAnsi="Times New Roman" w:cs="Times New Roman"/>
+                <w:b/>
+                <w:bCs/>
+              </w:rPr>
+              <w:t>Business Address</w:t>
+            </w:r>
+            <w:r>
+              <w:rPr>
+                <w:rFonts w:ascii="Times New Roman" w:hAnsi="Times New Roman" w:cs="Times New Roman"/>
+              </w:rPr>
+              <w:t xml:space="preserve">, </w:t>
+            </w:r>
+            <w:r>
+              <w:rPr>
+                <w:rFonts w:ascii="Times New Roman" w:hAnsi="Times New Roman" w:cs="Times New Roman"/>
+                <w:b/>
+                <w:bCs/>
+              </w:rPr>
+              <w:t>License Number</w:t>
+            </w:r>
+            <w:r>
+              <w:rPr>
+                <w:rFonts w:ascii="Times New Roman" w:hAnsi="Times New Roman" w:cs="Times New Roman"/>
+              </w:rPr>
+              <w:t xml:space="preserve">, and setting their </w:t>
+            </w:r>
+            <w:r>
+              <w:rPr>
+                <w:rFonts w:ascii="Times New Roman" w:hAnsi="Times New Roman" w:cs="Times New Roman"/>
+                <w:b/>
+                <w:bCs/>
+              </w:rPr>
+              <w:t>Hourly Rate</w:t>
+            </w:r>
+            <w:r>
+              <w:rPr>
+                <w:rFonts w:ascii="Times New Roman" w:hAnsi="Times New Roman" w:cs="Times New Roman"/>
+              </w:rPr>
+              <w:t xml:space="preserve"> and </w:t>
+            </w:r>
+            <w:r>
+              <w:rPr>
+                <w:rFonts w:ascii="Times New Roman" w:hAnsi="Times New Roman" w:cs="Times New Roman"/>
+                <w:b/>
+                <w:bCs/>
+              </w:rPr>
+              <w:t>Description</w:t>
+            </w:r>
+            <w:r>
+              <w:rPr>
+                <w:rFonts w:ascii="Times New Roman" w:hAnsi="Times New Roman" w:cs="Times New Roman"/>
+              </w:rPr>
+              <w:t>. The system validates these inputs to create a complete Mechanic Profile.</w:t>
+            </w:r>
+          </w:p>
+        </w:tc>
+      </w:tr>
+      <w:tr>
+        <w:trPr>
+          <w:trHeight w:val="3590"/>
+        </w:trPr>
+        <w:tc>
+          <w:tcPr>
+            <w:tcW w:w="5395" w:type="dxa"/>
+          </w:tcPr>
+          <w:p>
+            <w:pPr>
+              <w:rPr>
+                <w:rFonts w:ascii="Times New Roman" w:hAnsi="Times New Roman" w:cs="Times New Roman"/>
+              </w:rPr>
+            </w:pPr>
+          </w:p>
+          <w:p>
+            <w:pPr>
+              <w:rPr>
+                <w:rFonts w:ascii="Times New Roman" w:hAnsi="Times New Roman" w:cs="Times New Roman"/>
+              </w:rPr>
+            </w:pPr>
+          </w:p>
+          <w:p>
+            <w:pPr>
+              <w:rPr>
+                <w:rFonts w:ascii="Times New Roman" w:hAnsi="Times New Roman" w:cs="Times New Roman"/>
+              </w:rPr>
+            </w:pPr>
+          </w:p>
+          <w:p>
+            <w:pPr>
+              <w:rPr>
+                <w:rFonts w:ascii="Times New Roman" w:hAnsi="Times New Roman" w:cs="Times New Roman"/>
+              </w:rPr>
+            </w:pPr>
+          </w:p>
+          <w:p>
+            <w:pPr>
+              <w:rPr>
+                <w:rFonts w:ascii="Times New Roman" w:hAnsi="Times New Roman" w:cs="Times New Roman"/>
+              </w:rPr>
+            </w:pPr>
+          </w:p>
+          <w:p>
+            <w:pPr>
+              <w:rPr>
+                <w:rFonts w:ascii="Times New Roman" w:hAnsi="Times New Roman" w:cs="Times New Roman"/>
+              </w:rPr>
+            </w:pPr>
+          </w:p>
+          <w:p>
+            <w:pPr>
+              <w:rPr>
+                <w:rFonts w:ascii="Times New Roman" w:hAnsi="Times New Roman" w:cs="Times New Roman"/>
+              </w:rPr>
+            </w:pPr>
+            <w:r>
+              <w:rPr>
+                <w:rFonts w:ascii="Times New Roman" w:hAnsi="Times New Roman" w:cs="Times New Roman"/>
+              </w:rPr>
+              <w:t xml:space="preserve">Interaction 2: </w:t>
+            </w:r>
+            <w:r>
+              <w:rPr>
+                <w:rFonts w:ascii="Times New Roman" w:hAnsi="Times New Roman" w:cs="Times New Roman"/>
+              </w:rPr>
+              <w:t>Mechanic</w:t>
+            </w:r>
+            <w:r>
+              <w:rPr>
+                <w:rFonts w:ascii="Times New Roman" w:hAnsi="Times New Roman" w:cs="Times New Roman"/>
+              </w:rPr>
+              <w:t xml:space="preserve"> Shop Details</w:t>
+            </w:r>
+          </w:p>
+        </w:tc>
+        <w:tc>
+          <w:tcPr>
+            <w:tcW w:w="5395" w:type="dxa"/>
+          </w:tcPr>
+          <w:p>
+            <w:pPr>
+              <w:rPr>
+                <w:rFonts w:ascii="Times New Roman" w:hAnsi="Times New Roman" w:cs="Times New Roman"/>
+              </w:rPr>
+            </w:pPr>
+            <w:r>
+              <w:rPr>
+                <w:rFonts w:ascii="Times New Roman" w:hAnsi="Times New Roman" w:cs="Times New Roman"/>
+              </w:rPr>
+              <w:t xml:space="preserve">This interaction starts with the Mechanic accessing the </w:t>
+            </w:r>
+            <w:r>
+              <w:rPr>
+                <w:rFonts w:ascii="Times New Roman" w:hAnsi="Times New Roman" w:cs="Times New Roman"/>
+                <w:b/>
+                <w:bCs/>
+              </w:rPr>
+              <w:t>View Dashboard</w:t>
+            </w:r>
+            <w:r>
+              <w:rPr>
+                <w:rFonts w:ascii="Times New Roman" w:hAnsi="Times New Roman" w:cs="Times New Roman"/>
+              </w:rPr>
+              <w:t xml:space="preserve"> and navigating to the </w:t>
+            </w:r>
+            <w:r>
+              <w:rPr>
+                <w:rFonts w:ascii="Times New Roman" w:hAnsi="Times New Roman" w:cs="Times New Roman"/>
+                <w:b/>
+                <w:bCs/>
+              </w:rPr>
+              <w:t>View Shop</w:t>
+            </w:r>
+            <w:r>
+              <w:rPr>
+                <w:rFonts w:ascii="Times New Roman" w:hAnsi="Times New Roman" w:cs="Times New Roman"/>
+              </w:rPr>
+              <w:t xml:space="preserve"> section to check current performance metrics like </w:t>
+            </w:r>
+            <w:r>
+              <w:rPr>
+                <w:rFonts w:ascii="Times New Roman" w:hAnsi="Times New Roman" w:cs="Times New Roman"/>
+                <w:b/>
+                <w:bCs/>
+              </w:rPr>
+              <w:t>Shop Status</w:t>
+            </w:r>
+            <w:r>
+              <w:rPr>
+                <w:rFonts w:ascii="Times New Roman" w:hAnsi="Times New Roman" w:cs="Times New Roman"/>
+              </w:rPr>
+              <w:t xml:space="preserve">, </w:t>
+            </w:r>
+            <w:r>
+              <w:rPr>
+                <w:rFonts w:ascii="Times New Roman" w:hAnsi="Times New Roman" w:cs="Times New Roman"/>
+                <w:b/>
+                <w:bCs/>
+              </w:rPr>
+              <w:t>Rating &amp; Reviews</w:t>
+            </w:r>
+            <w:r>
+              <w:rPr>
+                <w:rFonts w:ascii="Times New Roman" w:hAnsi="Times New Roman" w:cs="Times New Roman"/>
+              </w:rPr>
+              <w:t xml:space="preserve">, and </w:t>
+            </w:r>
+            <w:r>
+              <w:rPr>
+                <w:rFonts w:ascii="Times New Roman" w:hAnsi="Times New Roman" w:cs="Times New Roman"/>
+                <w:b/>
+                <w:bCs/>
+              </w:rPr>
+              <w:t>Services &amp; Pricing</w:t>
+            </w:r>
+            <w:r>
+              <w:rPr>
+                <w:rFonts w:ascii="Times New Roman" w:hAnsi="Times New Roman" w:cs="Times New Roman"/>
+              </w:rPr>
+              <w:t xml:space="preserve">. If updates are needed, the Mechanic proceeds to the </w:t>
+            </w:r>
+            <w:r>
+              <w:rPr>
+                <w:rFonts w:ascii="Times New Roman" w:hAnsi="Times New Roman" w:cs="Times New Roman"/>
+                <w:b/>
+                <w:bCs/>
+              </w:rPr>
+              <w:t>Edit Shop</w:t>
+            </w:r>
+            <w:r>
+              <w:rPr>
+                <w:rFonts w:ascii="Times New Roman" w:hAnsi="Times New Roman" w:cs="Times New Roman"/>
+              </w:rPr>
+              <w:t xml:space="preserve"> function. From here, the system provides an extended menu of options, allowing the Mechanic to modify specific operational details such as the </w:t>
+            </w:r>
+            <w:r>
+              <w:rPr>
+                <w:rFonts w:ascii="Times New Roman" w:hAnsi="Times New Roman" w:cs="Times New Roman"/>
+                <w:b/>
+                <w:bCs/>
+              </w:rPr>
+              <w:t>Business Address</w:t>
+            </w:r>
+            <w:r>
+              <w:rPr>
+                <w:rFonts w:ascii="Times New Roman" w:hAnsi="Times New Roman" w:cs="Times New Roman"/>
+              </w:rPr>
+              <w:t xml:space="preserve">, </w:t>
+            </w:r>
+            <w:r>
+              <w:rPr>
+                <w:rFonts w:ascii="Times New Roman" w:hAnsi="Times New Roman" w:cs="Times New Roman"/>
+                <w:b/>
+                <w:bCs/>
+              </w:rPr>
+              <w:t>Hourly Rate</w:t>
+            </w:r>
+            <w:r>
+              <w:rPr>
+                <w:rFonts w:ascii="Times New Roman" w:hAnsi="Times New Roman" w:cs="Times New Roman"/>
+              </w:rPr>
+              <w:t xml:space="preserve">, </w:t>
+            </w:r>
+            <w:r>
+              <w:rPr>
+                <w:rFonts w:ascii="Times New Roman" w:hAnsi="Times New Roman" w:cs="Times New Roman"/>
+                <w:b/>
+                <w:bCs/>
+              </w:rPr>
+              <w:t>Telephone</w:t>
+            </w:r>
+            <w:r>
+              <w:rPr>
+                <w:rFonts w:ascii="Times New Roman" w:hAnsi="Times New Roman" w:cs="Times New Roman"/>
+              </w:rPr>
+              <w:t xml:space="preserve">, </w:t>
+            </w:r>
+            <w:r>
+              <w:rPr>
+                <w:rFonts w:ascii="Times New Roman" w:hAnsi="Times New Roman" w:cs="Times New Roman"/>
+                <w:b/>
+                <w:bCs/>
+              </w:rPr>
+              <w:t>Specializations</w:t>
+            </w:r>
+            <w:r>
+              <w:rPr>
+                <w:rFonts w:ascii="Times New Roman" w:hAnsi="Times New Roman" w:cs="Times New Roman"/>
+              </w:rPr>
+              <w:t xml:space="preserve">, and </w:t>
+            </w:r>
+            <w:r>
+              <w:rPr>
+                <w:rFonts w:ascii="Times New Roman" w:hAnsi="Times New Roman" w:cs="Times New Roman"/>
+                <w:b/>
+                <w:bCs/>
+              </w:rPr>
+              <w:t>Availability</w:t>
+            </w:r>
+            <w:r>
+              <w:rPr>
+                <w:rFonts w:ascii="Times New Roman" w:hAnsi="Times New Roman" w:cs="Times New Roman"/>
+              </w:rPr>
+              <w:t>. The interaction concludes when the system saves these modified business attributes to the database.</w:t>
+            </w:r>
+          </w:p>
+        </w:tc>
+      </w:tr>
+      <w:tr>
+        <w:trPr>
+          <w:trHeight w:val="3590"/>
+        </w:trPr>
+        <w:tc>
+          <w:tcPr>
+            <w:tcW w:w="5395" w:type="dxa"/>
+          </w:tcPr>
+          <w:p>
+            <w:pPr>
+              <w:rPr>
+                <w:rFonts w:ascii="Times New Roman" w:hAnsi="Times New Roman" w:cs="Times New Roman"/>
+              </w:rPr>
+            </w:pPr>
+          </w:p>
+          <w:p>
+            <w:pPr>
+              <w:rPr>
+                <w:rFonts w:ascii="Times New Roman" w:hAnsi="Times New Roman" w:cs="Times New Roman"/>
+              </w:rPr>
+            </w:pPr>
+          </w:p>
+          <w:p>
+            <w:pPr>
+              <w:rPr>
+                <w:rFonts w:ascii="Times New Roman" w:hAnsi="Times New Roman" w:cs="Times New Roman"/>
+              </w:rPr>
+            </w:pPr>
+          </w:p>
+          <w:p>
+            <w:pPr>
+              <w:rPr>
+                <w:rFonts w:ascii="Times New Roman" w:hAnsi="Times New Roman" w:cs="Times New Roman"/>
+              </w:rPr>
+            </w:pPr>
+          </w:p>
+          <w:p>
+            <w:pPr>
+              <w:rPr>
+                <w:rFonts w:ascii="Times New Roman" w:hAnsi="Times New Roman" w:cs="Times New Roman"/>
+              </w:rPr>
+            </w:pPr>
+          </w:p>
+          <w:p>
+            <w:pPr>
+              <w:rPr>
+                <w:rFonts w:ascii="Times New Roman" w:hAnsi="Times New Roman" w:cs="Times New Roman"/>
+              </w:rPr>
+            </w:pPr>
+          </w:p>
+          <w:p>
+            <w:pPr>
+              <w:rPr>
+                <w:rFonts w:ascii="Times New Roman" w:hAnsi="Times New Roman" w:cs="Times New Roman"/>
+              </w:rPr>
+            </w:pPr>
+            <w:r>
+              <w:rPr>
+                <w:rFonts w:ascii="Times New Roman" w:hAnsi="Times New Roman" w:cs="Times New Roman"/>
+              </w:rPr>
+              <w:t xml:space="preserve">Interaction 3: </w:t>
+            </w:r>
+            <w:r>
+              <w:rPr>
+                <w:rFonts w:ascii="Times New Roman" w:hAnsi="Times New Roman" w:cs="Times New Roman"/>
+              </w:rPr>
+              <w:t xml:space="preserve">Mechanic </w:t>
+            </w:r>
+            <w:r>
+              <w:rPr>
+                <w:rFonts w:ascii="Times New Roman" w:hAnsi="Times New Roman" w:cs="Times New Roman"/>
+              </w:rPr>
+              <w:t>Appointment Review</w:t>
+            </w:r>
+          </w:p>
+        </w:tc>
+        <w:tc>
+          <w:tcPr>
+            <w:tcW w:w="5395" w:type="dxa"/>
+          </w:tcPr>
+          <w:p>
+            <w:pPr>
+              <w:rPr>
+                <w:rFonts w:ascii="Times New Roman" w:hAnsi="Times New Roman" w:cs="Times New Roman"/>
+              </w:rPr>
+            </w:pPr>
+            <w:r>
+              <w:rPr>
+                <w:rFonts w:ascii="Times New Roman" w:hAnsi="Times New Roman" w:cs="Times New Roman"/>
+              </w:rPr>
+              <w:t xml:space="preserve">To manage their schedule, the Mechanic navigates from the </w:t>
+            </w:r>
+            <w:r>
+              <w:rPr>
+                <w:rFonts w:ascii="Times New Roman" w:hAnsi="Times New Roman" w:cs="Times New Roman"/>
+                <w:b/>
+                <w:bCs/>
+              </w:rPr>
+              <w:t>View Dashboard</w:t>
+            </w:r>
+            <w:r>
+              <w:rPr>
+                <w:rFonts w:ascii="Times New Roman" w:hAnsi="Times New Roman" w:cs="Times New Roman"/>
+              </w:rPr>
+              <w:t xml:space="preserve"> to the </w:t>
+            </w:r>
+            <w:r>
+              <w:rPr>
+                <w:rFonts w:ascii="Times New Roman" w:hAnsi="Times New Roman" w:cs="Times New Roman"/>
+                <w:b/>
+                <w:bCs/>
+              </w:rPr>
+              <w:t>View Appointments</w:t>
+            </w:r>
+            <w:r>
+              <w:rPr>
+                <w:rFonts w:ascii="Times New Roman" w:hAnsi="Times New Roman" w:cs="Times New Roman"/>
+              </w:rPr>
+              <w:t xml:space="preserve"> module. The system initially retrieves the appointment data, which the Mechanic can then filter based on the current status of the jobs. The diagram illustrates that the Mechanic can specifically choose to </w:t>
+            </w:r>
+            <w:r>
+              <w:rPr>
+                <w:rFonts w:ascii="Times New Roman" w:hAnsi="Times New Roman" w:cs="Times New Roman"/>
+                <w:b/>
+                <w:bCs/>
+              </w:rPr>
+              <w:t>View Pending Appointments</w:t>
+            </w:r>
+            <w:r>
+              <w:rPr>
+                <w:rFonts w:ascii="Times New Roman" w:hAnsi="Times New Roman" w:cs="Times New Roman"/>
+              </w:rPr>
+              <w:t xml:space="preserve"> to approve new requests, </w:t>
+            </w:r>
+            <w:r>
+              <w:rPr>
+                <w:rFonts w:ascii="Times New Roman" w:hAnsi="Times New Roman" w:cs="Times New Roman"/>
+                <w:b/>
+                <w:bCs/>
+              </w:rPr>
+              <w:t>View Accepted Appointments</w:t>
+            </w:r>
+            <w:r>
+              <w:rPr>
+                <w:rFonts w:ascii="Times New Roman" w:hAnsi="Times New Roman" w:cs="Times New Roman"/>
+              </w:rPr>
+              <w:t xml:space="preserve"> to see upcoming </w:t>
+            </w:r>
+            <w:r>
+              <w:rPr>
+                <w:rFonts w:ascii="Times New Roman" w:hAnsi="Times New Roman" w:cs="Times New Roman"/>
+              </w:rPr>
+              <w:t>work or</w:t>
+            </w:r>
+            <w:r>
+              <w:rPr>
+                <w:rFonts w:ascii="Times New Roman" w:hAnsi="Times New Roman" w:cs="Times New Roman"/>
+              </w:rPr>
+              <w:t xml:space="preserve"> </w:t>
+            </w:r>
+            <w:r>
+              <w:rPr>
+                <w:rFonts w:ascii="Times New Roman" w:hAnsi="Times New Roman" w:cs="Times New Roman"/>
+                <w:b/>
+                <w:bCs/>
+              </w:rPr>
+              <w:t>View Confirmed Appointments</w:t>
+            </w:r>
+            <w:r>
+              <w:rPr>
+                <w:rFonts w:ascii="Times New Roman" w:hAnsi="Times New Roman" w:cs="Times New Roman"/>
+              </w:rPr>
+              <w:t xml:space="preserve"> to track finalizing jobs. This interaction allows the Mechanic to segregate their workflow based on the job's lifecycle stage.</w:t>
+            </w:r>
+          </w:p>
+        </w:tc>
+      </w:tr>
+      <w:tr>
+        <w:tc>
+          <w:tcPr>
+            <w:tcW w:w="5395" w:type="dxa"/>
+          </w:tcPr>
+          <w:p>
+            <w:pPr>
+              <w:rPr>
+                <w:rFonts w:ascii="Times New Roman" w:hAnsi="Times New Roman" w:cs="Times New Roman"/>
+                <w:b/>
+                <w:bCs/>
+              </w:rPr>
+            </w:pPr>
+          </w:p>
+          <w:p>
+            <w:pPr>
+              <w:rPr>
+                <w:rFonts w:ascii="Times New Roman" w:hAnsi="Times New Roman" w:cs="Times New Roman"/>
+                <w:b/>
+                <w:bCs/>
+              </w:rPr>
+            </w:pPr>
+          </w:p>
+          <w:p>
+            <w:pPr>
+              <w:rPr>
+                <w:rFonts w:ascii="Times New Roman" w:hAnsi="Times New Roman" w:cs="Times New Roman"/>
+                <w:b/>
+                <w:bCs/>
+              </w:rPr>
+            </w:pPr>
+          </w:p>
+          <w:p>
+            <w:pPr>
+              <w:rPr>
+                <w:rFonts w:ascii="Times New Roman" w:hAnsi="Times New Roman" w:cs="Times New Roman"/>
+              </w:rPr>
+            </w:pPr>
+          </w:p>
+          <w:p>
+            <w:pPr>
+              <w:rPr>
+                <w:rFonts w:ascii="Times New Roman" w:hAnsi="Times New Roman" w:cs="Times New Roman"/>
+              </w:rPr>
+            </w:pPr>
+            <w:r>
+              <w:rPr>
+                <w:rFonts w:ascii="Times New Roman" w:hAnsi="Times New Roman" w:cs="Times New Roman"/>
+              </w:rPr>
+              <w:t xml:space="preserve">Interaction 4: </w:t>
+            </w:r>
+            <w:r>
+              <w:rPr>
+                <w:rFonts w:ascii="Times New Roman" w:hAnsi="Times New Roman" w:cs="Times New Roman"/>
+              </w:rPr>
+              <w:t xml:space="preserve">Mechanic </w:t>
+            </w:r>
+            <w:r>
+              <w:rPr>
+                <w:rFonts w:ascii="Times New Roman" w:hAnsi="Times New Roman" w:cs="Times New Roman"/>
+              </w:rPr>
+              <w:t>Profile Update</w:t>
+            </w:r>
+          </w:p>
+        </w:tc>
+        <w:tc>
+          <w:tcPr>
+            <w:tcW w:w="5395" w:type="dxa"/>
+          </w:tcPr>
+          <w:p>
+            <w:pPr>
+              <w:rPr>
+                <w:rFonts w:ascii="Times New Roman" w:hAnsi="Times New Roman" w:cs="Times New Roman"/>
+              </w:rPr>
+            </w:pPr>
+            <w:r>
+              <w:rPr>
+                <w:rFonts w:ascii="Times New Roman" w:hAnsi="Times New Roman" w:cs="Times New Roman"/>
+              </w:rPr>
+              <w:t xml:space="preserve">This interaction focuses on the Mechanic's personal account information rather than the shop's business data. Starting from the </w:t>
+            </w:r>
+            <w:r>
+              <w:rPr>
+                <w:rFonts w:ascii="Times New Roman" w:hAnsi="Times New Roman" w:cs="Times New Roman"/>
+                <w:b/>
+                <w:bCs/>
+              </w:rPr>
+              <w:t>View Dashboard</w:t>
+            </w:r>
+            <w:r>
+              <w:rPr>
+                <w:rFonts w:ascii="Times New Roman" w:hAnsi="Times New Roman" w:cs="Times New Roman"/>
+              </w:rPr>
+              <w:t xml:space="preserve">, the Mechanic selects </w:t>
+            </w:r>
+            <w:r>
+              <w:rPr>
+                <w:rFonts w:ascii="Times New Roman" w:hAnsi="Times New Roman" w:cs="Times New Roman"/>
+                <w:b/>
+                <w:bCs/>
+              </w:rPr>
+              <w:t>View Profile</w:t>
+            </w:r>
+            <w:r>
+              <w:rPr>
+                <w:rFonts w:ascii="Times New Roman" w:hAnsi="Times New Roman" w:cs="Times New Roman"/>
+              </w:rPr>
+              <w:t xml:space="preserve"> to see their registered personal details. If contact information has changed, the interaction extends to specific editing functions. The Mechanic can choose to </w:t>
+            </w:r>
+            <w:r>
+              <w:rPr>
+                <w:rFonts w:ascii="Times New Roman" w:hAnsi="Times New Roman" w:cs="Times New Roman"/>
+                <w:b/>
+                <w:bCs/>
+              </w:rPr>
+              <w:t>Edit First Name</w:t>
+            </w:r>
+            <w:r>
+              <w:rPr>
+                <w:rFonts w:ascii="Times New Roman" w:hAnsi="Times New Roman" w:cs="Times New Roman"/>
+              </w:rPr>
+              <w:t xml:space="preserve">, </w:t>
+            </w:r>
+            <w:r>
+              <w:rPr>
+                <w:rFonts w:ascii="Times New Roman" w:hAnsi="Times New Roman" w:cs="Times New Roman"/>
+                <w:b/>
+                <w:bCs/>
+              </w:rPr>
+              <w:t>Edit Last Name</w:t>
+            </w:r>
+            <w:r>
+              <w:rPr>
+                <w:rFonts w:ascii="Times New Roman" w:hAnsi="Times New Roman" w:cs="Times New Roman"/>
+              </w:rPr>
+              <w:t xml:space="preserve">, </w:t>
+            </w:r>
+            <w:r>
+              <w:rPr>
+                <w:rFonts w:ascii="Times New Roman" w:hAnsi="Times New Roman" w:cs="Times New Roman"/>
+                <w:b/>
+                <w:bCs/>
+              </w:rPr>
+              <w:t>Edit Email</w:t>
+            </w:r>
+            <w:r>
+              <w:rPr>
+                <w:rFonts w:ascii="Times New Roman" w:hAnsi="Times New Roman" w:cs="Times New Roman"/>
+              </w:rPr>
+              <w:t xml:space="preserve">, or </w:t>
+            </w:r>
+            <w:r>
+              <w:rPr>
+                <w:rFonts w:ascii="Times New Roman" w:hAnsi="Times New Roman" w:cs="Times New Roman"/>
+                <w:b/>
+                <w:bCs/>
+              </w:rPr>
+              <w:t>Edit Telephone</w:t>
+            </w:r>
+            <w:r>
+              <w:rPr>
+                <w:rFonts w:ascii="Times New Roman" w:hAnsi="Times New Roman" w:cs="Times New Roman"/>
+              </w:rPr>
+              <w:t>. The system captures these inputs and updates the Mechanic's personal record, ensuring that communication channels remain accurate.</w:t>
+            </w:r>
+          </w:p>
+        </w:tc>
+      </w:tr>
+    </w:tbl>
     <w:p>
       <w:pPr>
         <w:pStyle w:val="ListParagraph"/>
@@ -4560,6 +5359,7 @@
           <w:sz w:val="28"/>
           <w:szCs w:val="28"/>
         </w:rPr>
+        <w:lastRenderedPageBreak/>
         <w:t>Application architecture and describing these modules</w:t>
       </w:r>
     </w:p>
@@ -4587,7 +5387,6 @@
           <w:rFonts w:ascii="Times New Roman" w:hAnsi="Times New Roman" w:cs="Times New Roman"/>
           <w:noProof/>
         </w:rPr>
-        <w:lastRenderedPageBreak/>
         <w:drawing>
           <wp:inline distT="0" distB="0" distL="0" distR="0" wp14:anchorId="72AE1302" wp14:editId="7D5E5847">
             <wp:extent cx="6858000" cy="2926080"/>
@@ -4604,7 +5403,7 @@
                     <pic:cNvPicPr/>
                   </pic:nvPicPr>
                   <pic:blipFill>
-                    <a:blip r:embed="rId18"/>
+                    <a:blip r:embed="rId20"/>
                     <a:stretch>
                       <a:fillRect/>
                     </a:stretch>
@@ -4842,21 +5641,7 @@
         <w:rPr>
           <w:rFonts w:ascii="Times New Roman" w:hAnsi="Times New Roman" w:cs="Times New Roman"/>
         </w:rPr>
-        <w:t xml:space="preserve"> As indicated by the Flutter logo, the app is built using a single codebase that compiles natively for both Android and iOS. This ensures </w:t>
-      </w:r>
-      <w:proofErr w:type="gramStart"/>
-      <w:r>
-        <w:rPr>
-          <w:rFonts w:ascii="Times New Roman" w:hAnsi="Times New Roman" w:cs="Times New Roman"/>
-        </w:rPr>
-        <w:t>a consistent</w:t>
-      </w:r>
-      <w:proofErr w:type="gramEnd"/>
-      <w:r>
-        <w:rPr>
-          <w:rFonts w:ascii="Times New Roman" w:hAnsi="Times New Roman" w:cs="Times New Roman"/>
-        </w:rPr>
-        <w:t xml:space="preserve"> UI and logic across different devices.</w:t>
+        <w:t xml:space="preserve"> As indicated by the Flutter logo, the app is built using a single codebase that compiles natively for both Android and iOS. This ensures a consistent UI and logic across different devices.</w:t>
       </w:r>
     </w:p>
     <w:p>
@@ -4943,6 +5728,7 @@
           <w:b/>
           <w:bCs/>
         </w:rPr>
+        <w:lastRenderedPageBreak/>
         <w:t>3. Communication Layer (The "Bridge")</w:t>
       </w:r>
     </w:p>
@@ -4968,38 +5754,22 @@
         <w:rPr>
           <w:rFonts w:ascii="Times New Roman" w:hAnsi="Times New Roman" w:cs="Times New Roman"/>
         </w:rPr>
-        <w:t xml:space="preserve"> The arrows connecting the mobile devices to </w:t>
-      </w:r>
-      <w:proofErr w:type="spellStart"/>
+        <w:t xml:space="preserve"> The arrows connecting the mobile devices to Supabase, labeled </w:t>
+      </w:r>
+      <w:r>
+        <w:rPr>
+          <w:rFonts w:ascii="Times New Roman" w:hAnsi="Times New Roman" w:cs="Times New Roman"/>
+          <w:b/>
+          <w:bCs/>
+        </w:rPr>
+        <w:t>"</w:t>
+      </w:r>
       <w:r>
         <w:rPr>
           <w:rFonts w:ascii="Times New Roman" w:hAnsi="Times New Roman" w:cs="Times New Roman"/>
         </w:rPr>
         <w:t>Supabase</w:t>
       </w:r>
-      <w:proofErr w:type="spellEnd"/>
-      <w:r>
-        <w:rPr>
-          <w:rFonts w:ascii="Times New Roman" w:hAnsi="Times New Roman" w:cs="Times New Roman"/>
-        </w:rPr>
-        <w:t xml:space="preserve">, labeled </w:t>
-      </w:r>
-      <w:r>
-        <w:rPr>
-          <w:rFonts w:ascii="Times New Roman" w:hAnsi="Times New Roman" w:cs="Times New Roman"/>
-          <w:b/>
-          <w:bCs/>
-        </w:rPr>
-        <w:t>"</w:t>
-      </w:r>
-      <w:proofErr w:type="spellStart"/>
-      <w:r>
-        <w:rPr>
-          <w:rFonts w:ascii="Times New Roman" w:hAnsi="Times New Roman" w:cs="Times New Roman"/>
-        </w:rPr>
-        <w:t>Supabase</w:t>
-      </w:r>
-      <w:proofErr w:type="spellEnd"/>
       <w:r>
         <w:rPr>
           <w:rFonts w:ascii="Times New Roman" w:hAnsi="Times New Roman" w:cs="Times New Roman"/>
@@ -5064,44 +5834,19 @@
           <w:rFonts w:ascii="Times New Roman" w:hAnsi="Times New Roman" w:cs="Times New Roman"/>
         </w:rPr>
       </w:pPr>
-      <w:proofErr w:type="spellStart"/>
-      <w:r>
-        <w:rPr>
-          <w:rFonts w:ascii="Times New Roman" w:hAnsi="Times New Roman" w:cs="Times New Roman"/>
-          <w:b/>
-          <w:bCs/>
-        </w:rPr>
-        <w:lastRenderedPageBreak/>
-        <w:t>Supabase</w:t>
-      </w:r>
-      <w:proofErr w:type="spellEnd"/>
-      <w:r>
-        <w:rPr>
-          <w:rFonts w:ascii="Times New Roman" w:hAnsi="Times New Roman" w:cs="Times New Roman"/>
-          <w:b/>
-          <w:bCs/>
-        </w:rPr>
-        <w:t xml:space="preserve"> Client:</w:t>
-      </w:r>
-      <w:r>
-        <w:rPr>
-          <w:rFonts w:ascii="Times New Roman" w:hAnsi="Times New Roman" w:cs="Times New Roman"/>
-        </w:rPr>
-        <w:t xml:space="preserve"> The Flutter app uses the </w:t>
-      </w:r>
-      <w:proofErr w:type="spellStart"/>
-      <w:r>
-        <w:rPr>
-          <w:rFonts w:ascii="Times New Roman" w:hAnsi="Times New Roman" w:cs="Times New Roman"/>
-        </w:rPr>
-        <w:t>supabase_flutter</w:t>
-      </w:r>
-      <w:proofErr w:type="spellEnd"/>
-      <w:r>
-        <w:rPr>
-          <w:rFonts w:ascii="Times New Roman" w:hAnsi="Times New Roman" w:cs="Times New Roman"/>
-        </w:rPr>
-        <w:t xml:space="preserve"> SDK to communicate with the backend.</w:t>
+      <w:r>
+        <w:rPr>
+          <w:rFonts w:ascii="Times New Roman" w:hAnsi="Times New Roman" w:cs="Times New Roman"/>
+          <w:b/>
+          <w:bCs/>
+        </w:rPr>
+        <w:t>Supabase Client:</w:t>
+      </w:r>
+      <w:r>
+        <w:rPr>
+          <w:rFonts w:ascii="Times New Roman" w:hAnsi="Times New Roman" w:cs="Times New Roman"/>
+        </w:rPr>
+        <w:t xml:space="preserve"> The Flutter app uses the supabase_flutter SDK to communicate with the backend.</w:t>
       </w:r>
     </w:p>
     <w:p>
@@ -5126,21 +5871,7 @@
         <w:rPr>
           <w:rFonts w:ascii="Times New Roman" w:hAnsi="Times New Roman" w:cs="Times New Roman"/>
         </w:rPr>
-        <w:t xml:space="preserve"> It utilizes secure REST API calls for standard actions (like "Create Appointment") and </w:t>
-      </w:r>
-      <w:proofErr w:type="spellStart"/>
-      <w:r>
-        <w:rPr>
-          <w:rFonts w:ascii="Times New Roman" w:hAnsi="Times New Roman" w:cs="Times New Roman"/>
-        </w:rPr>
-        <w:t>WebSockets</w:t>
-      </w:r>
-      <w:proofErr w:type="spellEnd"/>
-      <w:r>
-        <w:rPr>
-          <w:rFonts w:ascii="Times New Roman" w:hAnsi="Times New Roman" w:cs="Times New Roman"/>
-        </w:rPr>
-        <w:t xml:space="preserve"> for Realtime features (like receiving an instant notification when a mechanic accepts a job).</w:t>
+        <w:t xml:space="preserve"> It utilizes secure REST API calls for standard actions (like "Create Appointment") and WebSockets for Realtime features (like receiving an instant notification when a mechanic accepts a job).</w:t>
       </w:r>
     </w:p>
     <w:p>
@@ -5182,21 +5913,7 @@
         <w:rPr>
           <w:rFonts w:ascii="Times New Roman" w:hAnsi="Times New Roman" w:cs="Times New Roman"/>
         </w:rPr>
-        <w:t xml:space="preserve"> The green </w:t>
-      </w:r>
-      <w:proofErr w:type="spellStart"/>
-      <w:r>
-        <w:rPr>
-          <w:rFonts w:ascii="Times New Roman" w:hAnsi="Times New Roman" w:cs="Times New Roman"/>
-        </w:rPr>
-        <w:t>Supabase</w:t>
-      </w:r>
-      <w:proofErr w:type="spellEnd"/>
-      <w:r>
-        <w:rPr>
-          <w:rFonts w:ascii="Times New Roman" w:hAnsi="Times New Roman" w:cs="Times New Roman"/>
-        </w:rPr>
-        <w:t xml:space="preserve"> logo on the far right.</w:t>
+        <w:t xml:space="preserve"> The green Supabase logo on the far right.</w:t>
       </w:r>
     </w:p>
     <w:p>
@@ -5221,35 +5938,7 @@
         <w:rPr>
           <w:rFonts w:ascii="Times New Roman" w:hAnsi="Times New Roman" w:cs="Times New Roman"/>
         </w:rPr>
-        <w:t xml:space="preserve"> </w:t>
-      </w:r>
-      <w:proofErr w:type="spellStart"/>
-      <w:r>
-        <w:rPr>
-          <w:rFonts w:ascii="Times New Roman" w:hAnsi="Times New Roman" w:cs="Times New Roman"/>
-        </w:rPr>
-        <w:t>Supabase</w:t>
-      </w:r>
-      <w:proofErr w:type="spellEnd"/>
-      <w:r>
-        <w:rPr>
-          <w:rFonts w:ascii="Times New Roman" w:hAnsi="Times New Roman" w:cs="Times New Roman"/>
-        </w:rPr>
-        <w:t xml:space="preserve"> acts as the centralized backend infrastructure, replacing the need for a traditional custom server. It </w:t>
-      </w:r>
-      <w:proofErr w:type="gramStart"/>
-      <w:r>
-        <w:rPr>
-          <w:rFonts w:ascii="Times New Roman" w:hAnsi="Times New Roman" w:cs="Times New Roman"/>
-        </w:rPr>
-        <w:t>manages</w:t>
-      </w:r>
-      <w:proofErr w:type="gramEnd"/>
-      <w:r>
-        <w:rPr>
-          <w:rFonts w:ascii="Times New Roman" w:hAnsi="Times New Roman" w:cs="Times New Roman"/>
-        </w:rPr>
-        <w:t xml:space="preserve"> four key components:</w:t>
+        <w:t xml:space="preserve"> Supabase acts as the centralized backend infrastructure, replacing the need for a traditional custom server. It manages four key components:</w:t>
       </w:r>
     </w:p>
     <w:p>
@@ -5349,223 +6038,7 @@
         <w:rPr>
           <w:rFonts w:ascii="Times New Roman" w:hAnsi="Times New Roman" w:cs="Times New Roman"/>
         </w:rPr>
-        <w:t xml:space="preserve"> Listens </w:t>
-      </w:r>
-      <w:proofErr w:type="gramStart"/>
-      <w:r>
-        <w:rPr>
-          <w:rFonts w:ascii="Times New Roman" w:hAnsi="Times New Roman" w:cs="Times New Roman"/>
-        </w:rPr>
-        <w:t>for</w:t>
-      </w:r>
-      <w:proofErr w:type="gramEnd"/>
-      <w:r>
-        <w:rPr>
-          <w:rFonts w:ascii="Times New Roman" w:hAnsi="Times New Roman" w:cs="Times New Roman"/>
-        </w:rPr>
-        <w:t xml:space="preserve"> changes in the database (e.g., a status change from "Pending" to "Confirmed") and instantly pushes updates to the Flutter app.</w:t>
-      </w:r>
-    </w:p>
-    <w:p>
-      <w:pPr>
-        <w:rPr>
-          <w:rFonts w:ascii="Times New Roman" w:hAnsi="Times New Roman" w:cs="Times New Roman"/>
-        </w:rPr>
-      </w:pPr>
-      <w:r>
-        <w:rPr>
-          <w:rFonts w:ascii="Times New Roman" w:hAnsi="Times New Roman" w:cs="Times New Roman"/>
-        </w:rPr>
-        <w:pict w14:anchorId="1CE80EAC">
-          <v:rect id="_x0000_i1025" style="width:0;height:1.5pt" o:hralign="center" o:hrstd="t" o:hr="t" fillcolor="#a0a0a0" stroked="f"/>
-        </w:pict>
-      </w:r>
-    </w:p>
-    <w:p>
-      <w:pPr>
-        <w:rPr>
-          <w:rFonts w:ascii="Times New Roman" w:hAnsi="Times New Roman" w:cs="Times New Roman"/>
-          <w:b/>
-          <w:bCs/>
-        </w:rPr>
-      </w:pPr>
-      <w:r>
-        <w:rPr>
-          <w:rFonts w:ascii="Times New Roman" w:hAnsi="Times New Roman" w:cs="Times New Roman"/>
-          <w:b/>
-          <w:bCs/>
-        </w:rPr>
-        <w:t>Data Flow Summary</w:t>
-      </w:r>
-    </w:p>
-    <w:p>
-      <w:pPr>
-        <w:numPr>
-          <w:ilvl w:val="0"/>
-          <w:numId w:val="5"/>
-        </w:numPr>
-        <w:rPr>
-          <w:rFonts w:ascii="Times New Roman" w:hAnsi="Times New Roman" w:cs="Times New Roman"/>
-        </w:rPr>
-      </w:pPr>
-      <w:r>
-        <w:rPr>
-          <w:rFonts w:ascii="Times New Roman" w:hAnsi="Times New Roman" w:cs="Times New Roman"/>
-          <w:b/>
-          <w:bCs/>
-        </w:rPr>
-        <w:t>Input:</w:t>
-      </w:r>
-      <w:r>
-        <w:rPr>
-          <w:rFonts w:ascii="Times New Roman" w:hAnsi="Times New Roman" w:cs="Times New Roman"/>
-        </w:rPr>
-        <w:t xml:space="preserve"> A User interacts with the Flutter</w:t>
-      </w:r>
-      <w:r>
-        <w:rPr>
-          <w:rFonts w:ascii="Times New Roman" w:hAnsi="Times New Roman" w:cs="Times New Roman"/>
-          <w:b/>
-          <w:bCs/>
-        </w:rPr>
-        <w:t xml:space="preserve"> </w:t>
-      </w:r>
-      <w:r>
-        <w:rPr>
-          <w:rFonts w:ascii="Times New Roman" w:hAnsi="Times New Roman" w:cs="Times New Roman"/>
-        </w:rPr>
-        <w:t>App (e.g., taps "Book Now").</w:t>
-      </w:r>
-    </w:p>
-    <w:p>
-      <w:pPr>
-        <w:numPr>
-          <w:ilvl w:val="0"/>
-          <w:numId w:val="5"/>
-        </w:numPr>
-        <w:rPr>
-          <w:rFonts w:ascii="Times New Roman" w:hAnsi="Times New Roman" w:cs="Times New Roman"/>
-        </w:rPr>
-      </w:pPr>
-      <w:r>
-        <w:rPr>
-          <w:rFonts w:ascii="Times New Roman" w:hAnsi="Times New Roman" w:cs="Times New Roman"/>
-          <w:b/>
-          <w:bCs/>
-        </w:rPr>
-        <w:t>Request:</w:t>
-      </w:r>
-      <w:r>
-        <w:rPr>
-          <w:rFonts w:ascii="Times New Roman" w:hAnsi="Times New Roman" w:cs="Times New Roman"/>
-        </w:rPr>
-        <w:t xml:space="preserve"> The app sends a request via </w:t>
-      </w:r>
-      <w:proofErr w:type="spellStart"/>
-      <w:r>
-        <w:rPr>
-          <w:rFonts w:ascii="Times New Roman" w:hAnsi="Times New Roman" w:cs="Times New Roman"/>
-        </w:rPr>
-        <w:t>Supabase</w:t>
-      </w:r>
-      <w:proofErr w:type="spellEnd"/>
-      <w:r>
-        <w:rPr>
-          <w:rFonts w:ascii="Times New Roman" w:hAnsi="Times New Roman" w:cs="Times New Roman"/>
-          <w:b/>
-          <w:bCs/>
-        </w:rPr>
-        <w:t xml:space="preserve"> </w:t>
-      </w:r>
-      <w:r>
-        <w:rPr>
-          <w:rFonts w:ascii="Times New Roman" w:hAnsi="Times New Roman" w:cs="Times New Roman"/>
-        </w:rPr>
-        <w:t>APIs.</w:t>
-      </w:r>
-    </w:p>
-    <w:p>
-      <w:pPr>
-        <w:numPr>
-          <w:ilvl w:val="0"/>
-          <w:numId w:val="5"/>
-        </w:numPr>
-        <w:rPr>
-          <w:rFonts w:ascii="Times New Roman" w:hAnsi="Times New Roman" w:cs="Times New Roman"/>
-        </w:rPr>
-      </w:pPr>
-      <w:r>
-        <w:rPr>
-          <w:rFonts w:ascii="Times New Roman" w:hAnsi="Times New Roman" w:cs="Times New Roman"/>
-          <w:b/>
-          <w:bCs/>
-        </w:rPr>
-        <w:t>Processing:</w:t>
-      </w:r>
-      <w:r>
-        <w:rPr>
-          <w:rFonts w:ascii="Times New Roman" w:hAnsi="Times New Roman" w:cs="Times New Roman"/>
-        </w:rPr>
-        <w:t xml:space="preserve"> </w:t>
-      </w:r>
-      <w:proofErr w:type="spellStart"/>
-      <w:r>
-        <w:rPr>
-          <w:rFonts w:ascii="Times New Roman" w:hAnsi="Times New Roman" w:cs="Times New Roman"/>
-        </w:rPr>
-        <w:t>Supabase</w:t>
-      </w:r>
-      <w:proofErr w:type="spellEnd"/>
-      <w:r>
-        <w:rPr>
-          <w:rFonts w:ascii="Times New Roman" w:hAnsi="Times New Roman" w:cs="Times New Roman"/>
-        </w:rPr>
-        <w:t xml:space="preserve"> verifies the user's identity, updates the database, and stores any necessary files.</w:t>
-      </w:r>
-    </w:p>
-    <w:p>
-      <w:pPr>
-        <w:numPr>
-          <w:ilvl w:val="0"/>
-          <w:numId w:val="5"/>
-        </w:numPr>
-        <w:rPr>
-          <w:rFonts w:ascii="Times New Roman" w:hAnsi="Times New Roman" w:cs="Times New Roman"/>
-        </w:rPr>
-      </w:pPr>
-      <w:r>
-        <w:rPr>
-          <w:rFonts w:ascii="Times New Roman" w:hAnsi="Times New Roman" w:cs="Times New Roman"/>
-          <w:b/>
-          <w:bCs/>
-        </w:rPr>
-        <w:t>Response:</w:t>
-      </w:r>
-      <w:r>
-        <w:rPr>
-          <w:rFonts w:ascii="Times New Roman" w:hAnsi="Times New Roman" w:cs="Times New Roman"/>
-        </w:rPr>
-        <w:t xml:space="preserve"> </w:t>
-      </w:r>
-      <w:proofErr w:type="spellStart"/>
-      <w:r>
-        <w:rPr>
-          <w:rFonts w:ascii="Times New Roman" w:hAnsi="Times New Roman" w:cs="Times New Roman"/>
-        </w:rPr>
-        <w:t>Supabase</w:t>
-      </w:r>
-      <w:proofErr w:type="spellEnd"/>
-      <w:r>
-        <w:rPr>
-          <w:rFonts w:ascii="Times New Roman" w:hAnsi="Times New Roman" w:cs="Times New Roman"/>
-        </w:rPr>
-        <w:t xml:space="preserve"> sends a confirmation back to the app, which updates the UI for the user</w:t>
-      </w:r>
-      <w:r>
-        <w:rPr>
-          <w:rFonts w:ascii="Times New Roman" w:hAnsi="Times New Roman" w:cs="Times New Roman"/>
-        </w:rPr>
-        <w:t>.</w:t>
+        <w:t xml:space="preserve"> Listens for changes in the database (e.g., a status change from "Pending" to "Confirmed") and instantly pushes updates to the Flutter app.</w:t>
       </w:r>
     </w:p>
     <w:sectPr>
@@ -11036,6 +11509,25 @@
       <w:spacing w:val="5"/>
     </w:rPr>
   </w:style>
+  <w:style w:type="table" w:styleId="TableGrid">
+    <w:name w:val="Table Grid"/>
+    <w:basedOn w:val="TableNormal"/>
+    <w:uiPriority w:val="39"/>
+    <w:rsid w:val="007902A9"/>
+    <w:pPr>
+      <w:spacing w:after="0" w:line="240" w:lineRule="auto"/>
+    </w:pPr>
+    <w:tblPr>
+      <w:tblBorders>
+        <w:top w:val="single" w:sz="4" w:space="0" w:color="auto"/>
+        <w:left w:val="single" w:sz="4" w:space="0" w:color="auto"/>
+        <w:bottom w:val="single" w:sz="4" w:space="0" w:color="auto"/>
+        <w:right w:val="single" w:sz="4" w:space="0" w:color="auto"/>
+        <w:insideH w:val="single" w:sz="4" w:space="0" w:color="auto"/>
+        <w:insideV w:val="single" w:sz="4" w:space="0" w:color="auto"/>
+      </w:tblBorders>
+    </w:tblPr>
+  </w:style>
 </w:styles>
 </file>
 
